--- a/flower_backend/doctypes/DEVIS.docx
+++ b/flower_backend/doctypes/DEVIS.docx
@@ -1,6 +1,6 @@
 
 <file path=word/document.xml><?xml version="1.0" encoding="utf-8"?>
-<w:document xmlns:wpc="http://schemas.microsoft.com/office/word/2010/wordprocessingCanvas" xmlns:cx="http://schemas.microsoft.com/office/drawing/2014/chartex" xmlns:cx1="http://schemas.microsoft.com/office/drawing/2015/9/8/chartex" xmlns:cx2="http://schemas.microsoft.com/office/drawing/2015/10/21/chartex" xmlns:cx3="http://schemas.microsoft.com/office/drawing/2016/5/9/chartex" xmlns:cx4="http://schemas.microsoft.com/office/drawing/2016/5/10/chartex" xmlns:cx5="http://schemas.microsoft.com/office/drawing/2016/5/11/chartex" xmlns:cx6="http://schemas.microsoft.com/office/drawing/2016/5/12/chartex" xmlns:cx7="http://schemas.microsoft.com/office/drawing/2016/5/13/chartex" xmlns:cx8="http://schemas.microsoft.com/office/drawing/2016/5/14/chartex" xmlns:mc="http://schemas.openxmlformats.org/markup-compatibility/2006" xmlns:aink="http://schemas.microsoft.com/office/drawing/2016/ink" xmlns:am3d="http://schemas.microsoft.com/office/drawing/2017/model3d" xmlns:o="urn:schemas-microsoft-com:office:office" xmlns:r="http://schemas.openxmlformats.org/officeDocument/2006/relationships" xmlns:m="http://schemas.openxmlformats.org/officeDocument/2006/math" xmlns:v="urn:schemas-microsoft-com:vml" xmlns:wp14="http://schemas.microsoft.com/office/word/2010/wordprocessingDrawing" xmlns:wp="http://schemas.openxmlformats.org/drawingml/2006/wordprocessingDrawing" xmlns:w10="urn:schemas-microsoft-com:office:word" xmlns:w="http://schemas.openxmlformats.org/wordprocessingml/2006/main" xmlns:w14="http://schemas.microsoft.com/office/word/2010/wordml" xmlns:w15="http://schemas.microsoft.com/office/word/2012/wordml" xmlns:w16cex="http://schemas.microsoft.com/office/word/2018/wordml/cex" xmlns:w16cid="http://schemas.microsoft.com/office/word/2016/wordml/cid" xmlns:w16="http://schemas.microsoft.com/office/word/2018/wordml" xmlns:w16se="http://schemas.microsoft.com/office/word/2015/wordml/symex" xmlns:wpg="http://schemas.microsoft.com/office/word/2010/wordprocessingGroup" xmlns:wpi="http://schemas.microsoft.com/office/word/2010/wordprocessingInk" xmlns:wne="http://schemas.microsoft.com/office/word/2006/wordml" xmlns:wps="http://schemas.microsoft.com/office/word/2010/wordprocessingShape" mc:Ignorable="w14 w15 w16se w16cid w16 w16cex wp14">
+<w:document xmlns:wpc="http://schemas.microsoft.com/office/word/2010/wordprocessingCanvas" xmlns:mc="http://schemas.openxmlformats.org/markup-compatibility/2006" xmlns:o="urn:schemas-microsoft-com:office:office" xmlns:r="http://schemas.openxmlformats.org/officeDocument/2006/relationships" xmlns:m="http://schemas.openxmlformats.org/officeDocument/2006/math" xmlns:v="urn:schemas-microsoft-com:vml" xmlns:wp14="http://schemas.microsoft.com/office/word/2010/wordprocessingDrawing" xmlns:wp="http://schemas.openxmlformats.org/drawingml/2006/wordprocessingDrawing" xmlns:w10="urn:schemas-microsoft-com:office:word" xmlns:w="http://schemas.openxmlformats.org/wordprocessingml/2006/main" xmlns:w14="http://schemas.microsoft.com/office/word/2010/wordml" xmlns:w15="http://schemas.microsoft.com/office/word/2012/wordml" xmlns:wpg="http://schemas.microsoft.com/office/word/2010/wordprocessingGroup" xmlns:wpi="http://schemas.microsoft.com/office/word/2010/wordprocessingInk" xmlns:wne="http://schemas.microsoft.com/office/word/2006/wordml" xmlns:wps="http://schemas.microsoft.com/office/word/2010/wordprocessingShape" mc:Ignorable="w14 w15 wp14">
   <w:body>
     <w:p>
       <w:pPr>
@@ -179,6 +179,15 @@
           <w:szCs w:val="22"/>
         </w:rPr>
       </w:pPr>
+      <w:r>
+        <w:rPr>
+          <w:rFonts w:ascii="Arial" w:eastAsia="Arial" w:hAnsi="Arial" w:cs="Arial"/>
+          <w:b/>
+          <w:sz w:val="22"/>
+          <w:szCs w:val="22"/>
+        </w:rPr>
+        <w:t>{</w:t>
+      </w:r>
       <w:proofErr w:type="gramStart"/>
       <w:r>
         <w:rPr>
@@ -187,7 +196,7 @@
           <w:sz w:val="22"/>
           <w:szCs w:val="22"/>
         </w:rPr>
-        <w:t>{{ etude.prospect.</w:t>
+        <w:t>{ etude.prospect.</w:t>
       </w:r>
       <w:r>
         <w:rPr>
@@ -231,6 +240,14 @@
           <w:szCs w:val="22"/>
         </w:rPr>
       </w:pPr>
+      <w:r>
+        <w:rPr>
+          <w:rFonts w:ascii="Arial" w:eastAsia="Arial" w:hAnsi="Arial" w:cs="Arial"/>
+          <w:sz w:val="22"/>
+          <w:szCs w:val="22"/>
+        </w:rPr>
+        <w:t>située {</w:t>
+      </w:r>
       <w:proofErr w:type="gramStart"/>
       <w:r>
         <w:rPr>
@@ -238,35 +255,27 @@
           <w:sz w:val="22"/>
           <w:szCs w:val="22"/>
         </w:rPr>
-        <w:t>située</w:t>
-      </w:r>
+        <w:t xml:space="preserve">{ </w:t>
+      </w:r>
+      <w:proofErr w:type="spellStart"/>
+      <w:r>
+        <w:rPr>
+          <w:rFonts w:ascii="Arial" w:eastAsia="Arial" w:hAnsi="Arial" w:cs="Arial"/>
+          <w:sz w:val="22"/>
+          <w:szCs w:val="22"/>
+        </w:rPr>
+        <w:t>etude.prospect.</w:t>
+      </w:r>
+      <w:r>
+        <w:rPr>
+          <w:rFonts w:ascii="Arial" w:eastAsia="Arial" w:hAnsi="Arial" w:cs="Arial"/>
+          <w:sz w:val="22"/>
+          <w:szCs w:val="22"/>
+        </w:rPr>
+        <w:t>address</w:t>
+      </w:r>
+      <w:proofErr w:type="spellEnd"/>
       <w:proofErr w:type="gramEnd"/>
-      <w:r>
-        <w:rPr>
-          <w:rFonts w:ascii="Arial" w:eastAsia="Arial" w:hAnsi="Arial" w:cs="Arial"/>
-          <w:sz w:val="22"/>
-          <w:szCs w:val="22"/>
-        </w:rPr>
-        <w:t xml:space="preserve"> {{ </w:t>
-      </w:r>
-      <w:proofErr w:type="spellStart"/>
-      <w:r>
-        <w:rPr>
-          <w:rFonts w:ascii="Arial" w:eastAsia="Arial" w:hAnsi="Arial" w:cs="Arial"/>
-          <w:sz w:val="22"/>
-          <w:szCs w:val="22"/>
-        </w:rPr>
-        <w:t>etude.prospect.</w:t>
-      </w:r>
-      <w:r>
-        <w:rPr>
-          <w:rFonts w:ascii="Arial" w:eastAsia="Arial" w:hAnsi="Arial" w:cs="Arial"/>
-          <w:sz w:val="22"/>
-          <w:szCs w:val="22"/>
-        </w:rPr>
-        <w:t>address</w:t>
-      </w:r>
-      <w:proofErr w:type="spellEnd"/>
       <w:r>
         <w:rPr>
           <w:rFonts w:ascii="Arial" w:eastAsia="Arial" w:hAnsi="Arial" w:cs="Arial"/>
@@ -290,6 +299,14 @@
           <w:szCs w:val="22"/>
         </w:rPr>
       </w:pPr>
+      <w:r>
+        <w:rPr>
+          <w:rFonts w:ascii="Arial" w:eastAsia="Arial" w:hAnsi="Arial" w:cs="Arial"/>
+          <w:sz w:val="22"/>
+          <w:szCs w:val="22"/>
+        </w:rPr>
+        <w:t>{</w:t>
+      </w:r>
       <w:proofErr w:type="gramStart"/>
       <w:r>
         <w:rPr>
@@ -297,7 +314,7 @@
           <w:sz w:val="22"/>
           <w:szCs w:val="22"/>
         </w:rPr>
-        <w:t xml:space="preserve">{{ </w:t>
+        <w:t xml:space="preserve">{ </w:t>
       </w:r>
       <w:proofErr w:type="spellStart"/>
       <w:r>
@@ -306,34 +323,26 @@
           <w:sz w:val="22"/>
           <w:szCs w:val="22"/>
         </w:rPr>
-        <w:t>etude</w:t>
-      </w:r>
+        <w:t>etude.prospect.</w:t>
+      </w:r>
+      <w:r>
+        <w:rPr>
+          <w:rFonts w:ascii="Arial" w:eastAsia="Arial" w:hAnsi="Arial" w:cs="Arial"/>
+          <w:sz w:val="22"/>
+          <w:szCs w:val="22"/>
+        </w:rPr>
+        <w:t>post</w:t>
+      </w:r>
+      <w:r>
+        <w:rPr>
+          <w:rFonts w:ascii="Arial" w:eastAsia="Arial" w:hAnsi="Arial" w:cs="Arial"/>
+          <w:sz w:val="22"/>
+          <w:szCs w:val="22"/>
+        </w:rPr>
+        <w:t>code</w:t>
+      </w:r>
+      <w:proofErr w:type="spellEnd"/>
       <w:proofErr w:type="gramEnd"/>
-      <w:r>
-        <w:rPr>
-          <w:rFonts w:ascii="Arial" w:eastAsia="Arial" w:hAnsi="Arial" w:cs="Arial"/>
-          <w:sz w:val="22"/>
-          <w:szCs w:val="22"/>
-        </w:rPr>
-        <w:t>.prospect.</w:t>
-      </w:r>
-      <w:r>
-        <w:rPr>
-          <w:rFonts w:ascii="Arial" w:eastAsia="Arial" w:hAnsi="Arial" w:cs="Arial"/>
-          <w:sz w:val="22"/>
-          <w:szCs w:val="22"/>
-        </w:rPr>
-        <w:t>post</w:t>
-      </w:r>
-      <w:r>
-        <w:rPr>
-          <w:rFonts w:ascii="Arial" w:eastAsia="Arial" w:hAnsi="Arial" w:cs="Arial"/>
-          <w:sz w:val="22"/>
-          <w:szCs w:val="22"/>
-        </w:rPr>
-        <w:t>code</w:t>
-      </w:r>
-      <w:proofErr w:type="spellEnd"/>
       <w:r>
         <w:rPr>
           <w:rFonts w:ascii="Arial" w:eastAsia="Arial" w:hAnsi="Arial" w:cs="Arial"/>
@@ -383,6 +392,14 @@
           <w:szCs w:val="22"/>
         </w:rPr>
       </w:pPr>
+      <w:r>
+        <w:rPr>
+          <w:rFonts w:ascii="Arial" w:eastAsia="Arial" w:hAnsi="Arial" w:cs="Arial"/>
+          <w:sz w:val="22"/>
+          <w:szCs w:val="22"/>
+        </w:rPr>
+        <w:t>représentée par {</w:t>
+      </w:r>
       <w:proofErr w:type="gramStart"/>
       <w:r>
         <w:rPr>
@@ -390,35 +407,27 @@
           <w:sz w:val="22"/>
           <w:szCs w:val="22"/>
         </w:rPr>
-        <w:t>représentée</w:t>
-      </w:r>
+        <w:t xml:space="preserve">{ </w:t>
+      </w:r>
+      <w:proofErr w:type="spellStart"/>
+      <w:r>
+        <w:rPr>
+          <w:rFonts w:ascii="Arial" w:eastAsia="Arial" w:hAnsi="Arial" w:cs="Arial"/>
+          <w:sz w:val="22"/>
+          <w:szCs w:val="22"/>
+        </w:rPr>
+        <w:t>etude.</w:t>
+      </w:r>
+      <w:r>
+        <w:rPr>
+          <w:rFonts w:ascii="Arial" w:eastAsia="Arial" w:hAnsi="Arial" w:cs="Arial"/>
+          <w:sz w:val="22"/>
+          <w:szCs w:val="22"/>
+        </w:rPr>
+        <w:t>clientContact</w:t>
+      </w:r>
+      <w:proofErr w:type="spellEnd"/>
       <w:proofErr w:type="gramEnd"/>
-      <w:r>
-        <w:rPr>
-          <w:rFonts w:ascii="Arial" w:eastAsia="Arial" w:hAnsi="Arial" w:cs="Arial"/>
-          <w:sz w:val="22"/>
-          <w:szCs w:val="22"/>
-        </w:rPr>
-        <w:t xml:space="preserve"> par {{ </w:t>
-      </w:r>
-      <w:proofErr w:type="spellStart"/>
-      <w:r>
-        <w:rPr>
-          <w:rFonts w:ascii="Arial" w:eastAsia="Arial" w:hAnsi="Arial" w:cs="Arial"/>
-          <w:sz w:val="22"/>
-          <w:szCs w:val="22"/>
-        </w:rPr>
-        <w:t>etude.</w:t>
-      </w:r>
-      <w:r>
-        <w:rPr>
-          <w:rFonts w:ascii="Arial" w:eastAsia="Arial" w:hAnsi="Arial" w:cs="Arial"/>
-          <w:sz w:val="22"/>
-          <w:szCs w:val="22"/>
-        </w:rPr>
-        <w:t>clientContact</w:t>
-      </w:r>
-      <w:proofErr w:type="spellEnd"/>
       <w:r>
         <w:rPr>
           <w:rFonts w:ascii="Arial" w:eastAsia="Arial" w:hAnsi="Arial" w:cs="Arial"/>
@@ -589,6 +598,15 @@
         </w:rPr>
         <w:t xml:space="preserve"> </w:t>
       </w:r>
+      <w:r>
+        <w:rPr>
+          <w:rFonts w:ascii="Arial" w:eastAsia="Arial" w:hAnsi="Arial" w:cs="Arial"/>
+          <w:color w:val="021A32"/>
+          <w:sz w:val="22"/>
+          <w:szCs w:val="22"/>
+        </w:rPr>
+        <w:t>{</w:t>
+      </w:r>
       <w:proofErr w:type="gramStart"/>
       <w:r>
         <w:rPr>
@@ -597,7 +615,7 @@
           <w:sz w:val="22"/>
           <w:szCs w:val="22"/>
         </w:rPr>
-        <w:t>{{ date</w:t>
+        <w:t>{ date</w:t>
       </w:r>
       <w:proofErr w:type="gramEnd"/>
       <w:r>
@@ -644,7 +662,6 @@
           <w:szCs w:val="28"/>
         </w:rPr>
       </w:pPr>
-      <w:proofErr w:type="gramStart"/>
       <w:r>
         <w:rPr>
           <w:rFonts w:ascii="Arial" w:eastAsia="Arial" w:hAnsi="Arial" w:cs="Arial"/>
@@ -653,7 +670,18 @@
           <w:sz w:val="28"/>
           <w:szCs w:val="28"/>
         </w:rPr>
-        <w:t>{{ etude.</w:t>
+        <w:t>{</w:t>
+      </w:r>
+      <w:proofErr w:type="gramStart"/>
+      <w:r>
+        <w:rPr>
+          <w:rFonts w:ascii="Arial" w:eastAsia="Arial" w:hAnsi="Arial" w:cs="Arial"/>
+          <w:b/>
+          <w:i/>
+          <w:sz w:val="28"/>
+          <w:szCs w:val="28"/>
+        </w:rPr>
+        <w:t>{ etude.</w:t>
       </w:r>
       <w:r>
         <w:rPr>
@@ -706,7 +734,7 @@
           <w:sz w:val="22"/>
           <w:szCs w:val="22"/>
         </w:rPr>
-        <w:t xml:space="preserve">La réalisation de cette étude se décompose en </w:t>
+        <w:t>La réalisation de cette étude se décompose en {</w:t>
       </w:r>
       <w:proofErr w:type="gramStart"/>
       <w:r>
@@ -715,7 +743,7 @@
           <w:sz w:val="22"/>
           <w:szCs w:val="22"/>
         </w:rPr>
-        <w:t>{{</w:t>
+        <w:t>{</w:t>
       </w:r>
       <w:r>
         <w:rPr>
@@ -732,7 +760,15 @@
           <w:sz w:val="22"/>
           <w:szCs w:val="22"/>
         </w:rPr>
-        <w:t>etude</w:t>
+        <w:t>etude.group</w:t>
+      </w:r>
+      <w:r>
+        <w:rPr>
+          <w:rFonts w:ascii="Arial" w:eastAsia="Helvetica Neue" w:hAnsi="Arial" w:cs="Arial"/>
+          <w:sz w:val="22"/>
+          <w:szCs w:val="22"/>
+        </w:rPr>
+        <w:t>e</w:t>
       </w:r>
       <w:proofErr w:type="gramEnd"/>
       <w:r>
@@ -741,15 +777,7 @@
           <w:sz w:val="22"/>
           <w:szCs w:val="22"/>
         </w:rPr>
-        <w:t>.group</w:t>
-      </w:r>
-      <w:r>
-        <w:rPr>
-          <w:rFonts w:ascii="Arial" w:eastAsia="Helvetica Neue" w:hAnsi="Arial" w:cs="Arial"/>
-          <w:sz w:val="22"/>
-          <w:szCs w:val="22"/>
-        </w:rPr>
-        <w:t>e_set</w:t>
+        <w:t>_set</w:t>
       </w:r>
       <w:r>
         <w:rPr>
@@ -819,6 +847,7 @@
           <w:b/>
           <w:sz w:val="22"/>
           <w:szCs w:val="22"/>
+          <w:lang w:val="en-GB"/>
         </w:rPr>
       </w:pPr>
       <w:r>
@@ -827,29 +856,29 @@
           <w:b/>
           <w:sz w:val="22"/>
           <w:szCs w:val="22"/>
-        </w:rPr>
-        <w:t xml:space="preserve">{%for groupe in </w:t>
-      </w:r>
-      <w:proofErr w:type="spellStart"/>
-      <w:proofErr w:type="gramStart"/>
+          <w:lang w:val="en-GB"/>
+        </w:rPr>
+        <w:t>{%for groupe in etude.groupe</w:t>
+      </w:r>
       <w:r>
         <w:rPr>
           <w:rFonts w:ascii="Arial" w:eastAsia="Arial" w:hAnsi="Arial" w:cs="Arial"/>
           <w:b/>
           <w:sz w:val="22"/>
           <w:szCs w:val="22"/>
-        </w:rPr>
-        <w:t>etude.groupe</w:t>
-      </w:r>
-      <w:proofErr w:type="gramEnd"/>
+          <w:lang w:val="en-GB"/>
+        </w:rPr>
+        <w:t>_</w:t>
+      </w:r>
       <w:r>
         <w:rPr>
           <w:rFonts w:ascii="Arial" w:eastAsia="Arial" w:hAnsi="Arial" w:cs="Arial"/>
           <w:b/>
           <w:sz w:val="22"/>
           <w:szCs w:val="22"/>
-        </w:rPr>
-        <w:t>_</w:t>
+          <w:lang w:val="en-GB"/>
+        </w:rPr>
+        <w:t>s</w:t>
       </w:r>
       <w:r>
         <w:rPr>
@@ -857,8 +886,9 @@
           <w:b/>
           <w:sz w:val="22"/>
           <w:szCs w:val="22"/>
-        </w:rPr>
-        <w:t>s</w:t>
+          <w:lang w:val="en-GB"/>
+        </w:rPr>
+        <w:t>et.</w:t>
       </w:r>
       <w:r>
         <w:rPr>
@@ -866,8 +896,9 @@
           <w:b/>
           <w:sz w:val="22"/>
           <w:szCs w:val="22"/>
-        </w:rPr>
-        <w:t>et.</w:t>
+          <w:lang w:val="en-GB"/>
+        </w:rPr>
+        <w:t>iterator</w:t>
       </w:r>
       <w:r>
         <w:rPr>
@@ -875,18 +906,19 @@
           <w:b/>
           <w:sz w:val="22"/>
           <w:szCs w:val="22"/>
-        </w:rPr>
-        <w:t>iterator</w:t>
-      </w:r>
-      <w:proofErr w:type="spellEnd"/>
+          <w:lang w:val="en-GB"/>
+        </w:rPr>
+        <w:t>()</w:t>
+      </w:r>
       <w:r>
         <w:rPr>
           <w:rFonts w:ascii="Arial" w:eastAsia="Arial" w:hAnsi="Arial" w:cs="Arial"/>
           <w:b/>
           <w:sz w:val="22"/>
           <w:szCs w:val="22"/>
-        </w:rPr>
-        <w:t>()</w:t>
+          <w:lang w:val="en-GB"/>
+        </w:rPr>
+        <w:t xml:space="preserve"> | sort(attribute=’index’)</w:t>
       </w:r>
       <w:r>
         <w:rPr>
@@ -894,95 +926,29 @@
           <w:b/>
           <w:sz w:val="22"/>
           <w:szCs w:val="22"/>
-        </w:rPr>
-        <w:t xml:space="preserve"> | sort(</w:t>
-      </w:r>
-      <w:proofErr w:type="spellStart"/>
+          <w:lang w:val="en-GB"/>
+        </w:rPr>
+        <w:t xml:space="preserve"> %}Phase {{loop.index}} : {{ groupe.ti</w:t>
+      </w:r>
       <w:r>
         <w:rPr>
           <w:rFonts w:ascii="Arial" w:eastAsia="Arial" w:hAnsi="Arial" w:cs="Arial"/>
           <w:b/>
           <w:sz w:val="22"/>
           <w:szCs w:val="22"/>
-        </w:rPr>
-        <w:t>attribute</w:t>
-      </w:r>
-      <w:proofErr w:type="spellEnd"/>
+          <w:lang w:val="en-GB"/>
+        </w:rPr>
+        <w:t>tl</w:t>
+      </w:r>
       <w:r>
         <w:rPr>
           <w:rFonts w:ascii="Arial" w:eastAsia="Arial" w:hAnsi="Arial" w:cs="Arial"/>
           <w:b/>
           <w:sz w:val="22"/>
           <w:szCs w:val="22"/>
-        </w:rPr>
-        <w:t>=’index’)</w:t>
-      </w:r>
-      <w:r>
-        <w:rPr>
-          <w:rFonts w:ascii="Arial" w:eastAsia="Arial" w:hAnsi="Arial" w:cs="Arial"/>
-          <w:b/>
-          <w:sz w:val="22"/>
-          <w:szCs w:val="22"/>
-        </w:rPr>
-        <w:t xml:space="preserve"> %}Phase {{</w:t>
-      </w:r>
-      <w:proofErr w:type="spellStart"/>
-      <w:r>
-        <w:rPr>
-          <w:rFonts w:ascii="Arial" w:eastAsia="Arial" w:hAnsi="Arial" w:cs="Arial"/>
-          <w:b/>
-          <w:sz w:val="22"/>
-          <w:szCs w:val="22"/>
-        </w:rPr>
-        <w:t>loop.index</w:t>
-      </w:r>
-      <w:proofErr w:type="spellEnd"/>
-      <w:r>
-        <w:rPr>
-          <w:rFonts w:ascii="Arial" w:eastAsia="Arial" w:hAnsi="Arial" w:cs="Arial"/>
-          <w:b/>
-          <w:sz w:val="22"/>
-          <w:szCs w:val="22"/>
-        </w:rPr>
-        <w:t xml:space="preserve">}} : {{ </w:t>
-      </w:r>
-      <w:proofErr w:type="spellStart"/>
-      <w:r>
-        <w:rPr>
-          <w:rFonts w:ascii="Arial" w:eastAsia="Arial" w:hAnsi="Arial" w:cs="Arial"/>
-          <w:b/>
-          <w:sz w:val="22"/>
-          <w:szCs w:val="22"/>
-        </w:rPr>
-        <w:t>groupe.ti</w:t>
-      </w:r>
-      <w:r>
-        <w:rPr>
-          <w:rFonts w:ascii="Arial" w:eastAsia="Arial" w:hAnsi="Arial" w:cs="Arial"/>
-          <w:b/>
-          <w:sz w:val="22"/>
-          <w:szCs w:val="22"/>
-        </w:rPr>
-        <w:t>tl</w:t>
-      </w:r>
-      <w:r>
-        <w:rPr>
-          <w:rFonts w:ascii="Arial" w:eastAsia="Arial" w:hAnsi="Arial" w:cs="Arial"/>
-          <w:b/>
-          <w:sz w:val="22"/>
-          <w:szCs w:val="22"/>
-        </w:rPr>
-        <w:t>e</w:t>
-      </w:r>
-      <w:proofErr w:type="spellEnd"/>
-      <w:r>
-        <w:rPr>
-          <w:rFonts w:ascii="Arial" w:eastAsia="Arial" w:hAnsi="Arial" w:cs="Arial"/>
-          <w:b/>
-          <w:sz w:val="22"/>
-          <w:szCs w:val="22"/>
-        </w:rPr>
-        <w:t xml:space="preserve"> }}</w:t>
+          <w:lang w:val="en-GB"/>
+        </w:rPr>
+        <w:t>e }}</w:t>
       </w:r>
     </w:p>
     <w:p>
@@ -992,6 +958,7 @@
           <w:b/>
           <w:sz w:val="22"/>
           <w:szCs w:val="22"/>
+          <w:lang w:val="en-GB"/>
         </w:rPr>
       </w:pPr>
     </w:p>
@@ -1027,43 +994,17 @@
           <w:rFonts w:ascii="Arial" w:eastAsia="Arial" w:hAnsi="Arial" w:cs="Arial"/>
           <w:sz w:val="22"/>
           <w:szCs w:val="22"/>
+          <w:lang w:val="en-GB"/>
         </w:rPr>
       </w:pPr>
-      <w:proofErr w:type="gramStart"/>
-      <w:r>
-        <w:rPr>
-          <w:rFonts w:ascii="Arial" w:eastAsia="Arial" w:hAnsi="Arial" w:cs="Arial"/>
-          <w:sz w:val="22"/>
-          <w:szCs w:val="22"/>
-        </w:rPr>
-        <w:t xml:space="preserve">{{ </w:t>
-      </w:r>
-      <w:proofErr w:type="spellStart"/>
-      <w:r>
-        <w:rPr>
-          <w:rFonts w:ascii="Arial" w:eastAsia="Arial" w:hAnsi="Arial" w:cs="Arial"/>
-          <w:sz w:val="22"/>
-          <w:szCs w:val="22"/>
-        </w:rPr>
-        <w:t>groupe</w:t>
-      </w:r>
-      <w:proofErr w:type="gramEnd"/>
-      <w:r>
-        <w:rPr>
-          <w:rFonts w:ascii="Arial" w:eastAsia="Arial" w:hAnsi="Arial" w:cs="Arial"/>
-          <w:sz w:val="22"/>
-          <w:szCs w:val="22"/>
-        </w:rPr>
-        <w:t>.description</w:t>
-      </w:r>
-      <w:proofErr w:type="spellEnd"/>
-      <w:r>
-        <w:rPr>
-          <w:rFonts w:ascii="Arial" w:eastAsia="Arial" w:hAnsi="Arial" w:cs="Arial"/>
-          <w:sz w:val="22"/>
-          <w:szCs w:val="22"/>
-        </w:rPr>
-        <w:t xml:space="preserve"> }}</w:t>
+      <w:r>
+        <w:rPr>
+          <w:rFonts w:ascii="Arial" w:eastAsia="Arial" w:hAnsi="Arial" w:cs="Arial"/>
+          <w:sz w:val="22"/>
+          <w:szCs w:val="22"/>
+          <w:lang w:val="en-GB"/>
+        </w:rPr>
+        <w:t>{{ groupe.description }}</w:t>
       </w:r>
     </w:p>
     <w:p>
@@ -1072,6 +1013,7 @@
           <w:rFonts w:ascii="Arial" w:eastAsia="Arial" w:hAnsi="Arial" w:cs="Arial"/>
           <w:sz w:val="22"/>
           <w:szCs w:val="22"/>
+          <w:lang w:val="en-GB"/>
         </w:rPr>
       </w:pPr>
       <w:bookmarkStart w:id="0" w:name="_gjdgxs" w:colFirst="0" w:colLast="0"/>
@@ -1083,6 +1025,7 @@
           <w:rFonts w:ascii="Arial" w:eastAsia="Arial" w:hAnsi="Arial" w:cs="Arial"/>
           <w:sz w:val="22"/>
           <w:szCs w:val="22"/>
+          <w:lang w:val="en-GB"/>
         </w:rPr>
       </w:pPr>
       <w:r>
@@ -1091,6 +1034,7 @@
           <w:b/>
           <w:sz w:val="22"/>
           <w:szCs w:val="22"/>
+          <w:lang w:val="en-GB"/>
         </w:rPr>
         <w:t>Objectifs :</w:t>
       </w:r>
@@ -1099,68 +1043,34 @@
           <w:rFonts w:ascii="Arial" w:eastAsia="Arial" w:hAnsi="Arial" w:cs="Arial"/>
           <w:sz w:val="22"/>
           <w:szCs w:val="22"/>
-        </w:rPr>
-        <w:t xml:space="preserve"> {%for phase in </w:t>
-      </w:r>
-      <w:proofErr w:type="spellStart"/>
-      <w:proofErr w:type="gramStart"/>
-      <w:r>
-        <w:rPr>
-          <w:rFonts w:ascii="Arial" w:eastAsia="Arial" w:hAnsi="Arial" w:cs="Arial"/>
-          <w:sz w:val="22"/>
-          <w:szCs w:val="22"/>
-        </w:rPr>
-        <w:t>groupe.phase</w:t>
-      </w:r>
-      <w:proofErr w:type="gramEnd"/>
-      <w:r>
-        <w:rPr>
-          <w:rFonts w:ascii="Arial" w:eastAsia="Arial" w:hAnsi="Arial" w:cs="Arial"/>
-          <w:sz w:val="22"/>
-          <w:szCs w:val="22"/>
-        </w:rPr>
-        <w:t>_set.values</w:t>
-      </w:r>
-      <w:proofErr w:type="spellEnd"/>
-      <w:r>
-        <w:rPr>
-          <w:rFonts w:ascii="Arial" w:eastAsia="Arial" w:hAnsi="Arial" w:cs="Arial"/>
-          <w:sz w:val="22"/>
-          <w:szCs w:val="22"/>
-        </w:rPr>
-        <w:t>()</w:t>
-      </w:r>
-      <w:r>
-        <w:rPr>
-          <w:rFonts w:ascii="Arial" w:eastAsia="Arial" w:hAnsi="Arial" w:cs="Arial"/>
-          <w:sz w:val="22"/>
-          <w:szCs w:val="22"/>
-        </w:rPr>
-        <w:t xml:space="preserve"> | sort(</w:t>
-      </w:r>
-      <w:proofErr w:type="spellStart"/>
-      <w:r>
-        <w:rPr>
-          <w:rFonts w:ascii="Arial" w:eastAsia="Arial" w:hAnsi="Arial" w:cs="Arial"/>
-          <w:sz w:val="22"/>
-          <w:szCs w:val="22"/>
-        </w:rPr>
-        <w:t>attribute</w:t>
-      </w:r>
-      <w:proofErr w:type="spellEnd"/>
-      <w:r>
-        <w:rPr>
-          <w:rFonts w:ascii="Arial" w:eastAsia="Arial" w:hAnsi="Arial" w:cs="Arial"/>
-          <w:sz w:val="22"/>
-          <w:szCs w:val="22"/>
-        </w:rPr>
-        <w:t>=’index’)</w:t>
-      </w:r>
-      <w:r>
-        <w:rPr>
-          <w:rFonts w:ascii="Arial" w:eastAsia="Arial" w:hAnsi="Arial" w:cs="Arial"/>
-          <w:sz w:val="22"/>
-          <w:szCs w:val="22"/>
+          <w:lang w:val="en-GB"/>
+        </w:rPr>
+        <w:t xml:space="preserve"> {%for phase in groupe.phase</w:t>
+      </w:r>
+      <w:r>
+        <w:rPr>
+          <w:rFonts w:ascii="Arial" w:eastAsia="Arial" w:hAnsi="Arial" w:cs="Arial"/>
+          <w:sz w:val="22"/>
+          <w:szCs w:val="22"/>
+          <w:lang w:val="en-GB"/>
+        </w:rPr>
+        <w:t>_set.values()</w:t>
+      </w:r>
+      <w:r>
+        <w:rPr>
+          <w:rFonts w:ascii="Arial" w:eastAsia="Arial" w:hAnsi="Arial" w:cs="Arial"/>
+          <w:sz w:val="22"/>
+          <w:szCs w:val="22"/>
+          <w:lang w:val="en-GB"/>
+        </w:rPr>
+        <w:t xml:space="preserve"> | sort(attribute=’index’)</w:t>
+      </w:r>
+      <w:r>
+        <w:rPr>
+          <w:rFonts w:ascii="Arial" w:eastAsia="Arial" w:hAnsi="Arial" w:cs="Arial"/>
+          <w:sz w:val="22"/>
+          <w:szCs w:val="22"/>
+          <w:lang w:val="en-GB"/>
         </w:rPr>
         <w:t xml:space="preserve"> %}</w:t>
       </w:r>
@@ -1171,57 +1081,33 @@
           <w:rFonts w:ascii="Arial" w:eastAsia="Arial" w:hAnsi="Arial" w:cs="Arial"/>
           <w:sz w:val="22"/>
           <w:szCs w:val="22"/>
+          <w:lang w:val="en-GB"/>
         </w:rPr>
       </w:pPr>
-      <w:proofErr w:type="gramStart"/>
-      <w:r>
-        <w:rPr>
-          <w:rFonts w:ascii="Arial" w:eastAsia="Arial" w:hAnsi="Arial" w:cs="Arial"/>
-          <w:sz w:val="22"/>
-          <w:szCs w:val="22"/>
-        </w:rPr>
-        <w:t xml:space="preserve">{{ </w:t>
-      </w:r>
-      <w:proofErr w:type="spellStart"/>
-      <w:r>
-        <w:rPr>
-          <w:rFonts w:ascii="Arial" w:eastAsia="Arial" w:hAnsi="Arial" w:cs="Arial"/>
-          <w:sz w:val="22"/>
-          <w:szCs w:val="22"/>
-        </w:rPr>
-        <w:t>phase</w:t>
-      </w:r>
-      <w:proofErr w:type="gramEnd"/>
-      <w:r>
-        <w:rPr>
-          <w:rFonts w:ascii="Arial" w:eastAsia="Arial" w:hAnsi="Arial" w:cs="Arial"/>
-          <w:sz w:val="22"/>
-          <w:szCs w:val="22"/>
-        </w:rPr>
-        <w:t>.</w:t>
-      </w:r>
-      <w:r>
-        <w:rPr>
-          <w:rFonts w:ascii="Arial" w:eastAsia="Arial" w:hAnsi="Arial" w:cs="Arial"/>
-          <w:sz w:val="22"/>
-          <w:szCs w:val="22"/>
-        </w:rPr>
-        <w:t>goals</w:t>
-      </w:r>
-      <w:proofErr w:type="spellEnd"/>
-      <w:r>
-        <w:rPr>
-          <w:rFonts w:ascii="Arial" w:eastAsia="Arial" w:hAnsi="Arial" w:cs="Arial"/>
-          <w:sz w:val="22"/>
-          <w:szCs w:val="22"/>
-        </w:rPr>
-        <w:t xml:space="preserve"> </w:t>
-      </w:r>
-      <w:r>
-        <w:rPr>
-          <w:rFonts w:ascii="Arial" w:eastAsia="Arial" w:hAnsi="Arial" w:cs="Arial"/>
-          <w:sz w:val="22"/>
-          <w:szCs w:val="22"/>
+      <w:r>
+        <w:rPr>
+          <w:rFonts w:ascii="Arial" w:eastAsia="Arial" w:hAnsi="Arial" w:cs="Arial"/>
+          <w:sz w:val="22"/>
+          <w:szCs w:val="22"/>
+          <w:lang w:val="en-GB"/>
+        </w:rPr>
+        <w:t>{{ phase.</w:t>
+      </w:r>
+      <w:r>
+        <w:rPr>
+          <w:rFonts w:ascii="Arial" w:eastAsia="Arial" w:hAnsi="Arial" w:cs="Arial"/>
+          <w:sz w:val="22"/>
+          <w:szCs w:val="22"/>
+          <w:lang w:val="en-GB"/>
+        </w:rPr>
+        <w:t xml:space="preserve">goals </w:t>
+      </w:r>
+      <w:r>
+        <w:rPr>
+          <w:rFonts w:ascii="Arial" w:eastAsia="Arial" w:hAnsi="Arial" w:cs="Arial"/>
+          <w:sz w:val="22"/>
+          <w:szCs w:val="22"/>
+          <w:lang w:val="en-GB"/>
         </w:rPr>
         <w:t>}}</w:t>
       </w:r>
@@ -1504,6 +1390,7 @@
                 <w:b/>
                 <w:sz w:val="22"/>
                 <w:szCs w:val="22"/>
+                <w:lang w:val="en-GB"/>
               </w:rPr>
             </w:pPr>
             <w:r>
@@ -1513,6 +1400,7 @@
                 <w:color w:val="FFFFFF"/>
                 <w:sz w:val="26"/>
                 <w:szCs w:val="26"/>
+                <w:lang w:val="en-GB"/>
               </w:rPr>
               <w:t>{%</w:t>
             </w:r>
@@ -1523,6 +1411,7 @@
                 <w:color w:val="FFFFFF"/>
                 <w:sz w:val="26"/>
                 <w:szCs w:val="26"/>
+                <w:lang w:val="en-GB"/>
               </w:rPr>
               <w:t xml:space="preserve"> </w:t>
             </w:r>
@@ -1533,11 +1422,10 @@
                 <w:color w:val="FFFFFF"/>
                 <w:sz w:val="26"/>
                 <w:szCs w:val="26"/>
-              </w:rPr>
-              <w:t xml:space="preserve">for groupe in </w:t>
-            </w:r>
-            <w:proofErr w:type="spellStart"/>
-            <w:proofErr w:type="gramStart"/>
+                <w:lang w:val="en-GB"/>
+              </w:rPr>
+              <w:t>for groupe in etude.groupe</w:t>
+            </w:r>
             <w:r>
               <w:rPr>
                 <w:rFonts w:ascii="Arial" w:eastAsia="Arial" w:hAnsi="Arial" w:cs="Arial"/>
@@ -1545,10 +1433,10 @@
                 <w:color w:val="FFFFFF"/>
                 <w:sz w:val="26"/>
                 <w:szCs w:val="26"/>
-              </w:rPr>
-              <w:t>etude.groupe</w:t>
-            </w:r>
-            <w:proofErr w:type="gramEnd"/>
+                <w:lang w:val="en-GB"/>
+              </w:rPr>
+              <w:t>_set.iterator()</w:t>
+            </w:r>
             <w:r>
               <w:rPr>
                 <w:rFonts w:ascii="Arial" w:eastAsia="Arial" w:hAnsi="Arial" w:cs="Arial"/>
@@ -1556,10 +1444,10 @@
                 <w:color w:val="FFFFFF"/>
                 <w:sz w:val="26"/>
                 <w:szCs w:val="26"/>
-              </w:rPr>
-              <w:t>_set.iterator</w:t>
-            </w:r>
-            <w:proofErr w:type="spellEnd"/>
+                <w:lang w:val="en-GB"/>
+              </w:rPr>
+              <w:t xml:space="preserve"> | sort(attribute=’index’)</w:t>
+            </w:r>
             <w:r>
               <w:rPr>
                 <w:rFonts w:ascii="Arial" w:eastAsia="Arial" w:hAnsi="Arial" w:cs="Arial"/>
@@ -1567,8 +1455,9 @@
                 <w:color w:val="FFFFFF"/>
                 <w:sz w:val="26"/>
                 <w:szCs w:val="26"/>
-              </w:rPr>
-              <w:t>()</w:t>
+                <w:lang w:val="en-GB"/>
+              </w:rPr>
+              <w:t xml:space="preserve"> %} Phase {{</w:t>
             </w:r>
             <w:r>
               <w:rPr>
@@ -1577,10 +1466,10 @@
                 <w:color w:val="FFFFFF"/>
                 <w:sz w:val="26"/>
                 <w:szCs w:val="26"/>
-              </w:rPr>
-              <w:t xml:space="preserve"> | sort(</w:t>
-            </w:r>
-            <w:proofErr w:type="spellStart"/>
+                <w:lang w:val="en-GB"/>
+              </w:rPr>
+              <w:t xml:space="preserve"> </w:t>
+            </w:r>
             <w:r>
               <w:rPr>
                 <w:rFonts w:ascii="Arial" w:eastAsia="Arial" w:hAnsi="Arial" w:cs="Arial"/>
@@ -1588,10 +1477,10 @@
                 <w:color w:val="FFFFFF"/>
                 <w:sz w:val="26"/>
                 <w:szCs w:val="26"/>
-              </w:rPr>
-              <w:t>attribute</w:t>
-            </w:r>
-            <w:proofErr w:type="spellEnd"/>
+                <w:lang w:val="en-GB"/>
+              </w:rPr>
+              <w:t>loop.index</w:t>
+            </w:r>
             <w:r>
               <w:rPr>
                 <w:rFonts w:ascii="Arial" w:eastAsia="Arial" w:hAnsi="Arial" w:cs="Arial"/>
@@ -1599,8 +1488,9 @@
                 <w:color w:val="FFFFFF"/>
                 <w:sz w:val="26"/>
                 <w:szCs w:val="26"/>
-              </w:rPr>
-              <w:t>=’index’)</w:t>
+                <w:lang w:val="en-GB"/>
+              </w:rPr>
+              <w:t xml:space="preserve"> </w:t>
             </w:r>
             <w:r>
               <w:rPr>
@@ -1609,8 +1499,9 @@
                 <w:color w:val="FFFFFF"/>
                 <w:sz w:val="26"/>
                 <w:szCs w:val="26"/>
-              </w:rPr>
-              <w:t xml:space="preserve"> %} Phase {{</w:t>
+                <w:lang w:val="en-GB"/>
+              </w:rPr>
+              <w:t>}} : {{ groupe.tit</w:t>
             </w:r>
             <w:r>
               <w:rPr>
@@ -1619,10 +1510,10 @@
                 <w:color w:val="FFFFFF"/>
                 <w:sz w:val="26"/>
                 <w:szCs w:val="26"/>
-              </w:rPr>
-              <w:t xml:space="preserve"> </w:t>
-            </w:r>
-            <w:proofErr w:type="spellStart"/>
+                <w:lang w:val="en-GB"/>
+              </w:rPr>
+              <w:t>le</w:t>
+            </w:r>
             <w:r>
               <w:rPr>
                 <w:rFonts w:ascii="Arial" w:eastAsia="Arial" w:hAnsi="Arial" w:cs="Arial"/>
@@ -1630,59 +1521,7 @@
                 <w:color w:val="FFFFFF"/>
                 <w:sz w:val="26"/>
                 <w:szCs w:val="26"/>
-              </w:rPr>
-              <w:t>loop.index</w:t>
-            </w:r>
-            <w:proofErr w:type="spellEnd"/>
-            <w:r>
-              <w:rPr>
-                <w:rFonts w:ascii="Arial" w:eastAsia="Arial" w:hAnsi="Arial" w:cs="Arial"/>
-                <w:b/>
-                <w:color w:val="FFFFFF"/>
-                <w:sz w:val="26"/>
-                <w:szCs w:val="26"/>
-              </w:rPr>
-              <w:t xml:space="preserve"> </w:t>
-            </w:r>
-            <w:r>
-              <w:rPr>
-                <w:rFonts w:ascii="Arial" w:eastAsia="Arial" w:hAnsi="Arial" w:cs="Arial"/>
-                <w:b/>
-                <w:color w:val="FFFFFF"/>
-                <w:sz w:val="26"/>
-                <w:szCs w:val="26"/>
-              </w:rPr>
-              <w:t xml:space="preserve">}} : {{ </w:t>
-            </w:r>
-            <w:proofErr w:type="spellStart"/>
-            <w:r>
-              <w:rPr>
-                <w:rFonts w:ascii="Arial" w:eastAsia="Arial" w:hAnsi="Arial" w:cs="Arial"/>
-                <w:b/>
-                <w:color w:val="FFFFFF"/>
-                <w:sz w:val="26"/>
-                <w:szCs w:val="26"/>
-              </w:rPr>
-              <w:t>groupe.tit</w:t>
-            </w:r>
-            <w:r>
-              <w:rPr>
-                <w:rFonts w:ascii="Arial" w:eastAsia="Arial" w:hAnsi="Arial" w:cs="Arial"/>
-                <w:b/>
-                <w:color w:val="FFFFFF"/>
-                <w:sz w:val="26"/>
-                <w:szCs w:val="26"/>
-              </w:rPr>
-              <w:t>le</w:t>
-            </w:r>
-            <w:proofErr w:type="spellEnd"/>
-            <w:r>
-              <w:rPr>
-                <w:rFonts w:ascii="Arial" w:eastAsia="Arial" w:hAnsi="Arial" w:cs="Arial"/>
-                <w:b/>
-                <w:color w:val="FFFFFF"/>
-                <w:sz w:val="26"/>
-                <w:szCs w:val="26"/>
+                <w:lang w:val="en-GB"/>
               </w:rPr>
               <w:t xml:space="preserve"> }}</w:t>
             </w:r>
@@ -1727,7 +1566,6 @@
               <w:t xml:space="preserve">{%for phase in </w:t>
             </w:r>
             <w:proofErr w:type="spellStart"/>
-            <w:proofErr w:type="gramStart"/>
             <w:r>
               <w:rPr>
                 <w:rFonts w:ascii="Arial" w:eastAsia="Arial" w:hAnsi="Arial" w:cs="Arial"/>
@@ -1738,7 +1576,6 @@
               </w:rPr>
               <w:t>groupe.phase</w:t>
             </w:r>
-            <w:proofErr w:type="gramEnd"/>
             <w:r>
               <w:rPr>
                 <w:rFonts w:ascii="Arial" w:eastAsia="Arial" w:hAnsi="Arial" w:cs="Arial"/>
@@ -1859,7 +1696,6 @@
                 <w:lang w:val="en-GB"/>
               </w:rPr>
             </w:pPr>
-            <w:proofErr w:type="gramStart"/>
             <w:r>
               <w:rPr>
                 <w:rFonts w:ascii="Arial" w:eastAsia="Arial" w:hAnsi="Arial" w:cs="Arial"/>
@@ -1879,18 +1715,7 @@
                 <w:szCs w:val="26"/>
                 <w:lang w:val="en-GB"/>
               </w:rPr>
-              <w:t>phase</w:t>
-            </w:r>
-            <w:proofErr w:type="gramEnd"/>
-            <w:r>
-              <w:rPr>
-                <w:rFonts w:ascii="Arial" w:eastAsia="Arial" w:hAnsi="Arial" w:cs="Arial"/>
-                <w:color w:val="021A32"/>
-                <w:sz w:val="26"/>
-                <w:szCs w:val="26"/>
-                <w:lang w:val="en-GB"/>
-              </w:rPr>
-              <w:t>.nbJEH</w:t>
+              <w:t>phase.nbJEH</w:t>
             </w:r>
             <w:proofErr w:type="spellEnd"/>
             <w:r>
@@ -1929,6 +1754,15 @@
                 <w:szCs w:val="26"/>
               </w:rPr>
             </w:pPr>
+            <w:r>
+              <w:rPr>
+                <w:rFonts w:ascii="Arial" w:eastAsia="Arial" w:hAnsi="Arial" w:cs="Arial"/>
+                <w:color w:val="021A32"/>
+                <w:sz w:val="26"/>
+                <w:szCs w:val="26"/>
+              </w:rPr>
+              <w:t>{</w:t>
+            </w:r>
             <w:proofErr w:type="gramStart"/>
             <w:r>
               <w:rPr>
@@ -1937,7 +1771,7 @@
                 <w:sz w:val="26"/>
                 <w:szCs w:val="26"/>
               </w:rPr>
-              <w:t xml:space="preserve">{{ </w:t>
+              <w:t xml:space="preserve">{ </w:t>
             </w:r>
             <w:proofErr w:type="spellStart"/>
             <w:r>
@@ -1947,37 +1781,28 @@
                 <w:sz w:val="26"/>
                 <w:szCs w:val="26"/>
               </w:rPr>
-              <w:t>phase</w:t>
-            </w:r>
+              <w:t>phase.p</w:t>
+            </w:r>
+            <w:r>
+              <w:rPr>
+                <w:rFonts w:ascii="Arial" w:eastAsia="Arial" w:hAnsi="Arial" w:cs="Arial"/>
+                <w:color w:val="021A32"/>
+                <w:sz w:val="26"/>
+                <w:szCs w:val="26"/>
+              </w:rPr>
+              <w:t>rice</w:t>
+            </w:r>
+            <w:r>
+              <w:rPr>
+                <w:rFonts w:ascii="Arial" w:eastAsia="Arial" w:hAnsi="Arial" w:cs="Arial"/>
+                <w:color w:val="021A32"/>
+                <w:sz w:val="26"/>
+                <w:szCs w:val="26"/>
+              </w:rPr>
+              <w:t>JEH</w:t>
+            </w:r>
+            <w:proofErr w:type="spellEnd"/>
             <w:proofErr w:type="gramEnd"/>
-            <w:r>
-              <w:rPr>
-                <w:rFonts w:ascii="Arial" w:eastAsia="Arial" w:hAnsi="Arial" w:cs="Arial"/>
-                <w:color w:val="021A32"/>
-                <w:sz w:val="26"/>
-                <w:szCs w:val="26"/>
-              </w:rPr>
-              <w:t>.p</w:t>
-            </w:r>
-            <w:r>
-              <w:rPr>
-                <w:rFonts w:ascii="Arial" w:eastAsia="Arial" w:hAnsi="Arial" w:cs="Arial"/>
-                <w:color w:val="021A32"/>
-                <w:sz w:val="26"/>
-                <w:szCs w:val="26"/>
-              </w:rPr>
-              <w:t>rice</w:t>
-            </w:r>
-            <w:r>
-              <w:rPr>
-                <w:rFonts w:ascii="Arial" w:eastAsia="Arial" w:hAnsi="Arial" w:cs="Arial"/>
-                <w:color w:val="021A32"/>
-                <w:sz w:val="26"/>
-                <w:szCs w:val="26"/>
-              </w:rPr>
-              <w:t>JEH</w:t>
-            </w:r>
-            <w:proofErr w:type="spellEnd"/>
             <w:r>
               <w:rPr>
                 <w:rFonts w:ascii="Arial" w:eastAsia="Arial" w:hAnsi="Arial" w:cs="Arial"/>
@@ -2013,6 +1838,15 @@
                 <w:szCs w:val="26"/>
               </w:rPr>
             </w:pPr>
+            <w:r>
+              <w:rPr>
+                <w:rFonts w:ascii="Arial" w:eastAsia="Arial" w:hAnsi="Arial" w:cs="Arial"/>
+                <w:color w:val="021A32"/>
+                <w:sz w:val="26"/>
+                <w:szCs w:val="26"/>
+              </w:rPr>
+              <w:t>{</w:t>
+            </w:r>
             <w:proofErr w:type="gramStart"/>
             <w:r>
               <w:rPr>
@@ -2021,7 +1855,7 @@
                 <w:sz w:val="26"/>
                 <w:szCs w:val="26"/>
               </w:rPr>
-              <w:t xml:space="preserve">{{ </w:t>
+              <w:t xml:space="preserve">{ </w:t>
             </w:r>
             <w:proofErr w:type="spellStart"/>
             <w:r>
@@ -2031,19 +1865,10 @@
                 <w:sz w:val="26"/>
                 <w:szCs w:val="26"/>
               </w:rPr>
-              <w:t>phase</w:t>
-            </w:r>
+              <w:t>phase.totalPrice</w:t>
+            </w:r>
+            <w:proofErr w:type="spellEnd"/>
             <w:proofErr w:type="gramEnd"/>
-            <w:r>
-              <w:rPr>
-                <w:rFonts w:ascii="Arial" w:eastAsia="Arial" w:hAnsi="Arial" w:cs="Arial"/>
-                <w:color w:val="021A32"/>
-                <w:sz w:val="26"/>
-                <w:szCs w:val="26"/>
-              </w:rPr>
-              <w:t>.totalPrice</w:t>
-            </w:r>
-            <w:proofErr w:type="spellEnd"/>
             <w:r>
               <w:rPr>
                 <w:rFonts w:ascii="Arial" w:eastAsia="Arial" w:hAnsi="Arial" w:cs="Arial"/>
@@ -2094,7 +1919,6 @@
               <w:t xml:space="preserve">{%if </w:t>
             </w:r>
             <w:proofErr w:type="spellStart"/>
-            <w:proofErr w:type="gramStart"/>
             <w:r>
               <w:rPr>
                 <w:rFonts w:ascii="Arial" w:eastAsia="Arial" w:hAnsi="Arial" w:cs="Arial"/>
@@ -2107,7 +1931,6 @@
               <w:t>loop.last</w:t>
             </w:r>
             <w:proofErr w:type="spellEnd"/>
-            <w:proofErr w:type="gramEnd"/>
             <w:r>
               <w:rPr>
                 <w:rFonts w:ascii="Arial" w:eastAsia="Arial" w:hAnsi="Arial" w:cs="Arial"/>
@@ -2145,6 +1968,16 @@
                 <w:szCs w:val="26"/>
               </w:rPr>
             </w:pPr>
+            <w:r>
+              <w:rPr>
+                <w:rFonts w:ascii="Arial" w:eastAsia="Arial" w:hAnsi="Arial" w:cs="Arial"/>
+                <w:b/>
+                <w:color w:val="021A32"/>
+                <w:sz w:val="26"/>
+                <w:szCs w:val="26"/>
+              </w:rPr>
+              <w:t>{</w:t>
+            </w:r>
             <w:proofErr w:type="gramStart"/>
             <w:r>
               <w:rPr>
@@ -2154,7 +1987,7 @@
                 <w:sz w:val="26"/>
                 <w:szCs w:val="26"/>
               </w:rPr>
-              <w:t xml:space="preserve">{{ </w:t>
+              <w:t xml:space="preserve">{ </w:t>
             </w:r>
             <w:proofErr w:type="spellStart"/>
             <w:r>
@@ -2165,40 +1998,30 @@
                 <w:sz w:val="26"/>
                 <w:szCs w:val="26"/>
               </w:rPr>
-              <w:t>groupe</w:t>
-            </w:r>
+              <w:t>groupe.nbJ</w:t>
+            </w:r>
+            <w:r>
+              <w:rPr>
+                <w:rFonts w:ascii="Arial" w:eastAsia="Arial" w:hAnsi="Arial" w:cs="Arial"/>
+                <w:b/>
+                <w:color w:val="021A32"/>
+                <w:sz w:val="26"/>
+                <w:szCs w:val="26"/>
+              </w:rPr>
+              <w:t>E</w:t>
+            </w:r>
+            <w:r>
+              <w:rPr>
+                <w:rFonts w:ascii="Arial" w:eastAsia="Arial" w:hAnsi="Arial" w:cs="Arial"/>
+                <w:b/>
+                <w:color w:val="021A32"/>
+                <w:sz w:val="26"/>
+                <w:szCs w:val="26"/>
+              </w:rPr>
+              <w:t>H</w:t>
+            </w:r>
+            <w:proofErr w:type="spellEnd"/>
             <w:proofErr w:type="gramEnd"/>
-            <w:r>
-              <w:rPr>
-                <w:rFonts w:ascii="Arial" w:eastAsia="Arial" w:hAnsi="Arial" w:cs="Arial"/>
-                <w:b/>
-                <w:color w:val="021A32"/>
-                <w:sz w:val="26"/>
-                <w:szCs w:val="26"/>
-              </w:rPr>
-              <w:t>.nbJ</w:t>
-            </w:r>
-            <w:r>
-              <w:rPr>
-                <w:rFonts w:ascii="Arial" w:eastAsia="Arial" w:hAnsi="Arial" w:cs="Arial"/>
-                <w:b/>
-                <w:color w:val="021A32"/>
-                <w:sz w:val="26"/>
-                <w:szCs w:val="26"/>
-              </w:rPr>
-              <w:t>E</w:t>
-            </w:r>
-            <w:r>
-              <w:rPr>
-                <w:rFonts w:ascii="Arial" w:eastAsia="Arial" w:hAnsi="Arial" w:cs="Arial"/>
-                <w:b/>
-                <w:color w:val="021A32"/>
-                <w:sz w:val="26"/>
-                <w:szCs w:val="26"/>
-              </w:rPr>
-              <w:t>H</w:t>
-            </w:r>
-            <w:proofErr w:type="spellEnd"/>
             <w:r>
               <w:rPr>
                 <w:rFonts w:ascii="Arial" w:eastAsia="Arial" w:hAnsi="Arial" w:cs="Arial"/>
@@ -2261,6 +2084,16 @@
                 <w:szCs w:val="26"/>
               </w:rPr>
             </w:pPr>
+            <w:r>
+              <w:rPr>
+                <w:rFonts w:ascii="Arial" w:eastAsia="Arial" w:hAnsi="Arial" w:cs="Arial"/>
+                <w:b/>
+                <w:color w:val="021A32"/>
+                <w:sz w:val="26"/>
+                <w:szCs w:val="26"/>
+              </w:rPr>
+              <w:t>{</w:t>
+            </w:r>
             <w:proofErr w:type="gramStart"/>
             <w:r>
               <w:rPr>
@@ -2270,7 +2103,7 @@
                 <w:sz w:val="26"/>
                 <w:szCs w:val="26"/>
               </w:rPr>
-              <w:t xml:space="preserve">{{ </w:t>
+              <w:t xml:space="preserve">{ </w:t>
             </w:r>
             <w:proofErr w:type="spellStart"/>
             <w:r>
@@ -2281,20 +2114,10 @@
                 <w:sz w:val="26"/>
                 <w:szCs w:val="26"/>
               </w:rPr>
-              <w:t>groupe</w:t>
-            </w:r>
+              <w:t>groupe.totalPrice</w:t>
+            </w:r>
+            <w:proofErr w:type="spellEnd"/>
             <w:proofErr w:type="gramEnd"/>
-            <w:r>
-              <w:rPr>
-                <w:rFonts w:ascii="Arial" w:eastAsia="Arial" w:hAnsi="Arial" w:cs="Arial"/>
-                <w:b/>
-                <w:color w:val="021A32"/>
-                <w:sz w:val="26"/>
-                <w:szCs w:val="26"/>
-              </w:rPr>
-              <w:t>.totalPrice</w:t>
-            </w:r>
-            <w:proofErr w:type="spellEnd"/>
             <w:r>
               <w:rPr>
                 <w:rFonts w:ascii="Arial" w:eastAsia="Arial" w:hAnsi="Arial" w:cs="Arial"/>
@@ -2559,6 +2382,16 @@
                 <w:szCs w:val="26"/>
               </w:rPr>
             </w:pPr>
+            <w:r>
+              <w:rPr>
+                <w:rFonts w:ascii="Arial" w:eastAsia="Arial" w:hAnsi="Arial" w:cs="Arial"/>
+                <w:b/>
+                <w:color w:val="FFFFFF"/>
+                <w:sz w:val="26"/>
+                <w:szCs w:val="26"/>
+              </w:rPr>
+              <w:t>{</w:t>
+            </w:r>
             <w:proofErr w:type="gramStart"/>
             <w:r>
               <w:rPr>
@@ -2568,7 +2401,7 @@
                 <w:sz w:val="26"/>
                 <w:szCs w:val="26"/>
               </w:rPr>
-              <w:t xml:space="preserve">{{ </w:t>
+              <w:t xml:space="preserve">{ </w:t>
             </w:r>
             <w:proofErr w:type="spellStart"/>
             <w:r>
@@ -2579,20 +2412,10 @@
                 <w:sz w:val="26"/>
                 <w:szCs w:val="26"/>
               </w:rPr>
-              <w:t>etude</w:t>
-            </w:r>
+              <w:t>etude.nbJEH</w:t>
+            </w:r>
+            <w:proofErr w:type="spellEnd"/>
             <w:proofErr w:type="gramEnd"/>
-            <w:r>
-              <w:rPr>
-                <w:rFonts w:ascii="Arial" w:eastAsia="Arial" w:hAnsi="Arial" w:cs="Arial"/>
-                <w:b/>
-                <w:color w:val="FFFFFF"/>
-                <w:sz w:val="26"/>
-                <w:szCs w:val="26"/>
-              </w:rPr>
-              <w:t>.nbJEH</w:t>
-            </w:r>
-            <w:proofErr w:type="spellEnd"/>
             <w:r>
               <w:rPr>
                 <w:rFonts w:ascii="Arial" w:eastAsia="Arial" w:hAnsi="Arial" w:cs="Arial"/>
@@ -2639,6 +2462,16 @@
                 <w:szCs w:val="26"/>
               </w:rPr>
             </w:pPr>
+            <w:r>
+              <w:rPr>
+                <w:rFonts w:ascii="Arial" w:eastAsia="Arial" w:hAnsi="Arial" w:cs="Arial"/>
+                <w:b/>
+                <w:color w:val="FFFFFF"/>
+                <w:sz w:val="26"/>
+                <w:szCs w:val="26"/>
+              </w:rPr>
+              <w:t>{</w:t>
+            </w:r>
             <w:proofErr w:type="gramStart"/>
             <w:r>
               <w:rPr>
@@ -2648,7 +2481,7 @@
                 <w:sz w:val="26"/>
                 <w:szCs w:val="26"/>
               </w:rPr>
-              <w:t xml:space="preserve">{{ </w:t>
+              <w:t xml:space="preserve">{ </w:t>
             </w:r>
             <w:proofErr w:type="spellStart"/>
             <w:r>
@@ -2659,20 +2492,10 @@
                 <w:sz w:val="26"/>
                 <w:szCs w:val="26"/>
               </w:rPr>
-              <w:t>etude</w:t>
-            </w:r>
+              <w:t>etude.totalPrice</w:t>
+            </w:r>
+            <w:proofErr w:type="spellEnd"/>
             <w:proofErr w:type="gramEnd"/>
-            <w:r>
-              <w:rPr>
-                <w:rFonts w:ascii="Arial" w:eastAsia="Arial" w:hAnsi="Arial" w:cs="Arial"/>
-                <w:b/>
-                <w:color w:val="FFFFFF"/>
-                <w:sz w:val="26"/>
-                <w:szCs w:val="26"/>
-              </w:rPr>
-              <w:t>.totalPrice</w:t>
-            </w:r>
-            <w:proofErr w:type="spellEnd"/>
             <w:r>
               <w:rPr>
                 <w:rFonts w:ascii="Arial" w:eastAsia="Arial" w:hAnsi="Arial" w:cs="Arial"/>
@@ -2771,6 +2594,16 @@
                 <w:szCs w:val="26"/>
               </w:rPr>
             </w:pPr>
+            <w:r>
+              <w:rPr>
+                <w:rFonts w:ascii="Arial" w:eastAsia="Arial" w:hAnsi="Arial" w:cs="Arial"/>
+                <w:b/>
+                <w:color w:val="021A32"/>
+                <w:sz w:val="26"/>
+                <w:szCs w:val="26"/>
+              </w:rPr>
+              <w:t>{</w:t>
+            </w:r>
             <w:proofErr w:type="gramStart"/>
             <w:r>
               <w:rPr>
@@ -2780,7 +2613,7 @@
                 <w:sz w:val="26"/>
                 <w:szCs w:val="26"/>
               </w:rPr>
-              <w:t xml:space="preserve">{{ </w:t>
+              <w:t xml:space="preserve">{ </w:t>
             </w:r>
             <w:proofErr w:type="spellStart"/>
             <w:r>
@@ -2791,29 +2624,19 @@
                 <w:sz w:val="26"/>
                 <w:szCs w:val="26"/>
               </w:rPr>
-              <w:t>etude</w:t>
+              <w:t>etude.</w:t>
+            </w:r>
+            <w:r>
+              <w:rPr>
+                <w:rFonts w:ascii="Arial" w:eastAsia="Arial" w:hAnsi="Arial" w:cs="Arial"/>
+                <w:b/>
+                <w:color w:val="021A32"/>
+                <w:sz w:val="26"/>
+                <w:szCs w:val="26"/>
+              </w:rPr>
+              <w:t>application</w:t>
             </w:r>
             <w:proofErr w:type="gramEnd"/>
-            <w:r>
-              <w:rPr>
-                <w:rFonts w:ascii="Arial" w:eastAsia="Arial" w:hAnsi="Arial" w:cs="Arial"/>
-                <w:b/>
-                <w:color w:val="021A32"/>
-                <w:sz w:val="26"/>
-                <w:szCs w:val="26"/>
-              </w:rPr>
-              <w:t>.</w:t>
-            </w:r>
-            <w:r>
-              <w:rPr>
-                <w:rFonts w:ascii="Arial" w:eastAsia="Arial" w:hAnsi="Arial" w:cs="Arial"/>
-                <w:b/>
-                <w:color w:val="021A32"/>
-                <w:sz w:val="26"/>
-                <w:szCs w:val="26"/>
-              </w:rPr>
-              <w:t>application</w:t>
-            </w:r>
             <w:r>
               <w:rPr>
                 <w:rFonts w:ascii="Arial" w:eastAsia="Arial" w:hAnsi="Arial" w:cs="Arial"/>
@@ -2875,45 +2698,27 @@
                 <w:color w:val="021A32"/>
                 <w:sz w:val="26"/>
                 <w:szCs w:val="26"/>
+                <w:lang w:val="en-GB"/>
               </w:rPr>
             </w:pPr>
-            <w:proofErr w:type="gramStart"/>
-            <w:r>
-              <w:rPr>
-                <w:rFonts w:ascii="Arial" w:eastAsia="Arial" w:hAnsi="Arial" w:cs="Arial"/>
-                <w:color w:val="021A32"/>
-                <w:sz w:val="26"/>
-                <w:szCs w:val="26"/>
-              </w:rPr>
-              <w:t xml:space="preserve">{{ </w:t>
-            </w:r>
-            <w:proofErr w:type="spellStart"/>
-            <w:r>
-              <w:rPr>
-                <w:rFonts w:ascii="Arial" w:eastAsia="Arial" w:hAnsi="Arial" w:cs="Arial"/>
-                <w:color w:val="021A32"/>
-                <w:sz w:val="26"/>
-                <w:szCs w:val="26"/>
-              </w:rPr>
-              <w:t>etude</w:t>
-            </w:r>
-            <w:proofErr w:type="gramEnd"/>
-            <w:r>
-              <w:rPr>
-                <w:rFonts w:ascii="Arial" w:eastAsia="Arial" w:hAnsi="Arial" w:cs="Arial"/>
-                <w:color w:val="021A32"/>
-                <w:sz w:val="26"/>
-                <w:szCs w:val="26"/>
-              </w:rPr>
-              <w:t>.</w:t>
-            </w:r>
-            <w:r>
-              <w:rPr>
-                <w:rFonts w:ascii="Arial" w:eastAsia="Arial" w:hAnsi="Arial" w:cs="Arial"/>
-                <w:b/>
-                <w:color w:val="021A32"/>
-                <w:sz w:val="26"/>
-                <w:szCs w:val="26"/>
+            <w:r>
+              <w:rPr>
+                <w:rFonts w:ascii="Arial" w:eastAsia="Arial" w:hAnsi="Arial" w:cs="Arial"/>
+                <w:color w:val="021A32"/>
+                <w:sz w:val="26"/>
+                <w:szCs w:val="26"/>
+                <w:lang w:val="en-GB"/>
+              </w:rPr>
+              <w:t>{{ etude.</w:t>
+            </w:r>
+            <w:r>
+              <w:rPr>
+                <w:rFonts w:ascii="Arial" w:eastAsia="Arial" w:hAnsi="Arial" w:cs="Arial"/>
+                <w:b/>
+                <w:color w:val="021A32"/>
+                <w:sz w:val="26"/>
+                <w:szCs w:val="26"/>
+                <w:lang w:val="en-GB"/>
               </w:rPr>
               <w:t>application</w:t>
             </w:r>
@@ -2924,6 +2729,7 @@
                 <w:color w:val="021A32"/>
                 <w:sz w:val="26"/>
                 <w:szCs w:val="26"/>
+                <w:lang w:val="en-GB"/>
               </w:rPr>
               <w:t>_f</w:t>
             </w:r>
@@ -2934,48 +2740,28 @@
                 <w:color w:val="021A32"/>
                 <w:sz w:val="26"/>
                 <w:szCs w:val="26"/>
+                <w:lang w:val="en-GB"/>
               </w:rPr>
               <w:t>ees</w:t>
             </w:r>
-            <w:proofErr w:type="spellEnd"/>
-            <w:r>
-              <w:rPr>
-                <w:rFonts w:ascii="Arial" w:eastAsia="Arial" w:hAnsi="Arial" w:cs="Arial"/>
-                <w:b/>
-                <w:color w:val="021A32"/>
-                <w:sz w:val="26"/>
-                <w:szCs w:val="26"/>
-              </w:rPr>
-              <w:t xml:space="preserve"> | </w:t>
-            </w:r>
-            <w:proofErr w:type="spellStart"/>
-            <w:r>
-              <w:rPr>
-                <w:rFonts w:ascii="Arial" w:eastAsia="Arial" w:hAnsi="Arial" w:cs="Arial"/>
-                <w:b/>
-                <w:color w:val="021A32"/>
-                <w:sz w:val="26"/>
-                <w:szCs w:val="26"/>
-              </w:rPr>
-              <w:t>nbrToLetters</w:t>
-            </w:r>
-            <w:proofErr w:type="spellEnd"/>
-            <w:r>
-              <w:rPr>
-                <w:rFonts w:ascii="Arial" w:eastAsia="Arial" w:hAnsi="Arial" w:cs="Arial"/>
-                <w:b/>
-                <w:color w:val="021A32"/>
-                <w:sz w:val="26"/>
-                <w:szCs w:val="26"/>
-              </w:rPr>
-              <w:t>()</w:t>
-            </w:r>
-            <w:r>
-              <w:rPr>
-                <w:rFonts w:ascii="Arial" w:eastAsia="Arial" w:hAnsi="Arial" w:cs="Arial"/>
-                <w:color w:val="021A32"/>
-                <w:sz w:val="26"/>
-                <w:szCs w:val="26"/>
+            <w:r>
+              <w:rPr>
+                <w:rFonts w:ascii="Arial" w:eastAsia="Arial" w:hAnsi="Arial" w:cs="Arial"/>
+                <w:b/>
+                <w:color w:val="021A32"/>
+                <w:sz w:val="26"/>
+                <w:szCs w:val="26"/>
+                <w:lang w:val="en-GB"/>
+              </w:rPr>
+              <w:t xml:space="preserve"> | nbrToLetters()</w:t>
+            </w:r>
+            <w:r>
+              <w:rPr>
+                <w:rFonts w:ascii="Arial" w:eastAsia="Arial" w:hAnsi="Arial" w:cs="Arial"/>
+                <w:color w:val="021A32"/>
+                <w:sz w:val="26"/>
+                <w:szCs w:val="26"/>
+                <w:lang w:val="en-GB"/>
               </w:rPr>
               <w:t xml:space="preserve"> }} </w:t>
             </w:r>
@@ -2985,6 +2771,7 @@
                 <w:color w:val="021A32"/>
                 <w:sz w:val="26"/>
                 <w:szCs w:val="26"/>
+                <w:lang w:val="en-GB"/>
               </w:rPr>
               <w:t xml:space="preserve">euros </w:t>
             </w:r>
@@ -2994,6 +2781,7 @@
                 <w:color w:val="021A32"/>
                 <w:sz w:val="26"/>
                 <w:szCs w:val="26"/>
+                <w:lang w:val="en-GB"/>
               </w:rPr>
               <w:t>HT</w:t>
             </w:r>
@@ -3065,9 +2853,9 @@
                 <w:color w:val="FFFFFF"/>
                 <w:sz w:val="26"/>
                 <w:szCs w:val="26"/>
+                <w:lang w:val="en-GB"/>
               </w:rPr>
             </w:pPr>
-            <w:proofErr w:type="gramStart"/>
             <w:r>
               <w:rPr>
                 <w:rFonts w:ascii="Arial" w:eastAsia="Arial" w:hAnsi="Arial" w:cs="Arial"/>
@@ -3075,10 +2863,10 @@
                 <w:color w:val="FFFFFF"/>
                 <w:sz w:val="26"/>
                 <w:szCs w:val="26"/>
-              </w:rPr>
-              <w:t xml:space="preserve">{{ </w:t>
-            </w:r>
-            <w:proofErr w:type="spellStart"/>
+                <w:lang w:val="en-GB"/>
+              </w:rPr>
+              <w:t xml:space="preserve">{{ etude.totalPrice + etude.application_fees }} </w:t>
+            </w:r>
             <w:r>
               <w:rPr>
                 <w:rFonts w:ascii="Arial" w:eastAsia="Arial" w:hAnsi="Arial" w:cs="Arial"/>
@@ -3086,60 +2874,7 @@
                 <w:color w:val="FFFFFF"/>
                 <w:sz w:val="26"/>
                 <w:szCs w:val="26"/>
-              </w:rPr>
-              <w:t>etude</w:t>
-            </w:r>
-            <w:proofErr w:type="gramEnd"/>
-            <w:r>
-              <w:rPr>
-                <w:rFonts w:ascii="Arial" w:eastAsia="Arial" w:hAnsi="Arial" w:cs="Arial"/>
-                <w:b/>
-                <w:color w:val="FFFFFF"/>
-                <w:sz w:val="26"/>
-                <w:szCs w:val="26"/>
-              </w:rPr>
-              <w:t>.totalPrice</w:t>
-            </w:r>
-            <w:proofErr w:type="spellEnd"/>
-            <w:r>
-              <w:rPr>
-                <w:rFonts w:ascii="Arial" w:eastAsia="Arial" w:hAnsi="Arial" w:cs="Arial"/>
-                <w:b/>
-                <w:color w:val="FFFFFF"/>
-                <w:sz w:val="26"/>
-                <w:szCs w:val="26"/>
-              </w:rPr>
-              <w:t xml:space="preserve"> + </w:t>
-            </w:r>
-            <w:proofErr w:type="spellStart"/>
-            <w:r>
-              <w:rPr>
-                <w:rFonts w:ascii="Arial" w:eastAsia="Arial" w:hAnsi="Arial" w:cs="Arial"/>
-                <w:b/>
-                <w:color w:val="FFFFFF"/>
-                <w:sz w:val="26"/>
-                <w:szCs w:val="26"/>
-              </w:rPr>
-              <w:t>etude.application_fees</w:t>
-            </w:r>
-            <w:proofErr w:type="spellEnd"/>
-            <w:r>
-              <w:rPr>
-                <w:rFonts w:ascii="Arial" w:eastAsia="Arial" w:hAnsi="Arial" w:cs="Arial"/>
-                <w:b/>
-                <w:color w:val="FFFFFF"/>
-                <w:sz w:val="26"/>
-                <w:szCs w:val="26"/>
-              </w:rPr>
-              <w:t xml:space="preserve"> }} </w:t>
-            </w:r>
-            <w:r>
-              <w:rPr>
-                <w:rFonts w:ascii="Arial" w:eastAsia="Arial" w:hAnsi="Arial" w:cs="Arial"/>
-                <w:b/>
-                <w:color w:val="FFFFFF"/>
-                <w:sz w:val="26"/>
-                <w:szCs w:val="26"/>
+                <w:lang w:val="en-GB"/>
               </w:rPr>
               <w:t>€ HT</w:t>
             </w:r>
@@ -3176,6 +2911,16 @@
                 <w:szCs w:val="26"/>
               </w:rPr>
             </w:pPr>
+            <w:r>
+              <w:rPr>
+                <w:rFonts w:ascii="Arial" w:eastAsia="Arial" w:hAnsi="Arial" w:cs="Arial"/>
+                <w:b/>
+                <w:color w:val="FFFFFF"/>
+                <w:sz w:val="26"/>
+                <w:szCs w:val="26"/>
+              </w:rPr>
+              <w:t>{</w:t>
+            </w:r>
             <w:proofErr w:type="gramStart"/>
             <w:r>
               <w:rPr>
@@ -3185,7 +2930,7 @@
                 <w:sz w:val="26"/>
                 <w:szCs w:val="26"/>
               </w:rPr>
-              <w:t>{{ (</w:t>
+              <w:t>{ (</w:t>
             </w:r>
             <w:proofErr w:type="spellStart"/>
             <w:proofErr w:type="gramEnd"/>
@@ -3335,7 +3080,6 @@
                 <w:lang w:val="en-GB"/>
               </w:rPr>
             </w:pPr>
-            <w:proofErr w:type="gramStart"/>
             <w:r>
               <w:rPr>
                 <w:rFonts w:ascii="Arial" w:eastAsia="Arial" w:hAnsi="Arial" w:cs="Arial"/>
@@ -3368,19 +3112,7 @@
                 <w:szCs w:val="26"/>
                 <w:lang w:val="en-GB"/>
               </w:rPr>
-              <w:t>etude</w:t>
-            </w:r>
-            <w:proofErr w:type="gramEnd"/>
-            <w:r>
-              <w:rPr>
-                <w:rFonts w:ascii="Arial" w:eastAsia="Arial" w:hAnsi="Arial" w:cs="Arial"/>
-                <w:b/>
-                <w:color w:val="000000"/>
-                <w:sz w:val="26"/>
-                <w:szCs w:val="26"/>
-                <w:lang w:val="en-GB"/>
-              </w:rPr>
-              <w:t>.</w:t>
+              <w:t>etude.</w:t>
             </w:r>
             <w:r>
               <w:rPr>
@@ -3487,7 +3219,6 @@
                 <w:lang w:val="en-GB"/>
               </w:rPr>
             </w:pPr>
-            <w:proofErr w:type="gramStart"/>
             <w:r>
               <w:rPr>
                 <w:rFonts w:ascii="Arial" w:eastAsia="Arial" w:hAnsi="Arial" w:cs="Arial"/>
@@ -3520,19 +3251,7 @@
                 <w:szCs w:val="26"/>
                 <w:lang w:val="en-GB"/>
               </w:rPr>
-              <w:t>etude</w:t>
-            </w:r>
-            <w:proofErr w:type="gramEnd"/>
-            <w:r>
-              <w:rPr>
-                <w:rFonts w:ascii="Arial" w:eastAsia="Arial" w:hAnsi="Arial" w:cs="Arial"/>
-                <w:b/>
-                <w:color w:val="FFFFFF"/>
-                <w:sz w:val="26"/>
-                <w:szCs w:val="26"/>
-                <w:lang w:val="en-GB"/>
-              </w:rPr>
-              <w:t>.</w:t>
+              <w:t>etude.</w:t>
             </w:r>
             <w:r>
               <w:rPr>
@@ -3710,32 +3429,31 @@
                 <w:szCs w:val="20"/>
               </w:rPr>
             </w:pPr>
-            <w:proofErr w:type="gramStart"/>
             <w:r>
               <w:rPr>
                 <w:rFonts w:ascii="Arial" w:eastAsia="Arial" w:hAnsi="Arial" w:cs="Arial"/>
                 <w:sz w:val="20"/>
                 <w:szCs w:val="20"/>
               </w:rPr>
-              <w:t xml:space="preserve">{{ </w:t>
-            </w:r>
-            <w:proofErr w:type="spellStart"/>
+              <w:t>{</w:t>
+            </w:r>
+            <w:proofErr w:type="gramStart"/>
             <w:r>
               <w:rPr>
                 <w:rFonts w:ascii="Arial" w:eastAsia="Arial" w:hAnsi="Arial" w:cs="Arial"/>
                 <w:sz w:val="20"/>
                 <w:szCs w:val="20"/>
               </w:rPr>
-              <w:t>etude</w:t>
-            </w:r>
-            <w:proofErr w:type="gramEnd"/>
+              <w:t xml:space="preserve">{ </w:t>
+            </w:r>
+            <w:proofErr w:type="spellStart"/>
             <w:r>
               <w:rPr>
                 <w:rFonts w:ascii="Arial" w:eastAsia="Arial" w:hAnsi="Arial" w:cs="Arial"/>
                 <w:sz w:val="20"/>
                 <w:szCs w:val="20"/>
               </w:rPr>
-              <w:t>.</w:t>
+              <w:t>etude.</w:t>
             </w:r>
             <w:r>
               <w:rPr>
@@ -3746,6 +3464,7 @@
               <w:t>projectManager</w:t>
             </w:r>
             <w:proofErr w:type="spellEnd"/>
+            <w:proofErr w:type="gramEnd"/>
             <w:r>
               <w:rPr>
                 <w:rFonts w:ascii="Arial" w:eastAsia="Arial" w:hAnsi="Arial" w:cs="Arial"/>
@@ -3794,6 +3513,8 @@
                 <w:szCs w:val="20"/>
               </w:rPr>
             </w:pPr>
+            <w:bookmarkStart w:id="1" w:name="_GoBack"/>
+            <w:bookmarkEnd w:id="1"/>
           </w:p>
           <w:p>
             <w:pPr>
@@ -3817,7 +3538,7 @@
                 <w:sz w:val="18"/>
                 <w:szCs w:val="18"/>
               </w:rPr>
-              <w:t xml:space="preserve">Mail : </w:t>
+              <w:t>Mail : {</w:t>
             </w:r>
             <w:proofErr w:type="gramStart"/>
             <w:r>
@@ -3826,7 +3547,7 @@
                 <w:sz w:val="18"/>
                 <w:szCs w:val="18"/>
               </w:rPr>
-              <w:t xml:space="preserve">{{ </w:t>
+              <w:t xml:space="preserve">{ </w:t>
             </w:r>
             <w:proofErr w:type="spellStart"/>
             <w:r>
@@ -3835,34 +3556,26 @@
                 <w:sz w:val="18"/>
                 <w:szCs w:val="18"/>
               </w:rPr>
-              <w:t>etude</w:t>
-            </w:r>
-            <w:proofErr w:type="gramEnd"/>
+              <w:t>etude.</w:t>
+            </w:r>
+            <w:r>
+              <w:rPr>
+                <w:rFonts w:ascii="Arial" w:eastAsia="Arial" w:hAnsi="Arial" w:cs="Arial"/>
+                <w:sz w:val="20"/>
+                <w:szCs w:val="20"/>
+              </w:rPr>
+              <w:t>projectManager</w:t>
+            </w:r>
             <w:r>
               <w:rPr>
                 <w:rFonts w:ascii="Arial" w:eastAsia="Arial" w:hAnsi="Arial" w:cs="Arial"/>
                 <w:sz w:val="18"/>
                 <w:szCs w:val="18"/>
               </w:rPr>
-              <w:t>.</w:t>
-            </w:r>
-            <w:r>
-              <w:rPr>
-                <w:rFonts w:ascii="Arial" w:eastAsia="Arial" w:hAnsi="Arial" w:cs="Arial"/>
-                <w:sz w:val="20"/>
-                <w:szCs w:val="20"/>
-              </w:rPr>
-              <w:t>projectManager</w:t>
-            </w:r>
-            <w:r>
-              <w:rPr>
-                <w:rFonts w:ascii="Arial" w:eastAsia="Arial" w:hAnsi="Arial" w:cs="Arial"/>
-                <w:sz w:val="18"/>
-                <w:szCs w:val="18"/>
-              </w:rPr>
               <w:t>.email</w:t>
             </w:r>
             <w:proofErr w:type="spellEnd"/>
+            <w:proofErr w:type="gramEnd"/>
             <w:r>
               <w:rPr>
                 <w:rFonts w:ascii="Arial" w:eastAsia="Arial" w:hAnsi="Arial" w:cs="Arial"/>
@@ -3915,7 +3628,6 @@
               <w:t xml:space="preserve">{% if </w:t>
             </w:r>
             <w:proofErr w:type="spellStart"/>
-            <w:proofErr w:type="gramStart"/>
             <w:r>
               <w:rPr>
                 <w:rFonts w:ascii="Arial" w:eastAsia="Arial" w:hAnsi="Arial" w:cs="Arial"/>
@@ -3949,31 +3661,31 @@
               <w:t>phone</w:t>
             </w:r>
             <w:proofErr w:type="spellEnd"/>
-            <w:proofErr w:type="gramEnd"/>
             <w:r>
               <w:rPr>
                 <w:rFonts w:ascii="Arial" w:eastAsia="Arial" w:hAnsi="Arial" w:cs="Arial"/>
                 <w:sz w:val="18"/>
                 <w:szCs w:val="18"/>
               </w:rPr>
-              <w:t xml:space="preserve"> %}Portable : {{ </w:t>
-            </w:r>
-            <w:proofErr w:type="spellStart"/>
+              <w:t xml:space="preserve"> %}Portable : {</w:t>
+            </w:r>
+            <w:proofErr w:type="gramStart"/>
             <w:r>
               <w:rPr>
                 <w:rFonts w:ascii="Arial" w:eastAsia="Arial" w:hAnsi="Arial" w:cs="Arial"/>
                 <w:sz w:val="18"/>
                 <w:szCs w:val="18"/>
               </w:rPr>
-              <w:t>etude.</w:t>
-            </w:r>
+              <w:t xml:space="preserve">{ </w:t>
+            </w:r>
+            <w:proofErr w:type="spellStart"/>
             <w:r>
               <w:rPr>
                 <w:rFonts w:ascii="Arial" w:eastAsia="Arial" w:hAnsi="Arial" w:cs="Arial"/>
                 <w:sz w:val="18"/>
                 <w:szCs w:val="18"/>
               </w:rPr>
-              <w:t>projectManager</w:t>
+              <w:t>etude.</w:t>
             </w:r>
             <w:r>
               <w:rPr>
@@ -3981,7 +3693,7 @@
                 <w:sz w:val="18"/>
                 <w:szCs w:val="18"/>
               </w:rPr>
-              <w:t>.</w:t>
+              <w:t>projectManager</w:t>
             </w:r>
             <w:r>
               <w:rPr>
@@ -3989,9 +3701,18 @@
                 <w:sz w:val="18"/>
                 <w:szCs w:val="18"/>
               </w:rPr>
+              <w:t>.</w:t>
+            </w:r>
+            <w:r>
+              <w:rPr>
+                <w:rFonts w:ascii="Arial" w:eastAsia="Arial" w:hAnsi="Arial" w:cs="Arial"/>
+                <w:sz w:val="18"/>
+                <w:szCs w:val="18"/>
+              </w:rPr>
               <w:t>phone</w:t>
             </w:r>
             <w:proofErr w:type="spellEnd"/>
+            <w:proofErr w:type="gramEnd"/>
             <w:r>
               <w:rPr>
                 <w:rFonts w:ascii="Arial" w:eastAsia="Arial" w:hAnsi="Arial" w:cs="Arial"/>
@@ -4112,7 +3833,7 @@
 </file>
 
 <file path=word/endnotes.xml><?xml version="1.0" encoding="utf-8"?>
-<w:endnotes xmlns:wpc="http://schemas.microsoft.com/office/word/2010/wordprocessingCanvas" xmlns:cx="http://schemas.microsoft.com/office/drawing/2014/chartex" xmlns:cx1="http://schemas.microsoft.com/office/drawing/2015/9/8/chartex" xmlns:cx2="http://schemas.microsoft.com/office/drawing/2015/10/21/chartex" xmlns:cx3="http://schemas.microsoft.com/office/drawing/2016/5/9/chartex" xmlns:cx4="http://schemas.microsoft.com/office/drawing/2016/5/10/chartex" xmlns:cx5="http://schemas.microsoft.com/office/drawing/2016/5/11/chartex" xmlns:cx6="http://schemas.microsoft.com/office/drawing/2016/5/12/chartex" xmlns:cx7="http://schemas.microsoft.com/office/drawing/2016/5/13/chartex" xmlns:cx8="http://schemas.microsoft.com/office/drawing/2016/5/14/chartex" xmlns:mc="http://schemas.openxmlformats.org/markup-compatibility/2006" xmlns:aink="http://schemas.microsoft.com/office/drawing/2016/ink" xmlns:am3d="http://schemas.microsoft.com/office/drawing/2017/model3d" xmlns:o="urn:schemas-microsoft-com:office:office" xmlns:r="http://schemas.openxmlformats.org/officeDocument/2006/relationships" xmlns:m="http://schemas.openxmlformats.org/officeDocument/2006/math" xmlns:v="urn:schemas-microsoft-com:vml" xmlns:wp14="http://schemas.microsoft.com/office/word/2010/wordprocessingDrawing" xmlns:wp="http://schemas.openxmlformats.org/drawingml/2006/wordprocessingDrawing" xmlns:w10="urn:schemas-microsoft-com:office:word" xmlns:w="http://schemas.openxmlformats.org/wordprocessingml/2006/main" xmlns:w14="http://schemas.microsoft.com/office/word/2010/wordml" xmlns:w15="http://schemas.microsoft.com/office/word/2012/wordml" xmlns:w16cex="http://schemas.microsoft.com/office/word/2018/wordml/cex" xmlns:w16cid="http://schemas.microsoft.com/office/word/2016/wordml/cid" xmlns:w16="http://schemas.microsoft.com/office/word/2018/wordml" xmlns:w16se="http://schemas.microsoft.com/office/word/2015/wordml/symex" xmlns:wpg="http://schemas.microsoft.com/office/word/2010/wordprocessingGroup" xmlns:wpi="http://schemas.microsoft.com/office/word/2010/wordprocessingInk" xmlns:wne="http://schemas.microsoft.com/office/word/2006/wordml" xmlns:wps="http://schemas.microsoft.com/office/word/2010/wordprocessingShape" mc:Ignorable="w14 w15 w16se w16cid w16 w16cex wp14">
+<w:endnotes xmlns:wpc="http://schemas.microsoft.com/office/word/2010/wordprocessingCanvas" xmlns:mc="http://schemas.openxmlformats.org/markup-compatibility/2006" xmlns:o="urn:schemas-microsoft-com:office:office" xmlns:r="http://schemas.openxmlformats.org/officeDocument/2006/relationships" xmlns:m="http://schemas.openxmlformats.org/officeDocument/2006/math" xmlns:v="urn:schemas-microsoft-com:vml" xmlns:wp14="http://schemas.microsoft.com/office/word/2010/wordprocessingDrawing" xmlns:wp="http://schemas.openxmlformats.org/drawingml/2006/wordprocessingDrawing" xmlns:w10="urn:schemas-microsoft-com:office:word" xmlns:w="http://schemas.openxmlformats.org/wordprocessingml/2006/main" xmlns:w14="http://schemas.microsoft.com/office/word/2010/wordml" xmlns:w15="http://schemas.microsoft.com/office/word/2012/wordml" xmlns:wpg="http://schemas.microsoft.com/office/word/2010/wordprocessingGroup" xmlns:wpi="http://schemas.microsoft.com/office/word/2010/wordprocessingInk" xmlns:wne="http://schemas.microsoft.com/office/word/2006/wordml" xmlns:wps="http://schemas.microsoft.com/office/word/2010/wordprocessingShape" mc:Ignorable="w14 w15 wp14">
   <w:endnote w:type="separator" w:id="-1">
     <w:p>
       <w:r>
@@ -4131,7 +3852,7 @@
 </file>
 
 <file path=word/footer1.xml><?xml version="1.0" encoding="utf-8"?>
-<w:ftr xmlns:wpc="http://schemas.microsoft.com/office/word/2010/wordprocessingCanvas" xmlns:cx="http://schemas.microsoft.com/office/drawing/2014/chartex" xmlns:cx1="http://schemas.microsoft.com/office/drawing/2015/9/8/chartex" xmlns:cx2="http://schemas.microsoft.com/office/drawing/2015/10/21/chartex" xmlns:cx3="http://schemas.microsoft.com/office/drawing/2016/5/9/chartex" xmlns:cx4="http://schemas.microsoft.com/office/drawing/2016/5/10/chartex" xmlns:cx5="http://schemas.microsoft.com/office/drawing/2016/5/11/chartex" xmlns:cx6="http://schemas.microsoft.com/office/drawing/2016/5/12/chartex" xmlns:cx7="http://schemas.microsoft.com/office/drawing/2016/5/13/chartex" xmlns:cx8="http://schemas.microsoft.com/office/drawing/2016/5/14/chartex" xmlns:mc="http://schemas.openxmlformats.org/markup-compatibility/2006" xmlns:aink="http://schemas.microsoft.com/office/drawing/2016/ink" xmlns:am3d="http://schemas.microsoft.com/office/drawing/2017/model3d" xmlns:o="urn:schemas-microsoft-com:office:office" xmlns:r="http://schemas.openxmlformats.org/officeDocument/2006/relationships" xmlns:m="http://schemas.openxmlformats.org/officeDocument/2006/math" xmlns:v="urn:schemas-microsoft-com:vml" xmlns:wp14="http://schemas.microsoft.com/office/word/2010/wordprocessingDrawing" xmlns:wp="http://schemas.openxmlformats.org/drawingml/2006/wordprocessingDrawing" xmlns:w10="urn:schemas-microsoft-com:office:word" xmlns:w="http://schemas.openxmlformats.org/wordprocessingml/2006/main" xmlns:w14="http://schemas.microsoft.com/office/word/2010/wordml" xmlns:w15="http://schemas.microsoft.com/office/word/2012/wordml" xmlns:w16cex="http://schemas.microsoft.com/office/word/2018/wordml/cex" xmlns:w16cid="http://schemas.microsoft.com/office/word/2016/wordml/cid" xmlns:w16="http://schemas.microsoft.com/office/word/2018/wordml" xmlns:w16se="http://schemas.microsoft.com/office/word/2015/wordml/symex" xmlns:wpg="http://schemas.microsoft.com/office/word/2010/wordprocessingGroup" xmlns:wpi="http://schemas.microsoft.com/office/word/2010/wordprocessingInk" xmlns:wne="http://schemas.microsoft.com/office/word/2006/wordml" xmlns:wps="http://schemas.microsoft.com/office/word/2010/wordprocessingShape" mc:Ignorable="w14 w15 w16se w16cid w16 w16cex wp14">
+<w:ftr xmlns:wpc="http://schemas.microsoft.com/office/word/2010/wordprocessingCanvas" xmlns:mc="http://schemas.openxmlformats.org/markup-compatibility/2006" xmlns:o="urn:schemas-microsoft-com:office:office" xmlns:r="http://schemas.openxmlformats.org/officeDocument/2006/relationships" xmlns:m="http://schemas.openxmlformats.org/officeDocument/2006/math" xmlns:v="urn:schemas-microsoft-com:vml" xmlns:wp14="http://schemas.microsoft.com/office/word/2010/wordprocessingDrawing" xmlns:wp="http://schemas.openxmlformats.org/drawingml/2006/wordprocessingDrawing" xmlns:w10="urn:schemas-microsoft-com:office:word" xmlns:w="http://schemas.openxmlformats.org/wordprocessingml/2006/main" xmlns:w14="http://schemas.microsoft.com/office/word/2010/wordml" xmlns:w15="http://schemas.microsoft.com/office/word/2012/wordml" xmlns:wpg="http://schemas.microsoft.com/office/word/2010/wordprocessingGroup" xmlns:wpi="http://schemas.microsoft.com/office/word/2010/wordprocessingInk" xmlns:wne="http://schemas.microsoft.com/office/word/2006/wordml" xmlns:wps="http://schemas.microsoft.com/office/word/2010/wordprocessingShape" mc:Ignorable="w14 w15 wp14">
   <w:p>
     <w:pPr>
       <w:pBdr>
@@ -4367,8 +4088,9 @@
         <w:sz w:val="18"/>
         <w:szCs w:val="18"/>
       </w:rPr>
-      <w:t xml:space="preserve">Ouest INSA, </w:t>
-    </w:r>
+      <w:t>{</w:t>
+    </w:r>
+    <w:proofErr w:type="gramStart"/>
     <w:r>
       <w:rPr>
         <w:rFonts w:ascii="Arial" w:eastAsia="Arial" w:hAnsi="Arial" w:cs="Arial"/>
@@ -4376,7 +4098,66 @@
         <w:sz w:val="18"/>
         <w:szCs w:val="18"/>
       </w:rPr>
-      <w:t>Junior-Entreprise de l'INSA Rennes</w:t>
+      <w:t xml:space="preserve">{ </w:t>
+    </w:r>
+    <w:proofErr w:type="spellStart"/>
+    <w:r>
+      <w:rPr>
+        <w:rFonts w:ascii="Arial" w:eastAsia="Arial" w:hAnsi="Arial" w:cs="Arial"/>
+        <w:color w:val="000000"/>
+        <w:sz w:val="18"/>
+        <w:szCs w:val="18"/>
+      </w:rPr>
+      <w:t>param</w:t>
+    </w:r>
+    <w:proofErr w:type="spellEnd"/>
+    <w:proofErr w:type="gramEnd"/>
+    <w:r>
+      <w:rPr>
+        <w:rFonts w:ascii="Arial" w:eastAsia="Arial" w:hAnsi="Arial" w:cs="Arial"/>
+        <w:color w:val="000000"/>
+        <w:sz w:val="18"/>
+        <w:szCs w:val="18"/>
+      </w:rPr>
+      <w:t>(</w:t>
+    </w:r>
+    <w:r>
+      <w:rPr>
+        <w:rFonts w:ascii="Arial" w:eastAsia="Arial" w:hAnsi="Arial" w:cs="Arial"/>
+        <w:color w:val="000000"/>
+        <w:sz w:val="20"/>
+        <w:szCs w:val="20"/>
+      </w:rPr>
+      <w:t>'</w:t>
+    </w:r>
+    <w:proofErr w:type="spellStart"/>
+    <w:r>
+      <w:rPr>
+        <w:rFonts w:ascii="Arial" w:eastAsia="Arial" w:hAnsi="Arial" w:cs="Arial"/>
+        <w:color w:val="000000"/>
+        <w:sz w:val="20"/>
+        <w:szCs w:val="20"/>
+      </w:rPr>
+      <w:t>je_name</w:t>
+    </w:r>
+    <w:proofErr w:type="spellEnd"/>
+    <w:r>
+      <w:rPr>
+        <w:rFonts w:ascii="Arial" w:eastAsia="Arial" w:hAnsi="Arial" w:cs="Arial"/>
+        <w:color w:val="000000"/>
+        <w:sz w:val="20"/>
+        <w:szCs w:val="20"/>
+      </w:rPr>
+      <w:t>'</w:t>
+    </w:r>
+    <w:r>
+      <w:rPr>
+        <w:rFonts w:ascii="Arial" w:eastAsia="Arial" w:hAnsi="Arial" w:cs="Arial"/>
+        <w:color w:val="000000"/>
+        <w:sz w:val="18"/>
+        <w:szCs w:val="18"/>
+      </w:rPr>
+      <w:t>) }}, Junior-Entreprise de l'INSA de Rennes</w:t>
     </w:r>
   </w:p>
   <w:p>
@@ -4439,34 +4220,145 @@
         <w:sz w:val="16"/>
         <w:szCs w:val="16"/>
       </w:rPr>
-      <w:t>20 avenue des Buttes de Coësmes, 35708 Rennes, CS 70839 Cedex 7</w:t>
-    </w:r>
-    <w:r>
-      <w:rPr>
-        <w:rFonts w:ascii="Arial" w:eastAsia="Arial" w:hAnsi="Arial" w:cs="Arial"/>
-        <w:color w:val="000000"/>
-        <w:sz w:val="16"/>
-        <w:szCs w:val="16"/>
-      </w:rPr>
-      <w:t xml:space="preserve"> </w:t>
-    </w:r>
-    <w:r>
-      <w:rPr>
-        <w:rFonts w:ascii="Arial" w:eastAsia="Arial" w:hAnsi="Arial" w:cs="Arial"/>
-        <w:color w:val="000000"/>
-        <w:sz w:val="16"/>
-        <w:szCs w:val="16"/>
-      </w:rPr>
-      <w:t xml:space="preserve">– 02.23.23.85.72 – </w:t>
-    </w:r>
-    <w:r>
-      <w:rPr>
-        <w:rFonts w:ascii="Arial" w:eastAsia="Arial" w:hAnsi="Arial" w:cs="Arial"/>
-        <w:color w:val="000000"/>
-        <w:sz w:val="16"/>
-        <w:szCs w:val="16"/>
-      </w:rPr>
-      <w:t>contact@ouest-insa.fr</w:t>
+      <w:t>{</w:t>
+    </w:r>
+    <w:proofErr w:type="gramStart"/>
+    <w:r>
+      <w:rPr>
+        <w:rFonts w:ascii="Arial" w:eastAsia="Arial" w:hAnsi="Arial" w:cs="Arial"/>
+        <w:color w:val="000000"/>
+        <w:sz w:val="16"/>
+        <w:szCs w:val="16"/>
+      </w:rPr>
+      <w:t xml:space="preserve">{ </w:t>
+    </w:r>
+    <w:proofErr w:type="spellStart"/>
+    <w:r>
+      <w:rPr>
+        <w:rFonts w:ascii="Arial" w:eastAsia="Arial" w:hAnsi="Arial" w:cs="Arial"/>
+        <w:color w:val="000000"/>
+        <w:sz w:val="16"/>
+        <w:szCs w:val="16"/>
+      </w:rPr>
+      <w:t>param</w:t>
+    </w:r>
+    <w:proofErr w:type="spellEnd"/>
+    <w:proofErr w:type="gramEnd"/>
+    <w:r>
+      <w:rPr>
+        <w:rFonts w:ascii="Arial" w:eastAsia="Arial" w:hAnsi="Arial" w:cs="Arial"/>
+        <w:color w:val="000000"/>
+        <w:sz w:val="16"/>
+        <w:szCs w:val="16"/>
+      </w:rPr>
+      <w:t>(</w:t>
+    </w:r>
+    <w:r>
+      <w:rPr>
+        <w:rFonts w:ascii="Arial" w:eastAsia="Arial" w:hAnsi="Arial" w:cs="Arial"/>
+        <w:color w:val="000000"/>
+        <w:sz w:val="16"/>
+        <w:szCs w:val="20"/>
+      </w:rPr>
+      <w:t>'</w:t>
+    </w:r>
+    <w:proofErr w:type="spellStart"/>
+    <w:r>
+      <w:rPr>
+        <w:rFonts w:ascii="Arial" w:eastAsia="Arial" w:hAnsi="Arial" w:cs="Arial"/>
+        <w:color w:val="000000"/>
+        <w:sz w:val="16"/>
+        <w:szCs w:val="20"/>
+      </w:rPr>
+      <w:t>je_address</w:t>
+    </w:r>
+    <w:proofErr w:type="spellEnd"/>
+    <w:r>
+      <w:rPr>
+        <w:rFonts w:ascii="Arial" w:eastAsia="Arial" w:hAnsi="Arial" w:cs="Arial"/>
+        <w:color w:val="000000"/>
+        <w:sz w:val="16"/>
+        <w:szCs w:val="20"/>
+      </w:rPr>
+      <w:t>'</w:t>
+    </w:r>
+    <w:r>
+      <w:rPr>
+        <w:rFonts w:ascii="Arial" w:eastAsia="Arial" w:hAnsi="Arial" w:cs="Arial"/>
+        <w:color w:val="000000"/>
+        <w:sz w:val="16"/>
+        <w:szCs w:val="16"/>
+      </w:rPr>
+      <w:t>) }} – 02.23.23.85.72 – {</w:t>
+    </w:r>
+    <w:proofErr w:type="gramStart"/>
+    <w:r>
+      <w:rPr>
+        <w:rFonts w:ascii="Arial" w:eastAsia="Arial" w:hAnsi="Arial" w:cs="Arial"/>
+        <w:color w:val="000000"/>
+        <w:sz w:val="16"/>
+        <w:szCs w:val="16"/>
+      </w:rPr>
+      <w:t xml:space="preserve">{ </w:t>
+    </w:r>
+    <w:proofErr w:type="spellStart"/>
+    <w:r>
+      <w:rPr>
+        <w:rFonts w:ascii="Arial" w:eastAsia="Arial" w:hAnsi="Arial" w:cs="Arial"/>
+        <w:color w:val="000000"/>
+        <w:sz w:val="16"/>
+        <w:szCs w:val="16"/>
+      </w:rPr>
+      <w:t>param</w:t>
+    </w:r>
+    <w:proofErr w:type="spellEnd"/>
+    <w:proofErr w:type="gramEnd"/>
+    <w:r>
+      <w:rPr>
+        <w:rFonts w:ascii="Arial" w:eastAsia="Arial" w:hAnsi="Arial" w:cs="Arial"/>
+        <w:color w:val="000000"/>
+        <w:sz w:val="16"/>
+        <w:szCs w:val="16"/>
+      </w:rPr>
+      <w:t>(</w:t>
+    </w:r>
+    <w:r>
+      <w:rPr>
+        <w:rFonts w:ascii="Arial" w:eastAsia="Arial" w:hAnsi="Arial" w:cs="Arial"/>
+        <w:color w:val="000000"/>
+        <w:sz w:val="16"/>
+        <w:szCs w:val="20"/>
+      </w:rPr>
+      <w:t>'</w:t>
+    </w:r>
+    <w:proofErr w:type="spellStart"/>
+    <w:r>
+      <w:rPr>
+        <w:rFonts w:ascii="Arial" w:eastAsia="Arial" w:hAnsi="Arial" w:cs="Arial"/>
+        <w:color w:val="000000"/>
+        <w:sz w:val="16"/>
+        <w:szCs w:val="20"/>
+      </w:rPr>
+      <w:t>je_contact</w:t>
+    </w:r>
+    <w:proofErr w:type="spellEnd"/>
+    <w:r>
+      <w:rPr>
+        <w:rFonts w:ascii="Arial" w:eastAsia="Arial" w:hAnsi="Arial" w:cs="Arial"/>
+        <w:color w:val="000000"/>
+        <w:sz w:val="16"/>
+        <w:szCs w:val="20"/>
+      </w:rPr>
+      <w:t>'</w:t>
+    </w:r>
+    <w:r>
+      <w:rPr>
+        <w:rFonts w:ascii="Arial" w:eastAsia="Arial" w:hAnsi="Arial" w:cs="Arial"/>
+        <w:color w:val="000000"/>
+        <w:sz w:val="16"/>
+        <w:szCs w:val="16"/>
+      </w:rPr>
+      <w:t>) }}</w:t>
     </w:r>
   </w:p>
   <w:p>
@@ -4503,7 +4395,7 @@
 </file>
 
 <file path=word/footer2.xml><?xml version="1.0" encoding="utf-8"?>
-<w:ftr xmlns:wpc="http://schemas.microsoft.com/office/word/2010/wordprocessingCanvas" xmlns:cx="http://schemas.microsoft.com/office/drawing/2014/chartex" xmlns:cx1="http://schemas.microsoft.com/office/drawing/2015/9/8/chartex" xmlns:cx2="http://schemas.microsoft.com/office/drawing/2015/10/21/chartex" xmlns:cx3="http://schemas.microsoft.com/office/drawing/2016/5/9/chartex" xmlns:cx4="http://schemas.microsoft.com/office/drawing/2016/5/10/chartex" xmlns:cx5="http://schemas.microsoft.com/office/drawing/2016/5/11/chartex" xmlns:cx6="http://schemas.microsoft.com/office/drawing/2016/5/12/chartex" xmlns:cx7="http://schemas.microsoft.com/office/drawing/2016/5/13/chartex" xmlns:cx8="http://schemas.microsoft.com/office/drawing/2016/5/14/chartex" xmlns:mc="http://schemas.openxmlformats.org/markup-compatibility/2006" xmlns:aink="http://schemas.microsoft.com/office/drawing/2016/ink" xmlns:am3d="http://schemas.microsoft.com/office/drawing/2017/model3d" xmlns:o="urn:schemas-microsoft-com:office:office" xmlns:r="http://schemas.openxmlformats.org/officeDocument/2006/relationships" xmlns:m="http://schemas.openxmlformats.org/officeDocument/2006/math" xmlns:v="urn:schemas-microsoft-com:vml" xmlns:wp14="http://schemas.microsoft.com/office/word/2010/wordprocessingDrawing" xmlns:wp="http://schemas.openxmlformats.org/drawingml/2006/wordprocessingDrawing" xmlns:w10="urn:schemas-microsoft-com:office:word" xmlns:w="http://schemas.openxmlformats.org/wordprocessingml/2006/main" xmlns:w14="http://schemas.microsoft.com/office/word/2010/wordml" xmlns:w15="http://schemas.microsoft.com/office/word/2012/wordml" xmlns:w16cex="http://schemas.microsoft.com/office/word/2018/wordml/cex" xmlns:w16cid="http://schemas.microsoft.com/office/word/2016/wordml/cid" xmlns:w16="http://schemas.microsoft.com/office/word/2018/wordml" xmlns:w16se="http://schemas.microsoft.com/office/word/2015/wordml/symex" xmlns:wpg="http://schemas.microsoft.com/office/word/2010/wordprocessingGroup" xmlns:wpi="http://schemas.microsoft.com/office/word/2010/wordprocessingInk" xmlns:wne="http://schemas.microsoft.com/office/word/2006/wordml" xmlns:wps="http://schemas.microsoft.com/office/word/2010/wordprocessingShape" mc:Ignorable="w14 w15 w16se w16cid w16 w16cex wp14">
+<w:ftr xmlns:wpc="http://schemas.microsoft.com/office/word/2010/wordprocessingCanvas" xmlns:mc="http://schemas.openxmlformats.org/markup-compatibility/2006" xmlns:o="urn:schemas-microsoft-com:office:office" xmlns:r="http://schemas.openxmlformats.org/officeDocument/2006/relationships" xmlns:m="http://schemas.openxmlformats.org/officeDocument/2006/math" xmlns:v="urn:schemas-microsoft-com:vml" xmlns:wp14="http://schemas.microsoft.com/office/word/2010/wordprocessingDrawing" xmlns:wp="http://schemas.openxmlformats.org/drawingml/2006/wordprocessingDrawing" xmlns:w10="urn:schemas-microsoft-com:office:word" xmlns:w="http://schemas.openxmlformats.org/wordprocessingml/2006/main" xmlns:w14="http://schemas.microsoft.com/office/word/2010/wordml" xmlns:w15="http://schemas.microsoft.com/office/word/2012/wordml" xmlns:wpg="http://schemas.microsoft.com/office/word/2010/wordprocessingGroup" xmlns:wpi="http://schemas.microsoft.com/office/word/2010/wordprocessingInk" xmlns:wne="http://schemas.microsoft.com/office/word/2006/wordml" xmlns:wps="http://schemas.microsoft.com/office/word/2010/wordprocessingShape" mc:Ignorable="w14 w15 wp14">
   <w:p>
     <w:pPr>
       <w:pBdr>
@@ -4738,7 +4630,76 @@
         <w:sz w:val="18"/>
         <w:szCs w:val="18"/>
       </w:rPr>
-      <w:t>Ouest INSA</w:t>
+      <w:t>{</w:t>
+    </w:r>
+    <w:proofErr w:type="gramStart"/>
+    <w:r>
+      <w:rPr>
+        <w:rFonts w:ascii="Arial" w:eastAsia="Arial" w:hAnsi="Arial" w:cs="Arial"/>
+        <w:color w:val="000000"/>
+        <w:sz w:val="18"/>
+        <w:szCs w:val="18"/>
+      </w:rPr>
+      <w:t xml:space="preserve">{ </w:t>
+    </w:r>
+    <w:proofErr w:type="spellStart"/>
+    <w:r>
+      <w:rPr>
+        <w:rFonts w:ascii="Arial" w:eastAsia="Arial" w:hAnsi="Arial" w:cs="Arial"/>
+        <w:color w:val="000000"/>
+        <w:sz w:val="18"/>
+        <w:szCs w:val="18"/>
+      </w:rPr>
+      <w:t>param</w:t>
+    </w:r>
+    <w:proofErr w:type="spellEnd"/>
+    <w:proofErr w:type="gramEnd"/>
+    <w:r>
+      <w:rPr>
+        <w:rFonts w:ascii="Arial" w:eastAsia="Arial" w:hAnsi="Arial" w:cs="Arial"/>
+        <w:color w:val="000000"/>
+        <w:sz w:val="18"/>
+        <w:szCs w:val="18"/>
+      </w:rPr>
+      <w:t>(</w:t>
+    </w:r>
+    <w:r>
+      <w:rPr>
+        <w:rFonts w:ascii="Arial" w:eastAsia="Arial" w:hAnsi="Arial" w:cs="Arial"/>
+        <w:color w:val="000000"/>
+        <w:sz w:val="20"/>
+        <w:szCs w:val="20"/>
+      </w:rPr>
+      <w:t>'</w:t>
+    </w:r>
+    <w:proofErr w:type="spellStart"/>
+    <w:r>
+      <w:rPr>
+        <w:rFonts w:ascii="Arial" w:eastAsia="Arial" w:hAnsi="Arial" w:cs="Arial"/>
+        <w:color w:val="000000"/>
+        <w:sz w:val="20"/>
+        <w:szCs w:val="20"/>
+      </w:rPr>
+      <w:t>je_name</w:t>
+    </w:r>
+    <w:proofErr w:type="spellEnd"/>
+    <w:r>
+      <w:rPr>
+        <w:rFonts w:ascii="Arial" w:eastAsia="Arial" w:hAnsi="Arial" w:cs="Arial"/>
+        <w:color w:val="000000"/>
+        <w:sz w:val="20"/>
+        <w:szCs w:val="20"/>
+      </w:rPr>
+      <w:t>'</w:t>
+    </w:r>
+    <w:r>
+      <w:rPr>
+        <w:rFonts w:ascii="Arial" w:eastAsia="Arial" w:hAnsi="Arial" w:cs="Arial"/>
+        <w:color w:val="000000"/>
+        <w:sz w:val="18"/>
+        <w:szCs w:val="18"/>
+      </w:rPr>
+      <w:t>) }}</w:t>
     </w:r>
     <w:r>
       <w:rPr>
@@ -4810,6 +4771,7 @@
         <w:sz w:val="16"/>
         <w:szCs w:val="16"/>
         <w:highlight w:val="lightGray"/>
+        <w:lang w:val="en-GB"/>
       </w:rPr>
     </w:pPr>
     <w:r>
@@ -4818,24 +4780,93 @@
         <w:color w:val="000000"/>
         <w:sz w:val="16"/>
         <w:szCs w:val="16"/>
-      </w:rPr>
-      <w:t>20 avenue des Buttes de Coësmes, 35708 Rennes, CS 70839 Cedex 7</w:t>
-    </w:r>
-    <w:r>
-      <w:rPr>
-        <w:rFonts w:ascii="Arial" w:eastAsia="Arial" w:hAnsi="Arial" w:cs="Arial"/>
-        <w:color w:val="000000"/>
-        <w:sz w:val="16"/>
-        <w:szCs w:val="16"/>
-      </w:rPr>
-      <w:t xml:space="preserve"> </w:t>
-    </w:r>
-    <w:r>
-      <w:rPr>
-        <w:rFonts w:ascii="Arial" w:eastAsia="Arial" w:hAnsi="Arial" w:cs="Arial"/>
-        <w:color w:val="000000"/>
-        <w:sz w:val="16"/>
-        <w:szCs w:val="16"/>
+        <w:lang w:val="en-GB"/>
+      </w:rPr>
+      <w:t>{</w:t>
+    </w:r>
+    <w:proofErr w:type="gramStart"/>
+    <w:r>
+      <w:rPr>
+        <w:rFonts w:ascii="Arial" w:eastAsia="Arial" w:hAnsi="Arial" w:cs="Arial"/>
+        <w:color w:val="000000"/>
+        <w:sz w:val="16"/>
+        <w:szCs w:val="16"/>
+        <w:lang w:val="en-GB"/>
+      </w:rPr>
+      <w:t xml:space="preserve">{ </w:t>
+    </w:r>
+    <w:proofErr w:type="spellStart"/>
+    <w:r>
+      <w:rPr>
+        <w:rFonts w:ascii="Arial" w:eastAsia="Arial" w:hAnsi="Arial" w:cs="Arial"/>
+        <w:color w:val="000000"/>
+        <w:sz w:val="16"/>
+        <w:szCs w:val="16"/>
+        <w:lang w:val="en-GB"/>
+      </w:rPr>
+      <w:t>param</w:t>
+    </w:r>
+    <w:proofErr w:type="spellEnd"/>
+    <w:proofErr w:type="gramEnd"/>
+    <w:r>
+      <w:rPr>
+        <w:rFonts w:ascii="Arial" w:eastAsia="Arial" w:hAnsi="Arial" w:cs="Arial"/>
+        <w:color w:val="000000"/>
+        <w:sz w:val="16"/>
+        <w:szCs w:val="16"/>
+        <w:lang w:val="en-GB"/>
+      </w:rPr>
+      <w:t>(</w:t>
+    </w:r>
+    <w:r>
+      <w:rPr>
+        <w:rFonts w:ascii="Arial" w:eastAsia="Arial" w:hAnsi="Arial" w:cs="Arial"/>
+        <w:color w:val="000000"/>
+        <w:sz w:val="16"/>
+        <w:szCs w:val="20"/>
+        <w:lang w:val="en-GB"/>
+      </w:rPr>
+      <w:t>'</w:t>
+    </w:r>
+    <w:proofErr w:type="spellStart"/>
+    <w:r>
+      <w:rPr>
+        <w:rFonts w:ascii="Arial" w:eastAsia="Arial" w:hAnsi="Arial" w:cs="Arial"/>
+        <w:color w:val="000000"/>
+        <w:sz w:val="16"/>
+        <w:szCs w:val="20"/>
+        <w:lang w:val="en-GB"/>
+      </w:rPr>
+      <w:t>je_address</w:t>
+    </w:r>
+    <w:proofErr w:type="spellEnd"/>
+    <w:r>
+      <w:rPr>
+        <w:rFonts w:ascii="Arial" w:eastAsia="Arial" w:hAnsi="Arial" w:cs="Arial"/>
+        <w:color w:val="000000"/>
+        <w:sz w:val="16"/>
+        <w:szCs w:val="20"/>
+        <w:lang w:val="en-GB"/>
+      </w:rPr>
+      <w:t>'</w:t>
+    </w:r>
+    <w:r>
+      <w:rPr>
+        <w:rFonts w:ascii="Arial" w:eastAsia="Arial" w:hAnsi="Arial" w:cs="Arial"/>
+        <w:color w:val="000000"/>
+        <w:sz w:val="16"/>
+        <w:szCs w:val="16"/>
+        <w:lang w:val="en-GB"/>
+      </w:rPr>
+      <w:t xml:space="preserve">) }} </w:t>
+    </w:r>
+    <w:r>
+      <w:rPr>
+        <w:rFonts w:ascii="Arial" w:eastAsia="Arial" w:hAnsi="Arial" w:cs="Arial"/>
+        <w:color w:val="000000"/>
+        <w:sz w:val="16"/>
+        <w:szCs w:val="16"/>
+        <w:lang w:val="en-GB"/>
       </w:rPr>
       <w:t xml:space="preserve">– 02.23.23.85.72 – </w:t>
     </w:r>
@@ -4845,8 +4876,85 @@
         <w:color w:val="000000"/>
         <w:sz w:val="16"/>
         <w:szCs w:val="16"/>
-      </w:rPr>
-      <w:t>contact@ouest-insa.fr</w:t>
+        <w:lang w:val="en-GB"/>
+      </w:rPr>
+      <w:t>{</w:t>
+    </w:r>
+    <w:proofErr w:type="gramStart"/>
+    <w:r>
+      <w:rPr>
+        <w:rFonts w:ascii="Arial" w:eastAsia="Arial" w:hAnsi="Arial" w:cs="Arial"/>
+        <w:color w:val="000000"/>
+        <w:sz w:val="16"/>
+        <w:szCs w:val="16"/>
+        <w:lang w:val="en-GB"/>
+      </w:rPr>
+      <w:t xml:space="preserve">{ </w:t>
+    </w:r>
+    <w:proofErr w:type="spellStart"/>
+    <w:r>
+      <w:rPr>
+        <w:rFonts w:ascii="Arial" w:eastAsia="Arial" w:hAnsi="Arial" w:cs="Arial"/>
+        <w:color w:val="000000"/>
+        <w:sz w:val="16"/>
+        <w:szCs w:val="16"/>
+        <w:lang w:val="en-GB"/>
+      </w:rPr>
+      <w:t>param</w:t>
+    </w:r>
+    <w:proofErr w:type="spellEnd"/>
+    <w:proofErr w:type="gramEnd"/>
+    <w:r>
+      <w:rPr>
+        <w:rFonts w:ascii="Arial" w:eastAsia="Arial" w:hAnsi="Arial" w:cs="Arial"/>
+        <w:color w:val="000000"/>
+        <w:sz w:val="16"/>
+        <w:szCs w:val="16"/>
+        <w:lang w:val="en-GB"/>
+      </w:rPr>
+      <w:t>(</w:t>
+    </w:r>
+    <w:r>
+      <w:rPr>
+        <w:rFonts w:ascii="Arial" w:eastAsia="Arial" w:hAnsi="Arial" w:cs="Arial"/>
+        <w:color w:val="000000"/>
+        <w:sz w:val="16"/>
+        <w:szCs w:val="20"/>
+        <w:lang w:val="en-GB"/>
+      </w:rPr>
+      <w:t>'</w:t>
+    </w:r>
+    <w:proofErr w:type="spellStart"/>
+    <w:r>
+      <w:rPr>
+        <w:rFonts w:ascii="Arial" w:eastAsia="Arial" w:hAnsi="Arial" w:cs="Arial"/>
+        <w:color w:val="000000"/>
+        <w:sz w:val="16"/>
+        <w:szCs w:val="20"/>
+        <w:lang w:val="en-GB"/>
+      </w:rPr>
+      <w:t>je_contact</w:t>
+    </w:r>
+    <w:proofErr w:type="spellEnd"/>
+    <w:r>
+      <w:rPr>
+        <w:rFonts w:ascii="Arial" w:eastAsia="Arial" w:hAnsi="Arial" w:cs="Arial"/>
+        <w:color w:val="000000"/>
+        <w:sz w:val="16"/>
+        <w:szCs w:val="20"/>
+        <w:lang w:val="en-GB"/>
+      </w:rPr>
+      <w:t>'</w:t>
+    </w:r>
+    <w:r>
+      <w:rPr>
+        <w:rFonts w:ascii="Arial" w:eastAsia="Arial" w:hAnsi="Arial" w:cs="Arial"/>
+        <w:color w:val="000000"/>
+        <w:sz w:val="16"/>
+        <w:szCs w:val="16"/>
+        <w:lang w:val="en-GB"/>
+      </w:rPr>
+      <w:t>) }}</w:t>
     </w:r>
   </w:p>
   <w:p>
@@ -4883,7 +4991,7 @@
 </file>
 
 <file path=word/footnotes.xml><?xml version="1.0" encoding="utf-8"?>
-<w:footnotes xmlns:wpc="http://schemas.microsoft.com/office/word/2010/wordprocessingCanvas" xmlns:cx="http://schemas.microsoft.com/office/drawing/2014/chartex" xmlns:cx1="http://schemas.microsoft.com/office/drawing/2015/9/8/chartex" xmlns:cx2="http://schemas.microsoft.com/office/drawing/2015/10/21/chartex" xmlns:cx3="http://schemas.microsoft.com/office/drawing/2016/5/9/chartex" xmlns:cx4="http://schemas.microsoft.com/office/drawing/2016/5/10/chartex" xmlns:cx5="http://schemas.microsoft.com/office/drawing/2016/5/11/chartex" xmlns:cx6="http://schemas.microsoft.com/office/drawing/2016/5/12/chartex" xmlns:cx7="http://schemas.microsoft.com/office/drawing/2016/5/13/chartex" xmlns:cx8="http://schemas.microsoft.com/office/drawing/2016/5/14/chartex" xmlns:mc="http://schemas.openxmlformats.org/markup-compatibility/2006" xmlns:aink="http://schemas.microsoft.com/office/drawing/2016/ink" xmlns:am3d="http://schemas.microsoft.com/office/drawing/2017/model3d" xmlns:o="urn:schemas-microsoft-com:office:office" xmlns:r="http://schemas.openxmlformats.org/officeDocument/2006/relationships" xmlns:m="http://schemas.openxmlformats.org/officeDocument/2006/math" xmlns:v="urn:schemas-microsoft-com:vml" xmlns:wp14="http://schemas.microsoft.com/office/word/2010/wordprocessingDrawing" xmlns:wp="http://schemas.openxmlformats.org/drawingml/2006/wordprocessingDrawing" xmlns:w10="urn:schemas-microsoft-com:office:word" xmlns:w="http://schemas.openxmlformats.org/wordprocessingml/2006/main" xmlns:w14="http://schemas.microsoft.com/office/word/2010/wordml" xmlns:w15="http://schemas.microsoft.com/office/word/2012/wordml" xmlns:w16cex="http://schemas.microsoft.com/office/word/2018/wordml/cex" xmlns:w16cid="http://schemas.microsoft.com/office/word/2016/wordml/cid" xmlns:w16="http://schemas.microsoft.com/office/word/2018/wordml" xmlns:w16se="http://schemas.microsoft.com/office/word/2015/wordml/symex" xmlns:wpg="http://schemas.microsoft.com/office/word/2010/wordprocessingGroup" xmlns:wpi="http://schemas.microsoft.com/office/word/2010/wordprocessingInk" xmlns:wne="http://schemas.microsoft.com/office/word/2006/wordml" xmlns:wps="http://schemas.microsoft.com/office/word/2010/wordprocessingShape" mc:Ignorable="w14 w15 w16se w16cid w16 w16cex wp14">
+<w:footnotes xmlns:wpc="http://schemas.microsoft.com/office/word/2010/wordprocessingCanvas" xmlns:mc="http://schemas.openxmlformats.org/markup-compatibility/2006" xmlns:o="urn:schemas-microsoft-com:office:office" xmlns:r="http://schemas.openxmlformats.org/officeDocument/2006/relationships" xmlns:m="http://schemas.openxmlformats.org/officeDocument/2006/math" xmlns:v="urn:schemas-microsoft-com:vml" xmlns:wp14="http://schemas.microsoft.com/office/word/2010/wordprocessingDrawing" xmlns:wp="http://schemas.openxmlformats.org/drawingml/2006/wordprocessingDrawing" xmlns:w10="urn:schemas-microsoft-com:office:word" xmlns:w="http://schemas.openxmlformats.org/wordprocessingml/2006/main" xmlns:w14="http://schemas.microsoft.com/office/word/2010/wordml" xmlns:w15="http://schemas.microsoft.com/office/word/2012/wordml" xmlns:wpg="http://schemas.microsoft.com/office/word/2010/wordprocessingGroup" xmlns:wpi="http://schemas.microsoft.com/office/word/2010/wordprocessingInk" xmlns:wne="http://schemas.microsoft.com/office/word/2006/wordml" xmlns:wps="http://schemas.microsoft.com/office/word/2010/wordprocessingShape" mc:Ignorable="w14 w15 wp14">
   <w:footnote w:type="separator" w:id="-1">
     <w:p>
       <w:r>
@@ -4902,7 +5010,7 @@
 </file>
 
 <file path=word/header1.xml><?xml version="1.0" encoding="utf-8"?>
-<w:hdr xmlns:wpc="http://schemas.microsoft.com/office/word/2010/wordprocessingCanvas" xmlns:cx="http://schemas.microsoft.com/office/drawing/2014/chartex" xmlns:cx1="http://schemas.microsoft.com/office/drawing/2015/9/8/chartex" xmlns:cx2="http://schemas.microsoft.com/office/drawing/2015/10/21/chartex" xmlns:cx3="http://schemas.microsoft.com/office/drawing/2016/5/9/chartex" xmlns:cx4="http://schemas.microsoft.com/office/drawing/2016/5/10/chartex" xmlns:cx5="http://schemas.microsoft.com/office/drawing/2016/5/11/chartex" xmlns:cx6="http://schemas.microsoft.com/office/drawing/2016/5/12/chartex" xmlns:cx7="http://schemas.microsoft.com/office/drawing/2016/5/13/chartex" xmlns:cx8="http://schemas.microsoft.com/office/drawing/2016/5/14/chartex" xmlns:mc="http://schemas.openxmlformats.org/markup-compatibility/2006" xmlns:aink="http://schemas.microsoft.com/office/drawing/2016/ink" xmlns:am3d="http://schemas.microsoft.com/office/drawing/2017/model3d" xmlns:o="urn:schemas-microsoft-com:office:office" xmlns:r="http://schemas.openxmlformats.org/officeDocument/2006/relationships" xmlns:m="http://schemas.openxmlformats.org/officeDocument/2006/math" xmlns:v="urn:schemas-microsoft-com:vml" xmlns:wp14="http://schemas.microsoft.com/office/word/2010/wordprocessingDrawing" xmlns:wp="http://schemas.openxmlformats.org/drawingml/2006/wordprocessingDrawing" xmlns:w10="urn:schemas-microsoft-com:office:word" xmlns:w="http://schemas.openxmlformats.org/wordprocessingml/2006/main" xmlns:w14="http://schemas.microsoft.com/office/word/2010/wordml" xmlns:w15="http://schemas.microsoft.com/office/word/2012/wordml" xmlns:w16cex="http://schemas.microsoft.com/office/word/2018/wordml/cex" xmlns:w16cid="http://schemas.microsoft.com/office/word/2016/wordml/cid" xmlns:w16="http://schemas.microsoft.com/office/word/2018/wordml" xmlns:w16se="http://schemas.microsoft.com/office/word/2015/wordml/symex" xmlns:wpg="http://schemas.microsoft.com/office/word/2010/wordprocessingGroup" xmlns:wpi="http://schemas.microsoft.com/office/word/2010/wordprocessingInk" xmlns:wne="http://schemas.microsoft.com/office/word/2006/wordml" xmlns:wps="http://schemas.microsoft.com/office/word/2010/wordprocessingShape" mc:Ignorable="w14 w15 w16se w16cid w16 w16cex wp14">
+<w:hdr xmlns:wpc="http://schemas.microsoft.com/office/word/2010/wordprocessingCanvas" xmlns:mc="http://schemas.openxmlformats.org/markup-compatibility/2006" xmlns:o="urn:schemas-microsoft-com:office:office" xmlns:r="http://schemas.openxmlformats.org/officeDocument/2006/relationships" xmlns:m="http://schemas.openxmlformats.org/officeDocument/2006/math" xmlns:v="urn:schemas-microsoft-com:vml" xmlns:wp14="http://schemas.microsoft.com/office/word/2010/wordprocessingDrawing" xmlns:wp="http://schemas.openxmlformats.org/drawingml/2006/wordprocessingDrawing" xmlns:w10="urn:schemas-microsoft-com:office:word" xmlns:w="http://schemas.openxmlformats.org/wordprocessingml/2006/main" xmlns:w14="http://schemas.microsoft.com/office/word/2010/wordml" xmlns:w15="http://schemas.microsoft.com/office/word/2012/wordml" xmlns:wpg="http://schemas.microsoft.com/office/word/2010/wordprocessingGroup" xmlns:wpi="http://schemas.microsoft.com/office/word/2010/wordprocessingInk" xmlns:wne="http://schemas.microsoft.com/office/word/2006/wordml" xmlns:wps="http://schemas.microsoft.com/office/word/2010/wordprocessingShape" mc:Ignorable="w14 w15 wp14">
   <w:p>
     <w:pPr>
       <w:pBdr>
@@ -4974,7 +5082,7 @@
 </file>
 
 <file path=word/styles.xml><?xml version="1.0" encoding="utf-8"?>
-<w:styles xmlns:mc="http://schemas.openxmlformats.org/markup-compatibility/2006" xmlns:r="http://schemas.openxmlformats.org/officeDocument/2006/relationships" xmlns:w="http://schemas.openxmlformats.org/wordprocessingml/2006/main" xmlns:w14="http://schemas.microsoft.com/office/word/2010/wordml" xmlns:w15="http://schemas.microsoft.com/office/word/2012/wordml" xmlns:w16cex="http://schemas.microsoft.com/office/word/2018/wordml/cex" xmlns:w16cid="http://schemas.microsoft.com/office/word/2016/wordml/cid" xmlns:w16="http://schemas.microsoft.com/office/word/2018/wordml" xmlns:w16se="http://schemas.microsoft.com/office/word/2015/wordml/symex" mc:Ignorable="w14 w15 w16se w16cid w16 w16cex">
+<w:styles xmlns:mc="http://schemas.openxmlformats.org/markup-compatibility/2006" xmlns:r="http://schemas.openxmlformats.org/officeDocument/2006/relationships" xmlns:w="http://schemas.openxmlformats.org/wordprocessingml/2006/main" xmlns:w14="http://schemas.microsoft.com/office/word/2010/wordml" xmlns:w15="http://schemas.microsoft.com/office/word/2012/wordml" mc:Ignorable="w14 w15">
   <w:docDefaults>
     <w:rPrDefault>
       <w:rPr>
@@ -4990,7 +5098,7 @@
       </w:pPr>
     </w:pPrDefault>
   </w:docDefaults>
-  <w:latentStyles w:defLockedState="0" w:defUIPriority="99" w:defSemiHidden="0" w:defUnhideWhenUsed="0" w:defQFormat="0" w:count="376">
+  <w:latentStyles w:defLockedState="0" w:defUIPriority="99" w:defSemiHidden="0" w:defUnhideWhenUsed="0" w:defQFormat="0" w:count="371">
     <w:lsdException w:name="Normal" w:uiPriority="0" w:qFormat="1"/>
     <w:lsdException w:name="heading 1" w:uiPriority="9" w:qFormat="1"/>
     <w:lsdException w:name="heading 2" w:semiHidden="1" w:uiPriority="9" w:unhideWhenUsed="1" w:qFormat="1"/>
@@ -5362,11 +5470,6 @@
     <w:lsdException w:name="List Table 5 Dark Accent 6" w:uiPriority="50"/>
     <w:lsdException w:name="List Table 6 Colorful Accent 6" w:uiPriority="51"/>
     <w:lsdException w:name="List Table 7 Colorful Accent 6" w:uiPriority="52"/>
-    <w:lsdException w:name="Mention" w:semiHidden="1" w:unhideWhenUsed="1"/>
-    <w:lsdException w:name="Smart Hyperlink" w:semiHidden="1" w:unhideWhenUsed="1"/>
-    <w:lsdException w:name="Hashtag" w:semiHidden="1" w:unhideWhenUsed="1"/>
-    <w:lsdException w:name="Unresolved Mention" w:semiHidden="1" w:unhideWhenUsed="1"/>
-    <w:lsdException w:name="Smart Link" w:semiHidden="1" w:unhideWhenUsed="1"/>
   </w:latentStyles>
   <w:style w:type="paragraph" w:default="1" w:styleId="Normal">
     <w:name w:val="Normal"/>
@@ -5564,7 +5667,9 @@
       <w:tblStyleRowBandSize w:val="1"/>
       <w:tblStyleColBandSize w:val="1"/>
       <w:tblCellMar>
+        <w:top w:w="0" w:type="dxa"/>
         <w:left w:w="115" w:type="dxa"/>
+        <w:bottom w:w="0" w:type="dxa"/>
         <w:right w:w="115" w:type="dxa"/>
       </w:tblCellMar>
     </w:tblPr>
@@ -5575,7 +5680,9 @@
       <w:tblStyleRowBandSize w:val="1"/>
       <w:tblStyleColBandSize w:val="1"/>
       <w:tblCellMar>
+        <w:top w:w="0" w:type="dxa"/>
         <w:left w:w="115" w:type="dxa"/>
+        <w:bottom w:w="0" w:type="dxa"/>
         <w:right w:w="115" w:type="dxa"/>
       </w:tblCellMar>
     </w:tblPr>
@@ -5586,7 +5693,9 @@
       <w:tblStyleRowBandSize w:val="1"/>
       <w:tblStyleColBandSize w:val="1"/>
       <w:tblCellMar>
+        <w:top w:w="0" w:type="dxa"/>
         <w:left w:w="70" w:type="dxa"/>
+        <w:bottom w:w="0" w:type="dxa"/>
         <w:right w:w="70" w:type="dxa"/>
       </w:tblCellMar>
     </w:tblPr>

--- a/flower_backend/doctypes/DEVIS.docx
+++ b/flower_backend/doctypes/DEVIS.docx
@@ -968,22 +968,27 @@
           <w:rFonts w:ascii="Arial" w:eastAsia="Arial" w:hAnsi="Arial" w:cs="Arial"/>
           <w:sz w:val="22"/>
           <w:szCs w:val="22"/>
+          <w:lang w:val="en-GB"/>
         </w:rPr>
       </w:pPr>
+      <w:proofErr w:type="gramStart"/>
       <w:r>
         <w:rPr>
           <w:rFonts w:ascii="Arial" w:eastAsia="Arial" w:hAnsi="Arial" w:cs="Arial"/>
           <w:b/>
           <w:sz w:val="22"/>
           <w:szCs w:val="22"/>
+          <w:lang w:val="en-GB"/>
         </w:rPr>
         <w:t>Description :</w:t>
       </w:r>
-      <w:r>
-        <w:rPr>
-          <w:rFonts w:ascii="Arial" w:eastAsia="Arial" w:hAnsi="Arial" w:cs="Arial"/>
-          <w:sz w:val="22"/>
-          <w:szCs w:val="22"/>
+      <w:proofErr w:type="gramEnd"/>
+      <w:r>
+        <w:rPr>
+          <w:rFonts w:ascii="Arial" w:eastAsia="Arial" w:hAnsi="Arial" w:cs="Arial"/>
+          <w:sz w:val="22"/>
+          <w:szCs w:val="22"/>
+          <w:lang w:val="en-GB"/>
         </w:rPr>
         <w:t xml:space="preserve"> </w:t>
       </w:r>
@@ -1004,7 +1009,38 @@
           <w:szCs w:val="22"/>
           <w:lang w:val="en-GB"/>
         </w:rPr>
-        <w:t>{{ groupe.description }}</w:t>
+        <w:t>{</w:t>
+      </w:r>
+      <w:proofErr w:type="gramStart"/>
+      <w:r>
+        <w:rPr>
+          <w:rFonts w:ascii="Arial" w:eastAsia="Arial" w:hAnsi="Arial" w:cs="Arial"/>
+          <w:sz w:val="22"/>
+          <w:szCs w:val="22"/>
+          <w:lang w:val="en-GB"/>
+        </w:rPr>
+        <w:t xml:space="preserve">{ </w:t>
+      </w:r>
+      <w:proofErr w:type="spellStart"/>
+      <w:r>
+        <w:rPr>
+          <w:rFonts w:ascii="Arial" w:eastAsia="Arial" w:hAnsi="Arial" w:cs="Arial"/>
+          <w:sz w:val="22"/>
+          <w:szCs w:val="22"/>
+          <w:lang w:val="en-GB"/>
+        </w:rPr>
+        <w:t>groupe.description</w:t>
+      </w:r>
+      <w:proofErr w:type="spellEnd"/>
+      <w:proofErr w:type="gramEnd"/>
+      <w:r>
+        <w:rPr>
+          <w:rFonts w:ascii="Arial" w:eastAsia="Arial" w:hAnsi="Arial" w:cs="Arial"/>
+          <w:sz w:val="22"/>
+          <w:szCs w:val="22"/>
+          <w:lang w:val="en-GB"/>
+        </w:rPr>
+        <w:t xml:space="preserve"> }}</w:t>
       </w:r>
     </w:p>
     <w:p>
@@ -1209,7 +1245,7 @@
       <w:tblPr>
         <w:tblStyle w:val="a"/>
         <w:tblW w:w="9463" w:type="dxa"/>
-        <w:tblInd w:w="0" w:type="dxa"/>
+        <w:tblInd w:w="20" w:type="dxa"/>
         <w:tblBorders>
           <w:top w:val="single" w:sz="4" w:space="0" w:color="000000"/>
           <w:left w:val="single" w:sz="4" w:space="0" w:color="000000"/>
@@ -1222,7 +1258,8 @@
         <w:tblLook w:val="0400" w:firstRow="0" w:lastRow="0" w:firstColumn="0" w:lastColumn="0" w:noHBand="0" w:noVBand="1"/>
       </w:tblPr>
       <w:tblGrid>
-        <w:gridCol w:w="3409"/>
+        <w:gridCol w:w="2674"/>
+        <w:gridCol w:w="735"/>
         <w:gridCol w:w="1864"/>
         <w:gridCol w:w="1907"/>
         <w:gridCol w:w="2283"/>
@@ -1231,6 +1268,7 @@
         <w:tc>
           <w:tcPr>
             <w:tcW w:w="3409" w:type="dxa"/>
+            <w:gridSpan w:val="2"/>
             <w:tcBorders>
               <w:top w:val="nil"/>
               <w:left w:val="nil"/>
@@ -1380,7 +1418,7 @@
         <w:tc>
           <w:tcPr>
             <w:tcW w:w="9463" w:type="dxa"/>
-            <w:gridSpan w:val="4"/>
+            <w:gridSpan w:val="5"/>
             <w:shd w:val="clear" w:color="auto" w:fill="8F8F8F"/>
           </w:tcPr>
           <w:p>
@@ -1532,6 +1570,7 @@
         <w:tc>
           <w:tcPr>
             <w:tcW w:w="3409" w:type="dxa"/>
+            <w:gridSpan w:val="2"/>
             <w:shd w:val="clear" w:color="auto" w:fill="auto"/>
             <w:vAlign w:val="center"/>
           </w:tcPr>
@@ -1884,7 +1923,241 @@
       <w:tr>
         <w:tc>
           <w:tcPr>
+            <w:tcW w:w="9463" w:type="dxa"/>
+            <w:gridSpan w:val="5"/>
+            <w:shd w:val="clear" w:color="auto" w:fill="auto"/>
+            <w:vAlign w:val="center"/>
+          </w:tcPr>
+          <w:p>
+            <w:pPr>
+              <w:pBdr>
+                <w:top w:val="nil"/>
+                <w:left w:val="nil"/>
+                <w:bottom w:val="nil"/>
+                <w:right w:val="nil"/>
+                <w:between w:val="nil"/>
+              </w:pBdr>
+              <w:spacing w:before="60" w:after="60"/>
+              <w:jc w:val="center"/>
+              <w:rPr>
+                <w:rFonts w:ascii="Arial" w:eastAsia="Arial" w:hAnsi="Arial" w:cs="Arial"/>
+                <w:color w:val="021A32"/>
+                <w:sz w:val="26"/>
+                <w:szCs w:val="26"/>
+                <w:lang w:val="en-GB"/>
+              </w:rPr>
+            </w:pPr>
+            <w:r>
+              <w:rPr>
+                <w:rFonts w:ascii="Arial" w:eastAsia="Arial" w:hAnsi="Arial" w:cs="Arial"/>
+                <w:color w:val="021A32"/>
+                <w:sz w:val="26"/>
+                <w:szCs w:val="26"/>
+                <w:lang w:val="en-GB"/>
+              </w:rPr>
+              <w:t>{%</w:t>
+            </w:r>
+            <w:proofErr w:type="spellStart"/>
+            <w:r>
+              <w:rPr>
+                <w:rFonts w:ascii="Arial" w:eastAsia="Arial" w:hAnsi="Arial" w:cs="Arial"/>
+                <w:color w:val="021A32"/>
+                <w:sz w:val="26"/>
+                <w:szCs w:val="26"/>
+                <w:lang w:val="en-GB"/>
+              </w:rPr>
+              <w:t>tr</w:t>
+            </w:r>
+            <w:proofErr w:type="spellEnd"/>
+            <w:r>
+              <w:rPr>
+                <w:rFonts w:ascii="Arial" w:eastAsia="Arial" w:hAnsi="Arial" w:cs="Arial"/>
+                <w:color w:val="021A32"/>
+                <w:sz w:val="26"/>
+                <w:szCs w:val="26"/>
+                <w:lang w:val="en-GB"/>
+              </w:rPr>
+              <w:t xml:space="preserve"> for us in </w:t>
+            </w:r>
+            <w:proofErr w:type="spellStart"/>
+            <w:r>
+              <w:rPr>
+                <w:rFonts w:ascii="Arial" w:eastAsia="Arial" w:hAnsi="Arial" w:cs="Arial"/>
+                <w:color w:val="021A32"/>
+                <w:sz w:val="26"/>
+                <w:szCs w:val="26"/>
+                <w:lang w:val="en-GB"/>
+              </w:rPr>
+              <w:t>phase.us_set.all</w:t>
+            </w:r>
+            <w:proofErr w:type="spellEnd"/>
+            <w:r>
+              <w:rPr>
+                <w:rFonts w:ascii="Arial" w:eastAsia="Arial" w:hAnsi="Arial" w:cs="Arial"/>
+                <w:color w:val="021A32"/>
+                <w:sz w:val="26"/>
+                <w:szCs w:val="26"/>
+                <w:lang w:val="en-GB"/>
+              </w:rPr>
+              <w:t>() %}</w:t>
+            </w:r>
+          </w:p>
+        </w:tc>
+      </w:tr>
+      <w:tr>
+        <w:tc>
+          <w:tcPr>
+            <w:tcW w:w="2674" w:type="dxa"/>
+            <w:shd w:val="clear" w:color="auto" w:fill="auto"/>
+            <w:vAlign w:val="center"/>
+          </w:tcPr>
+          <w:p>
+            <w:pPr>
+              <w:pBdr>
+                <w:top w:val="nil"/>
+                <w:left w:val="nil"/>
+                <w:bottom w:val="nil"/>
+                <w:right w:val="nil"/>
+                <w:between w:val="nil"/>
+              </w:pBdr>
+              <w:spacing w:before="60" w:after="60"/>
+              <w:jc w:val="center"/>
+              <w:rPr>
+                <w:rFonts w:ascii="Arial" w:eastAsia="Arial" w:hAnsi="Arial" w:cs="Arial"/>
+                <w:color w:val="021A32"/>
+                <w:sz w:val="26"/>
+                <w:szCs w:val="26"/>
+                <w:lang w:val="en-GB"/>
+              </w:rPr>
+            </w:pPr>
+            <w:proofErr w:type="spellStart"/>
+            <w:r>
+              <w:rPr>
+                <w:rFonts w:ascii="Arial" w:eastAsia="Arial" w:hAnsi="Arial" w:cs="Arial"/>
+                <w:color w:val="021A32"/>
+                <w:sz w:val="26"/>
+                <w:szCs w:val="26"/>
+                <w:lang w:val="en-GB"/>
+              </w:rPr>
+              <w:t>Fonctionalité</w:t>
+            </w:r>
+            <w:proofErr w:type="spellEnd"/>
+            <w:r>
+              <w:rPr>
+                <w:rFonts w:ascii="Arial" w:eastAsia="Arial" w:hAnsi="Arial" w:cs="Arial"/>
+                <w:color w:val="021A32"/>
+                <w:sz w:val="26"/>
+                <w:szCs w:val="26"/>
+                <w:lang w:val="en-GB"/>
+              </w:rPr>
+              <w:t xml:space="preserve"> :</w:t>
+            </w:r>
+          </w:p>
+        </w:tc>
+        <w:tc>
+          <w:tcPr>
+            <w:tcW w:w="6789" w:type="dxa"/>
+            <w:gridSpan w:val="4"/>
+            <w:shd w:val="clear" w:color="auto" w:fill="auto"/>
+            <w:vAlign w:val="center"/>
+          </w:tcPr>
+          <w:p>
+            <w:pPr>
+              <w:pBdr>
+                <w:top w:val="nil"/>
+                <w:left w:val="nil"/>
+                <w:bottom w:val="nil"/>
+                <w:right w:val="nil"/>
+                <w:between w:val="nil"/>
+              </w:pBdr>
+              <w:spacing w:before="60" w:after="60"/>
+              <w:jc w:val="center"/>
+              <w:rPr>
+                <w:rFonts w:ascii="Arial" w:eastAsia="Arial" w:hAnsi="Arial" w:cs="Arial"/>
+                <w:color w:val="021A32"/>
+                <w:sz w:val="26"/>
+                <w:szCs w:val="26"/>
+                <w:lang w:val="en-GB"/>
+              </w:rPr>
+            </w:pPr>
+            <w:r>
+              <w:rPr>
+                <w:rFonts w:ascii="Arial" w:eastAsia="Arial" w:hAnsi="Arial" w:cs="Arial"/>
+                <w:color w:val="021A32"/>
+                <w:sz w:val="26"/>
+                <w:szCs w:val="26"/>
+                <w:lang w:val="en-GB"/>
+              </w:rPr>
+              <w:t>{{ us.name }}</w:t>
+            </w:r>
+          </w:p>
+        </w:tc>
+      </w:tr>
+      <w:tr>
+        <w:tc>
+          <w:tcPr>
+            <w:tcW w:w="9463" w:type="dxa"/>
+            <w:gridSpan w:val="5"/>
+            <w:shd w:val="clear" w:color="auto" w:fill="auto"/>
+            <w:vAlign w:val="center"/>
+          </w:tcPr>
+          <w:p>
+            <w:pPr>
+              <w:pBdr>
+                <w:top w:val="nil"/>
+                <w:left w:val="nil"/>
+                <w:bottom w:val="nil"/>
+                <w:right w:val="nil"/>
+                <w:between w:val="nil"/>
+              </w:pBdr>
+              <w:spacing w:before="60" w:after="60"/>
+              <w:jc w:val="center"/>
+              <w:rPr>
+                <w:rFonts w:ascii="Arial" w:eastAsia="Arial" w:hAnsi="Arial" w:cs="Arial"/>
+                <w:color w:val="021A32"/>
+                <w:sz w:val="26"/>
+                <w:szCs w:val="26"/>
+              </w:rPr>
+            </w:pPr>
+            <w:bookmarkStart w:id="1" w:name="_GoBack"/>
+            <w:bookmarkEnd w:id="1"/>
+            <w:r>
+              <w:rPr>
+                <w:rFonts w:ascii="Arial" w:eastAsia="Arial" w:hAnsi="Arial" w:cs="Arial"/>
+                <w:color w:val="021A32"/>
+                <w:sz w:val="26"/>
+                <w:szCs w:val="26"/>
+              </w:rPr>
+              <w:t xml:space="preserve">{%tr </w:t>
+            </w:r>
+            <w:proofErr w:type="spellStart"/>
+            <w:r>
+              <w:rPr>
+                <w:rFonts w:ascii="Arial" w:eastAsia="Arial" w:hAnsi="Arial" w:cs="Arial"/>
+                <w:color w:val="021A32"/>
+                <w:sz w:val="26"/>
+                <w:szCs w:val="26"/>
+              </w:rPr>
+              <w:t>endfor</w:t>
+            </w:r>
+            <w:proofErr w:type="spellEnd"/>
+            <w:r>
+              <w:rPr>
+                <w:rFonts w:ascii="Arial" w:eastAsia="Arial" w:hAnsi="Arial" w:cs="Arial"/>
+                <w:color w:val="021A32"/>
+                <w:sz w:val="26"/>
+                <w:szCs w:val="26"/>
+              </w:rPr>
+              <w:t xml:space="preserve"> %}</w:t>
+            </w:r>
+          </w:p>
+        </w:tc>
+      </w:tr>
+      <w:tr>
+        <w:tc>
+          <w:tcPr>
             <w:tcW w:w="3409" w:type="dxa"/>
+            <w:gridSpan w:val="2"/>
             <w:shd w:val="clear" w:color="auto" w:fill="auto"/>
             <w:vAlign w:val="center"/>
           </w:tcPr>
@@ -1904,7 +2177,6 @@
                 <w:color w:val="021A32"/>
                 <w:sz w:val="26"/>
                 <w:szCs w:val="26"/>
-                <w:lang w:val="en-GB"/>
               </w:rPr>
             </w:pPr>
             <w:r>
@@ -1914,7 +2186,6 @@
                 <w:color w:val="021A32"/>
                 <w:sz w:val="26"/>
                 <w:szCs w:val="26"/>
-                <w:lang w:val="en-GB"/>
               </w:rPr>
               <w:t xml:space="preserve">{%if </w:t>
             </w:r>
@@ -1926,7 +2197,6 @@
                 <w:color w:val="021A32"/>
                 <w:sz w:val="26"/>
                 <w:szCs w:val="26"/>
-                <w:lang w:val="en-GB"/>
               </w:rPr>
               <w:t>loop.last</w:t>
             </w:r>
@@ -1938,7 +2208,6 @@
                 <w:color w:val="021A32"/>
                 <w:sz w:val="26"/>
                 <w:szCs w:val="26"/>
-                <w:lang w:val="en-GB"/>
               </w:rPr>
               <w:t xml:space="preserve"> %}Total phase </w:t>
             </w:r>
@@ -2196,7 +2465,7 @@
         <w:tc>
           <w:tcPr>
             <w:tcW w:w="9463" w:type="dxa"/>
-            <w:gridSpan w:val="4"/>
+            <w:gridSpan w:val="5"/>
             <w:shd w:val="clear" w:color="auto" w:fill="8F8F8F"/>
           </w:tcPr>
           <w:p>
@@ -3513,8 +3782,6 @@
                 <w:szCs w:val="20"/>
               </w:rPr>
             </w:pPr>
-            <w:bookmarkStart w:id="1" w:name="_GoBack"/>
-            <w:bookmarkEnd w:id="1"/>
           </w:p>
           <w:p>
             <w:pPr>
@@ -4771,7 +5038,6 @@
         <w:sz w:val="16"/>
         <w:szCs w:val="16"/>
         <w:highlight w:val="lightGray"/>
-        <w:lang w:val="en-GB"/>
       </w:rPr>
     </w:pPr>
     <w:r>
@@ -4780,7 +5046,6 @@
         <w:color w:val="000000"/>
         <w:sz w:val="16"/>
         <w:szCs w:val="16"/>
-        <w:lang w:val="en-GB"/>
       </w:rPr>
       <w:t>{</w:t>
     </w:r>
@@ -4791,7 +5056,6 @@
         <w:color w:val="000000"/>
         <w:sz w:val="16"/>
         <w:szCs w:val="16"/>
-        <w:lang w:val="en-GB"/>
       </w:rPr>
       <w:t xml:space="preserve">{ </w:t>
     </w:r>
@@ -4802,7 +5066,6 @@
         <w:color w:val="000000"/>
         <w:sz w:val="16"/>
         <w:szCs w:val="16"/>
-        <w:lang w:val="en-GB"/>
       </w:rPr>
       <w:t>param</w:t>
     </w:r>
@@ -4814,7 +5077,6 @@
         <w:color w:val="000000"/>
         <w:sz w:val="16"/>
         <w:szCs w:val="16"/>
-        <w:lang w:val="en-GB"/>
       </w:rPr>
       <w:t>(</w:t>
     </w:r>
@@ -4824,7 +5086,6 @@
         <w:color w:val="000000"/>
         <w:sz w:val="16"/>
         <w:szCs w:val="20"/>
-        <w:lang w:val="en-GB"/>
       </w:rPr>
       <w:t>'</w:t>
     </w:r>
@@ -4835,7 +5096,6 @@
         <w:color w:val="000000"/>
         <w:sz w:val="16"/>
         <w:szCs w:val="20"/>
-        <w:lang w:val="en-GB"/>
       </w:rPr>
       <w:t>je_address</w:t>
     </w:r>
@@ -4846,7 +5106,6 @@
         <w:color w:val="000000"/>
         <w:sz w:val="16"/>
         <w:szCs w:val="20"/>
-        <w:lang w:val="en-GB"/>
       </w:rPr>
       <w:t>'</w:t>
     </w:r>
@@ -4856,49 +5115,26 @@
         <w:color w:val="000000"/>
         <w:sz w:val="16"/>
         <w:szCs w:val="16"/>
-        <w:lang w:val="en-GB"/>
-      </w:rPr>
-      <w:t xml:space="preserve">) }} </w:t>
-    </w:r>
+      </w:rPr>
+      <w:t>) }} – 02.23.23.85.72 – {</w:t>
+    </w:r>
+    <w:proofErr w:type="gramStart"/>
     <w:r>
       <w:rPr>
         <w:rFonts w:ascii="Arial" w:eastAsia="Arial" w:hAnsi="Arial" w:cs="Arial"/>
         <w:color w:val="000000"/>
         <w:sz w:val="16"/>
         <w:szCs w:val="16"/>
-        <w:lang w:val="en-GB"/>
-      </w:rPr>
-      <w:t xml:space="preserve">– 02.23.23.85.72 – </w:t>
-    </w:r>
+      </w:rPr>
+      <w:t xml:space="preserve">{ </w:t>
+    </w:r>
+    <w:proofErr w:type="spellStart"/>
     <w:r>
       <w:rPr>
         <w:rFonts w:ascii="Arial" w:eastAsia="Arial" w:hAnsi="Arial" w:cs="Arial"/>
         <w:color w:val="000000"/>
         <w:sz w:val="16"/>
         <w:szCs w:val="16"/>
-        <w:lang w:val="en-GB"/>
-      </w:rPr>
-      <w:t>{</w:t>
-    </w:r>
-    <w:proofErr w:type="gramStart"/>
-    <w:r>
-      <w:rPr>
-        <w:rFonts w:ascii="Arial" w:eastAsia="Arial" w:hAnsi="Arial" w:cs="Arial"/>
-        <w:color w:val="000000"/>
-        <w:sz w:val="16"/>
-        <w:szCs w:val="16"/>
-        <w:lang w:val="en-GB"/>
-      </w:rPr>
-      <w:t xml:space="preserve">{ </w:t>
-    </w:r>
-    <w:proofErr w:type="spellStart"/>
-    <w:r>
-      <w:rPr>
-        <w:rFonts w:ascii="Arial" w:eastAsia="Arial" w:hAnsi="Arial" w:cs="Arial"/>
-        <w:color w:val="000000"/>
-        <w:sz w:val="16"/>
-        <w:szCs w:val="16"/>
-        <w:lang w:val="en-GB"/>
       </w:rPr>
       <w:t>param</w:t>
     </w:r>
@@ -4910,7 +5146,6 @@
         <w:color w:val="000000"/>
         <w:sz w:val="16"/>
         <w:szCs w:val="16"/>
-        <w:lang w:val="en-GB"/>
       </w:rPr>
       <w:t>(</w:t>
     </w:r>
@@ -4920,7 +5155,6 @@
         <w:color w:val="000000"/>
         <w:sz w:val="16"/>
         <w:szCs w:val="20"/>
-        <w:lang w:val="en-GB"/>
       </w:rPr>
       <w:t>'</w:t>
     </w:r>
@@ -4931,7 +5165,6 @@
         <w:color w:val="000000"/>
         <w:sz w:val="16"/>
         <w:szCs w:val="20"/>
-        <w:lang w:val="en-GB"/>
       </w:rPr>
       <w:t>je_contact</w:t>
     </w:r>
@@ -4942,7 +5175,6 @@
         <w:color w:val="000000"/>
         <w:sz w:val="16"/>
         <w:szCs w:val="20"/>
-        <w:lang w:val="en-GB"/>
       </w:rPr>
       <w:t>'</w:t>
     </w:r>
@@ -4952,7 +5184,6 @@
         <w:color w:val="000000"/>
         <w:sz w:val="16"/>
         <w:szCs w:val="16"/>
-        <w:lang w:val="en-GB"/>
       </w:rPr>
       <w:t>) }}</w:t>
     </w:r>

--- a/flower_backend/doctypes/DEVIS.docx
+++ b/flower_backend/doctypes/DEVIS.docx
@@ -728,6 +728,7 @@
           <w:szCs w:val="22"/>
         </w:rPr>
       </w:pPr>
+      <w:bookmarkStart w:id="0" w:name="_GoBack"/>
       <w:r>
         <w:rPr>
           <w:rFonts w:ascii="Arial" w:eastAsia="Helvetica Neue" w:hAnsi="Arial" w:cs="Arial"/>
@@ -1052,8 +1053,8 @@
           <w:lang w:val="en-GB"/>
         </w:rPr>
       </w:pPr>
-      <w:bookmarkStart w:id="0" w:name="_gjdgxs" w:colFirst="0" w:colLast="0"/>
-      <w:bookmarkEnd w:id="0"/>
+      <w:bookmarkStart w:id="1" w:name="_gjdgxs" w:colFirst="0" w:colLast="0"/>
+      <w:bookmarkEnd w:id="1"/>
     </w:p>
     <w:p>
       <w:pPr>
@@ -1231,6 +1232,7 @@
         <w:t>%}</w:t>
       </w:r>
     </w:p>
+    <w:bookmarkEnd w:id="0"/>
     <w:p>
       <w:pPr>
         <w:rPr>
@@ -1245,7 +1247,7 @@
       <w:tblPr>
         <w:tblStyle w:val="a"/>
         <w:tblW w:w="9463" w:type="dxa"/>
-        <w:tblInd w:w="20" w:type="dxa"/>
+        <w:tblInd w:w="25" w:type="dxa"/>
         <w:tblBorders>
           <w:top w:val="single" w:sz="4" w:space="0" w:color="000000"/>
           <w:left w:val="single" w:sz="4" w:space="0" w:color="000000"/>
@@ -1258,8 +1260,7 @@
         <w:tblLook w:val="0400" w:firstRow="0" w:lastRow="0" w:firstColumn="0" w:lastColumn="0" w:noHBand="0" w:noVBand="1"/>
       </w:tblPr>
       <w:tblGrid>
-        <w:gridCol w:w="2674"/>
-        <w:gridCol w:w="735"/>
+        <w:gridCol w:w="3409"/>
         <w:gridCol w:w="1864"/>
         <w:gridCol w:w="1907"/>
         <w:gridCol w:w="2283"/>
@@ -1268,7 +1269,6 @@
         <w:tc>
           <w:tcPr>
             <w:tcW w:w="3409" w:type="dxa"/>
-            <w:gridSpan w:val="2"/>
             <w:tcBorders>
               <w:top w:val="nil"/>
               <w:left w:val="nil"/>
@@ -1418,7 +1418,7 @@
         <w:tc>
           <w:tcPr>
             <w:tcW w:w="9463" w:type="dxa"/>
-            <w:gridSpan w:val="5"/>
+            <w:gridSpan w:val="4"/>
             <w:shd w:val="clear" w:color="auto" w:fill="8F8F8F"/>
           </w:tcPr>
           <w:p>
@@ -1570,7 +1570,6 @@
         <w:tc>
           <w:tcPr>
             <w:tcW w:w="3409" w:type="dxa"/>
-            <w:gridSpan w:val="2"/>
             <w:shd w:val="clear" w:color="auto" w:fill="auto"/>
             <w:vAlign w:val="center"/>
           </w:tcPr>
@@ -1923,241 +1922,7 @@
       <w:tr>
         <w:tc>
           <w:tcPr>
-            <w:tcW w:w="9463" w:type="dxa"/>
-            <w:gridSpan w:val="5"/>
-            <w:shd w:val="clear" w:color="auto" w:fill="auto"/>
-            <w:vAlign w:val="center"/>
-          </w:tcPr>
-          <w:p>
-            <w:pPr>
-              <w:pBdr>
-                <w:top w:val="nil"/>
-                <w:left w:val="nil"/>
-                <w:bottom w:val="nil"/>
-                <w:right w:val="nil"/>
-                <w:between w:val="nil"/>
-              </w:pBdr>
-              <w:spacing w:before="60" w:after="60"/>
-              <w:jc w:val="center"/>
-              <w:rPr>
-                <w:rFonts w:ascii="Arial" w:eastAsia="Arial" w:hAnsi="Arial" w:cs="Arial"/>
-                <w:color w:val="021A32"/>
-                <w:sz w:val="26"/>
-                <w:szCs w:val="26"/>
-                <w:lang w:val="en-GB"/>
-              </w:rPr>
-            </w:pPr>
-            <w:r>
-              <w:rPr>
-                <w:rFonts w:ascii="Arial" w:eastAsia="Arial" w:hAnsi="Arial" w:cs="Arial"/>
-                <w:color w:val="021A32"/>
-                <w:sz w:val="26"/>
-                <w:szCs w:val="26"/>
-                <w:lang w:val="en-GB"/>
-              </w:rPr>
-              <w:t>{%</w:t>
-            </w:r>
-            <w:proofErr w:type="spellStart"/>
-            <w:r>
-              <w:rPr>
-                <w:rFonts w:ascii="Arial" w:eastAsia="Arial" w:hAnsi="Arial" w:cs="Arial"/>
-                <w:color w:val="021A32"/>
-                <w:sz w:val="26"/>
-                <w:szCs w:val="26"/>
-                <w:lang w:val="en-GB"/>
-              </w:rPr>
-              <w:t>tr</w:t>
-            </w:r>
-            <w:proofErr w:type="spellEnd"/>
-            <w:r>
-              <w:rPr>
-                <w:rFonts w:ascii="Arial" w:eastAsia="Arial" w:hAnsi="Arial" w:cs="Arial"/>
-                <w:color w:val="021A32"/>
-                <w:sz w:val="26"/>
-                <w:szCs w:val="26"/>
-                <w:lang w:val="en-GB"/>
-              </w:rPr>
-              <w:t xml:space="preserve"> for us in </w:t>
-            </w:r>
-            <w:proofErr w:type="spellStart"/>
-            <w:r>
-              <w:rPr>
-                <w:rFonts w:ascii="Arial" w:eastAsia="Arial" w:hAnsi="Arial" w:cs="Arial"/>
-                <w:color w:val="021A32"/>
-                <w:sz w:val="26"/>
-                <w:szCs w:val="26"/>
-                <w:lang w:val="en-GB"/>
-              </w:rPr>
-              <w:t>phase.us_set.all</w:t>
-            </w:r>
-            <w:proofErr w:type="spellEnd"/>
-            <w:r>
-              <w:rPr>
-                <w:rFonts w:ascii="Arial" w:eastAsia="Arial" w:hAnsi="Arial" w:cs="Arial"/>
-                <w:color w:val="021A32"/>
-                <w:sz w:val="26"/>
-                <w:szCs w:val="26"/>
-                <w:lang w:val="en-GB"/>
-              </w:rPr>
-              <w:t>() %}</w:t>
-            </w:r>
-          </w:p>
-        </w:tc>
-      </w:tr>
-      <w:tr>
-        <w:tc>
-          <w:tcPr>
-            <w:tcW w:w="2674" w:type="dxa"/>
-            <w:shd w:val="clear" w:color="auto" w:fill="auto"/>
-            <w:vAlign w:val="center"/>
-          </w:tcPr>
-          <w:p>
-            <w:pPr>
-              <w:pBdr>
-                <w:top w:val="nil"/>
-                <w:left w:val="nil"/>
-                <w:bottom w:val="nil"/>
-                <w:right w:val="nil"/>
-                <w:between w:val="nil"/>
-              </w:pBdr>
-              <w:spacing w:before="60" w:after="60"/>
-              <w:jc w:val="center"/>
-              <w:rPr>
-                <w:rFonts w:ascii="Arial" w:eastAsia="Arial" w:hAnsi="Arial" w:cs="Arial"/>
-                <w:color w:val="021A32"/>
-                <w:sz w:val="26"/>
-                <w:szCs w:val="26"/>
-                <w:lang w:val="en-GB"/>
-              </w:rPr>
-            </w:pPr>
-            <w:proofErr w:type="spellStart"/>
-            <w:r>
-              <w:rPr>
-                <w:rFonts w:ascii="Arial" w:eastAsia="Arial" w:hAnsi="Arial" w:cs="Arial"/>
-                <w:color w:val="021A32"/>
-                <w:sz w:val="26"/>
-                <w:szCs w:val="26"/>
-                <w:lang w:val="en-GB"/>
-              </w:rPr>
-              <w:t>Fonctionalité</w:t>
-            </w:r>
-            <w:proofErr w:type="spellEnd"/>
-            <w:r>
-              <w:rPr>
-                <w:rFonts w:ascii="Arial" w:eastAsia="Arial" w:hAnsi="Arial" w:cs="Arial"/>
-                <w:color w:val="021A32"/>
-                <w:sz w:val="26"/>
-                <w:szCs w:val="26"/>
-                <w:lang w:val="en-GB"/>
-              </w:rPr>
-              <w:t xml:space="preserve"> :</w:t>
-            </w:r>
-          </w:p>
-        </w:tc>
-        <w:tc>
-          <w:tcPr>
-            <w:tcW w:w="6789" w:type="dxa"/>
-            <w:gridSpan w:val="4"/>
-            <w:shd w:val="clear" w:color="auto" w:fill="auto"/>
-            <w:vAlign w:val="center"/>
-          </w:tcPr>
-          <w:p>
-            <w:pPr>
-              <w:pBdr>
-                <w:top w:val="nil"/>
-                <w:left w:val="nil"/>
-                <w:bottom w:val="nil"/>
-                <w:right w:val="nil"/>
-                <w:between w:val="nil"/>
-              </w:pBdr>
-              <w:spacing w:before="60" w:after="60"/>
-              <w:jc w:val="center"/>
-              <w:rPr>
-                <w:rFonts w:ascii="Arial" w:eastAsia="Arial" w:hAnsi="Arial" w:cs="Arial"/>
-                <w:color w:val="021A32"/>
-                <w:sz w:val="26"/>
-                <w:szCs w:val="26"/>
-                <w:lang w:val="en-GB"/>
-              </w:rPr>
-            </w:pPr>
-            <w:r>
-              <w:rPr>
-                <w:rFonts w:ascii="Arial" w:eastAsia="Arial" w:hAnsi="Arial" w:cs="Arial"/>
-                <w:color w:val="021A32"/>
-                <w:sz w:val="26"/>
-                <w:szCs w:val="26"/>
-                <w:lang w:val="en-GB"/>
-              </w:rPr>
-              <w:t>{{ us.name }}</w:t>
-            </w:r>
-          </w:p>
-        </w:tc>
-      </w:tr>
-      <w:tr>
-        <w:tc>
-          <w:tcPr>
-            <w:tcW w:w="9463" w:type="dxa"/>
-            <w:gridSpan w:val="5"/>
-            <w:shd w:val="clear" w:color="auto" w:fill="auto"/>
-            <w:vAlign w:val="center"/>
-          </w:tcPr>
-          <w:p>
-            <w:pPr>
-              <w:pBdr>
-                <w:top w:val="nil"/>
-                <w:left w:val="nil"/>
-                <w:bottom w:val="nil"/>
-                <w:right w:val="nil"/>
-                <w:between w:val="nil"/>
-              </w:pBdr>
-              <w:spacing w:before="60" w:after="60"/>
-              <w:jc w:val="center"/>
-              <w:rPr>
-                <w:rFonts w:ascii="Arial" w:eastAsia="Arial" w:hAnsi="Arial" w:cs="Arial"/>
-                <w:color w:val="021A32"/>
-                <w:sz w:val="26"/>
-                <w:szCs w:val="26"/>
-              </w:rPr>
-            </w:pPr>
-            <w:bookmarkStart w:id="1" w:name="_GoBack"/>
-            <w:bookmarkEnd w:id="1"/>
-            <w:r>
-              <w:rPr>
-                <w:rFonts w:ascii="Arial" w:eastAsia="Arial" w:hAnsi="Arial" w:cs="Arial"/>
-                <w:color w:val="021A32"/>
-                <w:sz w:val="26"/>
-                <w:szCs w:val="26"/>
-              </w:rPr>
-              <w:t xml:space="preserve">{%tr </w:t>
-            </w:r>
-            <w:proofErr w:type="spellStart"/>
-            <w:r>
-              <w:rPr>
-                <w:rFonts w:ascii="Arial" w:eastAsia="Arial" w:hAnsi="Arial" w:cs="Arial"/>
-                <w:color w:val="021A32"/>
-                <w:sz w:val="26"/>
-                <w:szCs w:val="26"/>
-              </w:rPr>
-              <w:t>endfor</w:t>
-            </w:r>
-            <w:proofErr w:type="spellEnd"/>
-            <w:r>
-              <w:rPr>
-                <w:rFonts w:ascii="Arial" w:eastAsia="Arial" w:hAnsi="Arial" w:cs="Arial"/>
-                <w:color w:val="021A32"/>
-                <w:sz w:val="26"/>
-                <w:szCs w:val="26"/>
-              </w:rPr>
-              <w:t xml:space="preserve"> %}</w:t>
-            </w:r>
-          </w:p>
-        </w:tc>
-      </w:tr>
-      <w:tr>
-        <w:tc>
-          <w:tcPr>
             <w:tcW w:w="3409" w:type="dxa"/>
-            <w:gridSpan w:val="2"/>
             <w:shd w:val="clear" w:color="auto" w:fill="auto"/>
             <w:vAlign w:val="center"/>
           </w:tcPr>
@@ -2177,6 +1942,7 @@
                 <w:color w:val="021A32"/>
                 <w:sz w:val="26"/>
                 <w:szCs w:val="26"/>
+                <w:lang w:val="en-GB"/>
               </w:rPr>
             </w:pPr>
             <w:r>
@@ -2186,6 +1952,7 @@
                 <w:color w:val="021A32"/>
                 <w:sz w:val="26"/>
                 <w:szCs w:val="26"/>
+                <w:lang w:val="en-GB"/>
               </w:rPr>
               <w:t xml:space="preserve">{%if </w:t>
             </w:r>
@@ -2197,6 +1964,7 @@
                 <w:color w:val="021A32"/>
                 <w:sz w:val="26"/>
                 <w:szCs w:val="26"/>
+                <w:lang w:val="en-GB"/>
               </w:rPr>
               <w:t>loop.last</w:t>
             </w:r>
@@ -2208,6 +1976,7 @@
                 <w:color w:val="021A32"/>
                 <w:sz w:val="26"/>
                 <w:szCs w:val="26"/>
+                <w:lang w:val="en-GB"/>
               </w:rPr>
               <w:t xml:space="preserve"> %}Total phase </w:t>
             </w:r>
@@ -2465,7 +2234,7 @@
         <w:tc>
           <w:tcPr>
             <w:tcW w:w="9463" w:type="dxa"/>
-            <w:gridSpan w:val="5"/>
+            <w:gridSpan w:val="4"/>
             <w:shd w:val="clear" w:color="auto" w:fill="8F8F8F"/>
           </w:tcPr>
           <w:p>
@@ -3580,7 +3349,7 @@
           <w:sz w:val="22"/>
           <w:szCs w:val="20"/>
         </w:rPr>
-        <w:t>A</w:t>
+        <w:t>À</w:t>
       </w:r>
       <w:r>
         <w:rPr>
@@ -3732,8 +3501,74 @@
               </w:rPr>
               <w:t>projectManager</w:t>
             </w:r>
+            <w:r>
+              <w:rPr>
+                <w:rFonts w:ascii="Arial" w:eastAsia="Arial" w:hAnsi="Arial" w:cs="Arial"/>
+                <w:sz w:val="20"/>
+                <w:szCs w:val="20"/>
+              </w:rPr>
+              <w:t>.firstname</w:t>
+            </w:r>
             <w:proofErr w:type="spellEnd"/>
             <w:proofErr w:type="gramEnd"/>
+            <w:r>
+              <w:rPr>
+                <w:rFonts w:ascii="Arial" w:eastAsia="Arial" w:hAnsi="Arial" w:cs="Arial"/>
+                <w:sz w:val="20"/>
+                <w:szCs w:val="20"/>
+              </w:rPr>
+              <w:t xml:space="preserve"> }}</w:t>
+            </w:r>
+            <w:r>
+              <w:rPr>
+                <w:rFonts w:ascii="Arial" w:eastAsia="Arial" w:hAnsi="Arial" w:cs="Arial"/>
+                <w:sz w:val="20"/>
+                <w:szCs w:val="20"/>
+              </w:rPr>
+              <w:t xml:space="preserve"> </w:t>
+            </w:r>
+            <w:r>
+              <w:rPr>
+                <w:rFonts w:ascii="Arial" w:eastAsia="Arial" w:hAnsi="Arial" w:cs="Arial"/>
+                <w:sz w:val="20"/>
+                <w:szCs w:val="20"/>
+              </w:rPr>
+              <w:t xml:space="preserve">{{ </w:t>
+            </w:r>
+            <w:proofErr w:type="spellStart"/>
+            <w:r>
+              <w:rPr>
+                <w:rFonts w:ascii="Arial" w:eastAsia="Arial" w:hAnsi="Arial" w:cs="Arial"/>
+                <w:sz w:val="20"/>
+                <w:szCs w:val="20"/>
+              </w:rPr>
+              <w:t>etude.projectManager</w:t>
+            </w:r>
+            <w:r>
+              <w:rPr>
+                <w:rFonts w:ascii="Arial" w:eastAsia="Arial" w:hAnsi="Arial" w:cs="Arial"/>
+                <w:sz w:val="20"/>
+                <w:szCs w:val="20"/>
+              </w:rPr>
+              <w:t>.</w:t>
+            </w:r>
+            <w:r>
+              <w:rPr>
+                <w:rFonts w:ascii="Arial" w:eastAsia="Arial" w:hAnsi="Arial" w:cs="Arial"/>
+                <w:sz w:val="20"/>
+                <w:szCs w:val="20"/>
+              </w:rPr>
+              <w:t>last</w:t>
+            </w:r>
+            <w:r>
+              <w:rPr>
+                <w:rFonts w:ascii="Arial" w:eastAsia="Arial" w:hAnsi="Arial" w:cs="Arial"/>
+                <w:sz w:val="20"/>
+                <w:szCs w:val="20"/>
+              </w:rPr>
+              <w:t>name</w:t>
+            </w:r>
+            <w:proofErr w:type="spellEnd"/>
             <w:r>
               <w:rPr>
                 <w:rFonts w:ascii="Arial" w:eastAsia="Arial" w:hAnsi="Arial" w:cs="Arial"/>

--- a/flower_backend/doctypes/DEVIS.docx
+++ b/flower_backend/doctypes/DEVIS.docx
@@ -125,7 +125,19 @@
           <w:sz w:val="22"/>
           <w:szCs w:val="22"/>
         </w:rPr>
-        <w:t>A l'attention de :</w:t>
+        <w:t>À</w:t>
+      </w:r>
+      <w:bookmarkStart w:id="0" w:name="_GoBack"/>
+      <w:bookmarkEnd w:id="0"/>
+      <w:r>
+        <w:rPr>
+          <w:rFonts w:ascii="Arial" w:eastAsia="Arial" w:hAnsi="Arial" w:cs="Arial"/>
+          <w:b/>
+          <w:color w:val="000000"/>
+          <w:sz w:val="22"/>
+          <w:szCs w:val="22"/>
+        </w:rPr>
+        <w:t xml:space="preserve"> l'attention de :</w:t>
       </w:r>
       <w:r>
         <w:rPr>
@@ -515,46 +527,6 @@
     </w:p>
     <w:p>
       <w:pPr>
-        <w:rPr>
-          <w:rFonts w:ascii="Arial" w:eastAsia="Arial" w:hAnsi="Arial" w:cs="Arial"/>
-          <w:color w:val="021A32"/>
-          <w:sz w:val="22"/>
-          <w:szCs w:val="22"/>
-        </w:rPr>
-      </w:pPr>
-    </w:p>
-    <w:p>
-      <w:pPr>
-        <w:rPr>
-          <w:rFonts w:ascii="Arial" w:eastAsia="Arial" w:hAnsi="Arial" w:cs="Arial"/>
-          <w:color w:val="021A32"/>
-          <w:sz w:val="22"/>
-          <w:szCs w:val="22"/>
-        </w:rPr>
-      </w:pPr>
-    </w:p>
-    <w:p>
-      <w:pPr>
-        <w:rPr>
-          <w:rFonts w:ascii="Arial" w:eastAsia="Arial" w:hAnsi="Arial" w:cs="Arial"/>
-          <w:color w:val="021A32"/>
-          <w:sz w:val="22"/>
-          <w:szCs w:val="22"/>
-        </w:rPr>
-      </w:pPr>
-    </w:p>
-    <w:p>
-      <w:pPr>
-        <w:rPr>
-          <w:rFonts w:ascii="Arial" w:eastAsia="Arial" w:hAnsi="Arial" w:cs="Arial"/>
-          <w:color w:val="021A32"/>
-          <w:sz w:val="22"/>
-          <w:szCs w:val="22"/>
-        </w:rPr>
-      </w:pPr>
-    </w:p>
-    <w:p>
-      <w:pPr>
         <w:jc w:val="right"/>
         <w:rPr>
           <w:rFonts w:ascii="Arial" w:eastAsia="Arial" w:hAnsi="Arial" w:cs="Arial"/>
@@ -728,7 +700,6 @@
           <w:szCs w:val="22"/>
         </w:rPr>
       </w:pPr>
-      <w:bookmarkStart w:id="0" w:name="_GoBack"/>
       <w:r>
         <w:rPr>
           <w:rFonts w:ascii="Arial" w:eastAsia="Helvetica Neue" w:hAnsi="Arial" w:cs="Arial"/>
@@ -761,7 +732,7 @@
           <w:sz w:val="22"/>
           <w:szCs w:val="22"/>
         </w:rPr>
-        <w:t>etude.group</w:t>
+        <w:t>etude.</w:t>
       </w:r>
       <w:r>
         <w:rPr>
@@ -769,7 +740,15 @@
           <w:sz w:val="22"/>
           <w:szCs w:val="22"/>
         </w:rPr>
-        <w:t>e</w:t>
+        <w:t>currentGroupes</w:t>
+      </w:r>
+      <w:r>
+        <w:rPr>
+          <w:rFonts w:ascii="Arial" w:eastAsia="Helvetica Neue" w:hAnsi="Arial" w:cs="Arial"/>
+          <w:sz w:val="22"/>
+          <w:szCs w:val="22"/>
+        </w:rPr>
+        <w:t>.groupe</w:t>
       </w:r>
       <w:proofErr w:type="gramEnd"/>
       <w:r>
@@ -848,7 +827,6 @@
           <w:b/>
           <w:sz w:val="22"/>
           <w:szCs w:val="22"/>
-          <w:lang w:val="en-GB"/>
         </w:rPr>
       </w:pPr>
       <w:r>
@@ -857,19 +835,18 @@
           <w:b/>
           <w:sz w:val="22"/>
           <w:szCs w:val="22"/>
-          <w:lang w:val="en-GB"/>
-        </w:rPr>
-        <w:t>{%for groupe in etude.groupe</w:t>
-      </w:r>
+        </w:rPr>
+        <w:t xml:space="preserve">{%for groupe in </w:t>
+      </w:r>
+      <w:proofErr w:type="spellStart"/>
       <w:r>
         <w:rPr>
           <w:rFonts w:ascii="Arial" w:eastAsia="Arial" w:hAnsi="Arial" w:cs="Arial"/>
           <w:b/>
           <w:sz w:val="22"/>
           <w:szCs w:val="22"/>
-          <w:lang w:val="en-GB"/>
-        </w:rPr>
-        <w:t>_</w:t>
+        </w:rPr>
+        <w:t>etude.</w:t>
       </w:r>
       <w:r>
         <w:rPr>
@@ -877,9 +854,8 @@
           <w:b/>
           <w:sz w:val="22"/>
           <w:szCs w:val="22"/>
-          <w:lang w:val="en-GB"/>
-        </w:rPr>
-        <w:t>s</w:t>
+        </w:rPr>
+        <w:t>currentGroupes</w:t>
       </w:r>
       <w:r>
         <w:rPr>
@@ -887,39 +863,56 @@
           <w:b/>
           <w:sz w:val="22"/>
           <w:szCs w:val="22"/>
-          <w:lang w:val="en-GB"/>
-        </w:rPr>
-        <w:t>et.</w:t>
-      </w:r>
+        </w:rPr>
+        <w:t>.groupe_</w:t>
+      </w:r>
+      <w:proofErr w:type="gramStart"/>
       <w:r>
         <w:rPr>
           <w:rFonts w:ascii="Arial" w:eastAsia="Arial" w:hAnsi="Arial" w:cs="Arial"/>
           <w:b/>
           <w:sz w:val="22"/>
           <w:szCs w:val="22"/>
-          <w:lang w:val="en-GB"/>
+        </w:rPr>
+        <w:t>set</w:t>
+      </w:r>
+      <w:r>
+        <w:rPr>
+          <w:rFonts w:ascii="Arial" w:eastAsia="Arial" w:hAnsi="Arial" w:cs="Arial"/>
+          <w:b/>
+          <w:sz w:val="22"/>
+          <w:szCs w:val="22"/>
+        </w:rPr>
+        <w:t>.</w:t>
+      </w:r>
+      <w:r>
+        <w:rPr>
+          <w:rFonts w:ascii="Arial" w:eastAsia="Arial" w:hAnsi="Arial" w:cs="Arial"/>
+          <w:b/>
+          <w:sz w:val="22"/>
+          <w:szCs w:val="22"/>
         </w:rPr>
         <w:t>iterator</w:t>
       </w:r>
+      <w:proofErr w:type="spellEnd"/>
       <w:r>
         <w:rPr>
           <w:rFonts w:ascii="Arial" w:eastAsia="Arial" w:hAnsi="Arial" w:cs="Arial"/>
           <w:b/>
           <w:sz w:val="22"/>
           <w:szCs w:val="22"/>
-          <w:lang w:val="en-GB"/>
-        </w:rPr>
-        <w:t>()</w:t>
-      </w:r>
+        </w:rPr>
+        <w:t>(</w:t>
+      </w:r>
+      <w:proofErr w:type="gramEnd"/>
       <w:r>
         <w:rPr>
           <w:rFonts w:ascii="Arial" w:eastAsia="Arial" w:hAnsi="Arial" w:cs="Arial"/>
           <w:b/>
           <w:sz w:val="22"/>
           <w:szCs w:val="22"/>
-          <w:lang w:val="en-GB"/>
-        </w:rPr>
-        <w:t xml:space="preserve"> | sort(attribute=’index’)</w:t>
+        </w:rPr>
+        <w:t>)</w:t>
       </w:r>
       <w:r>
         <w:rPr>
@@ -927,17 +920,84 @@
           <w:b/>
           <w:sz w:val="22"/>
           <w:szCs w:val="22"/>
-          <w:lang w:val="en-GB"/>
-        </w:rPr>
-        <w:t xml:space="preserve"> %}Phase {{loop.index}} : {{ groupe.ti</w:t>
-      </w:r>
+        </w:rPr>
+        <w:t xml:space="preserve"> | sort(</w:t>
+      </w:r>
+      <w:proofErr w:type="spellStart"/>
       <w:r>
         <w:rPr>
           <w:rFonts w:ascii="Arial" w:eastAsia="Arial" w:hAnsi="Arial" w:cs="Arial"/>
           <w:b/>
           <w:sz w:val="22"/>
           <w:szCs w:val="22"/>
-          <w:lang w:val="en-GB"/>
+        </w:rPr>
+        <w:t>attribute</w:t>
+      </w:r>
+      <w:proofErr w:type="spellEnd"/>
+      <w:r>
+        <w:rPr>
+          <w:rFonts w:ascii="Arial" w:eastAsia="Arial" w:hAnsi="Arial" w:cs="Arial"/>
+          <w:b/>
+          <w:sz w:val="22"/>
+          <w:szCs w:val="22"/>
+        </w:rPr>
+        <w:t>=’index’)</w:t>
+      </w:r>
+      <w:r>
+        <w:rPr>
+          <w:rFonts w:ascii="Arial" w:eastAsia="Arial" w:hAnsi="Arial" w:cs="Arial"/>
+          <w:b/>
+          <w:sz w:val="22"/>
+          <w:szCs w:val="22"/>
+        </w:rPr>
+        <w:t xml:space="preserve"> %}Phase {{</w:t>
+      </w:r>
+      <w:proofErr w:type="spellStart"/>
+      <w:r>
+        <w:rPr>
+          <w:rFonts w:ascii="Arial" w:eastAsia="Arial" w:hAnsi="Arial" w:cs="Arial"/>
+          <w:b/>
+          <w:sz w:val="22"/>
+          <w:szCs w:val="22"/>
+        </w:rPr>
+        <w:t>loop.index</w:t>
+      </w:r>
+      <w:proofErr w:type="spellEnd"/>
+      <w:r>
+        <w:rPr>
+          <w:rFonts w:ascii="Arial" w:eastAsia="Arial" w:hAnsi="Arial" w:cs="Arial"/>
+          <w:b/>
+          <w:sz w:val="22"/>
+          <w:szCs w:val="22"/>
+        </w:rPr>
+        <w:t>}} : {</w:t>
+      </w:r>
+      <w:proofErr w:type="gramStart"/>
+      <w:r>
+        <w:rPr>
+          <w:rFonts w:ascii="Arial" w:eastAsia="Arial" w:hAnsi="Arial" w:cs="Arial"/>
+          <w:b/>
+          <w:sz w:val="22"/>
+          <w:szCs w:val="22"/>
+        </w:rPr>
+        <w:t xml:space="preserve">{ </w:t>
+      </w:r>
+      <w:proofErr w:type="spellStart"/>
+      <w:r>
+        <w:rPr>
+          <w:rFonts w:ascii="Arial" w:eastAsia="Arial" w:hAnsi="Arial" w:cs="Arial"/>
+          <w:b/>
+          <w:sz w:val="22"/>
+          <w:szCs w:val="22"/>
+        </w:rPr>
+        <w:t>groupe.ti</w:t>
+      </w:r>
+      <w:r>
+        <w:rPr>
+          <w:rFonts w:ascii="Arial" w:eastAsia="Arial" w:hAnsi="Arial" w:cs="Arial"/>
+          <w:b/>
+          <w:sz w:val="22"/>
+          <w:szCs w:val="22"/>
         </w:rPr>
         <w:t>tl</w:t>
       </w:r>
@@ -947,9 +1007,19 @@
           <w:b/>
           <w:sz w:val="22"/>
           <w:szCs w:val="22"/>
-          <w:lang w:val="en-GB"/>
-        </w:rPr>
-        <w:t>e }}</w:t>
+        </w:rPr>
+        <w:t>e</w:t>
+      </w:r>
+      <w:proofErr w:type="spellEnd"/>
+      <w:proofErr w:type="gramEnd"/>
+      <w:r>
+        <w:rPr>
+          <w:rFonts w:ascii="Arial" w:eastAsia="Arial" w:hAnsi="Arial" w:cs="Arial"/>
+          <w:b/>
+          <w:sz w:val="22"/>
+          <w:szCs w:val="22"/>
+        </w:rPr>
+        <w:t xml:space="preserve"> }}</w:t>
       </w:r>
     </w:p>
     <w:p>
@@ -959,7 +1029,6 @@
           <w:b/>
           <w:sz w:val="22"/>
           <w:szCs w:val="22"/>
-          <w:lang w:val="en-GB"/>
         </w:rPr>
       </w:pPr>
     </w:p>
@@ -1232,7 +1301,6 @@
         <w:t>%}</w:t>
       </w:r>
     </w:p>
-    <w:bookmarkEnd w:id="0"/>
     <w:p>
       <w:pPr>
         <w:rPr>
@@ -1428,7 +1496,6 @@
                 <w:b/>
                 <w:sz w:val="22"/>
                 <w:szCs w:val="22"/>
-                <w:lang w:val="en-GB"/>
               </w:rPr>
             </w:pPr>
             <w:r>
@@ -1438,7 +1505,6 @@
                 <w:color w:val="FFFFFF"/>
                 <w:sz w:val="26"/>
                 <w:szCs w:val="26"/>
-                <w:lang w:val="en-GB"/>
               </w:rPr>
               <w:t>{%</w:t>
             </w:r>
@@ -1449,7 +1515,6 @@
                 <w:color w:val="FFFFFF"/>
                 <w:sz w:val="26"/>
                 <w:szCs w:val="26"/>
-                <w:lang w:val="en-GB"/>
               </w:rPr>
               <w:t xml:space="preserve"> </w:t>
             </w:r>
@@ -1460,73 +1525,186 @@
                 <w:color w:val="FFFFFF"/>
                 <w:sz w:val="26"/>
                 <w:szCs w:val="26"/>
-                <w:lang w:val="en-GB"/>
-              </w:rPr>
-              <w:t>for groupe in etude.groupe</w:t>
-            </w:r>
-            <w:r>
-              <w:rPr>
-                <w:rFonts w:ascii="Arial" w:eastAsia="Arial" w:hAnsi="Arial" w:cs="Arial"/>
-                <w:b/>
-                <w:color w:val="FFFFFF"/>
-                <w:sz w:val="26"/>
-                <w:szCs w:val="26"/>
-                <w:lang w:val="en-GB"/>
-              </w:rPr>
-              <w:t>_set.iterator()</w:t>
-            </w:r>
-            <w:r>
-              <w:rPr>
-                <w:rFonts w:ascii="Arial" w:eastAsia="Arial" w:hAnsi="Arial" w:cs="Arial"/>
-                <w:b/>
-                <w:color w:val="FFFFFF"/>
-                <w:sz w:val="26"/>
-                <w:szCs w:val="26"/>
-                <w:lang w:val="en-GB"/>
-              </w:rPr>
-              <w:t xml:space="preserve"> | sort(attribute=’index’)</w:t>
-            </w:r>
-            <w:r>
-              <w:rPr>
-                <w:rFonts w:ascii="Arial" w:eastAsia="Arial" w:hAnsi="Arial" w:cs="Arial"/>
-                <w:b/>
-                <w:color w:val="FFFFFF"/>
-                <w:sz w:val="26"/>
-                <w:szCs w:val="26"/>
-                <w:lang w:val="en-GB"/>
-              </w:rPr>
-              <w:t xml:space="preserve"> %} Phase {{</w:t>
-            </w:r>
-            <w:r>
-              <w:rPr>
-                <w:rFonts w:ascii="Arial" w:eastAsia="Arial" w:hAnsi="Arial" w:cs="Arial"/>
-                <w:b/>
-                <w:color w:val="FFFFFF"/>
-                <w:sz w:val="26"/>
-                <w:szCs w:val="26"/>
-                <w:lang w:val="en-GB"/>
+              </w:rPr>
+              <w:t xml:space="preserve">for groupe in </w:t>
+            </w:r>
+            <w:proofErr w:type="spellStart"/>
+            <w:r>
+              <w:rPr>
+                <w:rFonts w:ascii="Arial" w:eastAsia="Arial" w:hAnsi="Arial" w:cs="Arial"/>
+                <w:b/>
+                <w:color w:val="FFFFFF"/>
+                <w:sz w:val="26"/>
+                <w:szCs w:val="26"/>
+              </w:rPr>
+              <w:t>etude.currentGroupes</w:t>
+            </w:r>
+            <w:r>
+              <w:rPr>
+                <w:rFonts w:ascii="Arial" w:eastAsia="Arial" w:hAnsi="Arial" w:cs="Arial"/>
+                <w:b/>
+                <w:color w:val="FFFFFF"/>
+                <w:sz w:val="26"/>
+                <w:szCs w:val="26"/>
+              </w:rPr>
+              <w:t>.group</w:t>
+            </w:r>
+            <w:r>
+              <w:rPr>
+                <w:rFonts w:ascii="Arial" w:eastAsia="Arial" w:hAnsi="Arial" w:cs="Arial"/>
+                <w:b/>
+                <w:color w:val="FFFFFF"/>
+                <w:sz w:val="26"/>
+                <w:szCs w:val="26"/>
+              </w:rPr>
+              <w:t>e</w:t>
+            </w:r>
+            <w:r>
+              <w:rPr>
+                <w:rFonts w:ascii="Arial" w:eastAsia="Arial" w:hAnsi="Arial" w:cs="Arial"/>
+                <w:b/>
+                <w:color w:val="FFFFFF"/>
+                <w:sz w:val="26"/>
+                <w:szCs w:val="26"/>
+              </w:rPr>
+              <w:t>_</w:t>
+            </w:r>
+            <w:proofErr w:type="gramStart"/>
+            <w:r>
+              <w:rPr>
+                <w:rFonts w:ascii="Arial" w:eastAsia="Arial" w:hAnsi="Arial" w:cs="Arial"/>
+                <w:b/>
+                <w:color w:val="FFFFFF"/>
+                <w:sz w:val="26"/>
+                <w:szCs w:val="26"/>
+              </w:rPr>
+              <w:t>s</w:t>
+            </w:r>
+            <w:r>
+              <w:rPr>
+                <w:rFonts w:ascii="Arial" w:eastAsia="Arial" w:hAnsi="Arial" w:cs="Arial"/>
+                <w:b/>
+                <w:color w:val="FFFFFF"/>
+                <w:sz w:val="26"/>
+                <w:szCs w:val="26"/>
+              </w:rPr>
+              <w:t>et</w:t>
+            </w:r>
+            <w:r>
+              <w:rPr>
+                <w:rFonts w:ascii="Arial" w:eastAsia="Arial" w:hAnsi="Arial" w:cs="Arial"/>
+                <w:b/>
+                <w:color w:val="FFFFFF"/>
+                <w:sz w:val="26"/>
+                <w:szCs w:val="26"/>
+              </w:rPr>
+              <w:t>.iterator</w:t>
+            </w:r>
+            <w:proofErr w:type="spellEnd"/>
+            <w:r>
+              <w:rPr>
+                <w:rFonts w:ascii="Arial" w:eastAsia="Arial" w:hAnsi="Arial" w:cs="Arial"/>
+                <w:b/>
+                <w:color w:val="FFFFFF"/>
+                <w:sz w:val="26"/>
+                <w:szCs w:val="26"/>
+              </w:rPr>
+              <w:t>(</w:t>
+            </w:r>
+            <w:proofErr w:type="gramEnd"/>
+            <w:r>
+              <w:rPr>
+                <w:rFonts w:ascii="Arial" w:eastAsia="Arial" w:hAnsi="Arial" w:cs="Arial"/>
+                <w:b/>
+                <w:color w:val="FFFFFF"/>
+                <w:sz w:val="26"/>
+                <w:szCs w:val="26"/>
+              </w:rPr>
+              <w:t>)</w:t>
+            </w:r>
+            <w:r>
+              <w:rPr>
+                <w:rFonts w:ascii="Arial" w:eastAsia="Arial" w:hAnsi="Arial" w:cs="Arial"/>
+                <w:b/>
+                <w:color w:val="FFFFFF"/>
+                <w:sz w:val="26"/>
+                <w:szCs w:val="26"/>
+              </w:rPr>
+              <w:t xml:space="preserve"> | sort(</w:t>
+            </w:r>
+            <w:proofErr w:type="spellStart"/>
+            <w:r>
+              <w:rPr>
+                <w:rFonts w:ascii="Arial" w:eastAsia="Arial" w:hAnsi="Arial" w:cs="Arial"/>
+                <w:b/>
+                <w:color w:val="FFFFFF"/>
+                <w:sz w:val="26"/>
+                <w:szCs w:val="26"/>
+              </w:rPr>
+              <w:t>attribute</w:t>
+            </w:r>
+            <w:proofErr w:type="spellEnd"/>
+            <w:r>
+              <w:rPr>
+                <w:rFonts w:ascii="Arial" w:eastAsia="Arial" w:hAnsi="Arial" w:cs="Arial"/>
+                <w:b/>
+                <w:color w:val="FFFFFF"/>
+                <w:sz w:val="26"/>
+                <w:szCs w:val="26"/>
+              </w:rPr>
+              <w:t>=’index’)</w:t>
+            </w:r>
+            <w:r>
+              <w:rPr>
+                <w:rFonts w:ascii="Arial" w:eastAsia="Arial" w:hAnsi="Arial" w:cs="Arial"/>
+                <w:b/>
+                <w:color w:val="FFFFFF"/>
+                <w:sz w:val="26"/>
+                <w:szCs w:val="26"/>
+              </w:rPr>
+              <w:t xml:space="preserve"> %} Phase {</w:t>
+            </w:r>
+            <w:proofErr w:type="gramStart"/>
+            <w:r>
+              <w:rPr>
+                <w:rFonts w:ascii="Arial" w:eastAsia="Arial" w:hAnsi="Arial" w:cs="Arial"/>
+                <w:b/>
+                <w:color w:val="FFFFFF"/>
+                <w:sz w:val="26"/>
+                <w:szCs w:val="26"/>
+              </w:rPr>
+              <w:t>{</w:t>
+            </w:r>
+            <w:r>
+              <w:rPr>
+                <w:rFonts w:ascii="Arial" w:eastAsia="Arial" w:hAnsi="Arial" w:cs="Arial"/>
+                <w:b/>
+                <w:color w:val="FFFFFF"/>
+                <w:sz w:val="26"/>
+                <w:szCs w:val="26"/>
               </w:rPr>
               <w:t xml:space="preserve"> </w:t>
             </w:r>
-            <w:r>
-              <w:rPr>
-                <w:rFonts w:ascii="Arial" w:eastAsia="Arial" w:hAnsi="Arial" w:cs="Arial"/>
-                <w:b/>
-                <w:color w:val="FFFFFF"/>
-                <w:sz w:val="26"/>
-                <w:szCs w:val="26"/>
-                <w:lang w:val="en-GB"/>
+            <w:proofErr w:type="spellStart"/>
+            <w:r>
+              <w:rPr>
+                <w:rFonts w:ascii="Arial" w:eastAsia="Arial" w:hAnsi="Arial" w:cs="Arial"/>
+                <w:b/>
+                <w:color w:val="FFFFFF"/>
+                <w:sz w:val="26"/>
+                <w:szCs w:val="26"/>
               </w:rPr>
               <w:t>loop.index</w:t>
             </w:r>
-            <w:r>
-              <w:rPr>
-                <w:rFonts w:ascii="Arial" w:eastAsia="Arial" w:hAnsi="Arial" w:cs="Arial"/>
-                <w:b/>
-                <w:color w:val="FFFFFF"/>
-                <w:sz w:val="26"/>
-                <w:szCs w:val="26"/>
-                <w:lang w:val="en-GB"/>
+            <w:proofErr w:type="spellEnd"/>
+            <w:proofErr w:type="gramEnd"/>
+            <w:r>
+              <w:rPr>
+                <w:rFonts w:ascii="Arial" w:eastAsia="Arial" w:hAnsi="Arial" w:cs="Arial"/>
+                <w:b/>
+                <w:color w:val="FFFFFF"/>
+                <w:sz w:val="26"/>
+                <w:szCs w:val="26"/>
               </w:rPr>
               <w:t xml:space="preserve"> </w:t>
             </w:r>
@@ -1537,29 +1715,38 @@
                 <w:color w:val="FFFFFF"/>
                 <w:sz w:val="26"/>
                 <w:szCs w:val="26"/>
-                <w:lang w:val="en-GB"/>
-              </w:rPr>
-              <w:t>}} : {{ groupe.tit</w:t>
-            </w:r>
-            <w:r>
-              <w:rPr>
-                <w:rFonts w:ascii="Arial" w:eastAsia="Arial" w:hAnsi="Arial" w:cs="Arial"/>
-                <w:b/>
-                <w:color w:val="FFFFFF"/>
-                <w:sz w:val="26"/>
-                <w:szCs w:val="26"/>
-                <w:lang w:val="en-GB"/>
+              </w:rPr>
+              <w:t xml:space="preserve">}} : {{ </w:t>
+            </w:r>
+            <w:proofErr w:type="spellStart"/>
+            <w:r>
+              <w:rPr>
+                <w:rFonts w:ascii="Arial" w:eastAsia="Arial" w:hAnsi="Arial" w:cs="Arial"/>
+                <w:b/>
+                <w:color w:val="FFFFFF"/>
+                <w:sz w:val="26"/>
+                <w:szCs w:val="26"/>
+              </w:rPr>
+              <w:t>groupe.tit</w:t>
+            </w:r>
+            <w:r>
+              <w:rPr>
+                <w:rFonts w:ascii="Arial" w:eastAsia="Arial" w:hAnsi="Arial" w:cs="Arial"/>
+                <w:b/>
+                <w:color w:val="FFFFFF"/>
+                <w:sz w:val="26"/>
+                <w:szCs w:val="26"/>
               </w:rPr>
               <w:t>le</w:t>
             </w:r>
-            <w:r>
-              <w:rPr>
-                <w:rFonts w:ascii="Arial" w:eastAsia="Arial" w:hAnsi="Arial" w:cs="Arial"/>
-                <w:b/>
-                <w:color w:val="FFFFFF"/>
-                <w:sz w:val="26"/>
-                <w:szCs w:val="26"/>
-                <w:lang w:val="en-GB"/>
+            <w:proofErr w:type="spellEnd"/>
+            <w:r>
+              <w:rPr>
+                <w:rFonts w:ascii="Arial" w:eastAsia="Arial" w:hAnsi="Arial" w:cs="Arial"/>
+                <w:b/>
+                <w:color w:val="FFFFFF"/>
+                <w:sz w:val="26"/>
+                <w:szCs w:val="26"/>
               </w:rPr>
               <w:t xml:space="preserve"> }}</w:t>
             </w:r>
@@ -1600,7 +1787,6 @@
                 <w:szCs w:val="26"/>
                 <w:lang w:val="en-GB"/>
               </w:rPr>
-              <w:lastRenderedPageBreak/>
               <w:t xml:space="preserve">{%for phase in </w:t>
             </w:r>
             <w:proofErr w:type="spellStart"/>
@@ -1731,7 +1917,6 @@
                 <w:color w:val="021A32"/>
                 <w:sz w:val="26"/>
                 <w:szCs w:val="26"/>
-                <w:lang w:val="en-GB"/>
               </w:rPr>
             </w:pPr>
             <w:r>
@@ -1740,9 +1925,18 @@
                 <w:color w:val="021A32"/>
                 <w:sz w:val="26"/>
                 <w:szCs w:val="26"/>
-                <w:lang w:val="en-GB"/>
-              </w:rPr>
-              <w:t xml:space="preserve">{{ </w:t>
+              </w:rPr>
+              <w:t>{</w:t>
+            </w:r>
+            <w:proofErr w:type="gramStart"/>
+            <w:r>
+              <w:rPr>
+                <w:rFonts w:ascii="Arial" w:eastAsia="Arial" w:hAnsi="Arial" w:cs="Arial"/>
+                <w:color w:val="021A32"/>
+                <w:sz w:val="26"/>
+                <w:szCs w:val="26"/>
+              </w:rPr>
+              <w:t xml:space="preserve">{ </w:t>
             </w:r>
             <w:proofErr w:type="spellStart"/>
             <w:r>
@@ -1751,18 +1945,17 @@
                 <w:color w:val="021A32"/>
                 <w:sz w:val="26"/>
                 <w:szCs w:val="26"/>
-                <w:lang w:val="en-GB"/>
               </w:rPr>
               <w:t>phase.nbJEH</w:t>
             </w:r>
             <w:proofErr w:type="spellEnd"/>
-            <w:r>
-              <w:rPr>
-                <w:rFonts w:ascii="Arial" w:eastAsia="Arial" w:hAnsi="Arial" w:cs="Arial"/>
-                <w:color w:val="021A32"/>
-                <w:sz w:val="26"/>
-                <w:szCs w:val="26"/>
-                <w:lang w:val="en-GB"/>
+            <w:proofErr w:type="gramEnd"/>
+            <w:r>
+              <w:rPr>
+                <w:rFonts w:ascii="Arial" w:eastAsia="Arial" w:hAnsi="Arial" w:cs="Arial"/>
+                <w:color w:val="021A32"/>
+                <w:sz w:val="26"/>
+                <w:szCs w:val="26"/>
               </w:rPr>
               <w:t xml:space="preserve"> }}</w:t>
             </w:r>
@@ -1954,6 +2147,7 @@
                 <w:szCs w:val="26"/>
                 <w:lang w:val="en-GB"/>
               </w:rPr>
+              <w:lastRenderedPageBreak/>
               <w:t xml:space="preserve">{%if </w:t>
             </w:r>
             <w:proofErr w:type="spellStart"/>
@@ -2903,7 +3097,55 @@
                 <w:szCs w:val="26"/>
                 <w:lang w:val="en-GB"/>
               </w:rPr>
-              <w:t xml:space="preserve">{{ etude.totalPrice + etude.application_fees }} </w:t>
+              <w:t xml:space="preserve">{{ </w:t>
+            </w:r>
+            <w:proofErr w:type="spellStart"/>
+            <w:r>
+              <w:rPr>
+                <w:rFonts w:ascii="Arial" w:eastAsia="Arial" w:hAnsi="Arial" w:cs="Arial"/>
+                <w:b/>
+                <w:color w:val="FFFFFF"/>
+                <w:sz w:val="26"/>
+                <w:szCs w:val="26"/>
+                <w:lang w:val="en-GB"/>
+              </w:rPr>
+              <w:t>etude.totalPrice</w:t>
+            </w:r>
+            <w:proofErr w:type="spellEnd"/>
+            <w:r>
+              <w:rPr>
+                <w:rFonts w:ascii="Arial" w:eastAsia="Arial" w:hAnsi="Arial" w:cs="Arial"/>
+                <w:b/>
+                <w:color w:val="FFFFFF"/>
+                <w:sz w:val="26"/>
+                <w:szCs w:val="26"/>
+                <w:lang w:val="en-GB"/>
+              </w:rPr>
+              <w:t xml:space="preserve"> + </w:t>
+            </w:r>
+            <w:proofErr w:type="spellStart"/>
+            <w:r>
+              <w:rPr>
+                <w:rFonts w:ascii="Arial" w:eastAsia="Arial" w:hAnsi="Arial" w:cs="Arial"/>
+                <w:b/>
+                <w:color w:val="FFFFFF"/>
+                <w:sz w:val="26"/>
+                <w:szCs w:val="26"/>
+                <w:lang w:val="en-GB"/>
+              </w:rPr>
+              <w:t>etude.application_fees</w:t>
+            </w:r>
+            <w:proofErr w:type="spellEnd"/>
+            <w:r>
+              <w:rPr>
+                <w:rFonts w:ascii="Arial" w:eastAsia="Arial" w:hAnsi="Arial" w:cs="Arial"/>
+                <w:b/>
+                <w:color w:val="FFFFFF"/>
+                <w:sz w:val="26"/>
+                <w:szCs w:val="26"/>
+                <w:lang w:val="en-GB"/>
+              </w:rPr>
+              <w:t xml:space="preserve"> }} </w:t>
             </w:r>
             <w:r>
               <w:rPr>
@@ -2956,31 +3198,20 @@
                 <w:color w:val="FFFFFF"/>
                 <w:sz w:val="26"/>
                 <w:szCs w:val="26"/>
-              </w:rPr>
-              <w:t>{</w:t>
-            </w:r>
-            <w:proofErr w:type="gramStart"/>
-            <w:r>
-              <w:rPr>
-                <w:rFonts w:ascii="Arial" w:eastAsia="Arial" w:hAnsi="Arial" w:cs="Arial"/>
-                <w:b/>
-                <w:color w:val="FFFFFF"/>
-                <w:sz w:val="26"/>
-                <w:szCs w:val="26"/>
-              </w:rPr>
-              <w:t>{ (</w:t>
+                <w:lang w:val="en-GB"/>
+              </w:rPr>
+              <w:t>{{ (etude.</w:t>
             </w:r>
             <w:proofErr w:type="spellStart"/>
-            <w:proofErr w:type="gramEnd"/>
-            <w:r>
-              <w:rPr>
-                <w:rFonts w:ascii="Arial" w:eastAsia="Arial" w:hAnsi="Arial" w:cs="Arial"/>
-                <w:b/>
-                <w:color w:val="FFFFFF"/>
-                <w:sz w:val="26"/>
-                <w:szCs w:val="26"/>
-              </w:rPr>
-              <w:t>etude.totalPrice</w:t>
+            <w:r>
+              <w:rPr>
+                <w:rFonts w:ascii="Arial" w:eastAsia="Arial" w:hAnsi="Arial" w:cs="Arial"/>
+                <w:b/>
+                <w:color w:val="FFFFFF"/>
+                <w:sz w:val="26"/>
+                <w:szCs w:val="26"/>
+              </w:rPr>
+              <w:t>totalPrice</w:t>
             </w:r>
             <w:proofErr w:type="spellEnd"/>
             <w:r>
@@ -3550,23 +3781,7 @@
                 <w:sz w:val="20"/>
                 <w:szCs w:val="20"/>
               </w:rPr>
-              <w:t>.</w:t>
-            </w:r>
-            <w:r>
-              <w:rPr>
-                <w:rFonts w:ascii="Arial" w:eastAsia="Arial" w:hAnsi="Arial" w:cs="Arial"/>
-                <w:sz w:val="20"/>
-                <w:szCs w:val="20"/>
-              </w:rPr>
-              <w:t>last</w:t>
-            </w:r>
-            <w:r>
-              <w:rPr>
-                <w:rFonts w:ascii="Arial" w:eastAsia="Arial" w:hAnsi="Arial" w:cs="Arial"/>
-                <w:sz w:val="20"/>
-                <w:szCs w:val="20"/>
-              </w:rPr>
-              <w:t>name</w:t>
+              <w:t>.lastname</w:t>
             </w:r>
             <w:proofErr w:type="spellEnd"/>
             <w:r>

--- a/flower_backend/doctypes/DEVIS.docx
+++ b/flower_backend/doctypes/DEVIS.docx
@@ -127,8 +127,6 @@
         </w:rPr>
         <w:t>À</w:t>
       </w:r>
-      <w:bookmarkStart w:id="0" w:name="_GoBack"/>
-      <w:bookmarkEnd w:id="0"/>
       <w:r>
         <w:rPr>
           <w:rFonts w:ascii="Arial" w:eastAsia="Arial" w:hAnsi="Arial" w:cs="Arial"/>
@@ -176,6 +174,8 @@
         </w:rPr>
         <w:tab/>
       </w:r>
+      <w:bookmarkStart w:id="0" w:name="_GoBack"/>
+      <w:bookmarkEnd w:id="0"/>
     </w:p>
     <w:p>
       <w:pPr>
@@ -614,23 +614,11 @@
     </w:p>
     <w:p>
       <w:pPr>
-        <w:spacing w:line="360" w:lineRule="auto"/>
-        <w:ind w:firstLine="1418"/>
-        <w:rPr>
-          <w:rFonts w:ascii="Arial" w:eastAsia="Arial" w:hAnsi="Arial" w:cs="Arial"/>
-          <w:color w:val="021A32"/>
-          <w:sz w:val="20"/>
-          <w:szCs w:val="20"/>
-        </w:rPr>
-      </w:pPr>
-    </w:p>
-    <w:p>
-      <w:pPr>
         <w:rPr>
           <w:rFonts w:ascii="Arial" w:eastAsia="Arial" w:hAnsi="Arial" w:cs="Arial"/>
           <w:b/>
           <w:i/>
-          <w:sz w:val="28"/>
+          <w:sz w:val="32"/>
           <w:szCs w:val="28"/>
         </w:rPr>
       </w:pPr>
@@ -639,7 +627,7 @@
           <w:rFonts w:ascii="Arial" w:eastAsia="Arial" w:hAnsi="Arial" w:cs="Arial"/>
           <w:b/>
           <w:i/>
-          <w:sz w:val="28"/>
+          <w:sz w:val="32"/>
           <w:szCs w:val="28"/>
         </w:rPr>
         <w:t>{</w:t>
@@ -650,7 +638,7 @@
           <w:rFonts w:ascii="Arial" w:eastAsia="Arial" w:hAnsi="Arial" w:cs="Arial"/>
           <w:b/>
           <w:i/>
-          <w:sz w:val="28"/>
+          <w:sz w:val="32"/>
           <w:szCs w:val="28"/>
         </w:rPr>
         <w:t>{ etude.</w:t>
@@ -660,7 +648,7 @@
           <w:rFonts w:ascii="Arial" w:eastAsia="Arial" w:hAnsi="Arial" w:cs="Arial"/>
           <w:b/>
           <w:i/>
-          <w:sz w:val="28"/>
+          <w:sz w:val="32"/>
           <w:szCs w:val="28"/>
         </w:rPr>
         <w:t>name</w:t>
@@ -671,7 +659,7 @@
           <w:rFonts w:ascii="Arial" w:eastAsia="Arial" w:hAnsi="Arial" w:cs="Arial"/>
           <w:b/>
           <w:i/>
-          <w:sz w:val="28"/>
+          <w:sz w:val="32"/>
           <w:szCs w:val="28"/>
         </w:rPr>
         <w:t xml:space="preserve"> }}</w:t>
@@ -692,129 +680,70 @@
     <w:p>
       <w:pPr>
         <w:rPr>
-          <w:rFonts w:ascii="Arial" w:eastAsia="Arial" w:hAnsi="Arial" w:cs="Arial"/>
+          <w:rFonts w:ascii="Arial" w:eastAsia="Helvetica Neue" w:hAnsi="Arial" w:cs="Arial"/>
           <w:b/>
-          <w:i/>
-          <w:color w:val="021A32"/>
-          <w:sz w:val="22"/>
           <w:szCs w:val="22"/>
         </w:rPr>
       </w:pPr>
       <w:r>
         <w:rPr>
           <w:rFonts w:ascii="Arial" w:eastAsia="Helvetica Neue" w:hAnsi="Arial" w:cs="Arial"/>
-          <w:sz w:val="22"/>
-          <w:szCs w:val="22"/>
-        </w:rPr>
-        <w:t>La réalisation de cette étude se décompose en {</w:t>
-      </w:r>
-      <w:proofErr w:type="gramStart"/>
-      <w:r>
-        <w:rPr>
-          <w:rFonts w:ascii="Arial" w:eastAsia="Helvetica Neue" w:hAnsi="Arial" w:cs="Arial"/>
-          <w:sz w:val="22"/>
-          <w:szCs w:val="22"/>
-        </w:rPr>
-        <w:t>{</w:t>
-      </w:r>
-      <w:r>
-        <w:rPr>
-          <w:rFonts w:ascii="Arial" w:eastAsia="Helvetica Neue" w:hAnsi="Arial" w:cs="Arial"/>
-          <w:sz w:val="22"/>
-          <w:szCs w:val="22"/>
-        </w:rPr>
-        <w:t xml:space="preserve"> </w:t>
-      </w:r>
-      <w:proofErr w:type="spellStart"/>
-      <w:r>
-        <w:rPr>
-          <w:rFonts w:ascii="Arial" w:eastAsia="Helvetica Neue" w:hAnsi="Arial" w:cs="Arial"/>
-          <w:sz w:val="22"/>
-          <w:szCs w:val="22"/>
-        </w:rPr>
-        <w:t>etude.</w:t>
-      </w:r>
-      <w:r>
-        <w:rPr>
-          <w:rFonts w:ascii="Arial" w:eastAsia="Helvetica Neue" w:hAnsi="Arial" w:cs="Arial"/>
-          <w:sz w:val="22"/>
-          <w:szCs w:val="22"/>
-        </w:rPr>
-        <w:t>currentGroupes</w:t>
-      </w:r>
-      <w:r>
-        <w:rPr>
-          <w:rFonts w:ascii="Arial" w:eastAsia="Helvetica Neue" w:hAnsi="Arial" w:cs="Arial"/>
-          <w:sz w:val="22"/>
-          <w:szCs w:val="22"/>
-        </w:rPr>
-        <w:t>.groupe</w:t>
-      </w:r>
-      <w:proofErr w:type="gramEnd"/>
-      <w:r>
-        <w:rPr>
-          <w:rFonts w:ascii="Arial" w:eastAsia="Helvetica Neue" w:hAnsi="Arial" w:cs="Arial"/>
-          <w:sz w:val="22"/>
-          <w:szCs w:val="22"/>
-        </w:rPr>
-        <w:t>_set</w:t>
-      </w:r>
-      <w:r>
-        <w:rPr>
-          <w:rFonts w:ascii="Arial" w:eastAsia="Helvetica Neue" w:hAnsi="Arial" w:cs="Arial"/>
-          <w:sz w:val="22"/>
-          <w:szCs w:val="22"/>
-        </w:rPr>
-        <w:t>.values</w:t>
-      </w:r>
-      <w:proofErr w:type="spellEnd"/>
-      <w:r>
-        <w:rPr>
-          <w:rFonts w:ascii="Arial" w:eastAsia="Helvetica Neue" w:hAnsi="Arial" w:cs="Arial"/>
-          <w:sz w:val="22"/>
-          <w:szCs w:val="22"/>
-        </w:rPr>
-        <w:t>()</w:t>
-      </w:r>
-      <w:r>
-        <w:rPr>
-          <w:rFonts w:ascii="Arial" w:eastAsia="Helvetica Neue" w:hAnsi="Arial" w:cs="Arial"/>
-          <w:sz w:val="22"/>
-          <w:szCs w:val="22"/>
-        </w:rPr>
-        <w:t xml:space="preserve"> | </w:t>
-      </w:r>
-      <w:proofErr w:type="spellStart"/>
-      <w:r>
-        <w:rPr>
-          <w:rFonts w:ascii="Arial" w:eastAsia="Helvetica Neue" w:hAnsi="Arial" w:cs="Arial"/>
-          <w:sz w:val="22"/>
-          <w:szCs w:val="22"/>
-        </w:rPr>
-        <w:t>length</w:t>
-      </w:r>
-      <w:proofErr w:type="spellEnd"/>
-      <w:r>
-        <w:rPr>
-          <w:rFonts w:ascii="Arial" w:eastAsia="Helvetica Neue" w:hAnsi="Arial" w:cs="Arial"/>
-          <w:sz w:val="22"/>
-          <w:szCs w:val="22"/>
-        </w:rPr>
-        <w:t xml:space="preserve"> </w:t>
-      </w:r>
-      <w:r>
-        <w:rPr>
-          <w:rFonts w:ascii="Arial" w:eastAsia="Helvetica Neue" w:hAnsi="Arial" w:cs="Arial"/>
-          <w:sz w:val="22"/>
-          <w:szCs w:val="22"/>
-        </w:rPr>
-        <w:t>}} phases :</w:t>
+          <w:b/>
+          <w:szCs w:val="22"/>
+        </w:rPr>
+        <w:t>Description de l’étude :</w:t>
       </w:r>
     </w:p>
     <w:p>
       <w:pPr>
         <w:rPr>
-          <w:rFonts w:ascii="Arial" w:eastAsia="Arial" w:hAnsi="Arial" w:cs="Arial"/>
+          <w:rFonts w:ascii="Arial" w:eastAsia="Helvetica Neue" w:hAnsi="Arial" w:cs="Arial"/>
+          <w:sz w:val="22"/>
+          <w:szCs w:val="22"/>
+        </w:rPr>
+      </w:pPr>
+      <w:r>
+        <w:rPr>
+          <w:rFonts w:ascii="Arial" w:eastAsia="Helvetica Neue" w:hAnsi="Arial" w:cs="Arial"/>
+          <w:sz w:val="22"/>
+          <w:szCs w:val="22"/>
+        </w:rPr>
+        <w:tab/>
+        <w:t>{</w:t>
+      </w:r>
+      <w:proofErr w:type="gramStart"/>
+      <w:r>
+        <w:rPr>
+          <w:rFonts w:ascii="Arial" w:eastAsia="Helvetica Neue" w:hAnsi="Arial" w:cs="Arial"/>
+          <w:sz w:val="22"/>
+          <w:szCs w:val="22"/>
+        </w:rPr>
+        <w:t xml:space="preserve">{ </w:t>
+      </w:r>
+      <w:proofErr w:type="spellStart"/>
+      <w:r>
+        <w:rPr>
+          <w:rFonts w:ascii="Arial" w:eastAsia="Helvetica Neue" w:hAnsi="Arial" w:cs="Arial"/>
+          <w:sz w:val="22"/>
+          <w:szCs w:val="22"/>
+        </w:rPr>
+        <w:t>etude.description</w:t>
+      </w:r>
+      <w:proofErr w:type="spellEnd"/>
+      <w:proofErr w:type="gramEnd"/>
+      <w:r>
+        <w:rPr>
+          <w:rFonts w:ascii="Arial" w:eastAsia="Helvetica Neue" w:hAnsi="Arial" w:cs="Arial"/>
+          <w:sz w:val="22"/>
+          <w:szCs w:val="22"/>
+        </w:rPr>
+        <w:t xml:space="preserve"> }}</w:t>
+      </w:r>
+    </w:p>
+    <w:p>
+      <w:pPr>
+        <w:rPr>
+          <w:rFonts w:ascii="Arial" w:eastAsia="Helvetica Neue" w:hAnsi="Arial" w:cs="Arial"/>
           <w:sz w:val="22"/>
           <w:szCs w:val="22"/>
         </w:rPr>
@@ -823,210 +752,7 @@
     <w:p>
       <w:pPr>
         <w:rPr>
-          <w:rFonts w:ascii="Arial" w:eastAsia="Arial" w:hAnsi="Arial" w:cs="Arial"/>
-          <w:b/>
-          <w:sz w:val="22"/>
-          <w:szCs w:val="22"/>
-        </w:rPr>
-      </w:pPr>
-      <w:r>
-        <w:rPr>
-          <w:rFonts w:ascii="Arial" w:eastAsia="Arial" w:hAnsi="Arial" w:cs="Arial"/>
-          <w:b/>
-          <w:sz w:val="22"/>
-          <w:szCs w:val="22"/>
-        </w:rPr>
-        <w:t xml:space="preserve">{%for groupe in </w:t>
-      </w:r>
-      <w:proofErr w:type="spellStart"/>
-      <w:r>
-        <w:rPr>
-          <w:rFonts w:ascii="Arial" w:eastAsia="Arial" w:hAnsi="Arial" w:cs="Arial"/>
-          <w:b/>
-          <w:sz w:val="22"/>
-          <w:szCs w:val="22"/>
-        </w:rPr>
-        <w:t>etude.</w:t>
-      </w:r>
-      <w:r>
-        <w:rPr>
-          <w:rFonts w:ascii="Arial" w:eastAsia="Arial" w:hAnsi="Arial" w:cs="Arial"/>
-          <w:b/>
-          <w:sz w:val="22"/>
-          <w:szCs w:val="22"/>
-        </w:rPr>
-        <w:t>currentGroupes</w:t>
-      </w:r>
-      <w:r>
-        <w:rPr>
-          <w:rFonts w:ascii="Arial" w:eastAsia="Arial" w:hAnsi="Arial" w:cs="Arial"/>
-          <w:b/>
-          <w:sz w:val="22"/>
-          <w:szCs w:val="22"/>
-        </w:rPr>
-        <w:t>.groupe_</w:t>
-      </w:r>
-      <w:proofErr w:type="gramStart"/>
-      <w:r>
-        <w:rPr>
-          <w:rFonts w:ascii="Arial" w:eastAsia="Arial" w:hAnsi="Arial" w:cs="Arial"/>
-          <w:b/>
-          <w:sz w:val="22"/>
-          <w:szCs w:val="22"/>
-        </w:rPr>
-        <w:t>set</w:t>
-      </w:r>
-      <w:r>
-        <w:rPr>
-          <w:rFonts w:ascii="Arial" w:eastAsia="Arial" w:hAnsi="Arial" w:cs="Arial"/>
-          <w:b/>
-          <w:sz w:val="22"/>
-          <w:szCs w:val="22"/>
-        </w:rPr>
-        <w:t>.</w:t>
-      </w:r>
-      <w:r>
-        <w:rPr>
-          <w:rFonts w:ascii="Arial" w:eastAsia="Arial" w:hAnsi="Arial" w:cs="Arial"/>
-          <w:b/>
-          <w:sz w:val="22"/>
-          <w:szCs w:val="22"/>
-        </w:rPr>
-        <w:t>iterator</w:t>
-      </w:r>
-      <w:proofErr w:type="spellEnd"/>
-      <w:r>
-        <w:rPr>
-          <w:rFonts w:ascii="Arial" w:eastAsia="Arial" w:hAnsi="Arial" w:cs="Arial"/>
-          <w:b/>
-          <w:sz w:val="22"/>
-          <w:szCs w:val="22"/>
-        </w:rPr>
-        <w:t>(</w:t>
-      </w:r>
-      <w:proofErr w:type="gramEnd"/>
-      <w:r>
-        <w:rPr>
-          <w:rFonts w:ascii="Arial" w:eastAsia="Arial" w:hAnsi="Arial" w:cs="Arial"/>
-          <w:b/>
-          <w:sz w:val="22"/>
-          <w:szCs w:val="22"/>
-        </w:rPr>
-        <w:t>)</w:t>
-      </w:r>
-      <w:r>
-        <w:rPr>
-          <w:rFonts w:ascii="Arial" w:eastAsia="Arial" w:hAnsi="Arial" w:cs="Arial"/>
-          <w:b/>
-          <w:sz w:val="22"/>
-          <w:szCs w:val="22"/>
-        </w:rPr>
-        <w:t xml:space="preserve"> | sort(</w:t>
-      </w:r>
-      <w:proofErr w:type="spellStart"/>
-      <w:r>
-        <w:rPr>
-          <w:rFonts w:ascii="Arial" w:eastAsia="Arial" w:hAnsi="Arial" w:cs="Arial"/>
-          <w:b/>
-          <w:sz w:val="22"/>
-          <w:szCs w:val="22"/>
-        </w:rPr>
-        <w:t>attribute</w:t>
-      </w:r>
-      <w:proofErr w:type="spellEnd"/>
-      <w:r>
-        <w:rPr>
-          <w:rFonts w:ascii="Arial" w:eastAsia="Arial" w:hAnsi="Arial" w:cs="Arial"/>
-          <w:b/>
-          <w:sz w:val="22"/>
-          <w:szCs w:val="22"/>
-        </w:rPr>
-        <w:t>=’index’)</w:t>
-      </w:r>
-      <w:r>
-        <w:rPr>
-          <w:rFonts w:ascii="Arial" w:eastAsia="Arial" w:hAnsi="Arial" w:cs="Arial"/>
-          <w:b/>
-          <w:sz w:val="22"/>
-          <w:szCs w:val="22"/>
-        </w:rPr>
-        <w:t xml:space="preserve"> %}Phase {{</w:t>
-      </w:r>
-      <w:proofErr w:type="spellStart"/>
-      <w:r>
-        <w:rPr>
-          <w:rFonts w:ascii="Arial" w:eastAsia="Arial" w:hAnsi="Arial" w:cs="Arial"/>
-          <w:b/>
-          <w:sz w:val="22"/>
-          <w:szCs w:val="22"/>
-        </w:rPr>
-        <w:t>loop.index</w:t>
-      </w:r>
-      <w:proofErr w:type="spellEnd"/>
-      <w:r>
-        <w:rPr>
-          <w:rFonts w:ascii="Arial" w:eastAsia="Arial" w:hAnsi="Arial" w:cs="Arial"/>
-          <w:b/>
-          <w:sz w:val="22"/>
-          <w:szCs w:val="22"/>
-        </w:rPr>
-        <w:t>}} : {</w:t>
-      </w:r>
-      <w:proofErr w:type="gramStart"/>
-      <w:r>
-        <w:rPr>
-          <w:rFonts w:ascii="Arial" w:eastAsia="Arial" w:hAnsi="Arial" w:cs="Arial"/>
-          <w:b/>
-          <w:sz w:val="22"/>
-          <w:szCs w:val="22"/>
-        </w:rPr>
-        <w:t xml:space="preserve">{ </w:t>
-      </w:r>
-      <w:proofErr w:type="spellStart"/>
-      <w:r>
-        <w:rPr>
-          <w:rFonts w:ascii="Arial" w:eastAsia="Arial" w:hAnsi="Arial" w:cs="Arial"/>
-          <w:b/>
-          <w:sz w:val="22"/>
-          <w:szCs w:val="22"/>
-        </w:rPr>
-        <w:t>groupe.ti</w:t>
-      </w:r>
-      <w:r>
-        <w:rPr>
-          <w:rFonts w:ascii="Arial" w:eastAsia="Arial" w:hAnsi="Arial" w:cs="Arial"/>
-          <w:b/>
-          <w:sz w:val="22"/>
-          <w:szCs w:val="22"/>
-        </w:rPr>
-        <w:t>tl</w:t>
-      </w:r>
-      <w:r>
-        <w:rPr>
-          <w:rFonts w:ascii="Arial" w:eastAsia="Arial" w:hAnsi="Arial" w:cs="Arial"/>
-          <w:b/>
-          <w:sz w:val="22"/>
-          <w:szCs w:val="22"/>
-        </w:rPr>
-        <w:t>e</w:t>
-      </w:r>
-      <w:proofErr w:type="spellEnd"/>
-      <w:proofErr w:type="gramEnd"/>
-      <w:r>
-        <w:rPr>
-          <w:rFonts w:ascii="Arial" w:eastAsia="Arial" w:hAnsi="Arial" w:cs="Arial"/>
-          <w:b/>
-          <w:sz w:val="22"/>
-          <w:szCs w:val="22"/>
-        </w:rPr>
-        <w:t xml:space="preserve"> }}</w:t>
-      </w:r>
-    </w:p>
-    <w:p>
-      <w:pPr>
-        <w:rPr>
-          <w:rFonts w:ascii="Arial" w:eastAsia="Arial" w:hAnsi="Arial" w:cs="Arial"/>
-          <w:b/>
+          <w:rFonts w:ascii="Arial" w:eastAsia="Helvetica Neue" w:hAnsi="Arial" w:cs="Arial"/>
           <w:sz w:val="22"/>
           <w:szCs w:val="22"/>
         </w:rPr>
@@ -1036,221 +762,182 @@
       <w:pPr>
         <w:rPr>
           <w:rFonts w:ascii="Arial" w:eastAsia="Arial" w:hAnsi="Arial" w:cs="Arial"/>
-          <w:sz w:val="22"/>
-          <w:szCs w:val="22"/>
-          <w:lang w:val="en-GB"/>
+          <w:b/>
+          <w:i/>
+          <w:color w:val="021A32"/>
+          <w:sz w:val="22"/>
+          <w:szCs w:val="22"/>
         </w:rPr>
       </w:pPr>
+      <w:r>
+        <w:rPr>
+          <w:rFonts w:ascii="Arial" w:eastAsia="Helvetica Neue" w:hAnsi="Arial" w:cs="Arial"/>
+          <w:sz w:val="22"/>
+          <w:szCs w:val="22"/>
+        </w:rPr>
+        <w:t>La réalisation de cette étude se décompose en {</w:t>
+      </w:r>
       <w:proofErr w:type="gramStart"/>
       <w:r>
         <w:rPr>
-          <w:rFonts w:ascii="Arial" w:eastAsia="Arial" w:hAnsi="Arial" w:cs="Arial"/>
-          <w:b/>
-          <w:sz w:val="22"/>
-          <w:szCs w:val="22"/>
-          <w:lang w:val="en-GB"/>
-        </w:rPr>
-        <w:t>Description :</w:t>
+          <w:rFonts w:ascii="Arial" w:eastAsia="Helvetica Neue" w:hAnsi="Arial" w:cs="Arial"/>
+          <w:sz w:val="22"/>
+          <w:szCs w:val="22"/>
+        </w:rPr>
+        <w:t>{</w:t>
+      </w:r>
+      <w:r>
+        <w:rPr>
+          <w:rFonts w:ascii="Arial" w:eastAsia="Helvetica Neue" w:hAnsi="Arial" w:cs="Arial"/>
+          <w:sz w:val="22"/>
+          <w:szCs w:val="22"/>
+        </w:rPr>
+        <w:t xml:space="preserve"> </w:t>
+      </w:r>
+      <w:proofErr w:type="spellStart"/>
+      <w:r>
+        <w:rPr>
+          <w:rFonts w:ascii="Arial" w:eastAsia="Helvetica Neue" w:hAnsi="Arial" w:cs="Arial"/>
+          <w:sz w:val="22"/>
+          <w:szCs w:val="22"/>
+        </w:rPr>
+        <w:t>etude.</w:t>
+      </w:r>
+      <w:r>
+        <w:rPr>
+          <w:rFonts w:ascii="Arial" w:eastAsia="Helvetica Neue" w:hAnsi="Arial" w:cs="Arial"/>
+          <w:sz w:val="22"/>
+          <w:szCs w:val="22"/>
+        </w:rPr>
+        <w:t>currentGroupes</w:t>
+      </w:r>
+      <w:r>
+        <w:rPr>
+          <w:rFonts w:ascii="Arial" w:eastAsia="Helvetica Neue" w:hAnsi="Arial" w:cs="Arial"/>
+          <w:sz w:val="22"/>
+          <w:szCs w:val="22"/>
+        </w:rPr>
+        <w:t>.groupe</w:t>
       </w:r>
       <w:proofErr w:type="gramEnd"/>
       <w:r>
         <w:rPr>
-          <w:rFonts w:ascii="Arial" w:eastAsia="Arial" w:hAnsi="Arial" w:cs="Arial"/>
-          <w:sz w:val="22"/>
-          <w:szCs w:val="22"/>
-          <w:lang w:val="en-GB"/>
+          <w:rFonts w:ascii="Arial" w:eastAsia="Helvetica Neue" w:hAnsi="Arial" w:cs="Arial"/>
+          <w:sz w:val="22"/>
+          <w:szCs w:val="22"/>
+        </w:rPr>
+        <w:t>_set</w:t>
+      </w:r>
+      <w:r>
+        <w:rPr>
+          <w:rFonts w:ascii="Arial" w:eastAsia="Helvetica Neue" w:hAnsi="Arial" w:cs="Arial"/>
+          <w:sz w:val="22"/>
+          <w:szCs w:val="22"/>
+        </w:rPr>
+        <w:t>.values</w:t>
+      </w:r>
+      <w:proofErr w:type="spellEnd"/>
+      <w:r>
+        <w:rPr>
+          <w:rFonts w:ascii="Arial" w:eastAsia="Helvetica Neue" w:hAnsi="Arial" w:cs="Arial"/>
+          <w:sz w:val="22"/>
+          <w:szCs w:val="22"/>
+        </w:rPr>
+        <w:t>()</w:t>
+      </w:r>
+      <w:r>
+        <w:rPr>
+          <w:rFonts w:ascii="Arial" w:eastAsia="Helvetica Neue" w:hAnsi="Arial" w:cs="Arial"/>
+          <w:sz w:val="22"/>
+          <w:szCs w:val="22"/>
+        </w:rPr>
+        <w:t xml:space="preserve"> | </w:t>
+      </w:r>
+      <w:proofErr w:type="spellStart"/>
+      <w:r>
+        <w:rPr>
+          <w:rFonts w:ascii="Arial" w:eastAsia="Helvetica Neue" w:hAnsi="Arial" w:cs="Arial"/>
+          <w:sz w:val="22"/>
+          <w:szCs w:val="22"/>
+        </w:rPr>
+        <w:t>length</w:t>
+      </w:r>
+      <w:proofErr w:type="spellEnd"/>
+      <w:r>
+        <w:rPr>
+          <w:rFonts w:ascii="Arial" w:eastAsia="Helvetica Neue" w:hAnsi="Arial" w:cs="Arial"/>
+          <w:sz w:val="22"/>
+          <w:szCs w:val="22"/>
         </w:rPr>
         <w:t xml:space="preserve"> </w:t>
       </w:r>
-    </w:p>
-    <w:p>
-      <w:pPr>
-        <w:rPr>
-          <w:rFonts w:ascii="Arial" w:eastAsia="Arial" w:hAnsi="Arial" w:cs="Arial"/>
-          <w:sz w:val="22"/>
-          <w:szCs w:val="22"/>
-          <w:lang w:val="en-GB"/>
-        </w:rPr>
-      </w:pPr>
-      <w:r>
-        <w:rPr>
-          <w:rFonts w:ascii="Arial" w:eastAsia="Arial" w:hAnsi="Arial" w:cs="Arial"/>
-          <w:sz w:val="22"/>
-          <w:szCs w:val="22"/>
-          <w:lang w:val="en-GB"/>
-        </w:rPr>
-        <w:t>{</w:t>
-      </w:r>
-      <w:proofErr w:type="gramStart"/>
-      <w:r>
-        <w:rPr>
-          <w:rFonts w:ascii="Arial" w:eastAsia="Arial" w:hAnsi="Arial" w:cs="Arial"/>
-          <w:sz w:val="22"/>
-          <w:szCs w:val="22"/>
-          <w:lang w:val="en-GB"/>
-        </w:rPr>
-        <w:t xml:space="preserve">{ </w:t>
+      <w:r>
+        <w:rPr>
+          <w:rFonts w:ascii="Arial" w:eastAsia="Helvetica Neue" w:hAnsi="Arial" w:cs="Arial"/>
+          <w:sz w:val="22"/>
+          <w:szCs w:val="22"/>
+        </w:rPr>
+        <w:t xml:space="preserve">}} </w:t>
+      </w:r>
+      <w:r>
+        <w:rPr>
+          <w:rFonts w:ascii="Arial" w:eastAsia="Helvetica Neue" w:hAnsi="Arial" w:cs="Arial"/>
+          <w:sz w:val="22"/>
+          <w:szCs w:val="22"/>
+        </w:rPr>
+        <w:t>groupe</w:t>
+      </w:r>
+      <w:r>
+        <w:rPr>
+          <w:rFonts w:ascii="Arial" w:eastAsia="Helvetica Neue" w:hAnsi="Arial" w:cs="Arial"/>
+          <w:sz w:val="22"/>
+          <w:szCs w:val="22"/>
+          <w:highlight w:val="yellow"/>
+        </w:rPr>
+        <w:t>s</w:t>
+      </w:r>
+      <w:r>
+        <w:rPr>
+          <w:rFonts w:ascii="Arial" w:eastAsia="Helvetica Neue" w:hAnsi="Arial" w:cs="Arial"/>
+          <w:sz w:val="22"/>
+          <w:szCs w:val="22"/>
+        </w:rPr>
+        <w:t xml:space="preserve"> pour un total de {{ </w:t>
       </w:r>
       <w:proofErr w:type="spellStart"/>
       <w:r>
         <w:rPr>
-          <w:rFonts w:ascii="Arial" w:eastAsia="Arial" w:hAnsi="Arial" w:cs="Arial"/>
-          <w:sz w:val="22"/>
-          <w:szCs w:val="22"/>
-          <w:lang w:val="en-GB"/>
-        </w:rPr>
-        <w:t>groupe.description</w:t>
+          <w:rFonts w:ascii="Arial" w:eastAsia="Helvetica Neue" w:hAnsi="Arial" w:cs="Arial"/>
+          <w:sz w:val="22"/>
+          <w:szCs w:val="22"/>
+        </w:rPr>
+        <w:t>etude.nbPhases</w:t>
       </w:r>
       <w:proofErr w:type="spellEnd"/>
-      <w:proofErr w:type="gramEnd"/>
-      <w:r>
-        <w:rPr>
-          <w:rFonts w:ascii="Arial" w:eastAsia="Arial" w:hAnsi="Arial" w:cs="Arial"/>
-          <w:sz w:val="22"/>
-          <w:szCs w:val="22"/>
-          <w:lang w:val="en-GB"/>
-        </w:rPr>
-        <w:t xml:space="preserve"> }}</w:t>
-      </w:r>
-    </w:p>
-    <w:p>
-      <w:pPr>
-        <w:rPr>
-          <w:rFonts w:ascii="Arial" w:eastAsia="Arial" w:hAnsi="Arial" w:cs="Arial"/>
-          <w:sz w:val="22"/>
-          <w:szCs w:val="22"/>
-          <w:lang w:val="en-GB"/>
-        </w:rPr>
-      </w:pPr>
-      <w:bookmarkStart w:id="1" w:name="_gjdgxs" w:colFirst="0" w:colLast="0"/>
-      <w:bookmarkEnd w:id="1"/>
-    </w:p>
-    <w:p>
-      <w:pPr>
-        <w:rPr>
-          <w:rFonts w:ascii="Arial" w:eastAsia="Arial" w:hAnsi="Arial" w:cs="Arial"/>
-          <w:sz w:val="22"/>
-          <w:szCs w:val="22"/>
-          <w:lang w:val="en-GB"/>
-        </w:rPr>
-      </w:pPr>
-      <w:r>
-        <w:rPr>
-          <w:rFonts w:ascii="Arial" w:eastAsia="Arial" w:hAnsi="Arial" w:cs="Arial"/>
-          <w:b/>
-          <w:sz w:val="22"/>
-          <w:szCs w:val="22"/>
-          <w:lang w:val="en-GB"/>
-        </w:rPr>
-        <w:t>Objectifs :</w:t>
-      </w:r>
-      <w:r>
-        <w:rPr>
-          <w:rFonts w:ascii="Arial" w:eastAsia="Arial" w:hAnsi="Arial" w:cs="Arial"/>
-          <w:sz w:val="22"/>
-          <w:szCs w:val="22"/>
-          <w:lang w:val="en-GB"/>
-        </w:rPr>
-        <w:t xml:space="preserve"> {%for phase in groupe.phase</w:t>
-      </w:r>
-      <w:r>
-        <w:rPr>
-          <w:rFonts w:ascii="Arial" w:eastAsia="Arial" w:hAnsi="Arial" w:cs="Arial"/>
-          <w:sz w:val="22"/>
-          <w:szCs w:val="22"/>
-          <w:lang w:val="en-GB"/>
-        </w:rPr>
-        <w:t>_set.values()</w:t>
-      </w:r>
-      <w:r>
-        <w:rPr>
-          <w:rFonts w:ascii="Arial" w:eastAsia="Arial" w:hAnsi="Arial" w:cs="Arial"/>
-          <w:sz w:val="22"/>
-          <w:szCs w:val="22"/>
-          <w:lang w:val="en-GB"/>
-        </w:rPr>
-        <w:t xml:space="preserve"> | sort(attribute=’index’)</w:t>
-      </w:r>
-      <w:r>
-        <w:rPr>
-          <w:rFonts w:ascii="Arial" w:eastAsia="Arial" w:hAnsi="Arial" w:cs="Arial"/>
-          <w:sz w:val="22"/>
-          <w:szCs w:val="22"/>
-          <w:lang w:val="en-GB"/>
-        </w:rPr>
-        <w:t xml:space="preserve"> %}</w:t>
-      </w:r>
-    </w:p>
-    <w:p>
-      <w:pPr>
-        <w:rPr>
-          <w:rFonts w:ascii="Arial" w:eastAsia="Arial" w:hAnsi="Arial" w:cs="Arial"/>
-          <w:sz w:val="22"/>
-          <w:szCs w:val="22"/>
-          <w:lang w:val="en-GB"/>
-        </w:rPr>
-      </w:pPr>
-      <w:r>
-        <w:rPr>
-          <w:rFonts w:ascii="Arial" w:eastAsia="Arial" w:hAnsi="Arial" w:cs="Arial"/>
-          <w:sz w:val="22"/>
-          <w:szCs w:val="22"/>
-          <w:lang w:val="en-GB"/>
-        </w:rPr>
-        <w:t>{{ phase.</w:t>
-      </w:r>
-      <w:r>
-        <w:rPr>
-          <w:rFonts w:ascii="Arial" w:eastAsia="Arial" w:hAnsi="Arial" w:cs="Arial"/>
-          <w:sz w:val="22"/>
-          <w:szCs w:val="22"/>
-          <w:lang w:val="en-GB"/>
-        </w:rPr>
-        <w:t xml:space="preserve">goals </w:t>
-      </w:r>
-      <w:r>
-        <w:rPr>
-          <w:rFonts w:ascii="Arial" w:eastAsia="Arial" w:hAnsi="Arial" w:cs="Arial"/>
-          <w:sz w:val="22"/>
-          <w:szCs w:val="22"/>
-          <w:lang w:val="en-GB"/>
-        </w:rPr>
-        <w:t>}}</w:t>
-      </w:r>
-    </w:p>
-    <w:p>
-      <w:pPr>
-        <w:rPr>
-          <w:rFonts w:ascii="Arial" w:eastAsia="Arial" w:hAnsi="Arial" w:cs="Arial"/>
-          <w:sz w:val="22"/>
-          <w:szCs w:val="22"/>
-        </w:rPr>
-      </w:pPr>
-      <w:r>
-        <w:rPr>
-          <w:rFonts w:ascii="Arial" w:eastAsia="Arial" w:hAnsi="Arial" w:cs="Arial"/>
-          <w:sz w:val="22"/>
-          <w:szCs w:val="22"/>
-        </w:rPr>
-        <w:t>{%</w:t>
-      </w:r>
-      <w:proofErr w:type="spellStart"/>
-      <w:r>
-        <w:rPr>
-          <w:rFonts w:ascii="Arial" w:eastAsia="Arial" w:hAnsi="Arial" w:cs="Arial"/>
-          <w:sz w:val="22"/>
-          <w:szCs w:val="22"/>
-        </w:rPr>
-        <w:t>endfor</w:t>
-      </w:r>
-      <w:proofErr w:type="spellEnd"/>
-      <w:r>
-        <w:rPr>
-          <w:rFonts w:ascii="Arial" w:eastAsia="Arial" w:hAnsi="Arial" w:cs="Arial"/>
-          <w:sz w:val="22"/>
-          <w:szCs w:val="22"/>
-        </w:rPr>
-        <w:t>%}</w:t>
+      <w:r>
+        <w:rPr>
+          <w:rFonts w:ascii="Arial" w:eastAsia="Helvetica Neue" w:hAnsi="Arial" w:cs="Arial"/>
+          <w:sz w:val="22"/>
+          <w:szCs w:val="22"/>
+        </w:rPr>
+        <w:t xml:space="preserve"> }} phase</w:t>
+      </w:r>
+      <w:r>
+        <w:rPr>
+          <w:rFonts w:ascii="Arial" w:eastAsia="Helvetica Neue" w:hAnsi="Arial" w:cs="Arial"/>
+          <w:sz w:val="22"/>
+          <w:szCs w:val="22"/>
+          <w:highlight w:val="yellow"/>
+        </w:rPr>
+        <w:t>s</w:t>
+      </w:r>
+      <w:r>
+        <w:rPr>
+          <w:rFonts w:ascii="Arial" w:eastAsia="Helvetica Neue" w:hAnsi="Arial" w:cs="Arial"/>
+          <w:sz w:val="22"/>
+          <w:szCs w:val="22"/>
+        </w:rPr>
+        <w:t xml:space="preserve"> :</w:t>
       </w:r>
     </w:p>
     <w:p>
@@ -1271,6 +958,738 @@
           <w:szCs w:val="22"/>
         </w:rPr>
       </w:pPr>
+      <w:r>
+        <w:rPr>
+          <w:rFonts w:ascii="Arial" w:eastAsia="Arial" w:hAnsi="Arial" w:cs="Arial"/>
+          <w:b/>
+          <w:sz w:val="22"/>
+          <w:szCs w:val="22"/>
+        </w:rPr>
+        <w:t xml:space="preserve">{%for groupe in </w:t>
+      </w:r>
+      <w:proofErr w:type="spellStart"/>
+      <w:r>
+        <w:rPr>
+          <w:rFonts w:ascii="Arial" w:eastAsia="Arial" w:hAnsi="Arial" w:cs="Arial"/>
+          <w:b/>
+          <w:sz w:val="22"/>
+          <w:szCs w:val="22"/>
+        </w:rPr>
+        <w:t>etude.</w:t>
+      </w:r>
+      <w:r>
+        <w:rPr>
+          <w:rFonts w:ascii="Arial" w:eastAsia="Arial" w:hAnsi="Arial" w:cs="Arial"/>
+          <w:b/>
+          <w:sz w:val="22"/>
+          <w:szCs w:val="22"/>
+        </w:rPr>
+        <w:t>currentGroupes</w:t>
+      </w:r>
+      <w:r>
+        <w:rPr>
+          <w:rFonts w:ascii="Arial" w:eastAsia="Arial" w:hAnsi="Arial" w:cs="Arial"/>
+          <w:b/>
+          <w:sz w:val="22"/>
+          <w:szCs w:val="22"/>
+        </w:rPr>
+        <w:t>.groupe_</w:t>
+      </w:r>
+      <w:proofErr w:type="gramStart"/>
+      <w:r>
+        <w:rPr>
+          <w:rFonts w:ascii="Arial" w:eastAsia="Arial" w:hAnsi="Arial" w:cs="Arial"/>
+          <w:b/>
+          <w:sz w:val="22"/>
+          <w:szCs w:val="22"/>
+        </w:rPr>
+        <w:t>set</w:t>
+      </w:r>
+      <w:r>
+        <w:rPr>
+          <w:rFonts w:ascii="Arial" w:eastAsia="Arial" w:hAnsi="Arial" w:cs="Arial"/>
+          <w:b/>
+          <w:sz w:val="22"/>
+          <w:szCs w:val="22"/>
+        </w:rPr>
+        <w:t>.</w:t>
+      </w:r>
+      <w:r>
+        <w:rPr>
+          <w:rFonts w:ascii="Arial" w:eastAsia="Arial" w:hAnsi="Arial" w:cs="Arial"/>
+          <w:b/>
+          <w:sz w:val="22"/>
+          <w:szCs w:val="22"/>
+        </w:rPr>
+        <w:t>iterator</w:t>
+      </w:r>
+      <w:proofErr w:type="spellEnd"/>
+      <w:r>
+        <w:rPr>
+          <w:rFonts w:ascii="Arial" w:eastAsia="Arial" w:hAnsi="Arial" w:cs="Arial"/>
+          <w:b/>
+          <w:sz w:val="22"/>
+          <w:szCs w:val="22"/>
+        </w:rPr>
+        <w:t>(</w:t>
+      </w:r>
+      <w:proofErr w:type="gramEnd"/>
+      <w:r>
+        <w:rPr>
+          <w:rFonts w:ascii="Arial" w:eastAsia="Arial" w:hAnsi="Arial" w:cs="Arial"/>
+          <w:b/>
+          <w:sz w:val="22"/>
+          <w:szCs w:val="22"/>
+        </w:rPr>
+        <w:t>)</w:t>
+      </w:r>
+      <w:r>
+        <w:rPr>
+          <w:rFonts w:ascii="Arial" w:eastAsia="Arial" w:hAnsi="Arial" w:cs="Arial"/>
+          <w:b/>
+          <w:sz w:val="22"/>
+          <w:szCs w:val="22"/>
+        </w:rPr>
+        <w:t xml:space="preserve"> | sort(</w:t>
+      </w:r>
+      <w:proofErr w:type="spellStart"/>
+      <w:r>
+        <w:rPr>
+          <w:rFonts w:ascii="Arial" w:eastAsia="Arial" w:hAnsi="Arial" w:cs="Arial"/>
+          <w:b/>
+          <w:sz w:val="22"/>
+          <w:szCs w:val="22"/>
+        </w:rPr>
+        <w:t>attribute</w:t>
+      </w:r>
+      <w:proofErr w:type="spellEnd"/>
+      <w:r>
+        <w:rPr>
+          <w:rFonts w:ascii="Arial" w:eastAsia="Arial" w:hAnsi="Arial" w:cs="Arial"/>
+          <w:b/>
+          <w:sz w:val="22"/>
+          <w:szCs w:val="22"/>
+        </w:rPr>
+        <w:t>=’index’)</w:t>
+      </w:r>
+      <w:r>
+        <w:rPr>
+          <w:rFonts w:ascii="Arial" w:eastAsia="Arial" w:hAnsi="Arial" w:cs="Arial"/>
+          <w:b/>
+          <w:sz w:val="22"/>
+          <w:szCs w:val="22"/>
+        </w:rPr>
+        <w:t xml:space="preserve"> %}</w:t>
+      </w:r>
+      <w:r>
+        <w:rPr>
+          <w:rFonts w:ascii="Arial" w:eastAsia="Arial" w:hAnsi="Arial" w:cs="Arial"/>
+          <w:b/>
+          <w:szCs w:val="22"/>
+        </w:rPr>
+        <w:t>Groupe</w:t>
+      </w:r>
+      <w:r>
+        <w:rPr>
+          <w:rFonts w:ascii="Arial" w:eastAsia="Arial" w:hAnsi="Arial" w:cs="Arial"/>
+          <w:b/>
+          <w:szCs w:val="22"/>
+        </w:rPr>
+        <w:t xml:space="preserve"> {{</w:t>
+      </w:r>
+      <w:proofErr w:type="spellStart"/>
+      <w:r>
+        <w:rPr>
+          <w:rFonts w:ascii="Arial" w:eastAsia="Arial" w:hAnsi="Arial" w:cs="Arial"/>
+          <w:b/>
+          <w:szCs w:val="22"/>
+        </w:rPr>
+        <w:t>loop.index</w:t>
+      </w:r>
+      <w:proofErr w:type="spellEnd"/>
+      <w:r>
+        <w:rPr>
+          <w:rFonts w:ascii="Arial" w:eastAsia="Arial" w:hAnsi="Arial" w:cs="Arial"/>
+          <w:b/>
+          <w:szCs w:val="22"/>
+        </w:rPr>
+        <w:t>}} : {</w:t>
+      </w:r>
+      <w:proofErr w:type="gramStart"/>
+      <w:r>
+        <w:rPr>
+          <w:rFonts w:ascii="Arial" w:eastAsia="Arial" w:hAnsi="Arial" w:cs="Arial"/>
+          <w:b/>
+          <w:szCs w:val="22"/>
+        </w:rPr>
+        <w:t xml:space="preserve">{ </w:t>
+      </w:r>
+      <w:proofErr w:type="spellStart"/>
+      <w:r>
+        <w:rPr>
+          <w:rFonts w:ascii="Arial" w:eastAsia="Arial" w:hAnsi="Arial" w:cs="Arial"/>
+          <w:b/>
+          <w:szCs w:val="22"/>
+        </w:rPr>
+        <w:t>groupe.ti</w:t>
+      </w:r>
+      <w:r>
+        <w:rPr>
+          <w:rFonts w:ascii="Arial" w:eastAsia="Arial" w:hAnsi="Arial" w:cs="Arial"/>
+          <w:b/>
+          <w:szCs w:val="22"/>
+        </w:rPr>
+        <w:t>tl</w:t>
+      </w:r>
+      <w:r>
+        <w:rPr>
+          <w:rFonts w:ascii="Arial" w:eastAsia="Arial" w:hAnsi="Arial" w:cs="Arial"/>
+          <w:b/>
+          <w:szCs w:val="22"/>
+        </w:rPr>
+        <w:t>e</w:t>
+      </w:r>
+      <w:proofErr w:type="spellEnd"/>
+      <w:proofErr w:type="gramEnd"/>
+      <w:r>
+        <w:rPr>
+          <w:rFonts w:ascii="Arial" w:eastAsia="Arial" w:hAnsi="Arial" w:cs="Arial"/>
+          <w:b/>
+          <w:szCs w:val="22"/>
+        </w:rPr>
+        <w:t xml:space="preserve"> }}</w:t>
+      </w:r>
+    </w:p>
+    <w:p>
+      <w:pPr>
+        <w:rPr>
+          <w:rFonts w:ascii="Arial" w:eastAsia="Arial" w:hAnsi="Arial" w:cs="Arial"/>
+          <w:b/>
+          <w:sz w:val="22"/>
+          <w:szCs w:val="22"/>
+        </w:rPr>
+      </w:pPr>
+    </w:p>
+    <w:p>
+      <w:pPr>
+        <w:rPr>
+          <w:rFonts w:ascii="Arial" w:eastAsia="Arial" w:hAnsi="Arial" w:cs="Arial"/>
+          <w:szCs w:val="22"/>
+          <w:lang w:val="en-GB"/>
+        </w:rPr>
+      </w:pPr>
+      <w:proofErr w:type="gramStart"/>
+      <w:r>
+        <w:rPr>
+          <w:rFonts w:ascii="Arial" w:eastAsia="Arial" w:hAnsi="Arial" w:cs="Arial"/>
+          <w:b/>
+          <w:szCs w:val="22"/>
+          <w:lang w:val="en-GB"/>
+        </w:rPr>
+        <w:t>Description :</w:t>
+      </w:r>
+      <w:proofErr w:type="gramEnd"/>
+      <w:r>
+        <w:rPr>
+          <w:rFonts w:ascii="Arial" w:eastAsia="Arial" w:hAnsi="Arial" w:cs="Arial"/>
+          <w:szCs w:val="22"/>
+          <w:lang w:val="en-GB"/>
+        </w:rPr>
+        <w:t xml:space="preserve"> </w:t>
+      </w:r>
+    </w:p>
+    <w:p>
+      <w:pPr>
+        <w:rPr>
+          <w:rFonts w:ascii="Arial" w:eastAsia="Arial" w:hAnsi="Arial" w:cs="Arial"/>
+          <w:sz w:val="22"/>
+          <w:szCs w:val="22"/>
+          <w:lang w:val="en-GB"/>
+        </w:rPr>
+      </w:pPr>
+      <w:r>
+        <w:rPr>
+          <w:rFonts w:ascii="Arial" w:eastAsia="Arial" w:hAnsi="Arial" w:cs="Arial"/>
+          <w:sz w:val="22"/>
+          <w:szCs w:val="22"/>
+          <w:lang w:val="en-GB"/>
+        </w:rPr>
+        <w:tab/>
+      </w:r>
+      <w:r>
+        <w:rPr>
+          <w:rFonts w:ascii="Arial" w:eastAsia="Arial" w:hAnsi="Arial" w:cs="Arial"/>
+          <w:sz w:val="22"/>
+          <w:szCs w:val="22"/>
+          <w:lang w:val="en-GB"/>
+        </w:rPr>
+        <w:t>{</w:t>
+      </w:r>
+      <w:proofErr w:type="gramStart"/>
+      <w:r>
+        <w:rPr>
+          <w:rFonts w:ascii="Arial" w:eastAsia="Arial" w:hAnsi="Arial" w:cs="Arial"/>
+          <w:sz w:val="22"/>
+          <w:szCs w:val="22"/>
+          <w:lang w:val="en-GB"/>
+        </w:rPr>
+        <w:t xml:space="preserve">{ </w:t>
+      </w:r>
+      <w:proofErr w:type="spellStart"/>
+      <w:r>
+        <w:rPr>
+          <w:rFonts w:ascii="Arial" w:eastAsia="Arial" w:hAnsi="Arial" w:cs="Arial"/>
+          <w:sz w:val="22"/>
+          <w:szCs w:val="22"/>
+          <w:lang w:val="en-GB"/>
+        </w:rPr>
+        <w:t>groupe.description</w:t>
+      </w:r>
+      <w:proofErr w:type="spellEnd"/>
+      <w:proofErr w:type="gramEnd"/>
+      <w:r>
+        <w:rPr>
+          <w:rFonts w:ascii="Arial" w:eastAsia="Arial" w:hAnsi="Arial" w:cs="Arial"/>
+          <w:sz w:val="22"/>
+          <w:szCs w:val="22"/>
+          <w:lang w:val="en-GB"/>
+        </w:rPr>
+        <w:t xml:space="preserve"> }}</w:t>
+      </w:r>
+    </w:p>
+    <w:p>
+      <w:pPr>
+        <w:rPr>
+          <w:rFonts w:ascii="Arial" w:eastAsia="Arial" w:hAnsi="Arial" w:cs="Arial"/>
+          <w:sz w:val="22"/>
+          <w:szCs w:val="22"/>
+          <w:lang w:val="en-GB"/>
+        </w:rPr>
+      </w:pPr>
+      <w:bookmarkStart w:id="1" w:name="_gjdgxs" w:colFirst="0" w:colLast="0"/>
+      <w:bookmarkEnd w:id="1"/>
+      <w:r>
+        <w:rPr>
+          <w:rFonts w:ascii="Arial" w:eastAsia="Arial" w:hAnsi="Arial" w:cs="Arial"/>
+          <w:sz w:val="22"/>
+          <w:szCs w:val="22"/>
+          <w:lang w:val="en-GB"/>
+        </w:rPr>
+        <w:t xml:space="preserve">{%for phase in </w:t>
+      </w:r>
+      <w:proofErr w:type="spellStart"/>
+      <w:r>
+        <w:rPr>
+          <w:rFonts w:ascii="Arial" w:eastAsia="Arial" w:hAnsi="Arial" w:cs="Arial"/>
+          <w:sz w:val="22"/>
+          <w:szCs w:val="22"/>
+          <w:lang w:val="en-GB"/>
+        </w:rPr>
+        <w:t>groupe.phase_</w:t>
+      </w:r>
+      <w:proofErr w:type="gramStart"/>
+      <w:r>
+        <w:rPr>
+          <w:rFonts w:ascii="Arial" w:eastAsia="Arial" w:hAnsi="Arial" w:cs="Arial"/>
+          <w:sz w:val="22"/>
+          <w:szCs w:val="22"/>
+          <w:lang w:val="en-GB"/>
+        </w:rPr>
+        <w:t>set.values</w:t>
+      </w:r>
+      <w:proofErr w:type="spellEnd"/>
+      <w:r>
+        <w:rPr>
+          <w:rFonts w:ascii="Arial" w:eastAsia="Arial" w:hAnsi="Arial" w:cs="Arial"/>
+          <w:sz w:val="22"/>
+          <w:szCs w:val="22"/>
+          <w:lang w:val="en-GB"/>
+        </w:rPr>
+        <w:t>(</w:t>
+      </w:r>
+      <w:proofErr w:type="gramEnd"/>
+      <w:r>
+        <w:rPr>
+          <w:rFonts w:ascii="Arial" w:eastAsia="Arial" w:hAnsi="Arial" w:cs="Arial"/>
+          <w:sz w:val="22"/>
+          <w:szCs w:val="22"/>
+          <w:lang w:val="en-GB"/>
+        </w:rPr>
+        <w:t>) | sort(attribute=’index’) %}</w:t>
+      </w:r>
+    </w:p>
+    <w:p>
+      <w:pPr>
+        <w:rPr>
+          <w:rFonts w:ascii="Arial" w:eastAsia="Arial" w:hAnsi="Arial" w:cs="Arial"/>
+          <w:sz w:val="22"/>
+          <w:szCs w:val="22"/>
+          <w:lang w:val="en-GB"/>
+        </w:rPr>
+      </w:pPr>
+      <w:r>
+        <w:rPr>
+          <w:rFonts w:ascii="Arial" w:eastAsia="Arial" w:hAnsi="Arial" w:cs="Arial"/>
+          <w:b/>
+          <w:sz w:val="22"/>
+          <w:szCs w:val="22"/>
+          <w:lang w:val="en-GB"/>
+        </w:rPr>
+        <w:t>Phase</w:t>
+      </w:r>
+      <w:r>
+        <w:rPr>
+          <w:rFonts w:ascii="Arial" w:eastAsia="Arial" w:hAnsi="Arial" w:cs="Arial"/>
+          <w:b/>
+          <w:sz w:val="22"/>
+          <w:szCs w:val="22"/>
+          <w:lang w:val="en-GB"/>
+        </w:rPr>
+        <w:t xml:space="preserve"> </w:t>
+      </w:r>
+      <w:r>
+        <w:rPr>
+          <w:rFonts w:ascii="Arial" w:eastAsia="Arial" w:hAnsi="Arial" w:cs="Arial"/>
+          <w:b/>
+          <w:sz w:val="22"/>
+          <w:szCs w:val="22"/>
+        </w:rPr>
+        <w:t>{{</w:t>
+      </w:r>
+      <w:proofErr w:type="spellStart"/>
+      <w:r>
+        <w:rPr>
+          <w:rFonts w:ascii="Arial" w:eastAsia="Arial" w:hAnsi="Arial" w:cs="Arial"/>
+          <w:b/>
+          <w:sz w:val="22"/>
+          <w:szCs w:val="22"/>
+        </w:rPr>
+        <w:t>phase</w:t>
+      </w:r>
+      <w:r>
+        <w:rPr>
+          <w:rFonts w:ascii="Arial" w:eastAsia="Arial" w:hAnsi="Arial" w:cs="Arial"/>
+          <w:b/>
+          <w:sz w:val="22"/>
+          <w:szCs w:val="22"/>
+        </w:rPr>
+        <w:t>.</w:t>
+      </w:r>
+      <w:r>
+        <w:rPr>
+          <w:rFonts w:ascii="Arial" w:eastAsia="Arial" w:hAnsi="Arial" w:cs="Arial"/>
+          <w:b/>
+          <w:sz w:val="22"/>
+          <w:szCs w:val="22"/>
+        </w:rPr>
+        <w:t>title</w:t>
+      </w:r>
+      <w:proofErr w:type="spellEnd"/>
+      <w:r>
+        <w:rPr>
+          <w:rFonts w:ascii="Arial" w:eastAsia="Arial" w:hAnsi="Arial" w:cs="Arial"/>
+          <w:b/>
+          <w:sz w:val="22"/>
+          <w:szCs w:val="22"/>
+        </w:rPr>
+        <w:t>}</w:t>
+      </w:r>
+      <w:proofErr w:type="gramStart"/>
+      <w:r>
+        <w:rPr>
+          <w:rFonts w:ascii="Arial" w:eastAsia="Arial" w:hAnsi="Arial" w:cs="Arial"/>
+          <w:b/>
+          <w:sz w:val="22"/>
+          <w:szCs w:val="22"/>
+        </w:rPr>
+        <w:t>}</w:t>
+      </w:r>
+      <w:r>
+        <w:rPr>
+          <w:rFonts w:ascii="Arial" w:eastAsia="Arial" w:hAnsi="Arial" w:cs="Arial"/>
+          <w:b/>
+          <w:sz w:val="22"/>
+          <w:szCs w:val="22"/>
+        </w:rPr>
+        <w:t xml:space="preserve"> </w:t>
+      </w:r>
+      <w:r>
+        <w:rPr>
+          <w:rFonts w:ascii="Arial" w:eastAsia="Arial" w:hAnsi="Arial" w:cs="Arial"/>
+          <w:b/>
+          <w:sz w:val="22"/>
+          <w:szCs w:val="22"/>
+          <w:lang w:val="en-GB"/>
+        </w:rPr>
+        <w:t>:</w:t>
+      </w:r>
+      <w:proofErr w:type="gramEnd"/>
+      <w:r>
+        <w:rPr>
+          <w:rFonts w:ascii="Arial" w:eastAsia="Arial" w:hAnsi="Arial" w:cs="Arial"/>
+          <w:sz w:val="22"/>
+          <w:szCs w:val="22"/>
+          <w:lang w:val="en-GB"/>
+        </w:rPr>
+        <w:t xml:space="preserve"> </w:t>
+      </w:r>
+    </w:p>
+    <w:p>
+      <w:pPr>
+        <w:rPr>
+          <w:rFonts w:ascii="Arial" w:eastAsia="Arial" w:hAnsi="Arial" w:cs="Arial"/>
+          <w:b/>
+          <w:sz w:val="22"/>
+          <w:szCs w:val="22"/>
+          <w:lang w:val="en-GB"/>
+        </w:rPr>
+      </w:pPr>
+      <w:proofErr w:type="gramStart"/>
+      <w:r>
+        <w:rPr>
+          <w:rFonts w:ascii="Arial" w:eastAsia="Arial" w:hAnsi="Arial" w:cs="Arial"/>
+          <w:b/>
+          <w:sz w:val="22"/>
+          <w:szCs w:val="22"/>
+          <w:lang w:val="en-GB"/>
+        </w:rPr>
+        <w:t>Description :</w:t>
+      </w:r>
+      <w:proofErr w:type="gramEnd"/>
+    </w:p>
+    <w:p>
+      <w:pPr>
+        <w:rPr>
+          <w:rFonts w:ascii="Arial" w:eastAsia="Arial" w:hAnsi="Arial" w:cs="Arial"/>
+          <w:sz w:val="22"/>
+          <w:szCs w:val="22"/>
+          <w:lang w:val="en-GB"/>
+        </w:rPr>
+      </w:pPr>
+      <w:r>
+        <w:rPr>
+          <w:rFonts w:ascii="Arial" w:eastAsia="Arial" w:hAnsi="Arial" w:cs="Arial"/>
+          <w:sz w:val="22"/>
+          <w:szCs w:val="22"/>
+          <w:lang w:val="en-GB"/>
+        </w:rPr>
+        <w:tab/>
+      </w:r>
+      <w:r>
+        <w:rPr>
+          <w:rFonts w:ascii="Arial" w:eastAsia="Arial" w:hAnsi="Arial" w:cs="Arial"/>
+          <w:sz w:val="22"/>
+          <w:szCs w:val="22"/>
+          <w:lang w:val="en-GB"/>
+        </w:rPr>
+        <w:t>{</w:t>
+      </w:r>
+      <w:proofErr w:type="gramStart"/>
+      <w:r>
+        <w:rPr>
+          <w:rFonts w:ascii="Arial" w:eastAsia="Arial" w:hAnsi="Arial" w:cs="Arial"/>
+          <w:sz w:val="22"/>
+          <w:szCs w:val="22"/>
+          <w:lang w:val="en-GB"/>
+        </w:rPr>
+        <w:t xml:space="preserve">{ </w:t>
+      </w:r>
+      <w:proofErr w:type="spellStart"/>
+      <w:r>
+        <w:rPr>
+          <w:rFonts w:ascii="Arial" w:eastAsia="Arial" w:hAnsi="Arial" w:cs="Arial"/>
+          <w:sz w:val="22"/>
+          <w:szCs w:val="22"/>
+          <w:lang w:val="en-GB"/>
+        </w:rPr>
+        <w:t>phase.</w:t>
+      </w:r>
+      <w:r>
+        <w:rPr>
+          <w:rFonts w:ascii="Arial" w:eastAsia="Arial" w:hAnsi="Arial" w:cs="Arial"/>
+          <w:sz w:val="22"/>
+          <w:szCs w:val="22"/>
+          <w:lang w:val="en-GB"/>
+        </w:rPr>
+        <w:t>description</w:t>
+      </w:r>
+      <w:proofErr w:type="spellEnd"/>
+      <w:proofErr w:type="gramEnd"/>
+      <w:r>
+        <w:rPr>
+          <w:rFonts w:ascii="Arial" w:eastAsia="Arial" w:hAnsi="Arial" w:cs="Arial"/>
+          <w:sz w:val="22"/>
+          <w:szCs w:val="22"/>
+          <w:lang w:val="en-GB"/>
+        </w:rPr>
+        <w:t xml:space="preserve"> </w:t>
+      </w:r>
+      <w:r>
+        <w:rPr>
+          <w:rFonts w:ascii="Arial" w:eastAsia="Arial" w:hAnsi="Arial" w:cs="Arial"/>
+          <w:sz w:val="22"/>
+          <w:szCs w:val="22"/>
+          <w:lang w:val="en-GB"/>
+        </w:rPr>
+        <w:t>}}</w:t>
+      </w:r>
+      <w:r>
+        <w:rPr>
+          <w:rFonts w:ascii="Arial" w:eastAsia="Arial" w:hAnsi="Arial" w:cs="Arial"/>
+          <w:sz w:val="22"/>
+          <w:szCs w:val="22"/>
+          <w:lang w:val="en-GB"/>
+        </w:rPr>
+        <w:t xml:space="preserve"> </w:t>
+      </w:r>
+    </w:p>
+    <w:p>
+      <w:pPr>
+        <w:rPr>
+          <w:rFonts w:ascii="Arial" w:eastAsia="Arial" w:hAnsi="Arial" w:cs="Arial"/>
+          <w:sz w:val="22"/>
+          <w:szCs w:val="22"/>
+          <w:lang w:val="en-GB"/>
+        </w:rPr>
+      </w:pPr>
+    </w:p>
+    <w:p>
+      <w:pPr>
+        <w:rPr>
+          <w:rFonts w:ascii="Arial" w:eastAsia="Arial" w:hAnsi="Arial" w:cs="Arial"/>
+          <w:b/>
+          <w:sz w:val="22"/>
+          <w:szCs w:val="22"/>
+          <w:lang w:val="en-GB"/>
+        </w:rPr>
+      </w:pPr>
+      <w:proofErr w:type="spellStart"/>
+      <w:proofErr w:type="gramStart"/>
+      <w:r>
+        <w:rPr>
+          <w:rFonts w:ascii="Arial" w:eastAsia="Arial" w:hAnsi="Arial" w:cs="Arial"/>
+          <w:b/>
+          <w:sz w:val="22"/>
+          <w:szCs w:val="22"/>
+          <w:lang w:val="en-GB"/>
+        </w:rPr>
+        <w:t>Méthodologie</w:t>
+      </w:r>
+      <w:proofErr w:type="spellEnd"/>
+      <w:r>
+        <w:rPr>
+          <w:rFonts w:ascii="Arial" w:eastAsia="Arial" w:hAnsi="Arial" w:cs="Arial"/>
+          <w:b/>
+          <w:sz w:val="22"/>
+          <w:szCs w:val="22"/>
+          <w:lang w:val="en-GB"/>
+        </w:rPr>
+        <w:t xml:space="preserve"> :</w:t>
+      </w:r>
+      <w:proofErr w:type="gramEnd"/>
+    </w:p>
+    <w:p>
+      <w:pPr>
+        <w:rPr>
+          <w:rFonts w:ascii="Arial" w:eastAsia="Arial" w:hAnsi="Arial" w:cs="Arial"/>
+          <w:sz w:val="22"/>
+          <w:szCs w:val="22"/>
+          <w:lang w:val="en-GB"/>
+        </w:rPr>
+      </w:pPr>
+      <w:r>
+        <w:rPr>
+          <w:rFonts w:ascii="Arial" w:eastAsia="Arial" w:hAnsi="Arial" w:cs="Arial"/>
+          <w:sz w:val="22"/>
+          <w:szCs w:val="22"/>
+          <w:lang w:val="en-GB"/>
+        </w:rPr>
+        <w:tab/>
+      </w:r>
+      <w:r>
+        <w:rPr>
+          <w:rFonts w:ascii="Arial" w:eastAsia="Arial" w:hAnsi="Arial" w:cs="Arial"/>
+          <w:sz w:val="22"/>
+          <w:szCs w:val="22"/>
+          <w:lang w:val="en-GB"/>
+        </w:rPr>
+        <w:t>{</w:t>
+      </w:r>
+      <w:proofErr w:type="gramStart"/>
+      <w:r>
+        <w:rPr>
+          <w:rFonts w:ascii="Arial" w:eastAsia="Arial" w:hAnsi="Arial" w:cs="Arial"/>
+          <w:sz w:val="22"/>
+          <w:szCs w:val="22"/>
+          <w:lang w:val="en-GB"/>
+        </w:rPr>
+        <w:t xml:space="preserve">{ </w:t>
+      </w:r>
+      <w:proofErr w:type="spellStart"/>
+      <w:r>
+        <w:rPr>
+          <w:rFonts w:ascii="Arial" w:eastAsia="Arial" w:hAnsi="Arial" w:cs="Arial"/>
+          <w:sz w:val="22"/>
+          <w:szCs w:val="22"/>
+          <w:lang w:val="en-GB"/>
+        </w:rPr>
+        <w:t>phase.</w:t>
+      </w:r>
+      <w:r>
+        <w:rPr>
+          <w:rFonts w:ascii="Arial" w:eastAsia="Arial" w:hAnsi="Arial" w:cs="Arial"/>
+          <w:sz w:val="22"/>
+          <w:szCs w:val="22"/>
+          <w:lang w:val="en-GB"/>
+        </w:rPr>
+        <w:t>methodologie</w:t>
+      </w:r>
+      <w:proofErr w:type="spellEnd"/>
+      <w:proofErr w:type="gramEnd"/>
+      <w:r>
+        <w:rPr>
+          <w:rFonts w:ascii="Arial" w:eastAsia="Arial" w:hAnsi="Arial" w:cs="Arial"/>
+          <w:sz w:val="22"/>
+          <w:szCs w:val="22"/>
+          <w:lang w:val="en-GB"/>
+        </w:rPr>
+        <w:t xml:space="preserve"> }}</w:t>
+      </w:r>
+    </w:p>
+    <w:p>
+      <w:pPr>
+        <w:rPr>
+          <w:rFonts w:ascii="Arial" w:eastAsia="Arial" w:hAnsi="Arial" w:cs="Arial"/>
+          <w:sz w:val="22"/>
+          <w:szCs w:val="22"/>
+        </w:rPr>
+      </w:pPr>
+      <w:r>
+        <w:rPr>
+          <w:rFonts w:ascii="Arial" w:eastAsia="Arial" w:hAnsi="Arial" w:cs="Arial"/>
+          <w:sz w:val="22"/>
+          <w:szCs w:val="22"/>
+        </w:rPr>
+        <w:t>{%</w:t>
+      </w:r>
+      <w:proofErr w:type="spellStart"/>
+      <w:r>
+        <w:rPr>
+          <w:rFonts w:ascii="Arial" w:eastAsia="Arial" w:hAnsi="Arial" w:cs="Arial"/>
+          <w:sz w:val="22"/>
+          <w:szCs w:val="22"/>
+        </w:rPr>
+        <w:t>endfor</w:t>
+      </w:r>
+      <w:proofErr w:type="spellEnd"/>
+      <w:r>
+        <w:rPr>
+          <w:rFonts w:ascii="Arial" w:eastAsia="Arial" w:hAnsi="Arial" w:cs="Arial"/>
+          <w:sz w:val="22"/>
+          <w:szCs w:val="22"/>
+        </w:rPr>
+        <w:t>%}</w:t>
+      </w:r>
       <w:r>
         <w:rPr>
           <w:rFonts w:ascii="Arial" w:eastAsia="Arial" w:hAnsi="Arial" w:cs="Arial"/>
@@ -1315,7 +1734,7 @@
       <w:tblPr>
         <w:tblStyle w:val="a"/>
         <w:tblW w:w="9463" w:type="dxa"/>
-        <w:tblInd w:w="25" w:type="dxa"/>
+        <w:tblInd w:w="60" w:type="dxa"/>
         <w:tblBorders>
           <w:top w:val="single" w:sz="4" w:space="0" w:color="000000"/>
           <w:left w:val="single" w:sz="4" w:space="0" w:color="000000"/>
@@ -1757,7 +2176,7 @@
         <w:tc>
           <w:tcPr>
             <w:tcW w:w="3409" w:type="dxa"/>
-            <w:shd w:val="clear" w:color="auto" w:fill="auto"/>
+            <w:shd w:val="clear" w:color="auto" w:fill="F2F2F2" w:themeFill="background1" w:themeFillShade="F2"/>
             <w:vAlign w:val="center"/>
           </w:tcPr>
           <w:p>
@@ -1787,6 +2206,7 @@
                 <w:szCs w:val="26"/>
                 <w:lang w:val="en-GB"/>
               </w:rPr>
+              <w:lastRenderedPageBreak/>
               <w:t xml:space="preserve">{%for phase in </w:t>
             </w:r>
             <w:proofErr w:type="spellStart"/>
@@ -2108,6 +2528,405 @@
                 <w:szCs w:val="26"/>
               </w:rPr>
               <w:t xml:space="preserve"> }}</w:t>
+            </w:r>
+          </w:p>
+        </w:tc>
+      </w:tr>
+      <w:tr>
+        <w:tc>
+          <w:tcPr>
+            <w:tcW w:w="3409" w:type="dxa"/>
+            <w:vMerge w:val="restart"/>
+            <w:shd w:val="clear" w:color="auto" w:fill="auto"/>
+            <w:vAlign w:val="center"/>
+          </w:tcPr>
+          <w:p>
+            <w:pPr>
+              <w:pBdr>
+                <w:top w:val="nil"/>
+                <w:left w:val="nil"/>
+                <w:bottom w:val="nil"/>
+                <w:right w:val="nil"/>
+                <w:between w:val="nil"/>
+              </w:pBdr>
+              <w:spacing w:before="60" w:after="60"/>
+              <w:jc w:val="center"/>
+              <w:rPr>
+                <w:rFonts w:ascii="Arial" w:eastAsia="Arial" w:hAnsi="Arial" w:cs="Arial"/>
+                <w:color w:val="021A32"/>
+                <w:sz w:val="26"/>
+                <w:szCs w:val="26"/>
+                <w:lang w:val="en-GB"/>
+              </w:rPr>
+            </w:pPr>
+            <w:r>
+              <w:rPr>
+                <w:rFonts w:ascii="Arial" w:eastAsia="Arial" w:hAnsi="Arial" w:cs="Arial"/>
+                <w:color w:val="021A32"/>
+                <w:sz w:val="26"/>
+                <w:szCs w:val="26"/>
+                <w:lang w:val="en-GB"/>
+              </w:rPr>
+              <w:t xml:space="preserve">{% if </w:t>
+            </w:r>
+            <w:proofErr w:type="spellStart"/>
+            <w:r>
+              <w:rPr>
+                <w:rFonts w:ascii="Arial" w:eastAsia="Arial" w:hAnsi="Arial" w:cs="Arial"/>
+                <w:color w:val="021A32"/>
+                <w:sz w:val="26"/>
+                <w:szCs w:val="26"/>
+                <w:lang w:val="en-GB"/>
+              </w:rPr>
+              <w:t>phase.us_set.count</w:t>
+            </w:r>
+            <w:proofErr w:type="spellEnd"/>
+            <w:r>
+              <w:rPr>
+                <w:rFonts w:ascii="Arial" w:eastAsia="Arial" w:hAnsi="Arial" w:cs="Arial"/>
+                <w:color w:val="021A32"/>
+                <w:sz w:val="26"/>
+                <w:szCs w:val="26"/>
+                <w:lang w:val="en-GB"/>
+              </w:rPr>
+              <w:t>() &gt; 0 %}</w:t>
+            </w:r>
+          </w:p>
+          <w:p>
+            <w:pPr>
+              <w:pBdr>
+                <w:top w:val="nil"/>
+                <w:left w:val="nil"/>
+                <w:bottom w:val="nil"/>
+                <w:right w:val="nil"/>
+                <w:between w:val="nil"/>
+              </w:pBdr>
+              <w:spacing w:before="60" w:after="60"/>
+              <w:jc w:val="center"/>
+              <w:rPr>
+                <w:rFonts w:ascii="Arial" w:eastAsia="Arial" w:hAnsi="Arial" w:cs="Arial"/>
+                <w:color w:val="021A32"/>
+                <w:sz w:val="26"/>
+                <w:szCs w:val="26"/>
+                <w:lang w:val="en-GB"/>
+              </w:rPr>
+            </w:pPr>
+            <w:r>
+              <w:rPr>
+                <w:rFonts w:ascii="Arial" w:eastAsia="Arial" w:hAnsi="Arial" w:cs="Arial"/>
+                <w:color w:val="021A32"/>
+                <w:sz w:val="26"/>
+                <w:szCs w:val="26"/>
+                <w:lang w:val="en-GB"/>
+              </w:rPr>
+              <w:t>User Designs :</w:t>
+            </w:r>
+          </w:p>
+        </w:tc>
+        <w:tc>
+          <w:tcPr>
+            <w:tcW w:w="6054" w:type="dxa"/>
+            <w:gridSpan w:val="3"/>
+            <w:shd w:val="clear" w:color="auto" w:fill="auto"/>
+            <w:vAlign w:val="center"/>
+          </w:tcPr>
+          <w:p>
+            <w:pPr>
+              <w:pBdr>
+                <w:top w:val="nil"/>
+                <w:left w:val="nil"/>
+                <w:bottom w:val="nil"/>
+                <w:right w:val="nil"/>
+                <w:between w:val="nil"/>
+              </w:pBdr>
+              <w:spacing w:before="60" w:after="60"/>
+              <w:jc w:val="center"/>
+              <w:rPr>
+                <w:rFonts w:ascii="Arial" w:eastAsia="Arial" w:hAnsi="Arial" w:cs="Arial"/>
+                <w:color w:val="021A32"/>
+                <w:sz w:val="26"/>
+                <w:szCs w:val="26"/>
+                <w:lang w:val="en-GB"/>
+              </w:rPr>
+            </w:pPr>
+            <w:r>
+              <w:rPr>
+                <w:rFonts w:ascii="Arial" w:hAnsi="Arial" w:cs="Arial"/>
+                <w:sz w:val="26"/>
+                <w:szCs w:val="26"/>
+                <w:lang w:val="en-GB"/>
+              </w:rPr>
+              <w:t>{%</w:t>
+            </w:r>
+            <w:proofErr w:type="spellStart"/>
+            <w:r>
+              <w:rPr>
+                <w:rFonts w:ascii="Arial" w:hAnsi="Arial" w:cs="Arial"/>
+                <w:sz w:val="26"/>
+                <w:szCs w:val="26"/>
+                <w:lang w:val="en-GB"/>
+              </w:rPr>
+              <w:t>tr</w:t>
+            </w:r>
+            <w:proofErr w:type="spellEnd"/>
+            <w:r>
+              <w:rPr>
+                <w:rFonts w:ascii="Arial" w:hAnsi="Arial" w:cs="Arial"/>
+                <w:sz w:val="26"/>
+                <w:szCs w:val="26"/>
+                <w:lang w:val="en-GB"/>
+              </w:rPr>
+              <w:t xml:space="preserve"> for us in </w:t>
+            </w:r>
+            <w:proofErr w:type="spellStart"/>
+            <w:r>
+              <w:rPr>
+                <w:rFonts w:ascii="Arial" w:hAnsi="Arial" w:cs="Arial"/>
+                <w:sz w:val="26"/>
+                <w:szCs w:val="26"/>
+                <w:lang w:val="en-GB"/>
+              </w:rPr>
+              <w:t>phase.</w:t>
+            </w:r>
+            <w:r>
+              <w:rPr>
+                <w:rFonts w:ascii="Arial" w:hAnsi="Arial" w:cs="Arial"/>
+                <w:sz w:val="26"/>
+                <w:szCs w:val="26"/>
+                <w:lang w:val="en-GB"/>
+              </w:rPr>
+              <w:t>us_set.iterator</w:t>
+            </w:r>
+            <w:proofErr w:type="spellEnd"/>
+            <w:r>
+              <w:rPr>
+                <w:rFonts w:ascii="Arial" w:hAnsi="Arial" w:cs="Arial"/>
+                <w:sz w:val="26"/>
+                <w:szCs w:val="26"/>
+                <w:lang w:val="en-GB"/>
+              </w:rPr>
+              <w:t xml:space="preserve">() </w:t>
+            </w:r>
+            <w:r>
+              <w:rPr>
+                <w:rFonts w:ascii="Arial" w:hAnsi="Arial" w:cs="Arial"/>
+                <w:sz w:val="26"/>
+                <w:szCs w:val="26"/>
+                <w:lang w:val="en-GB"/>
+              </w:rPr>
+              <w:t>%}</w:t>
+            </w:r>
+          </w:p>
+        </w:tc>
+      </w:tr>
+      <w:tr>
+        <w:tc>
+          <w:tcPr>
+            <w:tcW w:w="3409" w:type="dxa"/>
+            <w:vMerge/>
+            <w:shd w:val="clear" w:color="auto" w:fill="auto"/>
+            <w:vAlign w:val="center"/>
+          </w:tcPr>
+          <w:p>
+            <w:pPr>
+              <w:pBdr>
+                <w:top w:val="nil"/>
+                <w:left w:val="nil"/>
+                <w:bottom w:val="nil"/>
+                <w:right w:val="nil"/>
+                <w:between w:val="nil"/>
+              </w:pBdr>
+              <w:spacing w:before="60" w:after="60"/>
+              <w:jc w:val="left"/>
+              <w:rPr>
+                <w:rFonts w:ascii="Arial" w:eastAsia="Arial" w:hAnsi="Arial" w:cs="Arial"/>
+                <w:color w:val="021A32"/>
+                <w:sz w:val="26"/>
+                <w:szCs w:val="26"/>
+                <w:lang w:val="en-GB"/>
+              </w:rPr>
+            </w:pPr>
+          </w:p>
+        </w:tc>
+        <w:tc>
+          <w:tcPr>
+            <w:tcW w:w="6054" w:type="dxa"/>
+            <w:gridSpan w:val="3"/>
+            <w:shd w:val="clear" w:color="auto" w:fill="auto"/>
+            <w:vAlign w:val="center"/>
+          </w:tcPr>
+          <w:p>
+            <w:pPr>
+              <w:pBdr>
+                <w:top w:val="nil"/>
+                <w:left w:val="nil"/>
+                <w:bottom w:val="nil"/>
+                <w:right w:val="nil"/>
+                <w:between w:val="nil"/>
+              </w:pBdr>
+              <w:spacing w:before="60" w:after="60"/>
+              <w:jc w:val="center"/>
+              <w:rPr>
+                <w:rFonts w:ascii="Arial" w:eastAsia="Arial" w:hAnsi="Arial" w:cs="Arial"/>
+                <w:color w:val="021A32"/>
+                <w:sz w:val="26"/>
+                <w:szCs w:val="26"/>
+                <w:lang w:val="en-GB"/>
+              </w:rPr>
+            </w:pPr>
+            <w:r>
+              <w:rPr>
+                <w:rFonts w:ascii="Arial" w:eastAsia="Arial" w:hAnsi="Arial" w:cs="Arial"/>
+                <w:color w:val="021A32"/>
+                <w:sz w:val="26"/>
+                <w:szCs w:val="26"/>
+                <w:lang w:val="en-GB"/>
+              </w:rPr>
+              <w:t>{{ us.name }}</w:t>
+            </w:r>
+          </w:p>
+        </w:tc>
+      </w:tr>
+      <w:tr>
+        <w:tc>
+          <w:tcPr>
+            <w:tcW w:w="3409" w:type="dxa"/>
+            <w:vMerge/>
+            <w:shd w:val="clear" w:color="auto" w:fill="auto"/>
+            <w:vAlign w:val="center"/>
+          </w:tcPr>
+          <w:p>
+            <w:pPr>
+              <w:pBdr>
+                <w:top w:val="nil"/>
+                <w:left w:val="nil"/>
+                <w:bottom w:val="nil"/>
+                <w:right w:val="nil"/>
+                <w:between w:val="nil"/>
+              </w:pBdr>
+              <w:spacing w:before="60" w:after="60"/>
+              <w:jc w:val="left"/>
+              <w:rPr>
+                <w:rFonts w:ascii="Arial" w:eastAsia="Arial" w:hAnsi="Arial" w:cs="Arial"/>
+                <w:color w:val="021A32"/>
+                <w:sz w:val="26"/>
+                <w:szCs w:val="26"/>
+                <w:lang w:val="en-GB"/>
+              </w:rPr>
+            </w:pPr>
+          </w:p>
+        </w:tc>
+        <w:tc>
+          <w:tcPr>
+            <w:tcW w:w="6054" w:type="dxa"/>
+            <w:gridSpan w:val="3"/>
+            <w:shd w:val="clear" w:color="auto" w:fill="auto"/>
+            <w:vAlign w:val="center"/>
+          </w:tcPr>
+          <w:p>
+            <w:pPr>
+              <w:pBdr>
+                <w:top w:val="nil"/>
+                <w:left w:val="nil"/>
+                <w:bottom w:val="nil"/>
+                <w:right w:val="nil"/>
+                <w:between w:val="nil"/>
+              </w:pBdr>
+              <w:spacing w:before="60" w:after="60"/>
+              <w:jc w:val="center"/>
+              <w:rPr>
+                <w:rFonts w:ascii="Arial" w:eastAsia="Arial" w:hAnsi="Arial" w:cs="Arial"/>
+                <w:color w:val="021A32"/>
+                <w:sz w:val="26"/>
+                <w:szCs w:val="26"/>
+                <w:lang w:val="en-GB"/>
+              </w:rPr>
+            </w:pPr>
+            <w:r>
+              <w:rPr>
+                <w:rFonts w:ascii="Arial" w:eastAsia="Arial" w:hAnsi="Arial" w:cs="Arial"/>
+                <w:color w:val="021A32"/>
+                <w:sz w:val="26"/>
+                <w:szCs w:val="26"/>
+                <w:lang w:val="en-GB"/>
+              </w:rPr>
+              <w:t>{%</w:t>
+            </w:r>
+            <w:proofErr w:type="spellStart"/>
+            <w:r>
+              <w:rPr>
+                <w:rFonts w:ascii="Arial" w:eastAsia="Arial" w:hAnsi="Arial" w:cs="Arial"/>
+                <w:color w:val="021A32"/>
+                <w:sz w:val="26"/>
+                <w:szCs w:val="26"/>
+                <w:lang w:val="en-GB"/>
+              </w:rPr>
+              <w:t>tr</w:t>
+            </w:r>
+            <w:proofErr w:type="spellEnd"/>
+            <w:r>
+              <w:rPr>
+                <w:rFonts w:ascii="Arial" w:eastAsia="Arial" w:hAnsi="Arial" w:cs="Arial"/>
+                <w:color w:val="021A32"/>
+                <w:sz w:val="26"/>
+                <w:szCs w:val="26"/>
+                <w:lang w:val="en-GB"/>
+              </w:rPr>
+              <w:t xml:space="preserve"> </w:t>
+            </w:r>
+            <w:proofErr w:type="spellStart"/>
+            <w:r>
+              <w:rPr>
+                <w:rFonts w:ascii="Arial" w:eastAsia="Arial" w:hAnsi="Arial" w:cs="Arial"/>
+                <w:color w:val="021A32"/>
+                <w:sz w:val="26"/>
+                <w:szCs w:val="26"/>
+                <w:lang w:val="en-GB"/>
+              </w:rPr>
+              <w:t>endfor</w:t>
+            </w:r>
+            <w:proofErr w:type="spellEnd"/>
+            <w:r>
+              <w:rPr>
+                <w:rFonts w:ascii="Arial" w:eastAsia="Arial" w:hAnsi="Arial" w:cs="Arial"/>
+                <w:color w:val="021A32"/>
+                <w:sz w:val="26"/>
+                <w:szCs w:val="26"/>
+                <w:lang w:val="en-GB"/>
+              </w:rPr>
+              <w:t>%}</w:t>
+            </w:r>
+            <w:r>
+              <w:rPr>
+                <w:rFonts w:ascii="Arial" w:eastAsia="Arial" w:hAnsi="Arial" w:cs="Arial"/>
+                <w:color w:val="021A32"/>
+                <w:sz w:val="26"/>
+                <w:szCs w:val="26"/>
+                <w:lang w:val="en-GB"/>
+              </w:rPr>
+              <w:t xml:space="preserve">{% </w:t>
+            </w:r>
+            <w:proofErr w:type="spellStart"/>
+            <w:r>
+              <w:rPr>
+                <w:rFonts w:ascii="Arial" w:eastAsia="Arial" w:hAnsi="Arial" w:cs="Arial"/>
+                <w:color w:val="021A32"/>
+                <w:sz w:val="26"/>
+                <w:szCs w:val="26"/>
+                <w:lang w:val="en-GB"/>
+              </w:rPr>
+              <w:t>endif</w:t>
+            </w:r>
+            <w:proofErr w:type="spellEnd"/>
+            <w:r>
+              <w:rPr>
+                <w:rFonts w:ascii="Arial" w:eastAsia="Arial" w:hAnsi="Arial" w:cs="Arial"/>
+                <w:color w:val="021A32"/>
+                <w:sz w:val="26"/>
+                <w:szCs w:val="26"/>
+                <w:lang w:val="en-GB"/>
+              </w:rPr>
+              <w:t xml:space="preserve"> %}</w:t>
             </w:r>
           </w:p>
         </w:tc>
@@ -2147,7 +2966,6 @@
                 <w:szCs w:val="26"/>
                 <w:lang w:val="en-GB"/>
               </w:rPr>
-              <w:lastRenderedPageBreak/>
               <w:t xml:space="preserve">{%if </w:t>
             </w:r>
             <w:proofErr w:type="spellStart"/>
@@ -2198,6 +3016,7 @@
                 <w:color w:val="021A32"/>
                 <w:sz w:val="26"/>
                 <w:szCs w:val="26"/>
+                <w:lang w:val="en-GB"/>
               </w:rPr>
             </w:pPr>
             <w:r>
@@ -2207,19 +3026,9 @@
                 <w:color w:val="021A32"/>
                 <w:sz w:val="26"/>
                 <w:szCs w:val="26"/>
-              </w:rPr>
-              <w:t>{</w:t>
-            </w:r>
-            <w:proofErr w:type="gramStart"/>
-            <w:r>
-              <w:rPr>
-                <w:rFonts w:ascii="Arial" w:eastAsia="Arial" w:hAnsi="Arial" w:cs="Arial"/>
-                <w:b/>
-                <w:color w:val="021A32"/>
-                <w:sz w:val="26"/>
-                <w:szCs w:val="26"/>
-              </w:rPr>
-              <w:t xml:space="preserve">{ </w:t>
+                <w:lang w:val="en-GB"/>
+              </w:rPr>
+              <w:t xml:space="preserve">{{ </w:t>
             </w:r>
             <w:proofErr w:type="spellStart"/>
             <w:r>
@@ -2229,38 +3038,19 @@
                 <w:color w:val="021A32"/>
                 <w:sz w:val="26"/>
                 <w:szCs w:val="26"/>
-              </w:rPr>
-              <w:t>groupe.nbJ</w:t>
-            </w:r>
-            <w:r>
-              <w:rPr>
-                <w:rFonts w:ascii="Arial" w:eastAsia="Arial" w:hAnsi="Arial" w:cs="Arial"/>
-                <w:b/>
-                <w:color w:val="021A32"/>
-                <w:sz w:val="26"/>
-                <w:szCs w:val="26"/>
-              </w:rPr>
-              <w:t>E</w:t>
-            </w:r>
-            <w:r>
-              <w:rPr>
-                <w:rFonts w:ascii="Arial" w:eastAsia="Arial" w:hAnsi="Arial" w:cs="Arial"/>
-                <w:b/>
-                <w:color w:val="021A32"/>
-                <w:sz w:val="26"/>
-                <w:szCs w:val="26"/>
-              </w:rPr>
-              <w:t>H</w:t>
+                <w:lang w:val="en-GB"/>
+              </w:rPr>
+              <w:t>groupe.nbJEH</w:t>
             </w:r>
             <w:proofErr w:type="spellEnd"/>
-            <w:proofErr w:type="gramEnd"/>
-            <w:r>
-              <w:rPr>
-                <w:rFonts w:ascii="Arial" w:eastAsia="Arial" w:hAnsi="Arial" w:cs="Arial"/>
-                <w:b/>
-                <w:color w:val="021A32"/>
-                <w:sz w:val="26"/>
-                <w:szCs w:val="26"/>
+            <w:r>
+              <w:rPr>
+                <w:rFonts w:ascii="Arial" w:eastAsia="Arial" w:hAnsi="Arial" w:cs="Arial"/>
+                <w:b/>
+                <w:color w:val="021A32"/>
+                <w:sz w:val="26"/>
+                <w:szCs w:val="26"/>
+                <w:lang w:val="en-GB"/>
               </w:rPr>
               <w:t xml:space="preserve"> }}</w:t>
             </w:r>
@@ -2288,6 +3078,7 @@
                 <w:color w:val="021A32"/>
                 <w:sz w:val="26"/>
                 <w:szCs w:val="26"/>
+                <w:lang w:val="en-GB"/>
               </w:rPr>
             </w:pPr>
           </w:p>
@@ -2314,6 +3105,7 @@
                 <w:color w:val="021A32"/>
                 <w:sz w:val="26"/>
                 <w:szCs w:val="26"/>
+                <w:lang w:val="en-GB"/>
               </w:rPr>
             </w:pPr>
             <w:r>
@@ -2323,19 +3115,9 @@
                 <w:color w:val="021A32"/>
                 <w:sz w:val="26"/>
                 <w:szCs w:val="26"/>
-              </w:rPr>
-              <w:t>{</w:t>
-            </w:r>
-            <w:proofErr w:type="gramStart"/>
-            <w:r>
-              <w:rPr>
-                <w:rFonts w:ascii="Arial" w:eastAsia="Arial" w:hAnsi="Arial" w:cs="Arial"/>
-                <w:b/>
-                <w:color w:val="021A32"/>
-                <w:sz w:val="26"/>
-                <w:szCs w:val="26"/>
-              </w:rPr>
-              <w:t xml:space="preserve">{ </w:t>
+                <w:lang w:val="en-GB"/>
+              </w:rPr>
+              <w:t xml:space="preserve">{{ </w:t>
             </w:r>
             <w:proofErr w:type="spellStart"/>
             <w:r>
@@ -2345,30 +3127,21 @@
                 <w:color w:val="021A32"/>
                 <w:sz w:val="26"/>
                 <w:szCs w:val="26"/>
+                <w:lang w:val="en-GB"/>
               </w:rPr>
               <w:t>groupe.totalPrice</w:t>
             </w:r>
             <w:proofErr w:type="spellEnd"/>
-            <w:proofErr w:type="gramEnd"/>
-            <w:r>
-              <w:rPr>
-                <w:rFonts w:ascii="Arial" w:eastAsia="Arial" w:hAnsi="Arial" w:cs="Arial"/>
-                <w:b/>
-                <w:color w:val="021A32"/>
-                <w:sz w:val="26"/>
-                <w:szCs w:val="26"/>
-              </w:rPr>
-              <w:t xml:space="preserve"> }}</w:t>
-            </w:r>
-            <w:r>
-              <w:rPr>
-                <w:rFonts w:ascii="Arial" w:eastAsia="Arial" w:hAnsi="Arial" w:cs="Arial"/>
-                <w:b/>
-                <w:color w:val="021A32"/>
-                <w:sz w:val="26"/>
-                <w:szCs w:val="26"/>
-              </w:rPr>
-              <w:t xml:space="preserve">{% </w:t>
+            <w:r>
+              <w:rPr>
+                <w:rFonts w:ascii="Arial" w:eastAsia="Arial" w:hAnsi="Arial" w:cs="Arial"/>
+                <w:b/>
+                <w:color w:val="021A32"/>
+                <w:sz w:val="26"/>
+                <w:szCs w:val="26"/>
+                <w:lang w:val="en-GB"/>
+              </w:rPr>
+              <w:t xml:space="preserve"> }}{% </w:t>
             </w:r>
             <w:proofErr w:type="spellStart"/>
             <w:r>
@@ -2378,6 +3151,7 @@
                 <w:color w:val="021A32"/>
                 <w:sz w:val="26"/>
                 <w:szCs w:val="26"/>
+                <w:lang w:val="en-GB"/>
               </w:rPr>
               <w:t>endif</w:t>
             </w:r>
@@ -2389,6 +3163,7 @@
                 <w:color w:val="021A32"/>
                 <w:sz w:val="26"/>
                 <w:szCs w:val="26"/>
+                <w:lang w:val="en-GB"/>
               </w:rPr>
               <w:t xml:space="preserve"> %}</w:t>
             </w:r>
@@ -2398,6 +3173,7 @@
                 <w:color w:val="021A32"/>
                 <w:sz w:val="26"/>
                 <w:szCs w:val="26"/>
+                <w:lang w:val="en-GB"/>
               </w:rPr>
               <w:t>{%</w:t>
             </w:r>
@@ -2408,6 +3184,7 @@
                 <w:color w:val="021A32"/>
                 <w:sz w:val="26"/>
                 <w:szCs w:val="26"/>
+                <w:lang w:val="en-GB"/>
               </w:rPr>
               <w:t>endfor</w:t>
             </w:r>
@@ -2418,6 +3195,7 @@
                 <w:color w:val="021A32"/>
                 <w:sz w:val="26"/>
                 <w:szCs w:val="26"/>
+                <w:lang w:val="en-GB"/>
               </w:rPr>
               <w:t>%}</w:t>
             </w:r>
@@ -2448,6 +3226,7 @@
                 <w:color w:val="FFFFFF"/>
                 <w:sz w:val="26"/>
                 <w:szCs w:val="26"/>
+                <w:lang w:val="en-GB"/>
               </w:rPr>
             </w:pPr>
             <w:r>
@@ -2457,9 +3236,11 @@
                 <w:color w:val="FFFFFF"/>
                 <w:sz w:val="26"/>
                 <w:szCs w:val="26"/>
-              </w:rPr>
-              <w:t>{%</w:t>
-            </w:r>
+                <w:lang w:val="en-GB"/>
+              </w:rPr>
+              <w:t xml:space="preserve">{% </w:t>
+            </w:r>
+            <w:proofErr w:type="spellStart"/>
             <w:r>
               <w:rPr>
                 <w:rFonts w:ascii="Arial" w:eastAsia="Arial" w:hAnsi="Arial" w:cs="Arial"/>
@@ -2467,10 +3248,11 @@
                 <w:color w:val="FFFFFF"/>
                 <w:sz w:val="26"/>
                 <w:szCs w:val="26"/>
-              </w:rPr>
-              <w:t xml:space="preserve"> </w:t>
-            </w:r>
-            <w:proofErr w:type="spellStart"/>
+                <w:lang w:val="en-GB"/>
+              </w:rPr>
+              <w:t>endfor</w:t>
+            </w:r>
+            <w:proofErr w:type="spellEnd"/>
             <w:r>
               <w:rPr>
                 <w:rFonts w:ascii="Arial" w:eastAsia="Arial" w:hAnsi="Arial" w:cs="Arial"/>
@@ -2478,29 +3260,9 @@
                 <w:color w:val="FFFFFF"/>
                 <w:sz w:val="26"/>
                 <w:szCs w:val="26"/>
-              </w:rPr>
-              <w:t>endfor</w:t>
-            </w:r>
-            <w:proofErr w:type="spellEnd"/>
-            <w:r>
-              <w:rPr>
-                <w:rFonts w:ascii="Arial" w:eastAsia="Arial" w:hAnsi="Arial" w:cs="Arial"/>
-                <w:b/>
-                <w:color w:val="FFFFFF"/>
-                <w:sz w:val="26"/>
-                <w:szCs w:val="26"/>
-              </w:rPr>
-              <w:t xml:space="preserve"> </w:t>
-            </w:r>
-            <w:r>
-              <w:rPr>
-                <w:rFonts w:ascii="Arial" w:eastAsia="Arial" w:hAnsi="Arial" w:cs="Arial"/>
-                <w:b/>
-                <w:color w:val="FFFFFF"/>
-                <w:sz w:val="26"/>
-                <w:szCs w:val="26"/>
-              </w:rPr>
-              <w:t>%}</w:t>
+                <w:lang w:val="en-GB"/>
+              </w:rPr>
+              <w:t xml:space="preserve"> %}</w:t>
             </w:r>
           </w:p>
         </w:tc>
@@ -2510,6 +3272,7 @@
       <w:pPr>
         <w:rPr>
           <w:rFonts w:ascii="Arial" w:eastAsia="Arial" w:hAnsi="Arial" w:cs="Arial"/>
+          <w:lang w:val="en-GB"/>
         </w:rPr>
       </w:pPr>
     </w:p>
@@ -2517,6 +3280,7 @@
       <w:pPr>
         <w:rPr>
           <w:rFonts w:ascii="Arial" w:eastAsia="Arial" w:hAnsi="Arial" w:cs="Arial"/>
+          <w:lang w:val="en-GB"/>
         </w:rPr>
       </w:pPr>
     </w:p>
@@ -2524,6 +3288,7 @@
       <w:pPr>
         <w:rPr>
           <w:rFonts w:ascii="Arial" w:eastAsia="Arial" w:hAnsi="Arial" w:cs="Arial"/>
+          <w:lang w:val="en-GB"/>
         </w:rPr>
       </w:pPr>
     </w:p>
@@ -4332,7 +5097,7 @@
         <w:sz w:val="16"/>
         <w:szCs w:val="16"/>
       </w:rPr>
-      <w:t>2</w:t>
+      <w:t>3</w:t>
     </w:r>
     <w:r>
       <w:rPr>
@@ -4883,7 +5648,7 @@
         <w:sz w:val="16"/>
         <w:szCs w:val="16"/>
       </w:rPr>
-      <w:t>2</w:t>
+      <w:t>3</w:t>
     </w:r>
     <w:r>
       <w:rPr>

--- a/flower_backend/doctypes/DEVIS.docx
+++ b/flower_backend/doctypes/DEVIS.docx
@@ -125,7 +125,7 @@
           <w:sz w:val="22"/>
           <w:szCs w:val="22"/>
         </w:rPr>
-        <w:t>A l'attention de :</w:t>
+        <w:t>À l'attention de :</w:t>
       </w:r>
       <w:r>
         <w:rPr>
@@ -196,16 +196,7 @@
           <w:sz w:val="22"/>
           <w:szCs w:val="22"/>
         </w:rPr>
-        <w:t>{ etude.prospect.</w:t>
-      </w:r>
-      <w:r>
-        <w:rPr>
-          <w:rFonts w:ascii="Arial" w:eastAsia="Arial" w:hAnsi="Arial" w:cs="Arial"/>
-          <w:b/>
-          <w:sz w:val="22"/>
-          <w:szCs w:val="22"/>
-        </w:rPr>
-        <w:t>name</w:t>
+        <w:t>{ etude.prospect.name</w:t>
       </w:r>
       <w:proofErr w:type="gramEnd"/>
       <w:r>
@@ -264,15 +255,7 @@
           <w:sz w:val="22"/>
           <w:szCs w:val="22"/>
         </w:rPr>
-        <w:t>etude.prospect.</w:t>
-      </w:r>
-      <w:r>
-        <w:rPr>
-          <w:rFonts w:ascii="Arial" w:eastAsia="Arial" w:hAnsi="Arial" w:cs="Arial"/>
-          <w:sz w:val="22"/>
-          <w:szCs w:val="22"/>
-        </w:rPr>
-        <w:t>address</w:t>
+        <w:t>etude.prospect.address</w:t>
       </w:r>
       <w:proofErr w:type="spellEnd"/>
       <w:proofErr w:type="gramEnd"/>
@@ -323,23 +306,7 @@
           <w:sz w:val="22"/>
           <w:szCs w:val="22"/>
         </w:rPr>
-        <w:t>etude.prospect.</w:t>
-      </w:r>
-      <w:r>
-        <w:rPr>
-          <w:rFonts w:ascii="Arial" w:eastAsia="Arial" w:hAnsi="Arial" w:cs="Arial"/>
-          <w:sz w:val="22"/>
-          <w:szCs w:val="22"/>
-        </w:rPr>
-        <w:t>post</w:t>
-      </w:r>
-      <w:r>
-        <w:rPr>
-          <w:rFonts w:ascii="Arial" w:eastAsia="Arial" w:hAnsi="Arial" w:cs="Arial"/>
-          <w:sz w:val="22"/>
-          <w:szCs w:val="22"/>
-        </w:rPr>
-        <w:t>code</w:t>
+        <w:t>etude.prospect.postcode</w:t>
       </w:r>
       <w:proofErr w:type="spellEnd"/>
       <w:proofErr w:type="gramEnd"/>
@@ -358,15 +325,7 @@
           <w:sz w:val="22"/>
           <w:szCs w:val="22"/>
         </w:rPr>
-        <w:t>etude.prospect.</w:t>
-      </w:r>
-      <w:r>
-        <w:rPr>
-          <w:rFonts w:ascii="Arial" w:eastAsia="Arial" w:hAnsi="Arial" w:cs="Arial"/>
-          <w:sz w:val="22"/>
-          <w:szCs w:val="22"/>
-        </w:rPr>
-        <w:t>town</w:t>
+        <w:t>etude.prospect.town</w:t>
       </w:r>
       <w:proofErr w:type="spellEnd"/>
       <w:r>
@@ -416,15 +375,7 @@
           <w:sz w:val="22"/>
           <w:szCs w:val="22"/>
         </w:rPr>
-        <w:t>etude.</w:t>
-      </w:r>
-      <w:r>
-        <w:rPr>
-          <w:rFonts w:ascii="Arial" w:eastAsia="Arial" w:hAnsi="Arial" w:cs="Arial"/>
-          <w:sz w:val="22"/>
-          <w:szCs w:val="22"/>
-        </w:rPr>
-        <w:t>clientContact</w:t>
+        <w:t>etude.clientContact</w:t>
       </w:r>
       <w:proofErr w:type="spellEnd"/>
       <w:proofErr w:type="gramEnd"/>
@@ -443,23 +394,7 @@
           <w:sz w:val="22"/>
           <w:szCs w:val="22"/>
         </w:rPr>
-        <w:t>etude</w:t>
-      </w:r>
-      <w:r>
-        <w:rPr>
-          <w:rFonts w:ascii="Arial" w:eastAsia="Arial" w:hAnsi="Arial" w:cs="Arial"/>
-          <w:sz w:val="22"/>
-          <w:szCs w:val="22"/>
-        </w:rPr>
-        <w:t>.clientContact</w:t>
-      </w:r>
-      <w:r>
-        <w:rPr>
-          <w:rFonts w:ascii="Arial" w:eastAsia="Arial" w:hAnsi="Arial" w:cs="Arial"/>
-          <w:sz w:val="22"/>
-          <w:szCs w:val="22"/>
-        </w:rPr>
-        <w:t>.position</w:t>
+        <w:t>etude.clientContact.position</w:t>
       </w:r>
       <w:proofErr w:type="spellEnd"/>
       <w:r>
@@ -468,15 +403,7 @@
           <w:sz w:val="22"/>
           <w:szCs w:val="22"/>
         </w:rPr>
-        <w:t xml:space="preserve"> </w:t>
-      </w:r>
-      <w:r>
-        <w:rPr>
-          <w:rFonts w:ascii="Arial" w:eastAsia="Arial" w:hAnsi="Arial" w:cs="Arial"/>
-          <w:sz w:val="22"/>
-          <w:szCs w:val="22"/>
-        </w:rPr>
-        <w:t xml:space="preserve">}} </w:t>
+        <w:t xml:space="preserve"> }} </w:t>
       </w:r>
     </w:p>
     <w:p>
@@ -515,6 +442,7 @@
     </w:p>
     <w:p>
       <w:pPr>
+        <w:jc w:val="right"/>
         <w:rPr>
           <w:rFonts w:ascii="Arial" w:eastAsia="Arial" w:hAnsi="Arial" w:cs="Arial"/>
           <w:color w:val="021A32"/>
@@ -522,90 +450,40 @@
           <w:szCs w:val="22"/>
         </w:rPr>
       </w:pPr>
-    </w:p>
-    <w:p>
-      <w:pPr>
+      <w:r>
+        <w:rPr>
+          <w:rFonts w:ascii="Arial" w:eastAsia="Arial" w:hAnsi="Arial" w:cs="Arial"/>
+          <w:sz w:val="22"/>
+          <w:szCs w:val="22"/>
+        </w:rPr>
+        <w:t>Rennes Cedex 7</w:t>
+      </w:r>
+      <w:r>
         <w:rPr>
           <w:rFonts w:ascii="Arial" w:eastAsia="Arial" w:hAnsi="Arial" w:cs="Arial"/>
           <w:color w:val="021A32"/>
           <w:sz w:val="22"/>
           <w:szCs w:val="22"/>
         </w:rPr>
-      </w:pPr>
-    </w:p>
-    <w:p>
-      <w:pPr>
+        <w:t xml:space="preserve">, </w:t>
+      </w:r>
+      <w:r>
+        <w:rPr>
+          <w:rFonts w:ascii="Arial" w:eastAsia="Arial" w:hAnsi="Arial" w:cs="Arial"/>
+          <w:color w:val="000000"/>
+          <w:sz w:val="22"/>
+          <w:szCs w:val="22"/>
+        </w:rPr>
+        <w:t>le</w:t>
+      </w:r>
+      <w:r>
         <w:rPr>
           <w:rFonts w:ascii="Arial" w:eastAsia="Arial" w:hAnsi="Arial" w:cs="Arial"/>
           <w:color w:val="021A32"/>
           <w:sz w:val="22"/>
           <w:szCs w:val="22"/>
         </w:rPr>
-      </w:pPr>
-    </w:p>
-    <w:p>
-      <w:pPr>
-        <w:rPr>
-          <w:rFonts w:ascii="Arial" w:eastAsia="Arial" w:hAnsi="Arial" w:cs="Arial"/>
-          <w:color w:val="021A32"/>
-          <w:sz w:val="22"/>
-          <w:szCs w:val="22"/>
-        </w:rPr>
-      </w:pPr>
-    </w:p>
-    <w:p>
-      <w:pPr>
-        <w:jc w:val="right"/>
-        <w:rPr>
-          <w:rFonts w:ascii="Arial" w:eastAsia="Arial" w:hAnsi="Arial" w:cs="Arial"/>
-          <w:color w:val="021A32"/>
-          <w:sz w:val="22"/>
-          <w:szCs w:val="22"/>
-        </w:rPr>
-      </w:pPr>
-      <w:r>
-        <w:rPr>
-          <w:rFonts w:ascii="Arial" w:eastAsia="Arial" w:hAnsi="Arial" w:cs="Arial"/>
-          <w:sz w:val="22"/>
-          <w:szCs w:val="22"/>
-        </w:rPr>
-        <w:t>Rennes Cedex 7</w:t>
-      </w:r>
-      <w:r>
-        <w:rPr>
-          <w:rFonts w:ascii="Arial" w:eastAsia="Arial" w:hAnsi="Arial" w:cs="Arial"/>
-          <w:color w:val="021A32"/>
-          <w:sz w:val="22"/>
-          <w:szCs w:val="22"/>
-        </w:rPr>
-        <w:t xml:space="preserve">, </w:t>
-      </w:r>
-      <w:r>
-        <w:rPr>
-          <w:rFonts w:ascii="Arial" w:eastAsia="Arial" w:hAnsi="Arial" w:cs="Arial"/>
-          <w:color w:val="000000"/>
-          <w:sz w:val="22"/>
-          <w:szCs w:val="22"/>
-        </w:rPr>
-        <w:t>le</w:t>
-      </w:r>
-      <w:r>
-        <w:rPr>
-          <w:rFonts w:ascii="Arial" w:eastAsia="Arial" w:hAnsi="Arial" w:cs="Arial"/>
-          <w:color w:val="021A32"/>
-          <w:sz w:val="22"/>
-          <w:szCs w:val="22"/>
-        </w:rPr>
-        <w:t xml:space="preserve"> </w:t>
-      </w:r>
-      <w:r>
-        <w:rPr>
-          <w:rFonts w:ascii="Arial" w:eastAsia="Arial" w:hAnsi="Arial" w:cs="Arial"/>
-          <w:color w:val="021A32"/>
-          <w:sz w:val="22"/>
-          <w:szCs w:val="22"/>
-        </w:rPr>
-        <w:t>{</w:t>
+        <w:t xml:space="preserve"> {</w:t>
       </w:r>
       <w:proofErr w:type="gramStart"/>
       <w:r>
@@ -642,23 +520,11 @@
     </w:p>
     <w:p>
       <w:pPr>
-        <w:spacing w:line="360" w:lineRule="auto"/>
-        <w:ind w:firstLine="1418"/>
-        <w:rPr>
-          <w:rFonts w:ascii="Arial" w:eastAsia="Arial" w:hAnsi="Arial" w:cs="Arial"/>
-          <w:color w:val="021A32"/>
-          <w:sz w:val="20"/>
-          <w:szCs w:val="20"/>
-        </w:rPr>
-      </w:pPr>
-    </w:p>
-    <w:p>
-      <w:pPr>
         <w:rPr>
           <w:rFonts w:ascii="Arial" w:eastAsia="Arial" w:hAnsi="Arial" w:cs="Arial"/>
           <w:b/>
           <w:i/>
-          <w:sz w:val="28"/>
+          <w:sz w:val="32"/>
           <w:szCs w:val="28"/>
         </w:rPr>
       </w:pPr>
@@ -667,7 +533,7 @@
           <w:rFonts w:ascii="Arial" w:eastAsia="Arial" w:hAnsi="Arial" w:cs="Arial"/>
           <w:b/>
           <w:i/>
-          <w:sz w:val="28"/>
+          <w:sz w:val="32"/>
           <w:szCs w:val="28"/>
         </w:rPr>
         <w:t>{</w:t>
@@ -678,28 +544,18 @@
           <w:rFonts w:ascii="Arial" w:eastAsia="Arial" w:hAnsi="Arial" w:cs="Arial"/>
           <w:b/>
           <w:i/>
-          <w:sz w:val="28"/>
+          <w:sz w:val="32"/>
           <w:szCs w:val="28"/>
         </w:rPr>
-        <w:t>{ etude.</w:t>
-      </w:r>
+        <w:t>{ etude.name</w:t>
+      </w:r>
+      <w:proofErr w:type="gramEnd"/>
       <w:r>
         <w:rPr>
           <w:rFonts w:ascii="Arial" w:eastAsia="Arial" w:hAnsi="Arial" w:cs="Arial"/>
           <w:b/>
           <w:i/>
-          <w:sz w:val="28"/>
-          <w:szCs w:val="28"/>
-        </w:rPr>
-        <w:t>name</w:t>
-      </w:r>
-      <w:proofErr w:type="gramEnd"/>
-      <w:r>
-        <w:rPr>
-          <w:rFonts w:ascii="Arial" w:eastAsia="Arial" w:hAnsi="Arial" w:cs="Arial"/>
-          <w:b/>
-          <w:i/>
-          <w:sz w:val="28"/>
+          <w:sz w:val="32"/>
           <w:szCs w:val="28"/>
         </w:rPr>
         <w:t xml:space="preserve"> }}</w:t>
@@ -720,122 +576,70 @@
     <w:p>
       <w:pPr>
         <w:rPr>
-          <w:rFonts w:ascii="Arial" w:eastAsia="Arial" w:hAnsi="Arial" w:cs="Arial"/>
+          <w:rFonts w:ascii="Arial" w:eastAsia="Helvetica Neue" w:hAnsi="Arial" w:cs="Arial"/>
           <w:b/>
-          <w:i/>
-          <w:color w:val="021A32"/>
-          <w:sz w:val="22"/>
           <w:szCs w:val="22"/>
         </w:rPr>
       </w:pPr>
-      <w:bookmarkStart w:id="0" w:name="_GoBack"/>
       <w:r>
         <w:rPr>
           <w:rFonts w:ascii="Arial" w:eastAsia="Helvetica Neue" w:hAnsi="Arial" w:cs="Arial"/>
-          <w:sz w:val="22"/>
-          <w:szCs w:val="22"/>
-        </w:rPr>
-        <w:t>La réalisation de cette étude se décompose en {</w:t>
-      </w:r>
-      <w:proofErr w:type="gramStart"/>
-      <w:r>
-        <w:rPr>
-          <w:rFonts w:ascii="Arial" w:eastAsia="Helvetica Neue" w:hAnsi="Arial" w:cs="Arial"/>
-          <w:sz w:val="22"/>
-          <w:szCs w:val="22"/>
-        </w:rPr>
-        <w:t>{</w:t>
-      </w:r>
-      <w:r>
-        <w:rPr>
-          <w:rFonts w:ascii="Arial" w:eastAsia="Helvetica Neue" w:hAnsi="Arial" w:cs="Arial"/>
-          <w:sz w:val="22"/>
-          <w:szCs w:val="22"/>
-        </w:rPr>
-        <w:t xml:space="preserve"> </w:t>
-      </w:r>
-      <w:proofErr w:type="spellStart"/>
-      <w:r>
-        <w:rPr>
-          <w:rFonts w:ascii="Arial" w:eastAsia="Helvetica Neue" w:hAnsi="Arial" w:cs="Arial"/>
-          <w:sz w:val="22"/>
-          <w:szCs w:val="22"/>
-        </w:rPr>
-        <w:t>etude.group</w:t>
-      </w:r>
-      <w:r>
-        <w:rPr>
-          <w:rFonts w:ascii="Arial" w:eastAsia="Helvetica Neue" w:hAnsi="Arial" w:cs="Arial"/>
-          <w:sz w:val="22"/>
-          <w:szCs w:val="22"/>
-        </w:rPr>
-        <w:t>e</w:t>
-      </w:r>
-      <w:proofErr w:type="gramEnd"/>
-      <w:r>
-        <w:rPr>
-          <w:rFonts w:ascii="Arial" w:eastAsia="Helvetica Neue" w:hAnsi="Arial" w:cs="Arial"/>
-          <w:sz w:val="22"/>
-          <w:szCs w:val="22"/>
-        </w:rPr>
-        <w:t>_set</w:t>
-      </w:r>
-      <w:r>
-        <w:rPr>
-          <w:rFonts w:ascii="Arial" w:eastAsia="Helvetica Neue" w:hAnsi="Arial" w:cs="Arial"/>
-          <w:sz w:val="22"/>
-          <w:szCs w:val="22"/>
-        </w:rPr>
-        <w:t>.values</w:t>
-      </w:r>
-      <w:proofErr w:type="spellEnd"/>
-      <w:r>
-        <w:rPr>
-          <w:rFonts w:ascii="Arial" w:eastAsia="Helvetica Neue" w:hAnsi="Arial" w:cs="Arial"/>
-          <w:sz w:val="22"/>
-          <w:szCs w:val="22"/>
-        </w:rPr>
-        <w:t>()</w:t>
-      </w:r>
-      <w:r>
-        <w:rPr>
-          <w:rFonts w:ascii="Arial" w:eastAsia="Helvetica Neue" w:hAnsi="Arial" w:cs="Arial"/>
-          <w:sz w:val="22"/>
-          <w:szCs w:val="22"/>
-        </w:rPr>
-        <w:t xml:space="preserve"> | </w:t>
-      </w:r>
-      <w:proofErr w:type="spellStart"/>
-      <w:r>
-        <w:rPr>
-          <w:rFonts w:ascii="Arial" w:eastAsia="Helvetica Neue" w:hAnsi="Arial" w:cs="Arial"/>
-          <w:sz w:val="22"/>
-          <w:szCs w:val="22"/>
-        </w:rPr>
-        <w:t>length</w:t>
-      </w:r>
-      <w:proofErr w:type="spellEnd"/>
-      <w:r>
-        <w:rPr>
-          <w:rFonts w:ascii="Arial" w:eastAsia="Helvetica Neue" w:hAnsi="Arial" w:cs="Arial"/>
-          <w:sz w:val="22"/>
-          <w:szCs w:val="22"/>
-        </w:rPr>
-        <w:t xml:space="preserve"> </w:t>
-      </w:r>
-      <w:r>
-        <w:rPr>
-          <w:rFonts w:ascii="Arial" w:eastAsia="Helvetica Neue" w:hAnsi="Arial" w:cs="Arial"/>
-          <w:sz w:val="22"/>
-          <w:szCs w:val="22"/>
-        </w:rPr>
-        <w:t>}} phases :</w:t>
+          <w:b/>
+          <w:szCs w:val="22"/>
+        </w:rPr>
+        <w:t>Description de l’étude :</w:t>
       </w:r>
     </w:p>
     <w:p>
       <w:pPr>
         <w:rPr>
-          <w:rFonts w:ascii="Arial" w:eastAsia="Arial" w:hAnsi="Arial" w:cs="Arial"/>
+          <w:rFonts w:ascii="Arial" w:eastAsia="Helvetica Neue" w:hAnsi="Arial" w:cs="Arial"/>
+          <w:sz w:val="22"/>
+          <w:szCs w:val="22"/>
+        </w:rPr>
+      </w:pPr>
+      <w:r>
+        <w:rPr>
+          <w:rFonts w:ascii="Arial" w:eastAsia="Helvetica Neue" w:hAnsi="Arial" w:cs="Arial"/>
+          <w:sz w:val="22"/>
+          <w:szCs w:val="22"/>
+        </w:rPr>
+        <w:tab/>
+        <w:t>{</w:t>
+      </w:r>
+      <w:proofErr w:type="gramStart"/>
+      <w:r>
+        <w:rPr>
+          <w:rFonts w:ascii="Arial" w:eastAsia="Helvetica Neue" w:hAnsi="Arial" w:cs="Arial"/>
+          <w:sz w:val="22"/>
+          <w:szCs w:val="22"/>
+        </w:rPr>
+        <w:t xml:space="preserve">{ </w:t>
+      </w:r>
+      <w:proofErr w:type="spellStart"/>
+      <w:r>
+        <w:rPr>
+          <w:rFonts w:ascii="Arial" w:eastAsia="Helvetica Neue" w:hAnsi="Arial" w:cs="Arial"/>
+          <w:sz w:val="22"/>
+          <w:szCs w:val="22"/>
+        </w:rPr>
+        <w:t>etude.description</w:t>
+      </w:r>
+      <w:proofErr w:type="spellEnd"/>
+      <w:proofErr w:type="gramEnd"/>
+      <w:r>
+        <w:rPr>
+          <w:rFonts w:ascii="Arial" w:eastAsia="Helvetica Neue" w:hAnsi="Arial" w:cs="Arial"/>
+          <w:sz w:val="22"/>
+          <w:szCs w:val="22"/>
+        </w:rPr>
+        <w:t xml:space="preserve"> }}</w:t>
+      </w:r>
+    </w:p>
+    <w:p>
+      <w:pPr>
+        <w:rPr>
+          <w:rFonts w:ascii="Arial" w:eastAsia="Helvetica Neue" w:hAnsi="Arial" w:cs="Arial"/>
           <w:sz w:val="22"/>
           <w:szCs w:val="22"/>
         </w:rPr>
@@ -844,122 +648,9 @@
     <w:p>
       <w:pPr>
         <w:rPr>
-          <w:rFonts w:ascii="Arial" w:eastAsia="Arial" w:hAnsi="Arial" w:cs="Arial"/>
-          <w:b/>
-          <w:sz w:val="22"/>
-          <w:szCs w:val="22"/>
-          <w:lang w:val="en-GB"/>
-        </w:rPr>
-      </w:pPr>
-      <w:r>
-        <w:rPr>
-          <w:rFonts w:ascii="Arial" w:eastAsia="Arial" w:hAnsi="Arial" w:cs="Arial"/>
-          <w:b/>
-          <w:sz w:val="22"/>
-          <w:szCs w:val="22"/>
-          <w:lang w:val="en-GB"/>
-        </w:rPr>
-        <w:t>{%for groupe in etude.groupe</w:t>
-      </w:r>
-      <w:r>
-        <w:rPr>
-          <w:rFonts w:ascii="Arial" w:eastAsia="Arial" w:hAnsi="Arial" w:cs="Arial"/>
-          <w:b/>
-          <w:sz w:val="22"/>
-          <w:szCs w:val="22"/>
-          <w:lang w:val="en-GB"/>
-        </w:rPr>
-        <w:t>_</w:t>
-      </w:r>
-      <w:r>
-        <w:rPr>
-          <w:rFonts w:ascii="Arial" w:eastAsia="Arial" w:hAnsi="Arial" w:cs="Arial"/>
-          <w:b/>
-          <w:sz w:val="22"/>
-          <w:szCs w:val="22"/>
-          <w:lang w:val="en-GB"/>
-        </w:rPr>
-        <w:t>s</w:t>
-      </w:r>
-      <w:r>
-        <w:rPr>
-          <w:rFonts w:ascii="Arial" w:eastAsia="Arial" w:hAnsi="Arial" w:cs="Arial"/>
-          <w:b/>
-          <w:sz w:val="22"/>
-          <w:szCs w:val="22"/>
-          <w:lang w:val="en-GB"/>
-        </w:rPr>
-        <w:t>et.</w:t>
-      </w:r>
-      <w:r>
-        <w:rPr>
-          <w:rFonts w:ascii="Arial" w:eastAsia="Arial" w:hAnsi="Arial" w:cs="Arial"/>
-          <w:b/>
-          <w:sz w:val="22"/>
-          <w:szCs w:val="22"/>
-          <w:lang w:val="en-GB"/>
-        </w:rPr>
-        <w:t>iterator</w:t>
-      </w:r>
-      <w:r>
-        <w:rPr>
-          <w:rFonts w:ascii="Arial" w:eastAsia="Arial" w:hAnsi="Arial" w:cs="Arial"/>
-          <w:b/>
-          <w:sz w:val="22"/>
-          <w:szCs w:val="22"/>
-          <w:lang w:val="en-GB"/>
-        </w:rPr>
-        <w:t>()</w:t>
-      </w:r>
-      <w:r>
-        <w:rPr>
-          <w:rFonts w:ascii="Arial" w:eastAsia="Arial" w:hAnsi="Arial" w:cs="Arial"/>
-          <w:b/>
-          <w:sz w:val="22"/>
-          <w:szCs w:val="22"/>
-          <w:lang w:val="en-GB"/>
-        </w:rPr>
-        <w:t xml:space="preserve"> | sort(attribute=’index’)</w:t>
-      </w:r>
-      <w:r>
-        <w:rPr>
-          <w:rFonts w:ascii="Arial" w:eastAsia="Arial" w:hAnsi="Arial" w:cs="Arial"/>
-          <w:b/>
-          <w:sz w:val="22"/>
-          <w:szCs w:val="22"/>
-          <w:lang w:val="en-GB"/>
-        </w:rPr>
-        <w:t xml:space="preserve"> %}Phase {{loop.index}} : {{ groupe.ti</w:t>
-      </w:r>
-      <w:r>
-        <w:rPr>
-          <w:rFonts w:ascii="Arial" w:eastAsia="Arial" w:hAnsi="Arial" w:cs="Arial"/>
-          <w:b/>
-          <w:sz w:val="22"/>
-          <w:szCs w:val="22"/>
-          <w:lang w:val="en-GB"/>
-        </w:rPr>
-        <w:t>tl</w:t>
-      </w:r>
-      <w:r>
-        <w:rPr>
-          <w:rFonts w:ascii="Arial" w:eastAsia="Arial" w:hAnsi="Arial" w:cs="Arial"/>
-          <w:b/>
-          <w:sz w:val="22"/>
-          <w:szCs w:val="22"/>
-          <w:lang w:val="en-GB"/>
-        </w:rPr>
-        <w:t>e }}</w:t>
-      </w:r>
-    </w:p>
-    <w:p>
-      <w:pPr>
-        <w:rPr>
-          <w:rFonts w:ascii="Arial" w:eastAsia="Arial" w:hAnsi="Arial" w:cs="Arial"/>
-          <w:b/>
-          <w:sz w:val="22"/>
-          <w:szCs w:val="22"/>
-          <w:lang w:val="en-GB"/>
+          <w:rFonts w:ascii="Arial" w:eastAsia="Helvetica Neue" w:hAnsi="Arial" w:cs="Arial"/>
+          <w:sz w:val="22"/>
+          <w:szCs w:val="22"/>
         </w:rPr>
       </w:pPr>
     </w:p>
@@ -967,223 +658,162 @@
       <w:pPr>
         <w:rPr>
           <w:rFonts w:ascii="Arial" w:eastAsia="Arial" w:hAnsi="Arial" w:cs="Arial"/>
-          <w:sz w:val="22"/>
-          <w:szCs w:val="22"/>
-          <w:lang w:val="en-GB"/>
+          <w:b/>
+          <w:i/>
+          <w:color w:val="021A32"/>
+          <w:sz w:val="22"/>
+          <w:szCs w:val="22"/>
         </w:rPr>
       </w:pPr>
+      <w:bookmarkStart w:id="0" w:name="_GoBack"/>
+      <w:r>
+        <w:rPr>
+          <w:rFonts w:ascii="Arial" w:eastAsia="Helvetica Neue" w:hAnsi="Arial" w:cs="Arial"/>
+          <w:sz w:val="22"/>
+          <w:szCs w:val="22"/>
+        </w:rPr>
+        <w:t>La réalisation de cette étude se décompose en {</w:t>
+      </w:r>
       <w:proofErr w:type="gramStart"/>
       <w:r>
         <w:rPr>
-          <w:rFonts w:ascii="Arial" w:eastAsia="Arial" w:hAnsi="Arial" w:cs="Arial"/>
-          <w:b/>
-          <w:sz w:val="22"/>
-          <w:szCs w:val="22"/>
-          <w:lang w:val="en-GB"/>
-        </w:rPr>
-        <w:t>Description :</w:t>
+          <w:rFonts w:ascii="Arial" w:eastAsia="Helvetica Neue" w:hAnsi="Arial" w:cs="Arial"/>
+          <w:sz w:val="22"/>
+          <w:szCs w:val="22"/>
+        </w:rPr>
+        <w:t>{</w:t>
+      </w:r>
+      <w:r>
+        <w:rPr>
+          <w:rFonts w:ascii="Arial" w:eastAsia="Helvetica Neue" w:hAnsi="Arial" w:cs="Arial"/>
+          <w:sz w:val="22"/>
+          <w:szCs w:val="22"/>
+        </w:rPr>
+        <w:t xml:space="preserve"> </w:t>
+      </w:r>
+      <w:proofErr w:type="spellStart"/>
+      <w:r>
+        <w:rPr>
+          <w:rFonts w:ascii="Arial" w:eastAsia="Helvetica Neue" w:hAnsi="Arial" w:cs="Arial"/>
+          <w:sz w:val="22"/>
+          <w:szCs w:val="22"/>
+        </w:rPr>
+        <w:t>etude.</w:t>
+      </w:r>
+      <w:r>
+        <w:rPr>
+          <w:rFonts w:ascii="Arial" w:eastAsia="Helvetica Neue" w:hAnsi="Arial" w:cs="Arial"/>
+          <w:sz w:val="22"/>
+          <w:szCs w:val="22"/>
+        </w:rPr>
+        <w:t>currentGroupes.groupe</w:t>
       </w:r>
       <w:proofErr w:type="gramEnd"/>
       <w:r>
         <w:rPr>
-          <w:rFonts w:ascii="Arial" w:eastAsia="Arial" w:hAnsi="Arial" w:cs="Arial"/>
-          <w:sz w:val="22"/>
-          <w:szCs w:val="22"/>
-          <w:lang w:val="en-GB"/>
+          <w:rFonts w:ascii="Arial" w:eastAsia="Helvetica Neue" w:hAnsi="Arial" w:cs="Arial"/>
+          <w:sz w:val="22"/>
+          <w:szCs w:val="22"/>
+        </w:rPr>
+        <w:t>_set.values</w:t>
+      </w:r>
+      <w:proofErr w:type="spellEnd"/>
+      <w:r>
+        <w:rPr>
+          <w:rFonts w:ascii="Arial" w:eastAsia="Helvetica Neue" w:hAnsi="Arial" w:cs="Arial"/>
+          <w:sz w:val="22"/>
+          <w:szCs w:val="22"/>
+        </w:rPr>
+        <w:t xml:space="preserve">() | </w:t>
+      </w:r>
+      <w:proofErr w:type="spellStart"/>
+      <w:r>
+        <w:rPr>
+          <w:rFonts w:ascii="Arial" w:eastAsia="Helvetica Neue" w:hAnsi="Arial" w:cs="Arial"/>
+          <w:sz w:val="22"/>
+          <w:szCs w:val="22"/>
+        </w:rPr>
+        <w:t>length</w:t>
+      </w:r>
+      <w:proofErr w:type="spellEnd"/>
+      <w:r>
+        <w:rPr>
+          <w:rFonts w:ascii="Arial" w:eastAsia="Helvetica Neue" w:hAnsi="Arial" w:cs="Arial"/>
+          <w:sz w:val="22"/>
+          <w:szCs w:val="22"/>
         </w:rPr>
         <w:t xml:space="preserve"> </w:t>
       </w:r>
+      <w:r>
+        <w:rPr>
+          <w:rFonts w:ascii="Arial" w:eastAsia="Helvetica Neue" w:hAnsi="Arial" w:cs="Arial"/>
+          <w:sz w:val="22"/>
+          <w:szCs w:val="22"/>
+        </w:rPr>
+        <w:t xml:space="preserve">}} </w:t>
+      </w:r>
+      <w:r>
+        <w:rPr>
+          <w:rFonts w:ascii="Arial" w:eastAsia="Helvetica Neue" w:hAnsi="Arial" w:cs="Arial"/>
+          <w:sz w:val="22"/>
+          <w:szCs w:val="22"/>
+        </w:rPr>
+        <w:t>groupe</w:t>
+      </w:r>
+      <w:r>
+        <w:rPr>
+          <w:rFonts w:ascii="Arial" w:eastAsia="Helvetica Neue" w:hAnsi="Arial" w:cs="Arial"/>
+          <w:sz w:val="22"/>
+          <w:szCs w:val="22"/>
+          <w:highlight w:val="yellow"/>
+        </w:rPr>
+        <w:t>s</w:t>
+      </w:r>
+      <w:r>
+        <w:rPr>
+          <w:rFonts w:ascii="Arial" w:eastAsia="Helvetica Neue" w:hAnsi="Arial" w:cs="Arial"/>
+          <w:sz w:val="22"/>
+          <w:szCs w:val="22"/>
+        </w:rPr>
+        <w:t xml:space="preserve"> pour un total de {{ </w:t>
+      </w:r>
+      <w:proofErr w:type="spellStart"/>
+      <w:r>
+        <w:rPr>
+          <w:rFonts w:ascii="Arial" w:eastAsia="Helvetica Neue" w:hAnsi="Arial" w:cs="Arial"/>
+          <w:sz w:val="22"/>
+          <w:szCs w:val="22"/>
+        </w:rPr>
+        <w:t>etude.nbPhases</w:t>
+      </w:r>
+      <w:proofErr w:type="spellEnd"/>
+      <w:r>
+        <w:rPr>
+          <w:rFonts w:ascii="Arial" w:eastAsia="Helvetica Neue" w:hAnsi="Arial" w:cs="Arial"/>
+          <w:sz w:val="22"/>
+          <w:szCs w:val="22"/>
+        </w:rPr>
+        <w:t xml:space="preserve"> }} phase</w:t>
+      </w:r>
+      <w:r>
+        <w:rPr>
+          <w:rFonts w:ascii="Arial" w:eastAsia="Helvetica Neue" w:hAnsi="Arial" w:cs="Arial"/>
+          <w:sz w:val="22"/>
+          <w:szCs w:val="22"/>
+          <w:highlight w:val="yellow"/>
+        </w:rPr>
+        <w:t>s</w:t>
+      </w:r>
+      <w:r>
+        <w:rPr>
+          <w:rFonts w:ascii="Arial" w:eastAsia="Helvetica Neue" w:hAnsi="Arial" w:cs="Arial"/>
+          <w:sz w:val="22"/>
+          <w:szCs w:val="22"/>
+        </w:rPr>
+        <w:t xml:space="preserve"> :</w:t>
+      </w:r>
     </w:p>
-    <w:p>
-      <w:pPr>
-        <w:rPr>
-          <w:rFonts w:ascii="Arial" w:eastAsia="Arial" w:hAnsi="Arial" w:cs="Arial"/>
-          <w:sz w:val="22"/>
-          <w:szCs w:val="22"/>
-          <w:lang w:val="en-GB"/>
-        </w:rPr>
-      </w:pPr>
-      <w:r>
-        <w:rPr>
-          <w:rFonts w:ascii="Arial" w:eastAsia="Arial" w:hAnsi="Arial" w:cs="Arial"/>
-          <w:sz w:val="22"/>
-          <w:szCs w:val="22"/>
-          <w:lang w:val="en-GB"/>
-        </w:rPr>
-        <w:t>{</w:t>
-      </w:r>
-      <w:proofErr w:type="gramStart"/>
-      <w:r>
-        <w:rPr>
-          <w:rFonts w:ascii="Arial" w:eastAsia="Arial" w:hAnsi="Arial" w:cs="Arial"/>
-          <w:sz w:val="22"/>
-          <w:szCs w:val="22"/>
-          <w:lang w:val="en-GB"/>
-        </w:rPr>
-        <w:t xml:space="preserve">{ </w:t>
-      </w:r>
-      <w:proofErr w:type="spellStart"/>
-      <w:r>
-        <w:rPr>
-          <w:rFonts w:ascii="Arial" w:eastAsia="Arial" w:hAnsi="Arial" w:cs="Arial"/>
-          <w:sz w:val="22"/>
-          <w:szCs w:val="22"/>
-          <w:lang w:val="en-GB"/>
-        </w:rPr>
-        <w:t>groupe.description</w:t>
-      </w:r>
-      <w:proofErr w:type="spellEnd"/>
-      <w:proofErr w:type="gramEnd"/>
-      <w:r>
-        <w:rPr>
-          <w:rFonts w:ascii="Arial" w:eastAsia="Arial" w:hAnsi="Arial" w:cs="Arial"/>
-          <w:sz w:val="22"/>
-          <w:szCs w:val="22"/>
-          <w:lang w:val="en-GB"/>
-        </w:rPr>
-        <w:t xml:space="preserve"> }}</w:t>
-      </w:r>
-    </w:p>
-    <w:p>
-      <w:pPr>
-        <w:rPr>
-          <w:rFonts w:ascii="Arial" w:eastAsia="Arial" w:hAnsi="Arial" w:cs="Arial"/>
-          <w:sz w:val="22"/>
-          <w:szCs w:val="22"/>
-          <w:lang w:val="en-GB"/>
-        </w:rPr>
-      </w:pPr>
-      <w:bookmarkStart w:id="1" w:name="_gjdgxs" w:colFirst="0" w:colLast="0"/>
-      <w:bookmarkEnd w:id="1"/>
-    </w:p>
-    <w:p>
-      <w:pPr>
-        <w:rPr>
-          <w:rFonts w:ascii="Arial" w:eastAsia="Arial" w:hAnsi="Arial" w:cs="Arial"/>
-          <w:sz w:val="22"/>
-          <w:szCs w:val="22"/>
-          <w:lang w:val="en-GB"/>
-        </w:rPr>
-      </w:pPr>
-      <w:r>
-        <w:rPr>
-          <w:rFonts w:ascii="Arial" w:eastAsia="Arial" w:hAnsi="Arial" w:cs="Arial"/>
-          <w:b/>
-          <w:sz w:val="22"/>
-          <w:szCs w:val="22"/>
-          <w:lang w:val="en-GB"/>
-        </w:rPr>
-        <w:t>Objectifs :</w:t>
-      </w:r>
-      <w:r>
-        <w:rPr>
-          <w:rFonts w:ascii="Arial" w:eastAsia="Arial" w:hAnsi="Arial" w:cs="Arial"/>
-          <w:sz w:val="22"/>
-          <w:szCs w:val="22"/>
-          <w:lang w:val="en-GB"/>
-        </w:rPr>
-        <w:t xml:space="preserve"> {%for phase in groupe.phase</w:t>
-      </w:r>
-      <w:r>
-        <w:rPr>
-          <w:rFonts w:ascii="Arial" w:eastAsia="Arial" w:hAnsi="Arial" w:cs="Arial"/>
-          <w:sz w:val="22"/>
-          <w:szCs w:val="22"/>
-          <w:lang w:val="en-GB"/>
-        </w:rPr>
-        <w:t>_set.values()</w:t>
-      </w:r>
-      <w:r>
-        <w:rPr>
-          <w:rFonts w:ascii="Arial" w:eastAsia="Arial" w:hAnsi="Arial" w:cs="Arial"/>
-          <w:sz w:val="22"/>
-          <w:szCs w:val="22"/>
-          <w:lang w:val="en-GB"/>
-        </w:rPr>
-        <w:t xml:space="preserve"> | sort(attribute=’index’)</w:t>
-      </w:r>
-      <w:r>
-        <w:rPr>
-          <w:rFonts w:ascii="Arial" w:eastAsia="Arial" w:hAnsi="Arial" w:cs="Arial"/>
-          <w:sz w:val="22"/>
-          <w:szCs w:val="22"/>
-          <w:lang w:val="en-GB"/>
-        </w:rPr>
-        <w:t xml:space="preserve"> %}</w:t>
-      </w:r>
-    </w:p>
-    <w:p>
-      <w:pPr>
-        <w:rPr>
-          <w:rFonts w:ascii="Arial" w:eastAsia="Arial" w:hAnsi="Arial" w:cs="Arial"/>
-          <w:sz w:val="22"/>
-          <w:szCs w:val="22"/>
-          <w:lang w:val="en-GB"/>
-        </w:rPr>
-      </w:pPr>
-      <w:r>
-        <w:rPr>
-          <w:rFonts w:ascii="Arial" w:eastAsia="Arial" w:hAnsi="Arial" w:cs="Arial"/>
-          <w:sz w:val="22"/>
-          <w:szCs w:val="22"/>
-          <w:lang w:val="en-GB"/>
-        </w:rPr>
-        <w:t>{{ phase.</w:t>
-      </w:r>
-      <w:r>
-        <w:rPr>
-          <w:rFonts w:ascii="Arial" w:eastAsia="Arial" w:hAnsi="Arial" w:cs="Arial"/>
-          <w:sz w:val="22"/>
-          <w:szCs w:val="22"/>
-          <w:lang w:val="en-GB"/>
-        </w:rPr>
-        <w:t xml:space="preserve">goals </w:t>
-      </w:r>
-      <w:r>
-        <w:rPr>
-          <w:rFonts w:ascii="Arial" w:eastAsia="Arial" w:hAnsi="Arial" w:cs="Arial"/>
-          <w:sz w:val="22"/>
-          <w:szCs w:val="22"/>
-          <w:lang w:val="en-GB"/>
-        </w:rPr>
-        <w:t>}}</w:t>
-      </w:r>
-    </w:p>
-    <w:p>
-      <w:pPr>
-        <w:rPr>
-          <w:rFonts w:ascii="Arial" w:eastAsia="Arial" w:hAnsi="Arial" w:cs="Arial"/>
-          <w:sz w:val="22"/>
-          <w:szCs w:val="22"/>
-        </w:rPr>
-      </w:pPr>
-      <w:r>
-        <w:rPr>
-          <w:rFonts w:ascii="Arial" w:eastAsia="Arial" w:hAnsi="Arial" w:cs="Arial"/>
-          <w:sz w:val="22"/>
-          <w:szCs w:val="22"/>
-        </w:rPr>
-        <w:t>{%</w:t>
-      </w:r>
-      <w:proofErr w:type="spellStart"/>
-      <w:r>
-        <w:rPr>
-          <w:rFonts w:ascii="Arial" w:eastAsia="Arial" w:hAnsi="Arial" w:cs="Arial"/>
-          <w:sz w:val="22"/>
-          <w:szCs w:val="22"/>
-        </w:rPr>
-        <w:t>endfor</w:t>
-      </w:r>
-      <w:proofErr w:type="spellEnd"/>
-      <w:r>
-        <w:rPr>
-          <w:rFonts w:ascii="Arial" w:eastAsia="Arial" w:hAnsi="Arial" w:cs="Arial"/>
-          <w:sz w:val="22"/>
-          <w:szCs w:val="22"/>
-        </w:rPr>
-        <w:t>%}</w:t>
-      </w:r>
-    </w:p>
+    <w:bookmarkEnd w:id="0"/>
     <w:p>
       <w:pPr>
         <w:rPr>
@@ -1209,15 +839,655 @@
           <w:sz w:val="22"/>
           <w:szCs w:val="22"/>
         </w:rPr>
+        <w:t xml:space="preserve">{%for groupe in </w:t>
+      </w:r>
+      <w:proofErr w:type="spellStart"/>
+      <w:r>
+        <w:rPr>
+          <w:rFonts w:ascii="Arial" w:eastAsia="Arial" w:hAnsi="Arial" w:cs="Arial"/>
+          <w:b/>
+          <w:sz w:val="22"/>
+          <w:szCs w:val="22"/>
+        </w:rPr>
+        <w:t>etude.currentGroupes.groupe_</w:t>
+      </w:r>
+      <w:proofErr w:type="gramStart"/>
+      <w:r>
+        <w:rPr>
+          <w:rFonts w:ascii="Arial" w:eastAsia="Arial" w:hAnsi="Arial" w:cs="Arial"/>
+          <w:b/>
+          <w:sz w:val="22"/>
+          <w:szCs w:val="22"/>
+        </w:rPr>
+        <w:t>set.iterator</w:t>
+      </w:r>
+      <w:proofErr w:type="spellEnd"/>
+      <w:r>
+        <w:rPr>
+          <w:rFonts w:ascii="Arial" w:eastAsia="Arial" w:hAnsi="Arial" w:cs="Arial"/>
+          <w:b/>
+          <w:sz w:val="22"/>
+          <w:szCs w:val="22"/>
+        </w:rPr>
+        <w:t>(</w:t>
+      </w:r>
+      <w:proofErr w:type="gramEnd"/>
+      <w:r>
+        <w:rPr>
+          <w:rFonts w:ascii="Arial" w:eastAsia="Arial" w:hAnsi="Arial" w:cs="Arial"/>
+          <w:b/>
+          <w:sz w:val="22"/>
+          <w:szCs w:val="22"/>
+        </w:rPr>
+        <w:t>) | sort(</w:t>
+      </w:r>
+      <w:proofErr w:type="spellStart"/>
+      <w:r>
+        <w:rPr>
+          <w:rFonts w:ascii="Arial" w:eastAsia="Arial" w:hAnsi="Arial" w:cs="Arial"/>
+          <w:b/>
+          <w:sz w:val="22"/>
+          <w:szCs w:val="22"/>
+        </w:rPr>
+        <w:t>attribute</w:t>
+      </w:r>
+      <w:proofErr w:type="spellEnd"/>
+      <w:r>
+        <w:rPr>
+          <w:rFonts w:ascii="Arial" w:eastAsia="Arial" w:hAnsi="Arial" w:cs="Arial"/>
+          <w:b/>
+          <w:sz w:val="22"/>
+          <w:szCs w:val="22"/>
+        </w:rPr>
+        <w:t>=’index’) %}</w:t>
+      </w:r>
+      <w:r>
+        <w:rPr>
+          <w:rFonts w:ascii="Arial" w:eastAsia="Arial" w:hAnsi="Arial" w:cs="Arial"/>
+          <w:b/>
+          <w:szCs w:val="22"/>
+        </w:rPr>
+        <w:t>Groupe {{</w:t>
+      </w:r>
+      <w:proofErr w:type="spellStart"/>
+      <w:r>
+        <w:rPr>
+          <w:rFonts w:ascii="Arial" w:eastAsia="Arial" w:hAnsi="Arial" w:cs="Arial"/>
+          <w:b/>
+          <w:szCs w:val="22"/>
+        </w:rPr>
+        <w:t>loop.index</w:t>
+      </w:r>
+      <w:proofErr w:type="spellEnd"/>
+      <w:r>
+        <w:rPr>
+          <w:rFonts w:ascii="Arial" w:eastAsia="Arial" w:hAnsi="Arial" w:cs="Arial"/>
+          <w:b/>
+          <w:szCs w:val="22"/>
+        </w:rPr>
+        <w:t>}} : {</w:t>
+      </w:r>
+      <w:proofErr w:type="gramStart"/>
+      <w:r>
+        <w:rPr>
+          <w:rFonts w:ascii="Arial" w:eastAsia="Arial" w:hAnsi="Arial" w:cs="Arial"/>
+          <w:b/>
+          <w:szCs w:val="22"/>
+        </w:rPr>
+        <w:t xml:space="preserve">{ </w:t>
+      </w:r>
+      <w:proofErr w:type="spellStart"/>
+      <w:r>
+        <w:rPr>
+          <w:rFonts w:ascii="Arial" w:eastAsia="Arial" w:hAnsi="Arial" w:cs="Arial"/>
+          <w:b/>
+          <w:szCs w:val="22"/>
+        </w:rPr>
+        <w:t>groupe.title</w:t>
+      </w:r>
+      <w:proofErr w:type="spellEnd"/>
+      <w:proofErr w:type="gramEnd"/>
+      <w:r>
+        <w:rPr>
+          <w:rFonts w:ascii="Arial" w:eastAsia="Arial" w:hAnsi="Arial" w:cs="Arial"/>
+          <w:b/>
+          <w:szCs w:val="22"/>
+        </w:rPr>
+        <w:t xml:space="preserve"> }}</w:t>
+      </w:r>
+    </w:p>
+    <w:p>
+      <w:pPr>
+        <w:rPr>
+          <w:rFonts w:ascii="Arial" w:eastAsia="Arial" w:hAnsi="Arial" w:cs="Arial"/>
+          <w:b/>
+          <w:sz w:val="22"/>
+          <w:szCs w:val="22"/>
+        </w:rPr>
+      </w:pPr>
+    </w:p>
+    <w:p>
+      <w:pPr>
+        <w:rPr>
+          <w:rFonts w:ascii="Arial" w:eastAsia="Arial" w:hAnsi="Arial" w:cs="Arial"/>
+          <w:szCs w:val="22"/>
+          <w:lang w:val="en-GB"/>
+        </w:rPr>
+      </w:pPr>
+      <w:proofErr w:type="gramStart"/>
+      <w:r>
+        <w:rPr>
+          <w:rFonts w:ascii="Arial" w:eastAsia="Arial" w:hAnsi="Arial" w:cs="Arial"/>
+          <w:b/>
+          <w:szCs w:val="22"/>
+          <w:lang w:val="en-GB"/>
+        </w:rPr>
+        <w:t>Description :</w:t>
+      </w:r>
+      <w:proofErr w:type="gramEnd"/>
+      <w:r>
+        <w:rPr>
+          <w:rFonts w:ascii="Arial" w:eastAsia="Arial" w:hAnsi="Arial" w:cs="Arial"/>
+          <w:szCs w:val="22"/>
+          <w:lang w:val="en-GB"/>
+        </w:rPr>
+        <w:t xml:space="preserve"> </w:t>
+      </w:r>
+    </w:p>
+    <w:p>
+      <w:pPr>
+        <w:rPr>
+          <w:rFonts w:ascii="Arial" w:eastAsia="Arial" w:hAnsi="Arial" w:cs="Arial"/>
+          <w:sz w:val="22"/>
+          <w:szCs w:val="22"/>
+          <w:lang w:val="en-GB"/>
+        </w:rPr>
+      </w:pPr>
+      <w:r>
+        <w:rPr>
+          <w:rFonts w:ascii="Arial" w:eastAsia="Arial" w:hAnsi="Arial" w:cs="Arial"/>
+          <w:sz w:val="22"/>
+          <w:szCs w:val="22"/>
+          <w:lang w:val="en-GB"/>
+        </w:rPr>
+        <w:tab/>
+      </w:r>
+      <w:r>
+        <w:rPr>
+          <w:rFonts w:ascii="Arial" w:eastAsia="Arial" w:hAnsi="Arial" w:cs="Arial"/>
+          <w:sz w:val="22"/>
+          <w:szCs w:val="22"/>
+          <w:lang w:val="en-GB"/>
+        </w:rPr>
+        <w:t>{</w:t>
+      </w:r>
+      <w:proofErr w:type="gramStart"/>
+      <w:r>
+        <w:rPr>
+          <w:rFonts w:ascii="Arial" w:eastAsia="Arial" w:hAnsi="Arial" w:cs="Arial"/>
+          <w:sz w:val="22"/>
+          <w:szCs w:val="22"/>
+          <w:lang w:val="en-GB"/>
+        </w:rPr>
+        <w:t xml:space="preserve">{ </w:t>
+      </w:r>
+      <w:proofErr w:type="spellStart"/>
+      <w:r>
+        <w:rPr>
+          <w:rFonts w:ascii="Arial" w:eastAsia="Arial" w:hAnsi="Arial" w:cs="Arial"/>
+          <w:sz w:val="22"/>
+          <w:szCs w:val="22"/>
+          <w:lang w:val="en-GB"/>
+        </w:rPr>
+        <w:t>groupe.description</w:t>
+      </w:r>
+      <w:proofErr w:type="spellEnd"/>
+      <w:proofErr w:type="gramEnd"/>
+      <w:r>
+        <w:rPr>
+          <w:rFonts w:ascii="Arial" w:eastAsia="Arial" w:hAnsi="Arial" w:cs="Arial"/>
+          <w:sz w:val="22"/>
+          <w:szCs w:val="22"/>
+          <w:lang w:val="en-GB"/>
+        </w:rPr>
+        <w:t xml:space="preserve"> }}</w:t>
+      </w:r>
+    </w:p>
+    <w:p>
+      <w:pPr>
+        <w:rPr>
+          <w:rFonts w:ascii="Arial" w:eastAsia="Arial" w:hAnsi="Arial" w:cs="Arial"/>
+          <w:sz w:val="22"/>
+          <w:szCs w:val="22"/>
+          <w:lang w:val="en-GB"/>
+        </w:rPr>
+      </w:pPr>
+      <w:bookmarkStart w:id="1" w:name="_gjdgxs" w:colFirst="0" w:colLast="0"/>
+      <w:bookmarkEnd w:id="1"/>
+      <w:r>
+        <w:rPr>
+          <w:rFonts w:ascii="Arial" w:eastAsia="Arial" w:hAnsi="Arial" w:cs="Arial"/>
+          <w:sz w:val="22"/>
+          <w:szCs w:val="22"/>
+          <w:lang w:val="en-GB"/>
+        </w:rPr>
+        <w:t xml:space="preserve">{%for phase in </w:t>
+      </w:r>
+      <w:proofErr w:type="spellStart"/>
+      <w:r>
+        <w:rPr>
+          <w:rFonts w:ascii="Arial" w:eastAsia="Arial" w:hAnsi="Arial" w:cs="Arial"/>
+          <w:sz w:val="22"/>
+          <w:szCs w:val="22"/>
+          <w:lang w:val="en-GB"/>
+        </w:rPr>
+        <w:t>groupe.phase_</w:t>
+      </w:r>
+      <w:proofErr w:type="gramStart"/>
+      <w:r>
+        <w:rPr>
+          <w:rFonts w:ascii="Arial" w:eastAsia="Arial" w:hAnsi="Arial" w:cs="Arial"/>
+          <w:sz w:val="22"/>
+          <w:szCs w:val="22"/>
+          <w:lang w:val="en-GB"/>
+        </w:rPr>
+        <w:t>set.values</w:t>
+      </w:r>
+      <w:proofErr w:type="spellEnd"/>
+      <w:r>
+        <w:rPr>
+          <w:rFonts w:ascii="Arial" w:eastAsia="Arial" w:hAnsi="Arial" w:cs="Arial"/>
+          <w:sz w:val="22"/>
+          <w:szCs w:val="22"/>
+          <w:lang w:val="en-GB"/>
+        </w:rPr>
+        <w:t>(</w:t>
+      </w:r>
+      <w:proofErr w:type="gramEnd"/>
+      <w:r>
+        <w:rPr>
+          <w:rFonts w:ascii="Arial" w:eastAsia="Arial" w:hAnsi="Arial" w:cs="Arial"/>
+          <w:sz w:val="22"/>
+          <w:szCs w:val="22"/>
+          <w:lang w:val="en-GB"/>
+        </w:rPr>
+        <w:t>) | sort(attribute=’index’) %}</w:t>
+      </w:r>
+    </w:p>
+    <w:p>
+      <w:pPr>
+        <w:rPr>
+          <w:rFonts w:ascii="Arial" w:eastAsia="Arial" w:hAnsi="Arial" w:cs="Arial"/>
+          <w:sz w:val="22"/>
+          <w:szCs w:val="22"/>
+          <w:lang w:val="en-GB"/>
+        </w:rPr>
+      </w:pPr>
+      <w:r>
+        <w:rPr>
+          <w:rFonts w:ascii="Arial" w:eastAsia="Arial" w:hAnsi="Arial" w:cs="Arial"/>
+          <w:b/>
+          <w:sz w:val="22"/>
+          <w:szCs w:val="22"/>
+          <w:lang w:val="en-GB"/>
+        </w:rPr>
+        <w:t>Phase</w:t>
+      </w:r>
+      <w:r>
+        <w:rPr>
+          <w:rFonts w:ascii="Arial" w:eastAsia="Arial" w:hAnsi="Arial" w:cs="Arial"/>
+          <w:b/>
+          <w:sz w:val="22"/>
+          <w:szCs w:val="22"/>
+          <w:lang w:val="en-GB"/>
+        </w:rPr>
+        <w:t xml:space="preserve"> </w:t>
+      </w:r>
+      <w:r>
+        <w:rPr>
+          <w:rFonts w:ascii="Arial" w:eastAsia="Arial" w:hAnsi="Arial" w:cs="Arial"/>
+          <w:b/>
+          <w:sz w:val="22"/>
+          <w:szCs w:val="22"/>
+          <w:lang w:val="en-GB"/>
+        </w:rPr>
+        <w:t>{{</w:t>
+      </w:r>
+      <w:proofErr w:type="spellStart"/>
+      <w:r>
+        <w:rPr>
+          <w:rFonts w:ascii="Arial" w:eastAsia="Arial" w:hAnsi="Arial" w:cs="Arial"/>
+          <w:b/>
+          <w:sz w:val="22"/>
+          <w:szCs w:val="22"/>
+          <w:lang w:val="en-GB"/>
+        </w:rPr>
+        <w:t>phase.title</w:t>
+      </w:r>
+      <w:proofErr w:type="spellEnd"/>
+      <w:r>
+        <w:rPr>
+          <w:rFonts w:ascii="Arial" w:eastAsia="Arial" w:hAnsi="Arial" w:cs="Arial"/>
+          <w:b/>
+          <w:sz w:val="22"/>
+          <w:szCs w:val="22"/>
+          <w:lang w:val="en-GB"/>
+        </w:rPr>
+        <w:t>}</w:t>
+      </w:r>
+      <w:proofErr w:type="gramStart"/>
+      <w:r>
+        <w:rPr>
+          <w:rFonts w:ascii="Arial" w:eastAsia="Arial" w:hAnsi="Arial" w:cs="Arial"/>
+          <w:b/>
+          <w:sz w:val="22"/>
+          <w:szCs w:val="22"/>
+          <w:lang w:val="en-GB"/>
+        </w:rPr>
+        <w:t xml:space="preserve">} </w:t>
+      </w:r>
+      <w:r>
+        <w:rPr>
+          <w:rFonts w:ascii="Arial" w:eastAsia="Arial" w:hAnsi="Arial" w:cs="Arial"/>
+          <w:b/>
+          <w:sz w:val="22"/>
+          <w:szCs w:val="22"/>
+          <w:lang w:val="en-GB"/>
+        </w:rPr>
+        <w:t>:</w:t>
+      </w:r>
+      <w:proofErr w:type="gramEnd"/>
+      <w:r>
+        <w:rPr>
+          <w:rFonts w:ascii="Arial" w:eastAsia="Arial" w:hAnsi="Arial" w:cs="Arial"/>
+          <w:sz w:val="22"/>
+          <w:szCs w:val="22"/>
+          <w:lang w:val="en-GB"/>
+        </w:rPr>
+        <w:t xml:space="preserve"> </w:t>
+      </w:r>
+    </w:p>
+    <w:p>
+      <w:pPr>
+        <w:rPr>
+          <w:rFonts w:ascii="Arial" w:eastAsia="Arial" w:hAnsi="Arial" w:cs="Arial"/>
+          <w:b/>
+          <w:sz w:val="22"/>
+          <w:szCs w:val="22"/>
+          <w:lang w:val="en-GB"/>
+        </w:rPr>
+      </w:pPr>
+      <w:proofErr w:type="gramStart"/>
+      <w:r>
+        <w:rPr>
+          <w:rFonts w:ascii="Arial" w:eastAsia="Arial" w:hAnsi="Arial" w:cs="Arial"/>
+          <w:b/>
+          <w:sz w:val="22"/>
+          <w:szCs w:val="22"/>
+          <w:lang w:val="en-GB"/>
+        </w:rPr>
+        <w:t>Description :</w:t>
+      </w:r>
+      <w:proofErr w:type="gramEnd"/>
+    </w:p>
+    <w:p>
+      <w:pPr>
+        <w:rPr>
+          <w:rFonts w:ascii="Arial" w:eastAsia="Arial" w:hAnsi="Arial" w:cs="Arial"/>
+          <w:sz w:val="22"/>
+          <w:szCs w:val="22"/>
+          <w:lang w:val="en-GB"/>
+        </w:rPr>
+      </w:pPr>
+      <w:r>
+        <w:rPr>
+          <w:rFonts w:ascii="Arial" w:eastAsia="Arial" w:hAnsi="Arial" w:cs="Arial"/>
+          <w:sz w:val="22"/>
+          <w:szCs w:val="22"/>
+          <w:lang w:val="en-GB"/>
+        </w:rPr>
+        <w:tab/>
+      </w:r>
+      <w:r>
+        <w:rPr>
+          <w:rFonts w:ascii="Arial" w:eastAsia="Arial" w:hAnsi="Arial" w:cs="Arial"/>
+          <w:sz w:val="22"/>
+          <w:szCs w:val="22"/>
+          <w:lang w:val="en-GB"/>
+        </w:rPr>
+        <w:t>{</w:t>
+      </w:r>
+      <w:proofErr w:type="gramStart"/>
+      <w:r>
+        <w:rPr>
+          <w:rFonts w:ascii="Arial" w:eastAsia="Arial" w:hAnsi="Arial" w:cs="Arial"/>
+          <w:sz w:val="22"/>
+          <w:szCs w:val="22"/>
+          <w:lang w:val="en-GB"/>
+        </w:rPr>
+        <w:t xml:space="preserve">{ </w:t>
+      </w:r>
+      <w:proofErr w:type="spellStart"/>
+      <w:r>
+        <w:rPr>
+          <w:rFonts w:ascii="Arial" w:eastAsia="Arial" w:hAnsi="Arial" w:cs="Arial"/>
+          <w:sz w:val="22"/>
+          <w:szCs w:val="22"/>
+          <w:lang w:val="en-GB"/>
+        </w:rPr>
+        <w:t>phase.</w:t>
+      </w:r>
+      <w:r>
+        <w:rPr>
+          <w:rFonts w:ascii="Arial" w:eastAsia="Arial" w:hAnsi="Arial" w:cs="Arial"/>
+          <w:sz w:val="22"/>
+          <w:szCs w:val="22"/>
+          <w:lang w:val="en-GB"/>
+        </w:rPr>
+        <w:t>description</w:t>
+      </w:r>
+      <w:proofErr w:type="spellEnd"/>
+      <w:proofErr w:type="gramEnd"/>
+      <w:r>
+        <w:rPr>
+          <w:rFonts w:ascii="Arial" w:eastAsia="Arial" w:hAnsi="Arial" w:cs="Arial"/>
+          <w:sz w:val="22"/>
+          <w:szCs w:val="22"/>
+          <w:lang w:val="en-GB"/>
+        </w:rPr>
+        <w:t xml:space="preserve"> }}</w:t>
+      </w:r>
+      <w:r>
+        <w:rPr>
+          <w:rFonts w:ascii="Arial" w:eastAsia="Arial" w:hAnsi="Arial" w:cs="Arial"/>
+          <w:sz w:val="22"/>
+          <w:szCs w:val="22"/>
+          <w:lang w:val="en-GB"/>
+        </w:rPr>
+        <w:t xml:space="preserve"> </w:t>
+      </w:r>
+    </w:p>
+    <w:p>
+      <w:pPr>
+        <w:rPr>
+          <w:rFonts w:ascii="Arial" w:eastAsia="Arial" w:hAnsi="Arial" w:cs="Arial"/>
+          <w:sz w:val="22"/>
+          <w:szCs w:val="22"/>
+          <w:lang w:val="en-GB"/>
+        </w:rPr>
+      </w:pPr>
+    </w:p>
+    <w:p>
+      <w:pPr>
+        <w:rPr>
+          <w:rFonts w:ascii="Arial" w:eastAsia="Arial" w:hAnsi="Arial" w:cs="Arial"/>
+          <w:b/>
+          <w:sz w:val="22"/>
+          <w:szCs w:val="22"/>
+          <w:lang w:val="en-GB"/>
+        </w:rPr>
+      </w:pPr>
+      <w:proofErr w:type="spellStart"/>
+      <w:proofErr w:type="gramStart"/>
+      <w:r>
+        <w:rPr>
+          <w:rFonts w:ascii="Arial" w:eastAsia="Arial" w:hAnsi="Arial" w:cs="Arial"/>
+          <w:b/>
+          <w:sz w:val="22"/>
+          <w:szCs w:val="22"/>
+          <w:lang w:val="en-GB"/>
+        </w:rPr>
+        <w:t>Méthodologie</w:t>
+      </w:r>
+      <w:proofErr w:type="spellEnd"/>
+      <w:r>
+        <w:rPr>
+          <w:rFonts w:ascii="Arial" w:eastAsia="Arial" w:hAnsi="Arial" w:cs="Arial"/>
+          <w:b/>
+          <w:sz w:val="22"/>
+          <w:szCs w:val="22"/>
+          <w:lang w:val="en-GB"/>
+        </w:rPr>
+        <w:t xml:space="preserve"> :</w:t>
+      </w:r>
+      <w:proofErr w:type="gramEnd"/>
+    </w:p>
+    <w:p>
+      <w:pPr>
+        <w:rPr>
+          <w:rFonts w:ascii="Arial" w:eastAsia="Arial" w:hAnsi="Arial" w:cs="Arial"/>
+          <w:sz w:val="22"/>
+          <w:szCs w:val="22"/>
+          <w:lang w:val="en-GB"/>
+        </w:rPr>
+      </w:pPr>
+      <w:r>
+        <w:rPr>
+          <w:rFonts w:ascii="Arial" w:eastAsia="Arial" w:hAnsi="Arial" w:cs="Arial"/>
+          <w:sz w:val="22"/>
+          <w:szCs w:val="22"/>
+          <w:lang w:val="en-GB"/>
+        </w:rPr>
+        <w:tab/>
+      </w:r>
+      <w:r>
+        <w:rPr>
+          <w:rFonts w:ascii="Arial" w:eastAsia="Arial" w:hAnsi="Arial" w:cs="Arial"/>
+          <w:sz w:val="22"/>
+          <w:szCs w:val="22"/>
+          <w:lang w:val="en-GB"/>
+        </w:rPr>
+        <w:t>{</w:t>
+      </w:r>
+      <w:proofErr w:type="gramStart"/>
+      <w:r>
+        <w:rPr>
+          <w:rFonts w:ascii="Arial" w:eastAsia="Arial" w:hAnsi="Arial" w:cs="Arial"/>
+          <w:sz w:val="22"/>
+          <w:szCs w:val="22"/>
+          <w:lang w:val="en-GB"/>
+        </w:rPr>
+        <w:t xml:space="preserve">{ </w:t>
+      </w:r>
+      <w:proofErr w:type="spellStart"/>
+      <w:r>
+        <w:rPr>
+          <w:rFonts w:ascii="Arial" w:eastAsia="Arial" w:hAnsi="Arial" w:cs="Arial"/>
+          <w:sz w:val="22"/>
+          <w:szCs w:val="22"/>
+          <w:lang w:val="en-GB"/>
+        </w:rPr>
+        <w:t>phase.</w:t>
+      </w:r>
+      <w:r>
+        <w:rPr>
+          <w:rFonts w:ascii="Arial" w:eastAsia="Arial" w:hAnsi="Arial" w:cs="Arial"/>
+          <w:sz w:val="22"/>
+          <w:szCs w:val="22"/>
+          <w:lang w:val="en-GB"/>
+        </w:rPr>
+        <w:t>methodologie</w:t>
+      </w:r>
+      <w:proofErr w:type="spellEnd"/>
+      <w:proofErr w:type="gramEnd"/>
+      <w:r>
+        <w:rPr>
+          <w:rFonts w:ascii="Arial" w:eastAsia="Arial" w:hAnsi="Arial" w:cs="Arial"/>
+          <w:sz w:val="22"/>
+          <w:szCs w:val="22"/>
+          <w:lang w:val="en-GB"/>
+        </w:rPr>
+        <w:t xml:space="preserve"> }}</w:t>
+      </w:r>
+    </w:p>
+    <w:p>
+      <w:pPr>
+        <w:rPr>
+          <w:rFonts w:ascii="Arial" w:eastAsia="Arial" w:hAnsi="Arial" w:cs="Arial"/>
+          <w:sz w:val="22"/>
+          <w:szCs w:val="22"/>
+          <w:lang w:val="en-GB"/>
+        </w:rPr>
+      </w:pPr>
+      <w:r>
+        <w:rPr>
+          <w:rFonts w:ascii="Arial" w:eastAsia="Arial" w:hAnsi="Arial" w:cs="Arial"/>
+          <w:sz w:val="22"/>
+          <w:szCs w:val="22"/>
+          <w:lang w:val="en-GB"/>
+        </w:rPr>
         <w:t>{%</w:t>
       </w:r>
       <w:proofErr w:type="spellStart"/>
+      <w:proofErr w:type="gramStart"/>
+      <w:r>
+        <w:rPr>
+          <w:rFonts w:ascii="Arial" w:eastAsia="Arial" w:hAnsi="Arial" w:cs="Arial"/>
+          <w:sz w:val="22"/>
+          <w:szCs w:val="22"/>
+          <w:lang w:val="en-GB"/>
+        </w:rPr>
+        <w:t>endfor</w:t>
+      </w:r>
+      <w:proofErr w:type="spellEnd"/>
+      <w:r>
+        <w:rPr>
+          <w:rFonts w:ascii="Arial" w:eastAsia="Arial" w:hAnsi="Arial" w:cs="Arial"/>
+          <w:sz w:val="22"/>
+          <w:szCs w:val="22"/>
+          <w:lang w:val="en-GB"/>
+        </w:rPr>
+        <w:t>%</w:t>
+      </w:r>
+      <w:proofErr w:type="gramEnd"/>
+      <w:r>
+        <w:rPr>
+          <w:rFonts w:ascii="Arial" w:eastAsia="Arial" w:hAnsi="Arial" w:cs="Arial"/>
+          <w:sz w:val="22"/>
+          <w:szCs w:val="22"/>
+          <w:lang w:val="en-GB"/>
+        </w:rPr>
+        <w:t>}</w:t>
+      </w:r>
       <w:r>
         <w:rPr>
           <w:rFonts w:ascii="Arial" w:eastAsia="Arial" w:hAnsi="Arial" w:cs="Arial"/>
           <w:b/>
           <w:sz w:val="22"/>
           <w:szCs w:val="22"/>
+          <w:lang w:val="en-GB"/>
+        </w:rPr>
+        <w:t>{%</w:t>
+      </w:r>
+      <w:proofErr w:type="spellStart"/>
+      <w:proofErr w:type="gramStart"/>
+      <w:r>
+        <w:rPr>
+          <w:rFonts w:ascii="Arial" w:eastAsia="Arial" w:hAnsi="Arial" w:cs="Arial"/>
+          <w:b/>
+          <w:sz w:val="22"/>
+          <w:szCs w:val="22"/>
+          <w:lang w:val="en-GB"/>
         </w:rPr>
         <w:t>endfor</w:t>
       </w:r>
@@ -1228,11 +1498,22 @@
           <w:b/>
           <w:sz w:val="22"/>
           <w:szCs w:val="22"/>
-        </w:rPr>
-        <w:t>%}</w:t>
+          <w:lang w:val="en-GB"/>
+        </w:rPr>
+        <w:t>%</w:t>
+      </w:r>
+      <w:proofErr w:type="gramEnd"/>
+      <w:r>
+        <w:rPr>
+          <w:rFonts w:ascii="Arial" w:eastAsia="Arial" w:hAnsi="Arial" w:cs="Arial"/>
+          <w:b/>
+          <w:sz w:val="22"/>
+          <w:szCs w:val="22"/>
+          <w:lang w:val="en-GB"/>
+        </w:rPr>
+        <w:t>}</w:t>
       </w:r>
     </w:p>
-    <w:bookmarkEnd w:id="0"/>
     <w:p>
       <w:pPr>
         <w:rPr>
@@ -1240,14 +1521,15 @@
           <w:color w:val="021A32"/>
           <w:sz w:val="20"/>
           <w:szCs w:val="20"/>
+          <w:lang w:val="en-GB"/>
         </w:rPr>
       </w:pPr>
     </w:p>
     <w:tbl>
       <w:tblPr>
         <w:tblStyle w:val="a"/>
-        <w:tblW w:w="9463" w:type="dxa"/>
-        <w:tblInd w:w="25" w:type="dxa"/>
+        <w:tblW w:w="9716" w:type="dxa"/>
+        <w:tblInd w:w="65" w:type="dxa"/>
         <w:tblBorders>
           <w:top w:val="single" w:sz="4" w:space="0" w:color="000000"/>
           <w:left w:val="single" w:sz="4" w:space="0" w:color="000000"/>
@@ -1263,7 +1545,7 @@
         <w:gridCol w:w="3409"/>
         <w:gridCol w:w="1864"/>
         <w:gridCol w:w="1907"/>
-        <w:gridCol w:w="2283"/>
+        <w:gridCol w:w="2536"/>
       </w:tblGrid>
       <w:tr>
         <w:tc>
@@ -1292,6 +1574,7 @@
                 <w:color w:val="021A32"/>
                 <w:sz w:val="26"/>
                 <w:szCs w:val="26"/>
+                <w:lang w:val="en-GB"/>
               </w:rPr>
             </w:pPr>
             <w:r>
@@ -1300,6 +1583,7 @@
                 <w:color w:val="021A32"/>
                 <w:sz w:val="26"/>
                 <w:szCs w:val="26"/>
+                <w:lang w:val="en-GB"/>
               </w:rPr>
               <w:br/>
             </w:r>
@@ -1379,7 +1663,7 @@
         </w:tc>
         <w:tc>
           <w:tcPr>
-            <w:tcW w:w="2283" w:type="dxa"/>
+            <w:tcW w:w="2536" w:type="dxa"/>
             <w:shd w:val="clear" w:color="auto" w:fill="CACACA"/>
             <w:vAlign w:val="center"/>
           </w:tcPr>
@@ -1417,7 +1701,7 @@
       <w:tr>
         <w:tc>
           <w:tcPr>
-            <w:tcW w:w="9463" w:type="dxa"/>
+            <w:tcW w:w="9716" w:type="dxa"/>
             <w:gridSpan w:val="4"/>
             <w:shd w:val="clear" w:color="auto" w:fill="8F8F8F"/>
           </w:tcPr>
@@ -1428,7 +1712,6 @@
                 <w:b/>
                 <w:sz w:val="22"/>
                 <w:szCs w:val="22"/>
-                <w:lang w:val="en-GB"/>
               </w:rPr>
             </w:pPr>
             <w:r>
@@ -1438,130 +1721,831 @@
                 <w:color w:val="FFFFFF"/>
                 <w:sz w:val="26"/>
                 <w:szCs w:val="26"/>
+              </w:rPr>
+              <w:t xml:space="preserve">{% for groupe in </w:t>
+            </w:r>
+            <w:proofErr w:type="spellStart"/>
+            <w:r>
+              <w:rPr>
+                <w:rFonts w:ascii="Arial" w:eastAsia="Arial" w:hAnsi="Arial" w:cs="Arial"/>
+                <w:b/>
+                <w:color w:val="FFFFFF"/>
+                <w:sz w:val="26"/>
+                <w:szCs w:val="26"/>
+              </w:rPr>
+              <w:t>etude.currentGroupes.group</w:t>
+            </w:r>
+            <w:r>
+              <w:rPr>
+                <w:rFonts w:ascii="Arial" w:eastAsia="Arial" w:hAnsi="Arial" w:cs="Arial"/>
+                <w:b/>
+                <w:color w:val="FFFFFF"/>
+                <w:sz w:val="26"/>
+                <w:szCs w:val="26"/>
+              </w:rPr>
+              <w:t>e</w:t>
+            </w:r>
+            <w:r>
+              <w:rPr>
+                <w:rFonts w:ascii="Arial" w:eastAsia="Arial" w:hAnsi="Arial" w:cs="Arial"/>
+                <w:b/>
+                <w:color w:val="FFFFFF"/>
+                <w:sz w:val="26"/>
+                <w:szCs w:val="26"/>
+              </w:rPr>
+              <w:t>_</w:t>
+            </w:r>
+            <w:proofErr w:type="gramStart"/>
+            <w:r>
+              <w:rPr>
+                <w:rFonts w:ascii="Arial" w:eastAsia="Arial" w:hAnsi="Arial" w:cs="Arial"/>
+                <w:b/>
+                <w:color w:val="FFFFFF"/>
+                <w:sz w:val="26"/>
+                <w:szCs w:val="26"/>
+              </w:rPr>
+              <w:t>s</w:t>
+            </w:r>
+            <w:r>
+              <w:rPr>
+                <w:rFonts w:ascii="Arial" w:eastAsia="Arial" w:hAnsi="Arial" w:cs="Arial"/>
+                <w:b/>
+                <w:color w:val="FFFFFF"/>
+                <w:sz w:val="26"/>
+                <w:szCs w:val="26"/>
+              </w:rPr>
+              <w:t>et.iterator</w:t>
+            </w:r>
+            <w:proofErr w:type="spellEnd"/>
+            <w:r>
+              <w:rPr>
+                <w:rFonts w:ascii="Arial" w:eastAsia="Arial" w:hAnsi="Arial" w:cs="Arial"/>
+                <w:b/>
+                <w:color w:val="FFFFFF"/>
+                <w:sz w:val="26"/>
+                <w:szCs w:val="26"/>
+              </w:rPr>
+              <w:t>(</w:t>
+            </w:r>
+            <w:proofErr w:type="gramEnd"/>
+            <w:r>
+              <w:rPr>
+                <w:rFonts w:ascii="Arial" w:eastAsia="Arial" w:hAnsi="Arial" w:cs="Arial"/>
+                <w:b/>
+                <w:color w:val="FFFFFF"/>
+                <w:sz w:val="26"/>
+                <w:szCs w:val="26"/>
+              </w:rPr>
+              <w:t>) | sort(</w:t>
+            </w:r>
+            <w:proofErr w:type="spellStart"/>
+            <w:r>
+              <w:rPr>
+                <w:rFonts w:ascii="Arial" w:eastAsia="Arial" w:hAnsi="Arial" w:cs="Arial"/>
+                <w:b/>
+                <w:color w:val="FFFFFF"/>
+                <w:sz w:val="26"/>
+                <w:szCs w:val="26"/>
+              </w:rPr>
+              <w:t>attribute</w:t>
+            </w:r>
+            <w:proofErr w:type="spellEnd"/>
+            <w:r>
+              <w:rPr>
+                <w:rFonts w:ascii="Arial" w:eastAsia="Arial" w:hAnsi="Arial" w:cs="Arial"/>
+                <w:b/>
+                <w:color w:val="FFFFFF"/>
+                <w:sz w:val="26"/>
+                <w:szCs w:val="26"/>
+              </w:rPr>
+              <w:t>=’index’) %} Phase {</w:t>
+            </w:r>
+            <w:proofErr w:type="gramStart"/>
+            <w:r>
+              <w:rPr>
+                <w:rFonts w:ascii="Arial" w:eastAsia="Arial" w:hAnsi="Arial" w:cs="Arial"/>
+                <w:b/>
+                <w:color w:val="FFFFFF"/>
+                <w:sz w:val="26"/>
+                <w:szCs w:val="26"/>
+              </w:rPr>
+              <w:t xml:space="preserve">{ </w:t>
+            </w:r>
+            <w:proofErr w:type="spellStart"/>
+            <w:r>
+              <w:rPr>
+                <w:rFonts w:ascii="Arial" w:eastAsia="Arial" w:hAnsi="Arial" w:cs="Arial"/>
+                <w:b/>
+                <w:color w:val="FFFFFF"/>
+                <w:sz w:val="26"/>
+                <w:szCs w:val="26"/>
+              </w:rPr>
+              <w:t>loop.index</w:t>
+            </w:r>
+            <w:proofErr w:type="spellEnd"/>
+            <w:proofErr w:type="gramEnd"/>
+            <w:r>
+              <w:rPr>
+                <w:rFonts w:ascii="Arial" w:eastAsia="Arial" w:hAnsi="Arial" w:cs="Arial"/>
+                <w:b/>
+                <w:color w:val="FFFFFF"/>
+                <w:sz w:val="26"/>
+                <w:szCs w:val="26"/>
+              </w:rPr>
+              <w:t xml:space="preserve"> }} : {{ </w:t>
+            </w:r>
+            <w:proofErr w:type="spellStart"/>
+            <w:r>
+              <w:rPr>
+                <w:rFonts w:ascii="Arial" w:eastAsia="Arial" w:hAnsi="Arial" w:cs="Arial"/>
+                <w:b/>
+                <w:color w:val="FFFFFF"/>
+                <w:sz w:val="26"/>
+                <w:szCs w:val="26"/>
+              </w:rPr>
+              <w:t>groupe.title</w:t>
+            </w:r>
+            <w:proofErr w:type="spellEnd"/>
+            <w:r>
+              <w:rPr>
+                <w:rFonts w:ascii="Arial" w:eastAsia="Arial" w:hAnsi="Arial" w:cs="Arial"/>
+                <w:b/>
+                <w:color w:val="FFFFFF"/>
+                <w:sz w:val="26"/>
+                <w:szCs w:val="26"/>
+              </w:rPr>
+              <w:t xml:space="preserve"> }}</w:t>
+            </w:r>
+          </w:p>
+        </w:tc>
+      </w:tr>
+      <w:tr>
+        <w:tc>
+          <w:tcPr>
+            <w:tcW w:w="3409" w:type="dxa"/>
+            <w:shd w:val="clear" w:color="auto" w:fill="F2F2F2" w:themeFill="background1" w:themeFillShade="F2"/>
+            <w:vAlign w:val="center"/>
+          </w:tcPr>
+          <w:p>
+            <w:pPr>
+              <w:pBdr>
+                <w:top w:val="nil"/>
+                <w:left w:val="nil"/>
+                <w:bottom w:val="nil"/>
+                <w:right w:val="nil"/>
+                <w:between w:val="nil"/>
+              </w:pBdr>
+              <w:spacing w:before="60" w:after="60"/>
+              <w:jc w:val="left"/>
+              <w:rPr>
+                <w:rFonts w:ascii="Arial" w:eastAsia="Arial" w:hAnsi="Arial" w:cs="Arial"/>
+                <w:color w:val="021A32"/>
+                <w:sz w:val="26"/>
+                <w:szCs w:val="26"/>
+                <w:lang w:val="en-GB"/>
+              </w:rPr>
+            </w:pPr>
+            <w:r>
+              <w:rPr>
+                <w:rFonts w:ascii="Arial" w:eastAsia="Arial" w:hAnsi="Arial" w:cs="Arial"/>
+                <w:color w:val="021A32"/>
+                <w:sz w:val="26"/>
+                <w:szCs w:val="26"/>
+                <w:lang w:val="en-GB"/>
+              </w:rPr>
+              <w:lastRenderedPageBreak/>
+              <w:t xml:space="preserve">{%for phase in </w:t>
+            </w:r>
+            <w:proofErr w:type="spellStart"/>
+            <w:r>
+              <w:rPr>
+                <w:rFonts w:ascii="Arial" w:eastAsia="Arial" w:hAnsi="Arial" w:cs="Arial"/>
+                <w:color w:val="021A32"/>
+                <w:sz w:val="26"/>
+                <w:szCs w:val="26"/>
+                <w:lang w:val="en-GB"/>
+              </w:rPr>
+              <w:t>groupe.phase_set.iterator</w:t>
+            </w:r>
+            <w:proofErr w:type="spellEnd"/>
+            <w:r>
+              <w:rPr>
+                <w:rFonts w:ascii="Arial" w:eastAsia="Arial" w:hAnsi="Arial" w:cs="Arial"/>
+                <w:color w:val="021A32"/>
+                <w:sz w:val="26"/>
+                <w:szCs w:val="26"/>
+                <w:lang w:val="en-GB"/>
+              </w:rPr>
+              <w:t xml:space="preserve">() | sort(attribute=’index’) %}{{ </w:t>
+            </w:r>
+            <w:proofErr w:type="spellStart"/>
+            <w:r>
+              <w:rPr>
+                <w:rFonts w:ascii="Arial" w:eastAsia="Arial" w:hAnsi="Arial" w:cs="Arial"/>
+                <w:color w:val="021A32"/>
+                <w:sz w:val="26"/>
+                <w:szCs w:val="26"/>
+                <w:lang w:val="en-GB"/>
+              </w:rPr>
+              <w:t>phase.title</w:t>
+            </w:r>
+            <w:proofErr w:type="spellEnd"/>
+            <w:r>
+              <w:rPr>
+                <w:rFonts w:ascii="Arial" w:eastAsia="Arial" w:hAnsi="Arial" w:cs="Arial"/>
+                <w:color w:val="021A32"/>
+                <w:sz w:val="26"/>
+                <w:szCs w:val="26"/>
+                <w:lang w:val="en-GB"/>
+              </w:rPr>
+              <w:t xml:space="preserve"> }}</w:t>
+            </w:r>
+          </w:p>
+        </w:tc>
+        <w:tc>
+          <w:tcPr>
+            <w:tcW w:w="1864" w:type="dxa"/>
+            <w:shd w:val="clear" w:color="auto" w:fill="auto"/>
+            <w:vAlign w:val="center"/>
+          </w:tcPr>
+          <w:p>
+            <w:pPr>
+              <w:pBdr>
+                <w:top w:val="nil"/>
+                <w:left w:val="nil"/>
+                <w:bottom w:val="nil"/>
+                <w:right w:val="nil"/>
+                <w:between w:val="nil"/>
+              </w:pBdr>
+              <w:spacing w:before="60" w:after="60"/>
+              <w:jc w:val="center"/>
+              <w:rPr>
+                <w:rFonts w:ascii="Arial" w:eastAsia="Arial" w:hAnsi="Arial" w:cs="Arial"/>
+                <w:color w:val="021A32"/>
+                <w:sz w:val="26"/>
+                <w:szCs w:val="26"/>
+              </w:rPr>
+            </w:pPr>
+            <w:r>
+              <w:rPr>
+                <w:rFonts w:ascii="Arial" w:eastAsia="Arial" w:hAnsi="Arial" w:cs="Arial"/>
+                <w:color w:val="021A32"/>
+                <w:sz w:val="26"/>
+                <w:szCs w:val="26"/>
+              </w:rPr>
+              <w:t>{</w:t>
+            </w:r>
+            <w:proofErr w:type="gramStart"/>
+            <w:r>
+              <w:rPr>
+                <w:rFonts w:ascii="Arial" w:eastAsia="Arial" w:hAnsi="Arial" w:cs="Arial"/>
+                <w:color w:val="021A32"/>
+                <w:sz w:val="26"/>
+                <w:szCs w:val="26"/>
+              </w:rPr>
+              <w:t xml:space="preserve">{ </w:t>
+            </w:r>
+            <w:proofErr w:type="spellStart"/>
+            <w:r>
+              <w:rPr>
+                <w:rFonts w:ascii="Arial" w:eastAsia="Arial" w:hAnsi="Arial" w:cs="Arial"/>
+                <w:color w:val="021A32"/>
+                <w:sz w:val="26"/>
+                <w:szCs w:val="26"/>
+              </w:rPr>
+              <w:t>phase.nbJEH</w:t>
+            </w:r>
+            <w:proofErr w:type="spellEnd"/>
+            <w:proofErr w:type="gramEnd"/>
+            <w:r>
+              <w:rPr>
+                <w:rFonts w:ascii="Arial" w:eastAsia="Arial" w:hAnsi="Arial" w:cs="Arial"/>
+                <w:color w:val="021A32"/>
+                <w:sz w:val="26"/>
+                <w:szCs w:val="26"/>
+              </w:rPr>
+              <w:t xml:space="preserve"> }}</w:t>
+            </w:r>
+          </w:p>
+        </w:tc>
+        <w:tc>
+          <w:tcPr>
+            <w:tcW w:w="1907" w:type="dxa"/>
+            <w:shd w:val="clear" w:color="auto" w:fill="auto"/>
+            <w:vAlign w:val="center"/>
+          </w:tcPr>
+          <w:p>
+            <w:pPr>
+              <w:pBdr>
+                <w:top w:val="nil"/>
+                <w:left w:val="nil"/>
+                <w:bottom w:val="nil"/>
+                <w:right w:val="nil"/>
+                <w:between w:val="nil"/>
+              </w:pBdr>
+              <w:spacing w:before="60" w:after="60"/>
+              <w:jc w:val="center"/>
+              <w:rPr>
+                <w:rFonts w:ascii="Arial" w:eastAsia="Arial" w:hAnsi="Arial" w:cs="Arial"/>
+                <w:color w:val="021A32"/>
+                <w:sz w:val="26"/>
+                <w:szCs w:val="26"/>
+              </w:rPr>
+            </w:pPr>
+            <w:r>
+              <w:rPr>
+                <w:rFonts w:ascii="Arial" w:eastAsia="Arial" w:hAnsi="Arial" w:cs="Arial"/>
+                <w:color w:val="021A32"/>
+                <w:sz w:val="26"/>
+                <w:szCs w:val="26"/>
+              </w:rPr>
+              <w:t>{</w:t>
+            </w:r>
+            <w:proofErr w:type="gramStart"/>
+            <w:r>
+              <w:rPr>
+                <w:rFonts w:ascii="Arial" w:eastAsia="Arial" w:hAnsi="Arial" w:cs="Arial"/>
+                <w:color w:val="021A32"/>
+                <w:sz w:val="26"/>
+                <w:szCs w:val="26"/>
+              </w:rPr>
+              <w:t xml:space="preserve">{ </w:t>
+            </w:r>
+            <w:proofErr w:type="spellStart"/>
+            <w:r>
+              <w:rPr>
+                <w:rFonts w:ascii="Arial" w:eastAsia="Arial" w:hAnsi="Arial" w:cs="Arial"/>
+                <w:color w:val="021A32"/>
+                <w:sz w:val="26"/>
+                <w:szCs w:val="26"/>
+              </w:rPr>
+              <w:t>phase.priceJEH</w:t>
+            </w:r>
+            <w:proofErr w:type="spellEnd"/>
+            <w:proofErr w:type="gramEnd"/>
+            <w:r>
+              <w:rPr>
+                <w:rFonts w:ascii="Arial" w:eastAsia="Arial" w:hAnsi="Arial" w:cs="Arial"/>
+                <w:color w:val="021A32"/>
+                <w:sz w:val="26"/>
+                <w:szCs w:val="26"/>
+              </w:rPr>
+              <w:t xml:space="preserve"> }}</w:t>
+            </w:r>
+          </w:p>
+        </w:tc>
+        <w:tc>
+          <w:tcPr>
+            <w:tcW w:w="2536" w:type="dxa"/>
+            <w:shd w:val="clear" w:color="auto" w:fill="auto"/>
+            <w:vAlign w:val="center"/>
+          </w:tcPr>
+          <w:p>
+            <w:pPr>
+              <w:pBdr>
+                <w:top w:val="nil"/>
+                <w:left w:val="nil"/>
+                <w:bottom w:val="nil"/>
+                <w:right w:val="nil"/>
+                <w:between w:val="nil"/>
+              </w:pBdr>
+              <w:spacing w:before="60" w:after="60"/>
+              <w:jc w:val="center"/>
+              <w:rPr>
+                <w:rFonts w:ascii="Arial" w:eastAsia="Arial" w:hAnsi="Arial" w:cs="Arial"/>
+                <w:color w:val="021A32"/>
+                <w:sz w:val="26"/>
+                <w:szCs w:val="26"/>
+              </w:rPr>
+            </w:pPr>
+            <w:r>
+              <w:rPr>
+                <w:rFonts w:ascii="Arial" w:eastAsia="Arial" w:hAnsi="Arial" w:cs="Arial"/>
+                <w:color w:val="021A32"/>
+                <w:sz w:val="26"/>
+                <w:szCs w:val="26"/>
+              </w:rPr>
+              <w:t>{</w:t>
+            </w:r>
+            <w:proofErr w:type="gramStart"/>
+            <w:r>
+              <w:rPr>
+                <w:rFonts w:ascii="Arial" w:eastAsia="Arial" w:hAnsi="Arial" w:cs="Arial"/>
+                <w:color w:val="021A32"/>
+                <w:sz w:val="26"/>
+                <w:szCs w:val="26"/>
+              </w:rPr>
+              <w:t xml:space="preserve">{ </w:t>
+            </w:r>
+            <w:proofErr w:type="spellStart"/>
+            <w:r>
+              <w:rPr>
+                <w:rFonts w:ascii="Arial" w:eastAsia="Arial" w:hAnsi="Arial" w:cs="Arial"/>
+                <w:color w:val="021A32"/>
+                <w:sz w:val="26"/>
+                <w:szCs w:val="26"/>
+              </w:rPr>
+              <w:t>phase.totalPrice</w:t>
+            </w:r>
+            <w:proofErr w:type="spellEnd"/>
+            <w:proofErr w:type="gramEnd"/>
+            <w:r>
+              <w:rPr>
+                <w:rFonts w:ascii="Arial" w:eastAsia="Arial" w:hAnsi="Arial" w:cs="Arial"/>
+                <w:color w:val="021A32"/>
+                <w:sz w:val="26"/>
+                <w:szCs w:val="26"/>
+              </w:rPr>
+              <w:t xml:space="preserve"> }}</w:t>
+            </w:r>
+          </w:p>
+        </w:tc>
+      </w:tr>
+      <w:tr>
+        <w:tc>
+          <w:tcPr>
+            <w:tcW w:w="3409" w:type="dxa"/>
+            <w:vMerge w:val="restart"/>
+            <w:shd w:val="clear" w:color="auto" w:fill="auto"/>
+            <w:vAlign w:val="center"/>
+          </w:tcPr>
+          <w:p>
+            <w:pPr>
+              <w:pBdr>
+                <w:top w:val="nil"/>
+                <w:left w:val="nil"/>
+                <w:bottom w:val="nil"/>
+                <w:right w:val="nil"/>
+                <w:between w:val="nil"/>
+              </w:pBdr>
+              <w:spacing w:before="60" w:after="60"/>
+              <w:jc w:val="center"/>
+              <w:rPr>
+                <w:rFonts w:ascii="Arial" w:eastAsia="Arial" w:hAnsi="Arial" w:cs="Arial"/>
+                <w:color w:val="021A32"/>
+                <w:sz w:val="26"/>
+                <w:szCs w:val="26"/>
+                <w:lang w:val="en-GB"/>
+              </w:rPr>
+            </w:pPr>
+            <w:r>
+              <w:rPr>
+                <w:rFonts w:ascii="Arial" w:eastAsia="Arial" w:hAnsi="Arial" w:cs="Arial"/>
+                <w:color w:val="021A32"/>
+                <w:sz w:val="26"/>
+                <w:szCs w:val="26"/>
+                <w:lang w:val="en-GB"/>
+              </w:rPr>
+              <w:t xml:space="preserve">{% if </w:t>
+            </w:r>
+            <w:proofErr w:type="spellStart"/>
+            <w:r>
+              <w:rPr>
+                <w:rFonts w:ascii="Arial" w:eastAsia="Arial" w:hAnsi="Arial" w:cs="Arial"/>
+                <w:color w:val="021A32"/>
+                <w:sz w:val="26"/>
+                <w:szCs w:val="26"/>
+                <w:lang w:val="en-GB"/>
+              </w:rPr>
+              <w:t>phase.us_set.count</w:t>
+            </w:r>
+            <w:proofErr w:type="spellEnd"/>
+            <w:r>
+              <w:rPr>
+                <w:rFonts w:ascii="Arial" w:eastAsia="Arial" w:hAnsi="Arial" w:cs="Arial"/>
+                <w:color w:val="021A32"/>
+                <w:sz w:val="26"/>
+                <w:szCs w:val="26"/>
+                <w:lang w:val="en-GB"/>
+              </w:rPr>
+              <w:t>() &gt; 0 %}</w:t>
+            </w:r>
+          </w:p>
+          <w:p>
+            <w:pPr>
+              <w:pBdr>
+                <w:top w:val="nil"/>
+                <w:left w:val="nil"/>
+                <w:bottom w:val="nil"/>
+                <w:right w:val="nil"/>
+                <w:between w:val="nil"/>
+              </w:pBdr>
+              <w:spacing w:before="60" w:after="60"/>
+              <w:jc w:val="center"/>
+              <w:rPr>
+                <w:rFonts w:ascii="Arial" w:eastAsia="Arial" w:hAnsi="Arial" w:cs="Arial"/>
+                <w:color w:val="021A32"/>
+                <w:sz w:val="26"/>
+                <w:szCs w:val="26"/>
+                <w:lang w:val="en-GB"/>
+              </w:rPr>
+            </w:pPr>
+            <w:r>
+              <w:rPr>
+                <w:rFonts w:ascii="Arial" w:eastAsia="Arial" w:hAnsi="Arial" w:cs="Arial"/>
+                <w:color w:val="021A32"/>
+                <w:sz w:val="26"/>
+                <w:szCs w:val="26"/>
+                <w:lang w:val="en-GB"/>
+              </w:rPr>
+              <w:t>User Designs :</w:t>
+            </w:r>
+          </w:p>
+        </w:tc>
+        <w:tc>
+          <w:tcPr>
+            <w:tcW w:w="6307" w:type="dxa"/>
+            <w:gridSpan w:val="3"/>
+            <w:shd w:val="clear" w:color="auto" w:fill="auto"/>
+            <w:vAlign w:val="center"/>
+          </w:tcPr>
+          <w:p>
+            <w:pPr>
+              <w:pBdr>
+                <w:top w:val="nil"/>
+                <w:left w:val="nil"/>
+                <w:bottom w:val="nil"/>
+                <w:right w:val="nil"/>
+                <w:between w:val="nil"/>
+              </w:pBdr>
+              <w:spacing w:before="60" w:after="60"/>
+              <w:jc w:val="center"/>
+              <w:rPr>
+                <w:rFonts w:ascii="Arial" w:eastAsia="Arial" w:hAnsi="Arial" w:cs="Arial"/>
+                <w:color w:val="021A32"/>
+                <w:sz w:val="26"/>
+                <w:szCs w:val="26"/>
+                <w:lang w:val="en-GB"/>
+              </w:rPr>
+            </w:pPr>
+            <w:r>
+              <w:rPr>
+                <w:rFonts w:ascii="Arial" w:hAnsi="Arial" w:cs="Arial"/>
+                <w:sz w:val="26"/>
+                <w:szCs w:val="26"/>
                 <w:lang w:val="en-GB"/>
               </w:rPr>
               <w:t>{%</w:t>
             </w:r>
-            <w:r>
-              <w:rPr>
-                <w:rFonts w:ascii="Arial" w:eastAsia="Arial" w:hAnsi="Arial" w:cs="Arial"/>
-                <w:b/>
-                <w:color w:val="FFFFFF"/>
+            <w:proofErr w:type="spellStart"/>
+            <w:r>
+              <w:rPr>
+                <w:rFonts w:ascii="Arial" w:hAnsi="Arial" w:cs="Arial"/>
+                <w:sz w:val="26"/>
+                <w:szCs w:val="26"/>
+                <w:lang w:val="en-GB"/>
+              </w:rPr>
+              <w:t>tr</w:t>
+            </w:r>
+            <w:proofErr w:type="spellEnd"/>
+            <w:r>
+              <w:rPr>
+                <w:rFonts w:ascii="Arial" w:hAnsi="Arial" w:cs="Arial"/>
+                <w:sz w:val="26"/>
+                <w:szCs w:val="26"/>
+                <w:lang w:val="en-GB"/>
+              </w:rPr>
+              <w:t xml:space="preserve"> for us in </w:t>
+            </w:r>
+            <w:proofErr w:type="spellStart"/>
+            <w:r>
+              <w:rPr>
+                <w:rFonts w:ascii="Arial" w:hAnsi="Arial" w:cs="Arial"/>
+                <w:sz w:val="26"/>
+                <w:szCs w:val="26"/>
+                <w:lang w:val="en-GB"/>
+              </w:rPr>
+              <w:t>phase.</w:t>
+            </w:r>
+            <w:r>
+              <w:rPr>
+                <w:rFonts w:ascii="Arial" w:hAnsi="Arial" w:cs="Arial"/>
+                <w:sz w:val="26"/>
+                <w:szCs w:val="26"/>
+                <w:lang w:val="en-GB"/>
+              </w:rPr>
+              <w:t>us_set.iterator</w:t>
+            </w:r>
+            <w:proofErr w:type="spellEnd"/>
+            <w:r>
+              <w:rPr>
+                <w:rFonts w:ascii="Arial" w:hAnsi="Arial" w:cs="Arial"/>
+                <w:sz w:val="26"/>
+                <w:szCs w:val="26"/>
+                <w:lang w:val="en-GB"/>
+              </w:rPr>
+              <w:t xml:space="preserve">() </w:t>
+            </w:r>
+            <w:r>
+              <w:rPr>
+                <w:rFonts w:ascii="Arial" w:hAnsi="Arial" w:cs="Arial"/>
+                <w:sz w:val="26"/>
+                <w:szCs w:val="26"/>
+                <w:lang w:val="en-GB"/>
+              </w:rPr>
+              <w:t>%}</w:t>
+            </w:r>
+          </w:p>
+        </w:tc>
+      </w:tr>
+      <w:tr>
+        <w:tc>
+          <w:tcPr>
+            <w:tcW w:w="3409" w:type="dxa"/>
+            <w:vMerge/>
+            <w:shd w:val="clear" w:color="auto" w:fill="auto"/>
+            <w:vAlign w:val="center"/>
+          </w:tcPr>
+          <w:p>
+            <w:pPr>
+              <w:pBdr>
+                <w:top w:val="nil"/>
+                <w:left w:val="nil"/>
+                <w:bottom w:val="nil"/>
+                <w:right w:val="nil"/>
+                <w:between w:val="nil"/>
+              </w:pBdr>
+              <w:spacing w:before="60" w:after="60"/>
+              <w:jc w:val="left"/>
+              <w:rPr>
+                <w:rFonts w:ascii="Arial" w:eastAsia="Arial" w:hAnsi="Arial" w:cs="Arial"/>
+                <w:color w:val="021A32"/>
+                <w:sz w:val="26"/>
+                <w:szCs w:val="26"/>
+                <w:lang w:val="en-GB"/>
+              </w:rPr>
+            </w:pPr>
+          </w:p>
+        </w:tc>
+        <w:tc>
+          <w:tcPr>
+            <w:tcW w:w="6307" w:type="dxa"/>
+            <w:gridSpan w:val="3"/>
+            <w:shd w:val="clear" w:color="auto" w:fill="auto"/>
+            <w:vAlign w:val="center"/>
+          </w:tcPr>
+          <w:p>
+            <w:pPr>
+              <w:pBdr>
+                <w:top w:val="nil"/>
+                <w:left w:val="nil"/>
+                <w:bottom w:val="nil"/>
+                <w:right w:val="nil"/>
+                <w:between w:val="nil"/>
+              </w:pBdr>
+              <w:spacing w:before="60" w:after="60"/>
+              <w:jc w:val="center"/>
+              <w:rPr>
+                <w:rFonts w:ascii="Arial" w:eastAsia="Arial" w:hAnsi="Arial" w:cs="Arial"/>
+                <w:color w:val="021A32"/>
+                <w:sz w:val="26"/>
+                <w:szCs w:val="26"/>
+                <w:lang w:val="en-GB"/>
+              </w:rPr>
+            </w:pPr>
+            <w:r>
+              <w:rPr>
+                <w:rFonts w:ascii="Arial" w:eastAsia="Arial" w:hAnsi="Arial" w:cs="Arial"/>
+                <w:color w:val="021A32"/>
+                <w:sz w:val="26"/>
+                <w:szCs w:val="26"/>
+                <w:lang w:val="en-GB"/>
+              </w:rPr>
+              <w:t>{{ us.name }}</w:t>
+            </w:r>
+          </w:p>
+        </w:tc>
+      </w:tr>
+      <w:tr>
+        <w:tc>
+          <w:tcPr>
+            <w:tcW w:w="3409" w:type="dxa"/>
+            <w:vMerge/>
+            <w:shd w:val="clear" w:color="auto" w:fill="auto"/>
+            <w:vAlign w:val="center"/>
+          </w:tcPr>
+          <w:p>
+            <w:pPr>
+              <w:pBdr>
+                <w:top w:val="nil"/>
+                <w:left w:val="nil"/>
+                <w:bottom w:val="nil"/>
+                <w:right w:val="nil"/>
+                <w:between w:val="nil"/>
+              </w:pBdr>
+              <w:spacing w:before="60" w:after="60"/>
+              <w:jc w:val="left"/>
+              <w:rPr>
+                <w:rFonts w:ascii="Arial" w:eastAsia="Arial" w:hAnsi="Arial" w:cs="Arial"/>
+                <w:color w:val="021A32"/>
+                <w:sz w:val="26"/>
+                <w:szCs w:val="26"/>
+                <w:lang w:val="en-GB"/>
+              </w:rPr>
+            </w:pPr>
+          </w:p>
+        </w:tc>
+        <w:tc>
+          <w:tcPr>
+            <w:tcW w:w="6307" w:type="dxa"/>
+            <w:gridSpan w:val="3"/>
+            <w:shd w:val="clear" w:color="auto" w:fill="auto"/>
+            <w:vAlign w:val="center"/>
+          </w:tcPr>
+          <w:p>
+            <w:pPr>
+              <w:pBdr>
+                <w:top w:val="nil"/>
+                <w:left w:val="nil"/>
+                <w:bottom w:val="nil"/>
+                <w:right w:val="nil"/>
+                <w:between w:val="nil"/>
+              </w:pBdr>
+              <w:spacing w:before="60" w:after="60"/>
+              <w:jc w:val="center"/>
+              <w:rPr>
+                <w:rFonts w:ascii="Arial" w:eastAsia="Arial" w:hAnsi="Arial" w:cs="Arial"/>
+                <w:color w:val="021A32"/>
+                <w:sz w:val="26"/>
+                <w:szCs w:val="26"/>
+                <w:lang w:val="en-GB"/>
+              </w:rPr>
+            </w:pPr>
+            <w:r>
+              <w:rPr>
+                <w:rFonts w:ascii="Arial" w:eastAsia="Arial" w:hAnsi="Arial" w:cs="Arial"/>
+                <w:color w:val="021A32"/>
+                <w:sz w:val="26"/>
+                <w:szCs w:val="26"/>
+                <w:lang w:val="en-GB"/>
+              </w:rPr>
+              <w:t>{%</w:t>
+            </w:r>
+            <w:proofErr w:type="spellStart"/>
+            <w:r>
+              <w:rPr>
+                <w:rFonts w:ascii="Arial" w:eastAsia="Arial" w:hAnsi="Arial" w:cs="Arial"/>
+                <w:color w:val="021A32"/>
+                <w:sz w:val="26"/>
+                <w:szCs w:val="26"/>
+                <w:lang w:val="en-GB"/>
+              </w:rPr>
+              <w:t>tr</w:t>
+            </w:r>
+            <w:proofErr w:type="spellEnd"/>
+            <w:r>
+              <w:rPr>
+                <w:rFonts w:ascii="Arial" w:eastAsia="Arial" w:hAnsi="Arial" w:cs="Arial"/>
+                <w:color w:val="021A32"/>
                 <w:sz w:val="26"/>
                 <w:szCs w:val="26"/>
                 <w:lang w:val="en-GB"/>
               </w:rPr>
               <w:t xml:space="preserve"> </w:t>
             </w:r>
-            <w:r>
-              <w:rPr>
-                <w:rFonts w:ascii="Arial" w:eastAsia="Arial" w:hAnsi="Arial" w:cs="Arial"/>
-                <w:b/>
-                <w:color w:val="FFFFFF"/>
-                <w:sz w:val="26"/>
-                <w:szCs w:val="26"/>
-                <w:lang w:val="en-GB"/>
-              </w:rPr>
-              <w:t>for groupe in etude.groupe</w:t>
-            </w:r>
-            <w:r>
-              <w:rPr>
-                <w:rFonts w:ascii="Arial" w:eastAsia="Arial" w:hAnsi="Arial" w:cs="Arial"/>
-                <w:b/>
-                <w:color w:val="FFFFFF"/>
-                <w:sz w:val="26"/>
-                <w:szCs w:val="26"/>
-                <w:lang w:val="en-GB"/>
-              </w:rPr>
-              <w:t>_set.iterator()</w:t>
-            </w:r>
-            <w:r>
-              <w:rPr>
-                <w:rFonts w:ascii="Arial" w:eastAsia="Arial" w:hAnsi="Arial" w:cs="Arial"/>
-                <w:b/>
-                <w:color w:val="FFFFFF"/>
-                <w:sz w:val="26"/>
-                <w:szCs w:val="26"/>
-                <w:lang w:val="en-GB"/>
-              </w:rPr>
-              <w:t xml:space="preserve"> | sort(attribute=’index’)</w:t>
-            </w:r>
-            <w:r>
-              <w:rPr>
-                <w:rFonts w:ascii="Arial" w:eastAsia="Arial" w:hAnsi="Arial" w:cs="Arial"/>
-                <w:b/>
-                <w:color w:val="FFFFFF"/>
-                <w:sz w:val="26"/>
-                <w:szCs w:val="26"/>
-                <w:lang w:val="en-GB"/>
-              </w:rPr>
-              <w:t xml:space="preserve"> %} Phase {{</w:t>
-            </w:r>
-            <w:r>
-              <w:rPr>
-                <w:rFonts w:ascii="Arial" w:eastAsia="Arial" w:hAnsi="Arial" w:cs="Arial"/>
-                <w:b/>
-                <w:color w:val="FFFFFF"/>
-                <w:sz w:val="26"/>
-                <w:szCs w:val="26"/>
-                <w:lang w:val="en-GB"/>
-              </w:rPr>
-              <w:t xml:space="preserve"> </w:t>
-            </w:r>
-            <w:r>
-              <w:rPr>
-                <w:rFonts w:ascii="Arial" w:eastAsia="Arial" w:hAnsi="Arial" w:cs="Arial"/>
-                <w:b/>
-                <w:color w:val="FFFFFF"/>
-                <w:sz w:val="26"/>
-                <w:szCs w:val="26"/>
-                <w:lang w:val="en-GB"/>
-              </w:rPr>
-              <w:t>loop.index</w:t>
-            </w:r>
-            <w:r>
-              <w:rPr>
-                <w:rFonts w:ascii="Arial" w:eastAsia="Arial" w:hAnsi="Arial" w:cs="Arial"/>
-                <w:b/>
-                <w:color w:val="FFFFFF"/>
-                <w:sz w:val="26"/>
-                <w:szCs w:val="26"/>
-                <w:lang w:val="en-GB"/>
-              </w:rPr>
-              <w:t xml:space="preserve"> </w:t>
-            </w:r>
-            <w:r>
-              <w:rPr>
-                <w:rFonts w:ascii="Arial" w:eastAsia="Arial" w:hAnsi="Arial" w:cs="Arial"/>
-                <w:b/>
-                <w:color w:val="FFFFFF"/>
-                <w:sz w:val="26"/>
-                <w:szCs w:val="26"/>
-                <w:lang w:val="en-GB"/>
-              </w:rPr>
-              <w:t>}} : {{ groupe.tit</w:t>
-            </w:r>
-            <w:r>
-              <w:rPr>
-                <w:rFonts w:ascii="Arial" w:eastAsia="Arial" w:hAnsi="Arial" w:cs="Arial"/>
-                <w:b/>
-                <w:color w:val="FFFFFF"/>
-                <w:sz w:val="26"/>
-                <w:szCs w:val="26"/>
-                <w:lang w:val="en-GB"/>
-              </w:rPr>
-              <w:t>le</w:t>
-            </w:r>
-            <w:r>
-              <w:rPr>
-                <w:rFonts w:ascii="Arial" w:eastAsia="Arial" w:hAnsi="Arial" w:cs="Arial"/>
-                <w:b/>
-                <w:color w:val="FFFFFF"/>
-                <w:sz w:val="26"/>
-                <w:szCs w:val="26"/>
-                <w:lang w:val="en-GB"/>
-              </w:rPr>
-              <w:t xml:space="preserve"> }}</w:t>
+            <w:proofErr w:type="spellStart"/>
+            <w:r>
+              <w:rPr>
+                <w:rFonts w:ascii="Arial" w:eastAsia="Arial" w:hAnsi="Arial" w:cs="Arial"/>
+                <w:color w:val="021A32"/>
+                <w:sz w:val="26"/>
+                <w:szCs w:val="26"/>
+                <w:lang w:val="en-GB"/>
+              </w:rPr>
+              <w:t>endfor</w:t>
+            </w:r>
+            <w:proofErr w:type="spellEnd"/>
+            <w:r>
+              <w:rPr>
+                <w:rFonts w:ascii="Arial" w:eastAsia="Arial" w:hAnsi="Arial" w:cs="Arial"/>
+                <w:color w:val="021A32"/>
+                <w:sz w:val="26"/>
+                <w:szCs w:val="26"/>
+                <w:lang w:val="en-GB"/>
+              </w:rPr>
+              <w:t xml:space="preserve">%}{% </w:t>
+            </w:r>
+            <w:proofErr w:type="spellStart"/>
+            <w:r>
+              <w:rPr>
+                <w:rFonts w:ascii="Arial" w:eastAsia="Arial" w:hAnsi="Arial" w:cs="Arial"/>
+                <w:color w:val="021A32"/>
+                <w:sz w:val="26"/>
+                <w:szCs w:val="26"/>
+                <w:lang w:val="en-GB"/>
+              </w:rPr>
+              <w:t>endif</w:t>
+            </w:r>
+            <w:proofErr w:type="spellEnd"/>
+            <w:r>
+              <w:rPr>
+                <w:rFonts w:ascii="Arial" w:eastAsia="Arial" w:hAnsi="Arial" w:cs="Arial"/>
+                <w:color w:val="021A32"/>
+                <w:sz w:val="26"/>
+                <w:szCs w:val="26"/>
+                <w:lang w:val="en-GB"/>
+              </w:rPr>
+              <w:t xml:space="preserve"> %}</w:t>
             </w:r>
           </w:p>
         </w:tc>
@@ -1595,117 +2579,37 @@
             <w:r>
               <w:rPr>
                 <w:rFonts w:ascii="Arial" w:eastAsia="Arial" w:hAnsi="Arial" w:cs="Arial"/>
-                <w:color w:val="021A32"/>
-                <w:sz w:val="26"/>
-                <w:szCs w:val="26"/>
-                <w:lang w:val="en-GB"/>
-              </w:rPr>
-              <w:lastRenderedPageBreak/>
-              <w:t xml:space="preserve">{%for phase in </w:t>
+                <w:b/>
+                <w:color w:val="021A32"/>
+                <w:sz w:val="26"/>
+                <w:szCs w:val="26"/>
+                <w:lang w:val="en-GB"/>
+              </w:rPr>
+              <w:t xml:space="preserve">{%if </w:t>
             </w:r>
             <w:proofErr w:type="spellStart"/>
             <w:r>
               <w:rPr>
                 <w:rFonts w:ascii="Arial" w:eastAsia="Arial" w:hAnsi="Arial" w:cs="Arial"/>
-                <w:color w:val="021A32"/>
-                <w:sz w:val="26"/>
-                <w:szCs w:val="26"/>
-                <w:lang w:val="en-GB"/>
-              </w:rPr>
-              <w:t>groupe.phase</w:t>
-            </w:r>
-            <w:r>
-              <w:rPr>
-                <w:rFonts w:ascii="Arial" w:eastAsia="Arial" w:hAnsi="Arial" w:cs="Arial"/>
-                <w:color w:val="021A32"/>
-                <w:sz w:val="26"/>
-                <w:szCs w:val="26"/>
-                <w:lang w:val="en-GB"/>
-              </w:rPr>
-              <w:t>_set.</w:t>
-            </w:r>
-            <w:r>
-              <w:rPr>
-                <w:rFonts w:ascii="Arial" w:eastAsia="Arial" w:hAnsi="Arial" w:cs="Arial"/>
-                <w:color w:val="021A32"/>
-                <w:sz w:val="26"/>
-                <w:szCs w:val="26"/>
-                <w:lang w:val="en-GB"/>
-              </w:rPr>
-              <w:t>iterator</w:t>
+                <w:b/>
+                <w:color w:val="021A32"/>
+                <w:sz w:val="26"/>
+                <w:szCs w:val="26"/>
+                <w:lang w:val="en-GB"/>
+              </w:rPr>
+              <w:t>loop.last</w:t>
             </w:r>
             <w:proofErr w:type="spellEnd"/>
             <w:r>
               <w:rPr>
                 <w:rFonts w:ascii="Arial" w:eastAsia="Arial" w:hAnsi="Arial" w:cs="Arial"/>
-                <w:color w:val="021A32"/>
-                <w:sz w:val="26"/>
-                <w:szCs w:val="26"/>
-                <w:lang w:val="en-GB"/>
-              </w:rPr>
-              <w:t>()</w:t>
-            </w:r>
-            <w:r>
-              <w:rPr>
-                <w:rFonts w:ascii="Arial" w:eastAsia="Arial" w:hAnsi="Arial" w:cs="Arial"/>
-                <w:color w:val="021A32"/>
-                <w:sz w:val="26"/>
-                <w:szCs w:val="26"/>
-                <w:lang w:val="en-GB"/>
-              </w:rPr>
-              <w:t xml:space="preserve"> | sort(attribute=’index’)</w:t>
-            </w:r>
-            <w:r>
-              <w:rPr>
-                <w:rFonts w:ascii="Arial" w:eastAsia="Arial" w:hAnsi="Arial" w:cs="Arial"/>
-                <w:color w:val="021A32"/>
-                <w:sz w:val="26"/>
-                <w:szCs w:val="26"/>
-                <w:lang w:val="en-GB"/>
-              </w:rPr>
-              <w:t xml:space="preserve"> %}{{ </w:t>
-            </w:r>
-            <w:proofErr w:type="spellStart"/>
-            <w:r>
-              <w:rPr>
-                <w:rFonts w:ascii="Arial" w:eastAsia="Arial" w:hAnsi="Arial" w:cs="Arial"/>
-                <w:color w:val="021A32"/>
-                <w:sz w:val="26"/>
-                <w:szCs w:val="26"/>
-                <w:lang w:val="en-GB"/>
-              </w:rPr>
-              <w:t>phase.tit</w:t>
-            </w:r>
-            <w:r>
-              <w:rPr>
-                <w:rFonts w:ascii="Arial" w:eastAsia="Arial" w:hAnsi="Arial" w:cs="Arial"/>
-                <w:color w:val="021A32"/>
-                <w:sz w:val="26"/>
-                <w:szCs w:val="26"/>
-                <w:lang w:val="en-GB"/>
-              </w:rPr>
-              <w:t>l</w:t>
-            </w:r>
-            <w:r>
-              <w:rPr>
-                <w:rFonts w:ascii="Arial" w:eastAsia="Arial" w:hAnsi="Arial" w:cs="Arial"/>
-                <w:color w:val="021A32"/>
-                <w:sz w:val="26"/>
-                <w:szCs w:val="26"/>
-                <w:lang w:val="en-GB"/>
-              </w:rPr>
-              <w:t>e</w:t>
-            </w:r>
-            <w:proofErr w:type="spellEnd"/>
-            <w:r>
-              <w:rPr>
-                <w:rFonts w:ascii="Arial" w:eastAsia="Arial" w:hAnsi="Arial" w:cs="Arial"/>
-                <w:color w:val="021A32"/>
-                <w:sz w:val="26"/>
-                <w:szCs w:val="26"/>
-                <w:lang w:val="en-GB"/>
-              </w:rPr>
-              <w:t xml:space="preserve"> }}</w:t>
+                <w:b/>
+                <w:color w:val="021A32"/>
+                <w:sz w:val="26"/>
+                <w:szCs w:val="26"/>
+                <w:lang w:val="en-GB"/>
+              </w:rPr>
+              <w:t xml:space="preserve"> %}Total phase </w:t>
             </w:r>
           </w:p>
         </w:tc>
@@ -1737,6 +2641,7 @@
             <w:r>
               <w:rPr>
                 <w:rFonts w:ascii="Arial" w:eastAsia="Arial" w:hAnsi="Arial" w:cs="Arial"/>
+                <w:b/>
                 <w:color w:val="021A32"/>
                 <w:sz w:val="26"/>
                 <w:szCs w:val="26"/>
@@ -1748,325 +2653,23 @@
             <w:r>
               <w:rPr>
                 <w:rFonts w:ascii="Arial" w:eastAsia="Arial" w:hAnsi="Arial" w:cs="Arial"/>
-                <w:color w:val="021A32"/>
-                <w:sz w:val="26"/>
-                <w:szCs w:val="26"/>
-                <w:lang w:val="en-GB"/>
-              </w:rPr>
-              <w:t>phase.nbJEH</w:t>
+                <w:b/>
+                <w:color w:val="021A32"/>
+                <w:sz w:val="26"/>
+                <w:szCs w:val="26"/>
+                <w:lang w:val="en-GB"/>
+              </w:rPr>
+              <w:t>groupe.nbJEH</w:t>
             </w:r>
             <w:proofErr w:type="spellEnd"/>
             <w:r>
               <w:rPr>
                 <w:rFonts w:ascii="Arial" w:eastAsia="Arial" w:hAnsi="Arial" w:cs="Arial"/>
-                <w:color w:val="021A32"/>
-                <w:sz w:val="26"/>
-                <w:szCs w:val="26"/>
-                <w:lang w:val="en-GB"/>
-              </w:rPr>
-              <w:t xml:space="preserve"> }}</w:t>
-            </w:r>
-          </w:p>
-        </w:tc>
-        <w:tc>
-          <w:tcPr>
-            <w:tcW w:w="1907" w:type="dxa"/>
-            <w:shd w:val="clear" w:color="auto" w:fill="auto"/>
-            <w:vAlign w:val="center"/>
-          </w:tcPr>
-          <w:p>
-            <w:pPr>
-              <w:pBdr>
-                <w:top w:val="nil"/>
-                <w:left w:val="nil"/>
-                <w:bottom w:val="nil"/>
-                <w:right w:val="nil"/>
-                <w:between w:val="nil"/>
-              </w:pBdr>
-              <w:spacing w:before="60" w:after="60"/>
-              <w:jc w:val="center"/>
-              <w:rPr>
-                <w:rFonts w:ascii="Arial" w:eastAsia="Arial" w:hAnsi="Arial" w:cs="Arial"/>
-                <w:color w:val="021A32"/>
-                <w:sz w:val="26"/>
-                <w:szCs w:val="26"/>
-              </w:rPr>
-            </w:pPr>
-            <w:r>
-              <w:rPr>
-                <w:rFonts w:ascii="Arial" w:eastAsia="Arial" w:hAnsi="Arial" w:cs="Arial"/>
-                <w:color w:val="021A32"/>
-                <w:sz w:val="26"/>
-                <w:szCs w:val="26"/>
-              </w:rPr>
-              <w:t>{</w:t>
-            </w:r>
-            <w:proofErr w:type="gramStart"/>
-            <w:r>
-              <w:rPr>
-                <w:rFonts w:ascii="Arial" w:eastAsia="Arial" w:hAnsi="Arial" w:cs="Arial"/>
-                <w:color w:val="021A32"/>
-                <w:sz w:val="26"/>
-                <w:szCs w:val="26"/>
-              </w:rPr>
-              <w:t xml:space="preserve">{ </w:t>
-            </w:r>
-            <w:proofErr w:type="spellStart"/>
-            <w:r>
-              <w:rPr>
-                <w:rFonts w:ascii="Arial" w:eastAsia="Arial" w:hAnsi="Arial" w:cs="Arial"/>
-                <w:color w:val="021A32"/>
-                <w:sz w:val="26"/>
-                <w:szCs w:val="26"/>
-              </w:rPr>
-              <w:t>phase.p</w:t>
-            </w:r>
-            <w:r>
-              <w:rPr>
-                <w:rFonts w:ascii="Arial" w:eastAsia="Arial" w:hAnsi="Arial" w:cs="Arial"/>
-                <w:color w:val="021A32"/>
-                <w:sz w:val="26"/>
-                <w:szCs w:val="26"/>
-              </w:rPr>
-              <w:t>rice</w:t>
-            </w:r>
-            <w:r>
-              <w:rPr>
-                <w:rFonts w:ascii="Arial" w:eastAsia="Arial" w:hAnsi="Arial" w:cs="Arial"/>
-                <w:color w:val="021A32"/>
-                <w:sz w:val="26"/>
-                <w:szCs w:val="26"/>
-              </w:rPr>
-              <w:t>JEH</w:t>
-            </w:r>
-            <w:proofErr w:type="spellEnd"/>
-            <w:proofErr w:type="gramEnd"/>
-            <w:r>
-              <w:rPr>
-                <w:rFonts w:ascii="Arial" w:eastAsia="Arial" w:hAnsi="Arial" w:cs="Arial"/>
-                <w:color w:val="021A32"/>
-                <w:sz w:val="26"/>
-                <w:szCs w:val="26"/>
-              </w:rPr>
-              <w:t xml:space="preserve"> }}</w:t>
-            </w:r>
-          </w:p>
-        </w:tc>
-        <w:tc>
-          <w:tcPr>
-            <w:tcW w:w="2283" w:type="dxa"/>
-            <w:shd w:val="clear" w:color="auto" w:fill="auto"/>
-            <w:vAlign w:val="center"/>
-          </w:tcPr>
-          <w:p>
-            <w:pPr>
-              <w:pBdr>
-                <w:top w:val="nil"/>
-                <w:left w:val="nil"/>
-                <w:bottom w:val="nil"/>
-                <w:right w:val="nil"/>
-                <w:between w:val="nil"/>
-              </w:pBdr>
-              <w:spacing w:before="60" w:after="60"/>
-              <w:jc w:val="center"/>
-              <w:rPr>
-                <w:rFonts w:ascii="Arial" w:eastAsia="Arial" w:hAnsi="Arial" w:cs="Arial"/>
-                <w:color w:val="021A32"/>
-                <w:sz w:val="26"/>
-                <w:szCs w:val="26"/>
-              </w:rPr>
-            </w:pPr>
-            <w:r>
-              <w:rPr>
-                <w:rFonts w:ascii="Arial" w:eastAsia="Arial" w:hAnsi="Arial" w:cs="Arial"/>
-                <w:color w:val="021A32"/>
-                <w:sz w:val="26"/>
-                <w:szCs w:val="26"/>
-              </w:rPr>
-              <w:t>{</w:t>
-            </w:r>
-            <w:proofErr w:type="gramStart"/>
-            <w:r>
-              <w:rPr>
-                <w:rFonts w:ascii="Arial" w:eastAsia="Arial" w:hAnsi="Arial" w:cs="Arial"/>
-                <w:color w:val="021A32"/>
-                <w:sz w:val="26"/>
-                <w:szCs w:val="26"/>
-              </w:rPr>
-              <w:t xml:space="preserve">{ </w:t>
-            </w:r>
-            <w:proofErr w:type="spellStart"/>
-            <w:r>
-              <w:rPr>
-                <w:rFonts w:ascii="Arial" w:eastAsia="Arial" w:hAnsi="Arial" w:cs="Arial"/>
-                <w:color w:val="021A32"/>
-                <w:sz w:val="26"/>
-                <w:szCs w:val="26"/>
-              </w:rPr>
-              <w:t>phase.totalPrice</w:t>
-            </w:r>
-            <w:proofErr w:type="spellEnd"/>
-            <w:proofErr w:type="gramEnd"/>
-            <w:r>
-              <w:rPr>
-                <w:rFonts w:ascii="Arial" w:eastAsia="Arial" w:hAnsi="Arial" w:cs="Arial"/>
-                <w:color w:val="021A32"/>
-                <w:sz w:val="26"/>
-                <w:szCs w:val="26"/>
-              </w:rPr>
-              <w:t xml:space="preserve"> }}</w:t>
-            </w:r>
-          </w:p>
-        </w:tc>
-      </w:tr>
-      <w:tr>
-        <w:tc>
-          <w:tcPr>
-            <w:tcW w:w="3409" w:type="dxa"/>
-            <w:shd w:val="clear" w:color="auto" w:fill="auto"/>
-            <w:vAlign w:val="center"/>
-          </w:tcPr>
-          <w:p>
-            <w:pPr>
-              <w:pBdr>
-                <w:top w:val="nil"/>
-                <w:left w:val="nil"/>
-                <w:bottom w:val="nil"/>
-                <w:right w:val="nil"/>
-                <w:between w:val="nil"/>
-              </w:pBdr>
-              <w:spacing w:before="60" w:after="60"/>
-              <w:jc w:val="left"/>
-              <w:rPr>
-                <w:rFonts w:ascii="Arial" w:eastAsia="Arial" w:hAnsi="Arial" w:cs="Arial"/>
-                <w:color w:val="021A32"/>
-                <w:sz w:val="26"/>
-                <w:szCs w:val="26"/>
-                <w:lang w:val="en-GB"/>
-              </w:rPr>
-            </w:pPr>
-            <w:r>
-              <w:rPr>
-                <w:rFonts w:ascii="Arial" w:eastAsia="Arial" w:hAnsi="Arial" w:cs="Arial"/>
-                <w:b/>
-                <w:color w:val="021A32"/>
-                <w:sz w:val="26"/>
-                <w:szCs w:val="26"/>
-                <w:lang w:val="en-GB"/>
-              </w:rPr>
-              <w:t xml:space="preserve">{%if </w:t>
-            </w:r>
-            <w:proofErr w:type="spellStart"/>
-            <w:r>
-              <w:rPr>
-                <w:rFonts w:ascii="Arial" w:eastAsia="Arial" w:hAnsi="Arial" w:cs="Arial"/>
-                <w:b/>
-                <w:color w:val="021A32"/>
-                <w:sz w:val="26"/>
-                <w:szCs w:val="26"/>
-                <w:lang w:val="en-GB"/>
-              </w:rPr>
-              <w:t>loop.last</w:t>
-            </w:r>
-            <w:proofErr w:type="spellEnd"/>
-            <w:r>
-              <w:rPr>
-                <w:rFonts w:ascii="Arial" w:eastAsia="Arial" w:hAnsi="Arial" w:cs="Arial"/>
-                <w:b/>
-                <w:color w:val="021A32"/>
-                <w:sz w:val="26"/>
-                <w:szCs w:val="26"/>
-                <w:lang w:val="en-GB"/>
-              </w:rPr>
-              <w:t xml:space="preserve"> %}Total phase </w:t>
-            </w:r>
-          </w:p>
-        </w:tc>
-        <w:tc>
-          <w:tcPr>
-            <w:tcW w:w="1864" w:type="dxa"/>
-            <w:shd w:val="clear" w:color="auto" w:fill="auto"/>
-            <w:vAlign w:val="center"/>
-          </w:tcPr>
-          <w:p>
-            <w:pPr>
-              <w:pBdr>
-                <w:top w:val="nil"/>
-                <w:left w:val="nil"/>
-                <w:bottom w:val="nil"/>
-                <w:right w:val="nil"/>
-                <w:between w:val="nil"/>
-              </w:pBdr>
-              <w:spacing w:before="60" w:after="60"/>
-              <w:jc w:val="center"/>
-              <w:rPr>
-                <w:rFonts w:ascii="Arial" w:eastAsia="Arial" w:hAnsi="Arial" w:cs="Arial"/>
-                <w:color w:val="021A32"/>
-                <w:sz w:val="26"/>
-                <w:szCs w:val="26"/>
-              </w:rPr>
-            </w:pPr>
-            <w:r>
-              <w:rPr>
-                <w:rFonts w:ascii="Arial" w:eastAsia="Arial" w:hAnsi="Arial" w:cs="Arial"/>
-                <w:b/>
-                <w:color w:val="021A32"/>
-                <w:sz w:val="26"/>
-                <w:szCs w:val="26"/>
-              </w:rPr>
-              <w:t>{</w:t>
-            </w:r>
-            <w:proofErr w:type="gramStart"/>
-            <w:r>
-              <w:rPr>
-                <w:rFonts w:ascii="Arial" w:eastAsia="Arial" w:hAnsi="Arial" w:cs="Arial"/>
-                <w:b/>
-                <w:color w:val="021A32"/>
-                <w:sz w:val="26"/>
-                <w:szCs w:val="26"/>
-              </w:rPr>
-              <w:t xml:space="preserve">{ </w:t>
-            </w:r>
-            <w:proofErr w:type="spellStart"/>
-            <w:r>
-              <w:rPr>
-                <w:rFonts w:ascii="Arial" w:eastAsia="Arial" w:hAnsi="Arial" w:cs="Arial"/>
-                <w:b/>
-                <w:color w:val="021A32"/>
-                <w:sz w:val="26"/>
-                <w:szCs w:val="26"/>
-              </w:rPr>
-              <w:t>groupe.nbJ</w:t>
-            </w:r>
-            <w:r>
-              <w:rPr>
-                <w:rFonts w:ascii="Arial" w:eastAsia="Arial" w:hAnsi="Arial" w:cs="Arial"/>
-                <w:b/>
-                <w:color w:val="021A32"/>
-                <w:sz w:val="26"/>
-                <w:szCs w:val="26"/>
-              </w:rPr>
-              <w:t>E</w:t>
-            </w:r>
-            <w:r>
-              <w:rPr>
-                <w:rFonts w:ascii="Arial" w:eastAsia="Arial" w:hAnsi="Arial" w:cs="Arial"/>
-                <w:b/>
-                <w:color w:val="021A32"/>
-                <w:sz w:val="26"/>
-                <w:szCs w:val="26"/>
-              </w:rPr>
-              <w:t>H</w:t>
-            </w:r>
-            <w:proofErr w:type="spellEnd"/>
-            <w:proofErr w:type="gramEnd"/>
-            <w:r>
-              <w:rPr>
-                <w:rFonts w:ascii="Arial" w:eastAsia="Arial" w:hAnsi="Arial" w:cs="Arial"/>
-                <w:b/>
-                <w:color w:val="021A32"/>
-                <w:sz w:val="26"/>
-                <w:szCs w:val="26"/>
+                <w:b/>
+                <w:color w:val="021A32"/>
+                <w:sz w:val="26"/>
+                <w:szCs w:val="26"/>
+                <w:lang w:val="en-GB"/>
               </w:rPr>
               <w:t xml:space="preserve"> }}</w:t>
             </w:r>
@@ -2094,13 +2697,14 @@
                 <w:color w:val="021A32"/>
                 <w:sz w:val="26"/>
                 <w:szCs w:val="26"/>
+                <w:lang w:val="en-GB"/>
               </w:rPr>
             </w:pPr>
           </w:p>
         </w:tc>
         <w:tc>
           <w:tcPr>
-            <w:tcW w:w="2283" w:type="dxa"/>
+            <w:tcW w:w="2536" w:type="dxa"/>
             <w:shd w:val="clear" w:color="auto" w:fill="F2F2F2"/>
             <w:vAlign w:val="center"/>
           </w:tcPr>
@@ -2120,6 +2724,7 @@
                 <w:color w:val="021A32"/>
                 <w:sz w:val="26"/>
                 <w:szCs w:val="26"/>
+                <w:lang w:val="en-GB"/>
               </w:rPr>
             </w:pPr>
             <w:r>
@@ -2129,19 +2734,9 @@
                 <w:color w:val="021A32"/>
                 <w:sz w:val="26"/>
                 <w:szCs w:val="26"/>
-              </w:rPr>
-              <w:t>{</w:t>
-            </w:r>
-            <w:proofErr w:type="gramStart"/>
-            <w:r>
-              <w:rPr>
-                <w:rFonts w:ascii="Arial" w:eastAsia="Arial" w:hAnsi="Arial" w:cs="Arial"/>
-                <w:b/>
-                <w:color w:val="021A32"/>
-                <w:sz w:val="26"/>
-                <w:szCs w:val="26"/>
-              </w:rPr>
-              <w:t xml:space="preserve">{ </w:t>
+                <w:lang w:val="en-GB"/>
+              </w:rPr>
+              <w:t xml:space="preserve">{{ </w:t>
             </w:r>
             <w:proofErr w:type="spellStart"/>
             <w:r>
@@ -2151,30 +2746,21 @@
                 <w:color w:val="021A32"/>
                 <w:sz w:val="26"/>
                 <w:szCs w:val="26"/>
+                <w:lang w:val="en-GB"/>
               </w:rPr>
               <w:t>groupe.totalPrice</w:t>
             </w:r>
             <w:proofErr w:type="spellEnd"/>
-            <w:proofErr w:type="gramEnd"/>
-            <w:r>
-              <w:rPr>
-                <w:rFonts w:ascii="Arial" w:eastAsia="Arial" w:hAnsi="Arial" w:cs="Arial"/>
-                <w:b/>
-                <w:color w:val="021A32"/>
-                <w:sz w:val="26"/>
-                <w:szCs w:val="26"/>
-              </w:rPr>
-              <w:t xml:space="preserve"> }}</w:t>
-            </w:r>
-            <w:r>
-              <w:rPr>
-                <w:rFonts w:ascii="Arial" w:eastAsia="Arial" w:hAnsi="Arial" w:cs="Arial"/>
-                <w:b/>
-                <w:color w:val="021A32"/>
-                <w:sz w:val="26"/>
-                <w:szCs w:val="26"/>
-              </w:rPr>
-              <w:t xml:space="preserve">{% </w:t>
+            <w:r>
+              <w:rPr>
+                <w:rFonts w:ascii="Arial" w:eastAsia="Arial" w:hAnsi="Arial" w:cs="Arial"/>
+                <w:b/>
+                <w:color w:val="021A32"/>
+                <w:sz w:val="26"/>
+                <w:szCs w:val="26"/>
+                <w:lang w:val="en-GB"/>
+              </w:rPr>
+              <w:t xml:space="preserve"> }}{% </w:t>
             </w:r>
             <w:proofErr w:type="spellStart"/>
             <w:r>
@@ -2184,6 +2770,7 @@
                 <w:color w:val="021A32"/>
                 <w:sz w:val="26"/>
                 <w:szCs w:val="26"/>
+                <w:lang w:val="en-GB"/>
               </w:rPr>
               <w:t>endif</w:t>
             </w:r>
@@ -2195,6 +2782,7 @@
                 <w:color w:val="021A32"/>
                 <w:sz w:val="26"/>
                 <w:szCs w:val="26"/>
+                <w:lang w:val="en-GB"/>
               </w:rPr>
               <w:t xml:space="preserve"> %}</w:t>
             </w:r>
@@ -2204,6 +2792,7 @@
                 <w:color w:val="021A32"/>
                 <w:sz w:val="26"/>
                 <w:szCs w:val="26"/>
+                <w:lang w:val="en-GB"/>
               </w:rPr>
               <w:t>{%</w:t>
             </w:r>
@@ -2214,6 +2803,7 @@
                 <w:color w:val="021A32"/>
                 <w:sz w:val="26"/>
                 <w:szCs w:val="26"/>
+                <w:lang w:val="en-GB"/>
               </w:rPr>
               <w:t>endfor</w:t>
             </w:r>
@@ -2224,6 +2814,7 @@
                 <w:color w:val="021A32"/>
                 <w:sz w:val="26"/>
                 <w:szCs w:val="26"/>
+                <w:lang w:val="en-GB"/>
               </w:rPr>
               <w:t>%}</w:t>
             </w:r>
@@ -2233,7 +2824,7 @@
       <w:tr>
         <w:tc>
           <w:tcPr>
-            <w:tcW w:w="9463" w:type="dxa"/>
+            <w:tcW w:w="9716" w:type="dxa"/>
             <w:gridSpan w:val="4"/>
             <w:shd w:val="clear" w:color="auto" w:fill="8F8F8F"/>
           </w:tcPr>
@@ -2254,6 +2845,7 @@
                 <w:color w:val="FFFFFF"/>
                 <w:sz w:val="26"/>
                 <w:szCs w:val="26"/>
+                <w:lang w:val="en-GB"/>
               </w:rPr>
             </w:pPr>
             <w:r>
@@ -2263,9 +2855,11 @@
                 <w:color w:val="FFFFFF"/>
                 <w:sz w:val="26"/>
                 <w:szCs w:val="26"/>
-              </w:rPr>
-              <w:t>{%</w:t>
-            </w:r>
+                <w:lang w:val="en-GB"/>
+              </w:rPr>
+              <w:t xml:space="preserve">{% </w:t>
+            </w:r>
+            <w:proofErr w:type="spellStart"/>
             <w:r>
               <w:rPr>
                 <w:rFonts w:ascii="Arial" w:eastAsia="Arial" w:hAnsi="Arial" w:cs="Arial"/>
@@ -2273,10 +2867,11 @@
                 <w:color w:val="FFFFFF"/>
                 <w:sz w:val="26"/>
                 <w:szCs w:val="26"/>
-              </w:rPr>
-              <w:t xml:space="preserve"> </w:t>
-            </w:r>
-            <w:proofErr w:type="spellStart"/>
+                <w:lang w:val="en-GB"/>
+              </w:rPr>
+              <w:t>endfor</w:t>
+            </w:r>
+            <w:proofErr w:type="spellEnd"/>
             <w:r>
               <w:rPr>
                 <w:rFonts w:ascii="Arial" w:eastAsia="Arial" w:hAnsi="Arial" w:cs="Arial"/>
@@ -2284,29 +2879,9 @@
                 <w:color w:val="FFFFFF"/>
                 <w:sz w:val="26"/>
                 <w:szCs w:val="26"/>
-              </w:rPr>
-              <w:t>endfor</w:t>
-            </w:r>
-            <w:proofErr w:type="spellEnd"/>
-            <w:r>
-              <w:rPr>
-                <w:rFonts w:ascii="Arial" w:eastAsia="Arial" w:hAnsi="Arial" w:cs="Arial"/>
-                <w:b/>
-                <w:color w:val="FFFFFF"/>
-                <w:sz w:val="26"/>
-                <w:szCs w:val="26"/>
-              </w:rPr>
-              <w:t xml:space="preserve"> </w:t>
-            </w:r>
-            <w:r>
-              <w:rPr>
-                <w:rFonts w:ascii="Arial" w:eastAsia="Arial" w:hAnsi="Arial" w:cs="Arial"/>
-                <w:b/>
-                <w:color w:val="FFFFFF"/>
-                <w:sz w:val="26"/>
-                <w:szCs w:val="26"/>
-              </w:rPr>
-              <w:t>%}</w:t>
+                <w:lang w:val="en-GB"/>
+              </w:rPr>
+              <w:t xml:space="preserve"> %}</w:t>
             </w:r>
           </w:p>
         </w:tc>
@@ -2316,6 +2891,7 @@
       <w:pPr>
         <w:rPr>
           <w:rFonts w:ascii="Arial" w:eastAsia="Arial" w:hAnsi="Arial" w:cs="Arial"/>
+          <w:lang w:val="en-GB"/>
         </w:rPr>
       </w:pPr>
     </w:p>
@@ -2323,6 +2899,7 @@
       <w:pPr>
         <w:rPr>
           <w:rFonts w:ascii="Arial" w:eastAsia="Arial" w:hAnsi="Arial" w:cs="Arial"/>
+          <w:lang w:val="en-GB"/>
         </w:rPr>
       </w:pPr>
     </w:p>
@@ -2330,13 +2907,14 @@
       <w:pPr>
         <w:rPr>
           <w:rFonts w:ascii="Arial" w:eastAsia="Arial" w:hAnsi="Arial" w:cs="Arial"/>
+          <w:lang w:val="en-GB"/>
         </w:rPr>
       </w:pPr>
     </w:p>
     <w:tbl>
       <w:tblPr>
         <w:tblStyle w:val="a0"/>
-        <w:tblW w:w="9074" w:type="dxa"/>
+        <w:tblW w:w="9652" w:type="dxa"/>
         <w:jc w:val="center"/>
         <w:tblInd w:w="0" w:type="dxa"/>
         <w:tblBorders>
@@ -2351,7 +2929,7 @@
         <w:tblLook w:val="0400" w:firstRow="0" w:lastRow="0" w:firstColumn="0" w:lastColumn="0" w:noHBand="0" w:noVBand="1"/>
       </w:tblPr>
       <w:tblGrid>
-        <w:gridCol w:w="2042"/>
+        <w:gridCol w:w="2620"/>
         <w:gridCol w:w="2505"/>
         <w:gridCol w:w="4527"/>
       </w:tblGrid>
@@ -2361,7 +2939,7 @@
         </w:trPr>
         <w:tc>
           <w:tcPr>
-            <w:tcW w:w="2042" w:type="dxa"/>
+            <w:tcW w:w="2620" w:type="dxa"/>
             <w:shd w:val="clear" w:color="auto" w:fill="B4B4B4"/>
             <w:vAlign w:val="center"/>
           </w:tcPr>
@@ -2462,17 +3040,7 @@
                 <w:sz w:val="26"/>
                 <w:szCs w:val="26"/>
               </w:rPr>
-              <w:t xml:space="preserve"> }} </w:t>
-            </w:r>
-            <w:r>
-              <w:rPr>
-                <w:rFonts w:ascii="Arial" w:eastAsia="Arial" w:hAnsi="Arial" w:cs="Arial"/>
-                <w:b/>
-                <w:color w:val="FFFFFF"/>
-                <w:sz w:val="26"/>
-                <w:szCs w:val="26"/>
-              </w:rPr>
-              <w:t>JEH(s)</w:t>
+              <w:t xml:space="preserve"> }} JEH(s)</w:t>
             </w:r>
           </w:p>
         </w:tc>
@@ -2542,27 +3110,7 @@
                 <w:sz w:val="26"/>
                 <w:szCs w:val="26"/>
               </w:rPr>
-              <w:t xml:space="preserve"> }}</w:t>
-            </w:r>
-            <w:r>
-              <w:rPr>
-                <w:rFonts w:ascii="Arial" w:eastAsia="Arial" w:hAnsi="Arial" w:cs="Arial"/>
-                <w:b/>
-                <w:color w:val="FFFFFF"/>
-                <w:sz w:val="26"/>
-                <w:szCs w:val="26"/>
-              </w:rPr>
-              <w:t xml:space="preserve"> </w:t>
-            </w:r>
-            <w:r>
-              <w:rPr>
-                <w:rFonts w:ascii="Arial" w:eastAsia="Arial" w:hAnsi="Arial" w:cs="Arial"/>
-                <w:b/>
-                <w:color w:val="FFFFFF"/>
-                <w:sz w:val="26"/>
-                <w:szCs w:val="26"/>
-              </w:rPr>
-              <w:t>€ HT</w:t>
+              <w:t xml:space="preserve"> }} € HT</w:t>
             </w:r>
           </w:p>
         </w:tc>
@@ -2573,7 +3121,7 @@
         </w:trPr>
         <w:tc>
           <w:tcPr>
-            <w:tcW w:w="2042" w:type="dxa"/>
+            <w:tcW w:w="2620" w:type="dxa"/>
             <w:shd w:val="clear" w:color="auto" w:fill="E9E9E9"/>
             <w:vAlign w:val="center"/>
           </w:tcPr>
@@ -2662,17 +3210,7 @@
                 <w:sz w:val="26"/>
                 <w:szCs w:val="26"/>
               </w:rPr>
-              <w:t>etude.</w:t>
-            </w:r>
-            <w:r>
-              <w:rPr>
-                <w:rFonts w:ascii="Arial" w:eastAsia="Arial" w:hAnsi="Arial" w:cs="Arial"/>
-                <w:b/>
-                <w:color w:val="021A32"/>
-                <w:sz w:val="26"/>
-                <w:szCs w:val="26"/>
-              </w:rPr>
-              <w:t>application</w:t>
+              <w:t>etude.application</w:t>
             </w:r>
             <w:proofErr w:type="gramEnd"/>
             <w:r>
@@ -2683,17 +3221,7 @@
                 <w:sz w:val="26"/>
                 <w:szCs w:val="26"/>
               </w:rPr>
-              <w:t>_f</w:t>
-            </w:r>
-            <w:r>
-              <w:rPr>
-                <w:rFonts w:ascii="Arial" w:eastAsia="Arial" w:hAnsi="Arial" w:cs="Arial"/>
-                <w:b/>
-                <w:color w:val="021A32"/>
-                <w:sz w:val="26"/>
-                <w:szCs w:val="26"/>
-              </w:rPr>
-              <w:t>ees</w:t>
+              <w:t>_fees</w:t>
             </w:r>
             <w:proofErr w:type="spellEnd"/>
             <w:r>
@@ -2715,7 +3243,7 @@
         </w:trPr>
         <w:tc>
           <w:tcPr>
-            <w:tcW w:w="9074" w:type="dxa"/>
+            <w:tcW w:w="9652" w:type="dxa"/>
             <w:gridSpan w:val="3"/>
             <w:shd w:val="clear" w:color="auto" w:fill="E9E9E9"/>
             <w:vAlign w:val="center"/>
@@ -2747,81 +3275,75 @@
                 <w:szCs w:val="26"/>
                 <w:lang w:val="en-GB"/>
               </w:rPr>
-              <w:t>{{ etude.</w:t>
-            </w:r>
-            <w:r>
-              <w:rPr>
-                <w:rFonts w:ascii="Arial" w:eastAsia="Arial" w:hAnsi="Arial" w:cs="Arial"/>
-                <w:b/>
-                <w:color w:val="021A32"/>
-                <w:sz w:val="26"/>
-                <w:szCs w:val="26"/>
-                <w:lang w:val="en-GB"/>
-              </w:rPr>
-              <w:t>application</w:t>
-            </w:r>
-            <w:r>
-              <w:rPr>
-                <w:rFonts w:ascii="Arial" w:eastAsia="Arial" w:hAnsi="Arial" w:cs="Arial"/>
-                <w:b/>
-                <w:color w:val="021A32"/>
-                <w:sz w:val="26"/>
-                <w:szCs w:val="26"/>
-                <w:lang w:val="en-GB"/>
-              </w:rPr>
-              <w:t>_f</w:t>
-            </w:r>
-            <w:r>
-              <w:rPr>
-                <w:rFonts w:ascii="Arial" w:eastAsia="Arial" w:hAnsi="Arial" w:cs="Arial"/>
-                <w:b/>
-                <w:color w:val="021A32"/>
-                <w:sz w:val="26"/>
-                <w:szCs w:val="26"/>
-                <w:lang w:val="en-GB"/>
-              </w:rPr>
-              <w:t>ees</w:t>
-            </w:r>
-            <w:r>
-              <w:rPr>
-                <w:rFonts w:ascii="Arial" w:eastAsia="Arial" w:hAnsi="Arial" w:cs="Arial"/>
-                <w:b/>
-                <w:color w:val="021A32"/>
-                <w:sz w:val="26"/>
-                <w:szCs w:val="26"/>
-                <w:lang w:val="en-GB"/>
-              </w:rPr>
-              <w:t xml:space="preserve"> | nbrToLetters()</w:t>
-            </w:r>
-            <w:r>
-              <w:rPr>
-                <w:rFonts w:ascii="Arial" w:eastAsia="Arial" w:hAnsi="Arial" w:cs="Arial"/>
-                <w:color w:val="021A32"/>
-                <w:sz w:val="26"/>
-                <w:szCs w:val="26"/>
-                <w:lang w:val="en-GB"/>
-              </w:rPr>
-              <w:t xml:space="preserve"> }} </w:t>
-            </w:r>
-            <w:r>
-              <w:rPr>
-                <w:rFonts w:ascii="Arial" w:eastAsia="Arial" w:hAnsi="Arial" w:cs="Arial"/>
-                <w:color w:val="021A32"/>
-                <w:sz w:val="26"/>
-                <w:szCs w:val="26"/>
-                <w:lang w:val="en-GB"/>
-              </w:rPr>
-              <w:t xml:space="preserve">euros </w:t>
-            </w:r>
-            <w:r>
-              <w:rPr>
-                <w:rFonts w:ascii="Arial" w:eastAsia="Arial" w:hAnsi="Arial" w:cs="Arial"/>
-                <w:color w:val="021A32"/>
-                <w:sz w:val="26"/>
-                <w:szCs w:val="26"/>
-                <w:lang w:val="en-GB"/>
-              </w:rPr>
-              <w:t>HT</w:t>
+              <w:t xml:space="preserve">{{ </w:t>
+            </w:r>
+            <w:proofErr w:type="spellStart"/>
+            <w:r>
+              <w:rPr>
+                <w:rFonts w:ascii="Arial" w:eastAsia="Arial" w:hAnsi="Arial" w:cs="Arial"/>
+                <w:color w:val="021A32"/>
+                <w:sz w:val="26"/>
+                <w:szCs w:val="26"/>
+                <w:lang w:val="en-GB"/>
+              </w:rPr>
+              <w:t>etude.</w:t>
+            </w:r>
+            <w:r>
+              <w:rPr>
+                <w:rFonts w:ascii="Arial" w:eastAsia="Arial" w:hAnsi="Arial" w:cs="Arial"/>
+                <w:b/>
+                <w:color w:val="021A32"/>
+                <w:sz w:val="26"/>
+                <w:szCs w:val="26"/>
+                <w:lang w:val="en-GB"/>
+              </w:rPr>
+              <w:t>application_fees</w:t>
+            </w:r>
+            <w:proofErr w:type="spellEnd"/>
+            <w:r>
+              <w:rPr>
+                <w:rFonts w:ascii="Arial" w:eastAsia="Arial" w:hAnsi="Arial" w:cs="Arial"/>
+                <w:b/>
+                <w:color w:val="021A32"/>
+                <w:sz w:val="26"/>
+                <w:szCs w:val="26"/>
+                <w:lang w:val="en-GB"/>
+              </w:rPr>
+              <w:t xml:space="preserve"> | </w:t>
+            </w:r>
+            <w:proofErr w:type="spellStart"/>
+            <w:r>
+              <w:rPr>
+                <w:rFonts w:ascii="Arial" w:eastAsia="Arial" w:hAnsi="Arial" w:cs="Arial"/>
+                <w:b/>
+                <w:color w:val="021A32"/>
+                <w:sz w:val="26"/>
+                <w:szCs w:val="26"/>
+                <w:lang w:val="en-GB"/>
+              </w:rPr>
+              <w:t>nbrToLetters</w:t>
+            </w:r>
+            <w:proofErr w:type="spellEnd"/>
+            <w:r>
+              <w:rPr>
+                <w:rFonts w:ascii="Arial" w:eastAsia="Arial" w:hAnsi="Arial" w:cs="Arial"/>
+                <w:b/>
+                <w:color w:val="021A32"/>
+                <w:sz w:val="26"/>
+                <w:szCs w:val="26"/>
+                <w:lang w:val="en-GB"/>
+              </w:rPr>
+              <w:t>()</w:t>
+            </w:r>
+            <w:r>
+              <w:rPr>
+                <w:rFonts w:ascii="Arial" w:eastAsia="Arial" w:hAnsi="Arial" w:cs="Arial"/>
+                <w:color w:val="021A32"/>
+                <w:sz w:val="26"/>
+                <w:szCs w:val="26"/>
+                <w:lang w:val="en-GB"/>
+              </w:rPr>
+              <w:t xml:space="preserve"> }} euros HT</w:t>
             </w:r>
           </w:p>
         </w:tc>
@@ -2832,7 +3354,7 @@
         </w:trPr>
         <w:tc>
           <w:tcPr>
-            <w:tcW w:w="2042" w:type="dxa"/>
+            <w:tcW w:w="2620" w:type="dxa"/>
             <w:shd w:val="clear" w:color="auto" w:fill="8F8F8F"/>
             <w:vAlign w:val="center"/>
           </w:tcPr>
@@ -2903,8 +3425,9 @@
                 <w:szCs w:val="26"/>
                 <w:lang w:val="en-GB"/>
               </w:rPr>
-              <w:t xml:space="preserve">{{ etude.totalPrice + etude.application_fees }} </w:t>
-            </w:r>
+              <w:t xml:space="preserve">{{ </w:t>
+            </w:r>
+            <w:proofErr w:type="spellStart"/>
             <w:r>
               <w:rPr>
                 <w:rFonts w:ascii="Arial" w:eastAsia="Arial" w:hAnsi="Arial" w:cs="Arial"/>
@@ -2914,7 +3437,43 @@
                 <w:szCs w:val="26"/>
                 <w:lang w:val="en-GB"/>
               </w:rPr>
-              <w:t>€ HT</w:t>
+              <w:t>etude.totalPrice</w:t>
+            </w:r>
+            <w:proofErr w:type="spellEnd"/>
+            <w:r>
+              <w:rPr>
+                <w:rFonts w:ascii="Arial" w:eastAsia="Arial" w:hAnsi="Arial" w:cs="Arial"/>
+                <w:b/>
+                <w:color w:val="FFFFFF"/>
+                <w:sz w:val="26"/>
+                <w:szCs w:val="26"/>
+                <w:lang w:val="en-GB"/>
+              </w:rPr>
+              <w:t xml:space="preserve"> + </w:t>
+            </w:r>
+            <w:proofErr w:type="spellStart"/>
+            <w:r>
+              <w:rPr>
+                <w:rFonts w:ascii="Arial" w:eastAsia="Arial" w:hAnsi="Arial" w:cs="Arial"/>
+                <w:b/>
+                <w:color w:val="FFFFFF"/>
+                <w:sz w:val="26"/>
+                <w:szCs w:val="26"/>
+                <w:lang w:val="en-GB"/>
+              </w:rPr>
+              <w:t>etude.application_fees</w:t>
+            </w:r>
+            <w:proofErr w:type="spellEnd"/>
+            <w:r>
+              <w:rPr>
+                <w:rFonts w:ascii="Arial" w:eastAsia="Arial" w:hAnsi="Arial" w:cs="Arial"/>
+                <w:b/>
+                <w:color w:val="FFFFFF"/>
+                <w:sz w:val="26"/>
+                <w:szCs w:val="26"/>
+                <w:lang w:val="en-GB"/>
+              </w:rPr>
+              <w:t xml:space="preserve"> }} € HT</w:t>
             </w:r>
           </w:p>
         </w:tc>
@@ -2925,7 +3484,7 @@
         </w:trPr>
         <w:tc>
           <w:tcPr>
-            <w:tcW w:w="9074" w:type="dxa"/>
+            <w:tcW w:w="9652" w:type="dxa"/>
             <w:gridSpan w:val="3"/>
             <w:shd w:val="clear" w:color="auto" w:fill="8F8F8F"/>
             <w:vAlign w:val="center"/>
@@ -2956,10 +3515,11 @@
                 <w:color w:val="FFFFFF"/>
                 <w:sz w:val="26"/>
                 <w:szCs w:val="26"/>
-              </w:rPr>
-              <w:t>{</w:t>
-            </w:r>
-            <w:proofErr w:type="gramStart"/>
+                <w:lang w:val="en-GB"/>
+              </w:rPr>
+              <w:t>{{ (etude.</w:t>
+            </w:r>
+            <w:proofErr w:type="spellStart"/>
             <w:r>
               <w:rPr>
                 <w:rFonts w:ascii="Arial" w:eastAsia="Arial" w:hAnsi="Arial" w:cs="Arial"/>
@@ -2968,10 +3528,20 @@
                 <w:sz w:val="26"/>
                 <w:szCs w:val="26"/>
               </w:rPr>
-              <w:t>{ (</w:t>
+              <w:t>totalPrice</w:t>
+            </w:r>
+            <w:proofErr w:type="spellEnd"/>
+            <w:r>
+              <w:rPr>
+                <w:rFonts w:ascii="Arial" w:eastAsia="Arial" w:hAnsi="Arial" w:cs="Arial"/>
+                <w:b/>
+                <w:color w:val="FFFFFF"/>
+                <w:sz w:val="26"/>
+                <w:szCs w:val="26"/>
+              </w:rPr>
+              <w:t xml:space="preserve"> + </w:t>
             </w:r>
             <w:proofErr w:type="spellStart"/>
-            <w:proofErr w:type="gramEnd"/>
             <w:r>
               <w:rPr>
                 <w:rFonts w:ascii="Arial" w:eastAsia="Arial" w:hAnsi="Arial" w:cs="Arial"/>
@@ -2980,7 +3550,7 @@
                 <w:sz w:val="26"/>
                 <w:szCs w:val="26"/>
               </w:rPr>
-              <w:t>etude.totalPrice</w:t>
+              <w:t>etude.application_fees</w:t>
             </w:r>
             <w:proofErr w:type="spellEnd"/>
             <w:r>
@@ -2991,7 +3561,7 @@
                 <w:sz w:val="26"/>
                 <w:szCs w:val="26"/>
               </w:rPr>
-              <w:t xml:space="preserve"> + </w:t>
+              <w:t xml:space="preserve">) | </w:t>
             </w:r>
             <w:proofErr w:type="spellStart"/>
             <w:r>
@@ -3002,7 +3572,7 @@
                 <w:sz w:val="26"/>
                 <w:szCs w:val="26"/>
               </w:rPr>
-              <w:t>etude.application_fees</w:t>
+              <w:t>nbrToLetters</w:t>
             </w:r>
             <w:proofErr w:type="spellEnd"/>
             <w:r>
@@ -3013,39 +3583,7 @@
                 <w:sz w:val="26"/>
                 <w:szCs w:val="26"/>
               </w:rPr>
-              <w:t xml:space="preserve">) | </w:t>
-            </w:r>
-            <w:proofErr w:type="spellStart"/>
-            <w:r>
-              <w:rPr>
-                <w:rFonts w:ascii="Arial" w:eastAsia="Arial" w:hAnsi="Arial" w:cs="Arial"/>
-                <w:b/>
-                <w:color w:val="FFFFFF"/>
-                <w:sz w:val="26"/>
-                <w:szCs w:val="26"/>
-              </w:rPr>
-              <w:t>nbrToLetters</w:t>
-            </w:r>
-            <w:proofErr w:type="spellEnd"/>
-            <w:r>
-              <w:rPr>
-                <w:rFonts w:ascii="Arial" w:eastAsia="Arial" w:hAnsi="Arial" w:cs="Arial"/>
-                <w:b/>
-                <w:color w:val="FFFFFF"/>
-                <w:sz w:val="26"/>
-                <w:szCs w:val="26"/>
-              </w:rPr>
-              <w:t xml:space="preserve">() }} euros </w:t>
-            </w:r>
-            <w:r>
-              <w:rPr>
-                <w:rFonts w:ascii="Arial" w:eastAsia="Arial" w:hAnsi="Arial" w:cs="Arial"/>
-                <w:b/>
-                <w:color w:val="FFFFFF"/>
-                <w:sz w:val="26"/>
-                <w:szCs w:val="26"/>
-              </w:rPr>
-              <w:t>HT</w:t>
+              <w:t>() }} euros HT</w:t>
             </w:r>
           </w:p>
         </w:tc>
@@ -3056,7 +3594,7 @@
         </w:trPr>
         <w:tc>
           <w:tcPr>
-            <w:tcW w:w="2042" w:type="dxa"/>
+            <w:tcW w:w="2620" w:type="dxa"/>
             <w:shd w:val="clear" w:color="auto" w:fill="E9E9E9"/>
             <w:vAlign w:val="center"/>
           </w:tcPr>
@@ -3127,8 +3665,9 @@
                 <w:szCs w:val="26"/>
                 <w:lang w:val="en-GB"/>
               </w:rPr>
-              <w:t>{{</w:t>
-            </w:r>
+              <w:t xml:space="preserve">{{ </w:t>
+            </w:r>
+            <w:proofErr w:type="spellStart"/>
             <w:r>
               <w:rPr>
                 <w:rFonts w:ascii="Arial" w:eastAsia="Arial" w:hAnsi="Arial" w:cs="Arial"/>
@@ -3138,30 +3677,7 @@
                 <w:szCs w:val="26"/>
                 <w:lang w:val="en-GB"/>
               </w:rPr>
-              <w:t xml:space="preserve"> </w:t>
-            </w:r>
-            <w:proofErr w:type="spellStart"/>
-            <w:r>
-              <w:rPr>
-                <w:rFonts w:ascii="Arial" w:eastAsia="Arial" w:hAnsi="Arial" w:cs="Arial"/>
-                <w:b/>
-                <w:color w:val="000000"/>
-                <w:sz w:val="26"/>
-                <w:szCs w:val="26"/>
-                <w:lang w:val="en-GB"/>
-              </w:rPr>
-              <w:t>etude.</w:t>
-            </w:r>
-            <w:r>
-              <w:rPr>
-                <w:rFonts w:ascii="Arial" w:eastAsia="Arial" w:hAnsi="Arial" w:cs="Arial"/>
-                <w:b/>
-                <w:color w:val="000000"/>
-                <w:sz w:val="26"/>
-                <w:szCs w:val="26"/>
-                <w:lang w:val="en-GB"/>
-              </w:rPr>
-              <w:t>totalTaxes</w:t>
+              <w:t>etude.totalTaxes</w:t>
             </w:r>
             <w:proofErr w:type="spellEnd"/>
             <w:r>
@@ -3195,7 +3711,7 @@
         </w:trPr>
         <w:tc>
           <w:tcPr>
-            <w:tcW w:w="2042" w:type="dxa"/>
+            <w:tcW w:w="2620" w:type="dxa"/>
             <w:shd w:val="clear" w:color="auto" w:fill="000000"/>
             <w:vAlign w:val="center"/>
           </w:tcPr>
@@ -3266,8 +3782,9 @@
                 <w:szCs w:val="26"/>
                 <w:lang w:val="en-GB"/>
               </w:rPr>
-              <w:t>{{</w:t>
-            </w:r>
+              <w:t xml:space="preserve">{{ </w:t>
+            </w:r>
+            <w:proofErr w:type="spellStart"/>
             <w:r>
               <w:rPr>
                 <w:rFonts w:ascii="Arial" w:eastAsia="Arial" w:hAnsi="Arial" w:cs="Arial"/>
@@ -3277,30 +3794,7 @@
                 <w:szCs w:val="26"/>
                 <w:lang w:val="en-GB"/>
               </w:rPr>
-              <w:t xml:space="preserve"> </w:t>
-            </w:r>
-            <w:proofErr w:type="spellStart"/>
-            <w:r>
-              <w:rPr>
-                <w:rFonts w:ascii="Arial" w:eastAsia="Arial" w:hAnsi="Arial" w:cs="Arial"/>
-                <w:b/>
-                <w:color w:val="FFFFFF"/>
-                <w:sz w:val="26"/>
-                <w:szCs w:val="26"/>
-                <w:lang w:val="en-GB"/>
-              </w:rPr>
-              <w:t>etude.</w:t>
-            </w:r>
-            <w:r>
-              <w:rPr>
-                <w:rFonts w:ascii="Arial" w:eastAsia="Arial" w:hAnsi="Arial" w:cs="Arial"/>
-                <w:b/>
-                <w:color w:val="FFFFFF"/>
-                <w:sz w:val="26"/>
-                <w:szCs w:val="26"/>
-                <w:lang w:val="en-GB"/>
-              </w:rPr>
-              <w:t>totalPriceTaxes</w:t>
+              <w:t>etude.totalPriceTaxes</w:t>
             </w:r>
             <w:proofErr w:type="spellEnd"/>
             <w:r>
@@ -3491,7 +3985,7 @@
                 <w:sz w:val="20"/>
                 <w:szCs w:val="20"/>
               </w:rPr>
-              <w:t>etude.</w:t>
+              <w:t>etude.projectManager</w:t>
             </w:r>
             <w:r>
               <w:rPr>
@@ -3499,25 +3993,25 @@
                 <w:sz w:val="20"/>
                 <w:szCs w:val="20"/>
               </w:rPr>
-              <w:t>projectManager</w:t>
-            </w:r>
+              <w:t>.firstname</w:t>
+            </w:r>
+            <w:proofErr w:type="spellEnd"/>
+            <w:proofErr w:type="gramEnd"/>
             <w:r>
               <w:rPr>
                 <w:rFonts w:ascii="Arial" w:eastAsia="Arial" w:hAnsi="Arial" w:cs="Arial"/>
                 <w:sz w:val="20"/>
                 <w:szCs w:val="20"/>
               </w:rPr>
-              <w:t>.firstname</w:t>
-            </w:r>
-            <w:proofErr w:type="spellEnd"/>
-            <w:proofErr w:type="gramEnd"/>
+              <w:t xml:space="preserve"> }}</w:t>
+            </w:r>
             <w:r>
               <w:rPr>
                 <w:rFonts w:ascii="Arial" w:eastAsia="Arial" w:hAnsi="Arial" w:cs="Arial"/>
                 <w:sz w:val="20"/>
                 <w:szCs w:val="20"/>
               </w:rPr>
-              <w:t xml:space="preserve"> }}</w:t>
+              <w:t xml:space="preserve"> </w:t>
             </w:r>
             <w:r>
               <w:rPr>
@@ -3525,48 +4019,24 @@
                 <w:sz w:val="20"/>
                 <w:szCs w:val="20"/>
               </w:rPr>
-              <w:t xml:space="preserve"> </w:t>
-            </w:r>
+              <w:t xml:space="preserve">{{ </w:t>
+            </w:r>
+            <w:proofErr w:type="spellStart"/>
             <w:r>
               <w:rPr>
                 <w:rFonts w:ascii="Arial" w:eastAsia="Arial" w:hAnsi="Arial" w:cs="Arial"/>
                 <w:sz w:val="20"/>
                 <w:szCs w:val="20"/>
               </w:rPr>
-              <w:t xml:space="preserve">{{ </w:t>
-            </w:r>
-            <w:proofErr w:type="spellStart"/>
+              <w:t>etude.projectManager</w:t>
+            </w:r>
             <w:r>
               <w:rPr>
                 <w:rFonts w:ascii="Arial" w:eastAsia="Arial" w:hAnsi="Arial" w:cs="Arial"/>
                 <w:sz w:val="20"/>
                 <w:szCs w:val="20"/>
               </w:rPr>
-              <w:t>etude.projectManager</w:t>
-            </w:r>
-            <w:r>
-              <w:rPr>
-                <w:rFonts w:ascii="Arial" w:eastAsia="Arial" w:hAnsi="Arial" w:cs="Arial"/>
-                <w:sz w:val="20"/>
-                <w:szCs w:val="20"/>
-              </w:rPr>
-              <w:t>.</w:t>
-            </w:r>
-            <w:r>
-              <w:rPr>
-                <w:rFonts w:ascii="Arial" w:eastAsia="Arial" w:hAnsi="Arial" w:cs="Arial"/>
-                <w:sz w:val="20"/>
-                <w:szCs w:val="20"/>
-              </w:rPr>
-              <w:t>last</w:t>
-            </w:r>
-            <w:r>
-              <w:rPr>
-                <w:rFonts w:ascii="Arial" w:eastAsia="Arial" w:hAnsi="Arial" w:cs="Arial"/>
-                <w:sz w:val="20"/>
-                <w:szCs w:val="20"/>
-              </w:rPr>
-              <w:t>name</w:t>
+              <w:t>.lastname</w:t>
             </w:r>
             <w:proofErr w:type="spellEnd"/>
             <w:r>
@@ -3736,82 +4206,34 @@
                 <w:sz w:val="18"/>
                 <w:szCs w:val="18"/>
               </w:rPr>
-              <w:t>etude.</w:t>
-            </w:r>
+              <w:t>etude.projectManager.phone</w:t>
+            </w:r>
+            <w:proofErr w:type="spellEnd"/>
             <w:r>
               <w:rPr>
                 <w:rFonts w:ascii="Arial" w:eastAsia="Arial" w:hAnsi="Arial" w:cs="Arial"/>
                 <w:sz w:val="18"/>
                 <w:szCs w:val="18"/>
               </w:rPr>
-              <w:t>projectManager</w:t>
-            </w:r>
+              <w:t xml:space="preserve"> %}Portable : {</w:t>
+            </w:r>
+            <w:proofErr w:type="gramStart"/>
             <w:r>
               <w:rPr>
                 <w:rFonts w:ascii="Arial" w:eastAsia="Arial" w:hAnsi="Arial" w:cs="Arial"/>
                 <w:sz w:val="18"/>
                 <w:szCs w:val="18"/>
               </w:rPr>
-              <w:t>.</w:t>
-            </w:r>
+              <w:t xml:space="preserve">{ </w:t>
+            </w:r>
+            <w:proofErr w:type="spellStart"/>
             <w:r>
               <w:rPr>
                 <w:rFonts w:ascii="Arial" w:eastAsia="Arial" w:hAnsi="Arial" w:cs="Arial"/>
                 <w:sz w:val="18"/>
                 <w:szCs w:val="18"/>
               </w:rPr>
-              <w:t>phone</w:t>
-            </w:r>
-            <w:proofErr w:type="spellEnd"/>
-            <w:r>
-              <w:rPr>
-                <w:rFonts w:ascii="Arial" w:eastAsia="Arial" w:hAnsi="Arial" w:cs="Arial"/>
-                <w:sz w:val="18"/>
-                <w:szCs w:val="18"/>
-              </w:rPr>
-              <w:t xml:space="preserve"> %}Portable : {</w:t>
-            </w:r>
-            <w:proofErr w:type="gramStart"/>
-            <w:r>
-              <w:rPr>
-                <w:rFonts w:ascii="Arial" w:eastAsia="Arial" w:hAnsi="Arial" w:cs="Arial"/>
-                <w:sz w:val="18"/>
-                <w:szCs w:val="18"/>
-              </w:rPr>
-              <w:t xml:space="preserve">{ </w:t>
-            </w:r>
-            <w:proofErr w:type="spellStart"/>
-            <w:r>
-              <w:rPr>
-                <w:rFonts w:ascii="Arial" w:eastAsia="Arial" w:hAnsi="Arial" w:cs="Arial"/>
-                <w:sz w:val="18"/>
-                <w:szCs w:val="18"/>
-              </w:rPr>
-              <w:t>etude.</w:t>
-            </w:r>
-            <w:r>
-              <w:rPr>
-                <w:rFonts w:ascii="Arial" w:eastAsia="Arial" w:hAnsi="Arial" w:cs="Arial"/>
-                <w:sz w:val="18"/>
-                <w:szCs w:val="18"/>
-              </w:rPr>
-              <w:t>projectManager</w:t>
-            </w:r>
-            <w:r>
-              <w:rPr>
-                <w:rFonts w:ascii="Arial" w:eastAsia="Arial" w:hAnsi="Arial" w:cs="Arial"/>
-                <w:sz w:val="18"/>
-                <w:szCs w:val="18"/>
-              </w:rPr>
-              <w:t>.</w:t>
-            </w:r>
-            <w:r>
-              <w:rPr>
-                <w:rFonts w:ascii="Arial" w:eastAsia="Arial" w:hAnsi="Arial" w:cs="Arial"/>
-                <w:sz w:val="18"/>
-                <w:szCs w:val="18"/>
-              </w:rPr>
-              <w:t>phone</w:t>
+              <w:t>etude.projectManager.phone</w:t>
             </w:r>
             <w:proofErr w:type="spellEnd"/>
             <w:proofErr w:type="gramEnd"/>
@@ -3906,20 +4328,7 @@
         </w:tc>
       </w:tr>
     </w:tbl>
-    <w:p>
-      <w:pPr>
-        <w:pBdr>
-          <w:top w:val="nil"/>
-          <w:left w:val="nil"/>
-          <w:bottom w:val="nil"/>
-          <w:right w:val="nil"/>
-          <w:between w:val="nil"/>
-        </w:pBdr>
-        <w:rPr>
-          <w:color w:val="000000"/>
-        </w:rPr>
-      </w:pPr>
-    </w:p>
+    <w:p/>
     <w:sectPr>
       <w:footerReference w:type="default" r:id="rId6"/>
       <w:headerReference w:type="first" r:id="rId7"/>
